--- a/modelo_contrato_mapeado.docx
+++ b/modelo_contrato_mapeado.docx
@@ -10413,7 +10413,7 @@
             <wp:anchor distT="0" distB="0" distL="0" distR="0" simplePos="0" relativeHeight="251657216" behindDoc="1" locked="0" layoutInCell="1" allowOverlap="1" wp14:anchorId="132DA906" wp14:editId="64624C4F">
               <wp:simplePos x="0" y="0"/>
               <wp:positionH relativeFrom="page">
-                <wp:posOffset>6292850</wp:posOffset>
+                <wp:posOffset>5415280</wp:posOffset>
               </wp:positionH>
               <wp:positionV relativeFrom="page">
                 <wp:posOffset>327025</wp:posOffset>
@@ -10477,7 +10477,7 @@
               <v:stroke joinstyle="miter"/>
               <v:path gradientshapeok="t" o:connecttype="rect"/>
             </v:shapetype>
-            <v:shape id="Textbox 1" o:spid="_x0000_s1027" type="#_x0000_t202" style="position:absolute;margin-left:495.5pt;margin-top:25.75pt;width:146.15pt;height:15.1pt;z-index:-251659264;visibility:visible;mso-wrap-style:square;mso-wrap-distance-left:0;mso-wrap-distance-top:0;mso-wrap-distance-right:0;mso-wrap-distance-bottom:0;mso-position-horizontal:absolute;mso-position-horizontal-relative:page;mso-position-vertical:absolute;mso-position-vertical-relative:page;v-text-anchor:top" o:gfxdata="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" filled="f" stroked="f">
+            <v:shape id="Textbox 1" o:spid="_x0000_s1027" type="#_x0000_t202" style="position:absolute;margin-left:426.4pt;margin-top:25.75pt;width:146.15pt;height:15.1pt;z-index:-251659264;visibility:visible;mso-wrap-style:square;mso-wrap-distance-left:0;mso-wrap-distance-top:0;mso-wrap-distance-right:0;mso-wrap-distance-bottom:0;mso-position-horizontal:absolute;mso-position-horizontal-relative:page;mso-position-vertical:absolute;mso-position-vertical-relative:page;v-text-anchor:top" o:gfxdata="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" filled="f" stroked="f">
               <v:textbox inset="0,0,0,0">
                 <w:txbxContent>
                   <w:p>

--- a/modelo_contrato_mapeado.docx
+++ b/modelo_contrato_mapeado.docx
@@ -10530,7 +10530,7 @@
             <wp:anchor distT="0" distB="0" distL="0" distR="0" simplePos="0" relativeHeight="251654656" behindDoc="1" locked="0" layoutInCell="1" allowOverlap="1" wp14:anchorId="4F6B44B4" wp14:editId="1B9128C5">
               <wp:simplePos x="0" y="0"/>
               <wp:positionH relativeFrom="page">
-                <wp:posOffset>6445250</wp:posOffset>
+                <wp:posOffset>5988050</wp:posOffset>
               </wp:positionH>
               <wp:positionV relativeFrom="page">
                 <wp:posOffset>520700</wp:posOffset>
@@ -10592,7 +10592,7 @@
         </mc:Choice>
         <mc:Fallback>
           <w:pict>
-            <v:shape w14:anchorId="4F6B44B4" id="Textbox 2" o:spid="_x0000_s1028" type="#_x0000_t202" style="position:absolute;margin-left:507.5pt;margin-top:41pt;width:65.05pt;height:10.5pt;z-index:-251661824;visibility:visible;mso-wrap-style:square;mso-width-percent:0;mso-height-percent:0;mso-wrap-distance-left:0;mso-wrap-distance-top:0;mso-wrap-distance-right:0;mso-wrap-distance-bottom:0;mso-position-horizontal:absolute;mso-position-horizontal-relative:page;mso-position-vertical:absolute;mso-position-vertical-relative:page;mso-width-percent:0;mso-height-percent:0;mso-width-relative:margin;mso-height-relative:margin;v-text-anchor:top" o:gfxdata="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" filled="f" stroked="f">
+            <v:shape w14:anchorId="4F6B44B4" id="Textbox 2" o:spid="_x0000_s1028" type="#_x0000_t202" style="position:absolute;margin-left:471.5pt;margin-top:41pt;width:65.05pt;height:10.5pt;z-index:-251661824;visibility:visible;mso-wrap-style:square;mso-width-percent:0;mso-height-percent:0;mso-wrap-distance-left:0;mso-wrap-distance-top:0;mso-wrap-distance-right:0;mso-wrap-distance-bottom:0;mso-position-horizontal:absolute;mso-position-horizontal-relative:page;mso-position-vertical:absolute;mso-position-vertical-relative:page;mso-width-percent:0;mso-height-percent:0;mso-width-relative:margin;mso-height-relative:margin;v-text-anchor:top" o:gfxdata="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" filled="f" stroked="f">
               <v:textbox inset="0,0,0,0">
                 <w:txbxContent>
                   <w:p>

--- a/modelo_contrato_mapeado.docx
+++ b/modelo_contrato_mapeado.docx
@@ -97,7 +97,7 @@
           </mc:Choice>
           <mc:Fallback>
             <w:pict>
-              <v:line w14:anchorId="7A75776D" id="Straight Connector 1" o:spid="_x0000_s1026" style="position:absolute;z-index:251670016;visibility:visible;mso-wrap-style:square;mso-width-percent:0;mso-height-percent:0;mso-wrap-distance-left:9pt;mso-wrap-distance-top:0;mso-wrap-distance-right:9pt;mso-wrap-distance-bottom:0;mso-position-horizontal:absolute;mso-position-horizontal-relative:margin;mso-position-vertical:absolute;mso-position-vertical-relative:text;mso-width-percent:0;mso-height-percent:0;mso-width-relative:margin;mso-height-relative:margin" from="2.95pt,1.95pt" to="575.05pt,2.45pt" o:gfxdata="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" strokecolor="black [3213]" strokeweight="2pt">
+              <v:line w14:anchorId="600C8F5D" id="Straight Connector 1" o:spid="_x0000_s1026" style="position:absolute;z-index:251670016;visibility:visible;mso-wrap-style:square;mso-width-percent:0;mso-height-percent:0;mso-wrap-distance-left:9pt;mso-wrap-distance-top:0;mso-wrap-distance-right:9pt;mso-wrap-distance-bottom:0;mso-position-horizontal:absolute;mso-position-horizontal-relative:margin;mso-position-vertical:absolute;mso-position-vertical-relative:text;mso-width-percent:0;mso-height-percent:0;mso-width-relative:margin;mso-height-relative:margin" from="2.95pt,1.95pt" to="575.05pt,2.45pt" o:gfxdata="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" strokecolor="black [3213]" strokeweight="2pt">
                 <v:shadow on="t" color="black" opacity="24903f" origin=",.5" offset="0,.55556mm"/>
                 <w10:wrap anchorx="margin"/>
               </v:line>
@@ -1852,10 +1852,24 @@
                 <w:color w:val="888888"/>
                 <w:sz w:val="14"/>
               </w:rPr>
+              <w:t xml:space="preserve">   </w:t>
+            </w:r>
+            <w:r>
+              <w:rPr>
+                <w:color w:val="888888"/>
+                <w:sz w:val="14"/>
+              </w:rPr>
               <w:t>Tipo</w:t>
             </w:r>
             <w:r>
               <w:br/>
+            </w:r>
+            <w:r>
+              <w:rPr>
+                <w:b/>
+                <w:sz w:val="17"/>
+              </w:rPr>
+              <w:t xml:space="preserve">   </w:t>
             </w:r>
             <w:r>
               <w:rPr>
@@ -1893,10 +1907,24 @@
                 <w:color w:val="888888"/>
                 <w:sz w:val="14"/>
               </w:rPr>
+              <w:t xml:space="preserve">   </w:t>
+            </w:r>
+            <w:r>
+              <w:rPr>
+                <w:color w:val="888888"/>
+                <w:sz w:val="14"/>
+              </w:rPr>
               <w:t>Data</w:t>
             </w:r>
             <w:r>
               <w:br/>
+            </w:r>
+            <w:r>
+              <w:rPr>
+                <w:b/>
+                <w:sz w:val="17"/>
+              </w:rPr>
+              <w:t xml:space="preserve">   </w:t>
             </w:r>
             <w:r>
               <w:rPr>
@@ -1986,19 +2014,11 @@
             </w:pPr>
             <w:r>
               <w:rPr>
-                <w:color w:val="888888"/>
                 <w:sz w:val="14"/>
               </w:rPr>
               <w:t>Parcelas</w:t>
-            </w:r>
-            <w:r>
               <w:br/>
-            </w:r>
-            <w:r>
-              <w:rPr>
-                <w:sz w:val="17"/>
-              </w:rPr>
-              <w:t>[NUM_PARCELAS]</w:t>
+              <w:t>[NUM_PARCELAS] / [TIPO]</w:t>
             </w:r>
           </w:p>
         </w:tc>
@@ -2028,10 +2048,23 @@
                 <w:color w:val="888888"/>
                 <w:sz w:val="14"/>
               </w:rPr>
+              <w:t xml:space="preserve">   </w:t>
+            </w:r>
+            <w:r>
+              <w:rPr>
+                <w:color w:val="888888"/>
+                <w:sz w:val="14"/>
+              </w:rPr>
               <w:t>Valor do Contrato</w:t>
             </w:r>
             <w:r>
               <w:br/>
+            </w:r>
+            <w:r>
+              <w:rPr>
+                <w:sz w:val="17"/>
+              </w:rPr>
+              <w:t xml:space="preserve">   </w:t>
             </w:r>
             <w:r>
               <w:rPr>
@@ -9261,6 +9294,17 @@
         </w:rPr>
         <w:t>São José dos Campos - SP, [DATA_CONTRATO].</w:t>
       </w:r>
+    </w:p>
+    <w:p>
+      <w:pPr>
+        <w:pStyle w:val="BodyText"/>
+        <w:ind w:left="0"/>
+        <w:rPr>
+          <w:rFonts w:ascii="Arial"/>
+          <w:b/>
+          <w:sz w:val="20"/>
+        </w:rPr>
+      </w:pPr>
     </w:p>
     <w:p>
       <w:pPr>
@@ -9364,7 +9408,7 @@
           </mc:Choice>
           <mc:Fallback>
             <w:pict>
-              <v:shape w14:anchorId="58A7E34B" id="Graphic 39" o:spid="_x0000_s1026" style="position:absolute;margin-left:14.2pt;margin-top:23.1pt;width:255.15pt;height:.75pt;z-index:-15718400;visibility:visible;mso-wrap-style:square;mso-wrap-distance-left:0;mso-wrap-distance-top:0;mso-wrap-distance-right:0;mso-wrap-distance-bottom:0;mso-position-horizontal:absolute;mso-position-horizontal-relative:page;mso-position-vertical:absolute;mso-position-vertical-relative:text;v-text-anchor:top" coordsize="3240405,9525" o:gfxdata="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" path="m3239897,l,,,9525r3239897,l3239897,xe" fillcolor="black" stroked="f">
+              <v:shape w14:anchorId="59E68E8A" id="Graphic 39" o:spid="_x0000_s1026" style="position:absolute;margin-left:14.2pt;margin-top:23.1pt;width:255.15pt;height:.75pt;z-index:-15718400;visibility:visible;mso-wrap-style:square;mso-wrap-distance-left:0;mso-wrap-distance-top:0;mso-wrap-distance-right:0;mso-wrap-distance-bottom:0;mso-position-horizontal:absolute;mso-position-horizontal-relative:page;mso-position-vertical:absolute;mso-position-vertical-relative:text;v-text-anchor:top" coordsize="3240405,9525" o:gfxdata="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" path="m3239897,l,,,9525r3239897,l3239897,xe" fillcolor="black" stroked="f">
                 <v:path arrowok="t"/>
                 <w10:wrap type="topAndBottom" anchorx="page"/>
               </v:shape>
@@ -9453,7 +9497,7 @@
           </mc:Choice>
           <mc:Fallback>
             <w:pict>
-              <v:shape w14:anchorId="3C8F7467" id="Graphic 40" o:spid="_x0000_s1026" style="position:absolute;margin-left:326pt;margin-top:23.1pt;width:255.15pt;height:.75pt;z-index:-15717888;visibility:visible;mso-wrap-style:square;mso-wrap-distance-left:0;mso-wrap-distance-top:0;mso-wrap-distance-right:0;mso-wrap-distance-bottom:0;mso-position-horizontal:absolute;mso-position-horizontal-relative:page;mso-position-vertical:absolute;mso-position-vertical-relative:text;v-text-anchor:top" coordsize="3240405,9525" o:gfxdata="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" path="m3239897,l,,,9525r3239897,l3239897,xe" fillcolor="black" stroked="f">
+              <v:shape w14:anchorId="55278B3B" id="Graphic 40" o:spid="_x0000_s1026" style="position:absolute;margin-left:326pt;margin-top:23.1pt;width:255.15pt;height:.75pt;z-index:-15717888;visibility:visible;mso-wrap-style:square;mso-wrap-distance-left:0;mso-wrap-distance-top:0;mso-wrap-distance-right:0;mso-wrap-distance-bottom:0;mso-position-horizontal:absolute;mso-position-horizontal-relative:page;mso-position-vertical:absolute;mso-position-vertical-relative:text;v-text-anchor:top" coordsize="3240405,9525" o:gfxdata="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" path="m3239897,l,,,9525r3239897,l3239897,xe" fillcolor="black" stroked="f">
                 <v:path arrowok="t"/>
                 <w10:wrap type="topAndBottom" anchorx="page"/>
               </v:shape>
@@ -9554,13 +9598,6 @@
           <w:sz w:val="18"/>
         </w:rPr>
       </w:pPr>
-      <w:r>
-        <w:rPr>
-          <w:color w:val="888888"/>
-          <w:sz w:val="14"/>
-        </w:rPr>
-        <w:t>Cliente (signatário)</w:t>
-      </w:r>
       <w:r>
         <w:br/>
       </w:r>
@@ -9624,132 +9661,91 @@
           <w:sz w:val="20"/>
         </w:rPr>
       </w:pPr>
-    </w:p>
-    <w:p>
-      <w:pPr>
-        <w:pStyle w:val="BodyText"/>
-        <w:ind w:left="0"/>
+      <w:r>
         <w:rPr>
           <w:rFonts w:ascii="Arial"/>
           <w:b/>
+          <w:noProof/>
           <w:sz w:val="20"/>
         </w:rPr>
-      </w:pPr>
-    </w:p>
-    <w:p>
-      <w:pPr>
-        <w:pStyle w:val="BodyText"/>
-        <w:spacing w:after="1"/>
-        <w:ind w:left="0"/>
-        <w:rPr>
-          <w:rFonts w:ascii="Arial"/>
-          <w:b/>
-          <w:sz w:val="20"/>
-        </w:rPr>
-      </w:pPr>
-    </w:p>
-    <w:p>
-      <w:pPr>
-        <w:tabs>
-          <w:tab w:val="left" w:pos="6377"/>
-        </w:tabs>
-        <w:spacing w:line="20" w:lineRule="exact"/>
-        <w:ind w:left="157"/>
-        <w:rPr>
-          <w:rFonts w:ascii="Arial"/>
-          <w:sz w:val="2"/>
-        </w:rPr>
-      </w:pPr>
-      <w:r>
-        <w:rPr>
-          <w:rFonts w:ascii="Arial"/>
-          <w:noProof/>
-          <w:sz w:val="2"/>
-        </w:rPr>
         <mc:AlternateContent>
-          <mc:Choice Requires="wpg">
+          <mc:Choice Requires="wps">
             <w:drawing>
-              <wp:inline distT="0" distB="0" distL="0" distR="0" wp14:anchorId="2AE792F7" wp14:editId="10FDE94C">
-                <wp:extent cx="3231515" cy="9525"/>
+              <wp:anchor distT="0" distB="0" distL="0" distR="0" simplePos="0" relativeHeight="487600640" behindDoc="1" locked="0" layoutInCell="1" allowOverlap="1" wp14:anchorId="4E884EA6" wp14:editId="5E3E0A39">
+                <wp:simplePos x="0" y="0"/>
+                <wp:positionH relativeFrom="page">
+                  <wp:posOffset>180086</wp:posOffset>
+                </wp:positionH>
+                <wp:positionV relativeFrom="paragraph">
+                  <wp:posOffset>293514</wp:posOffset>
+                </wp:positionV>
+                <wp:extent cx="3240405" cy="9525"/>
                 <wp:effectExtent l="0" t="0" r="0" b="0"/>
-                <wp:docPr id="41" name="Group 41"/>
+                <wp:wrapTopAndBottom/>
+                <wp:docPr id="873141104" name="Graphic 39"/>
                 <wp:cNvGraphicFramePr>
                   <a:graphicFrameLocks xmlns:a="http://schemas.openxmlformats.org/drawingml/2006/main"/>
                 </wp:cNvGraphicFramePr>
                 <a:graphic xmlns:a="http://schemas.openxmlformats.org/drawingml/2006/main">
-                  <a:graphicData uri="http://schemas.microsoft.com/office/word/2010/wordprocessingGroup">
-                    <wpg:wgp>
-                      <wpg:cNvGrpSpPr>
-                        <a:grpSpLocks/>
-                      </wpg:cNvGrpSpPr>
-                      <wpg:grpSpPr>
+                  <a:graphicData uri="http://schemas.microsoft.com/office/word/2010/wordprocessingShape">
+                    <wps:wsp>
+                      <wps:cNvSpPr>
+                        <a:spLocks/>
+                      </wps:cNvSpPr>
+                      <wps:spPr>
                         <a:xfrm>
                           <a:off x="0" y="0"/>
-                          <a:ext cx="3231515" cy="9525"/>
-                          <a:chOff x="0" y="0"/>
-                          <a:chExt cx="3231515" cy="9525"/>
+                          <a:ext cx="3240405" cy="9525"/>
                         </a:xfrm>
-                      </wpg:grpSpPr>
-                      <wps:wsp>
-                        <wps:cNvPr id="42" name="Graphic 42"/>
-                        <wps:cNvSpPr/>
-                        <wps:spPr>
-                          <a:xfrm>
-                            <a:off x="0" y="0"/>
-                            <a:ext cx="3231515" cy="9525"/>
-                          </a:xfrm>
-                          <a:custGeom>
-                            <a:avLst/>
-                            <a:gdLst/>
-                            <a:ahLst/>
-                            <a:cxnLst/>
-                            <a:rect l="l" t="t" r="r" b="b"/>
-                            <a:pathLst>
-                              <a:path w="3231515" h="9525">
-                                <a:moveTo>
-                                  <a:pt x="3231261" y="0"/>
-                                </a:moveTo>
-                                <a:lnTo>
-                                  <a:pt x="0" y="0"/>
-                                </a:lnTo>
-                                <a:lnTo>
-                                  <a:pt x="0" y="9525"/>
-                                </a:lnTo>
-                                <a:lnTo>
-                                  <a:pt x="3231261" y="9525"/>
-                                </a:lnTo>
-                                <a:lnTo>
-                                  <a:pt x="3231261" y="0"/>
-                                </a:lnTo>
-                                <a:close/>
-                              </a:path>
-                            </a:pathLst>
-                          </a:custGeom>
-                          <a:solidFill>
-                            <a:srgbClr val="000000"/>
-                          </a:solidFill>
-                        </wps:spPr>
-                        <wps:bodyPr wrap="square" lIns="0" tIns="0" rIns="0" bIns="0" rtlCol="0">
-                          <a:prstTxWarp prst="textNoShape">
-                            <a:avLst/>
-                          </a:prstTxWarp>
-                          <a:noAutofit/>
-                        </wps:bodyPr>
-                      </wps:wsp>
-                    </wpg:wgp>
+                        <a:custGeom>
+                          <a:avLst/>
+                          <a:gdLst/>
+                          <a:ahLst/>
+                          <a:cxnLst/>
+                          <a:rect l="l" t="t" r="r" b="b"/>
+                          <a:pathLst>
+                            <a:path w="3240405" h="9525">
+                              <a:moveTo>
+                                <a:pt x="3239897" y="0"/>
+                              </a:moveTo>
+                              <a:lnTo>
+                                <a:pt x="0" y="0"/>
+                              </a:lnTo>
+                              <a:lnTo>
+                                <a:pt x="0" y="9525"/>
+                              </a:lnTo>
+                              <a:lnTo>
+                                <a:pt x="3239897" y="9525"/>
+                              </a:lnTo>
+                              <a:lnTo>
+                                <a:pt x="3239897" y="0"/>
+                              </a:lnTo>
+                              <a:close/>
+                            </a:path>
+                          </a:pathLst>
+                        </a:custGeom>
+                        <a:solidFill>
+                          <a:srgbClr val="000000"/>
+                        </a:solidFill>
+                      </wps:spPr>
+                      <wps:bodyPr wrap="square" lIns="0" tIns="0" rIns="0" bIns="0" rtlCol="0">
+                        <a:prstTxWarp prst="textNoShape">
+                          <a:avLst/>
+                        </a:prstTxWarp>
+                        <a:noAutofit/>
+                      </wps:bodyPr>
+                    </wps:wsp>
                   </a:graphicData>
                 </a:graphic>
-              </wp:inline>
+              </wp:anchor>
             </w:drawing>
           </mc:Choice>
           <mc:Fallback>
             <w:pict>
-              <v:group w14:anchorId="654ED648" id="Group 41" o:spid="_x0000_s1026" style="width:254.45pt;height:.75pt;mso-position-horizontal-relative:char;mso-position-vertical-relative:line" coordsize="32315,95" o:gfxdata="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">
-                <v:shape id="Graphic 42" o:spid="_x0000_s1027" style="position:absolute;width:32315;height:95;visibility:visible;mso-wrap-style:square;v-text-anchor:top" coordsize="3231515,9525" o:gfxdata="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" path="m3231261,l,,,9525r3231261,l3231261,xe" fillcolor="black" stroked="f">
-                  <v:path arrowok="t"/>
-                </v:shape>
-                <w10:anchorlock/>
-              </v:group>
+              <v:shape w14:anchorId="0A208B33" id="Graphic 39" o:spid="_x0000_s1026" style="position:absolute;margin-left:14.2pt;margin-top:23.1pt;width:255.15pt;height:.75pt;z-index:-15715840;visibility:visible;mso-wrap-style:square;mso-wrap-distance-left:0;mso-wrap-distance-top:0;mso-wrap-distance-right:0;mso-wrap-distance-bottom:0;mso-position-horizontal:absolute;mso-position-horizontal-relative:page;mso-position-vertical:absolute;mso-position-vertical-relative:text;v-text-anchor:top" coordsize="3240405,9525" o:gfxdata="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" path="m3239897,l,,,9525r3239897,l3239897,xe" fillcolor="black" stroked="f">
+                <v:path arrowok="t"/>
+                <w10:wrap type="topAndBottom" anchorx="page"/>
+              </v:shape>
             </w:pict>
           </mc:Fallback>
         </mc:AlternateContent>
@@ -9757,100 +9753,88 @@
       <w:r>
         <w:rPr>
           <w:rFonts w:ascii="Arial"/>
-          <w:sz w:val="2"/>
-        </w:rPr>
-        <w:tab/>
-      </w:r>
-      <w:r>
-        <w:rPr>
-          <w:rFonts w:ascii="Arial"/>
+          <w:b/>
           <w:noProof/>
-          <w:sz w:val="2"/>
+          <w:sz w:val="20"/>
         </w:rPr>
         <mc:AlternateContent>
-          <mc:Choice Requires="wpg">
+          <mc:Choice Requires="wps">
             <w:drawing>
-              <wp:inline distT="0" distB="0" distL="0" distR="0" wp14:anchorId="77EBBABC" wp14:editId="2967ABFE">
-                <wp:extent cx="3231515" cy="9525"/>
+              <wp:anchor distT="0" distB="0" distL="0" distR="0" simplePos="0" relativeHeight="487601664" behindDoc="1" locked="0" layoutInCell="1" allowOverlap="1" wp14:anchorId="0D1B1755" wp14:editId="635ADD8F">
+                <wp:simplePos x="0" y="0"/>
+                <wp:positionH relativeFrom="page">
+                  <wp:posOffset>4140072</wp:posOffset>
+                </wp:positionH>
+                <wp:positionV relativeFrom="paragraph">
+                  <wp:posOffset>293514</wp:posOffset>
+                </wp:positionV>
+                <wp:extent cx="3240405" cy="9525"/>
                 <wp:effectExtent l="0" t="0" r="0" b="0"/>
-                <wp:docPr id="43" name="Group 43"/>
+                <wp:wrapTopAndBottom/>
+                <wp:docPr id="1144521591" name="Graphic 40"/>
                 <wp:cNvGraphicFramePr>
                   <a:graphicFrameLocks xmlns:a="http://schemas.openxmlformats.org/drawingml/2006/main"/>
                 </wp:cNvGraphicFramePr>
                 <a:graphic xmlns:a="http://schemas.openxmlformats.org/drawingml/2006/main">
-                  <a:graphicData uri="http://schemas.microsoft.com/office/word/2010/wordprocessingGroup">
-                    <wpg:wgp>
-                      <wpg:cNvGrpSpPr>
-                        <a:grpSpLocks/>
-                      </wpg:cNvGrpSpPr>
-                      <wpg:grpSpPr>
+                  <a:graphicData uri="http://schemas.microsoft.com/office/word/2010/wordprocessingShape">
+                    <wps:wsp>
+                      <wps:cNvSpPr>
+                        <a:spLocks/>
+                      </wps:cNvSpPr>
+                      <wps:spPr>
                         <a:xfrm>
                           <a:off x="0" y="0"/>
-                          <a:ext cx="3231515" cy="9525"/>
-                          <a:chOff x="0" y="0"/>
-                          <a:chExt cx="3231515" cy="9525"/>
+                          <a:ext cx="3240405" cy="9525"/>
                         </a:xfrm>
-                      </wpg:grpSpPr>
-                      <wps:wsp>
-                        <wps:cNvPr id="44" name="Graphic 44"/>
-                        <wps:cNvSpPr/>
-                        <wps:spPr>
-                          <a:xfrm>
-                            <a:off x="0" y="0"/>
-                            <a:ext cx="3231515" cy="9525"/>
-                          </a:xfrm>
-                          <a:custGeom>
-                            <a:avLst/>
-                            <a:gdLst/>
-                            <a:ahLst/>
-                            <a:cxnLst/>
-                            <a:rect l="l" t="t" r="r" b="b"/>
-                            <a:pathLst>
-                              <a:path w="3231515" h="9525">
-                                <a:moveTo>
-                                  <a:pt x="3231388" y="0"/>
-                                </a:moveTo>
-                                <a:lnTo>
-                                  <a:pt x="0" y="0"/>
-                                </a:lnTo>
-                                <a:lnTo>
-                                  <a:pt x="0" y="9525"/>
-                                </a:lnTo>
-                                <a:lnTo>
-                                  <a:pt x="3231388" y="9525"/>
-                                </a:lnTo>
-                                <a:lnTo>
-                                  <a:pt x="3231388" y="0"/>
-                                </a:lnTo>
-                                <a:close/>
-                              </a:path>
-                            </a:pathLst>
-                          </a:custGeom>
-                          <a:solidFill>
-                            <a:srgbClr val="000000"/>
-                          </a:solidFill>
-                        </wps:spPr>
-                        <wps:bodyPr wrap="square" lIns="0" tIns="0" rIns="0" bIns="0" rtlCol="0">
-                          <a:prstTxWarp prst="textNoShape">
-                            <a:avLst/>
-                          </a:prstTxWarp>
-                          <a:noAutofit/>
-                        </wps:bodyPr>
-                      </wps:wsp>
-                    </wpg:wgp>
+                        <a:custGeom>
+                          <a:avLst/>
+                          <a:gdLst/>
+                          <a:ahLst/>
+                          <a:cxnLst/>
+                          <a:rect l="l" t="t" r="r" b="b"/>
+                          <a:pathLst>
+                            <a:path w="3240405" h="9525">
+                              <a:moveTo>
+                                <a:pt x="3239897" y="0"/>
+                              </a:moveTo>
+                              <a:lnTo>
+                                <a:pt x="0" y="0"/>
+                              </a:lnTo>
+                              <a:lnTo>
+                                <a:pt x="0" y="9525"/>
+                              </a:lnTo>
+                              <a:lnTo>
+                                <a:pt x="3239897" y="9525"/>
+                              </a:lnTo>
+                              <a:lnTo>
+                                <a:pt x="3239897" y="0"/>
+                              </a:lnTo>
+                              <a:close/>
+                            </a:path>
+                          </a:pathLst>
+                        </a:custGeom>
+                        <a:solidFill>
+                          <a:srgbClr val="000000"/>
+                        </a:solidFill>
+                      </wps:spPr>
+                      <wps:bodyPr wrap="square" lIns="0" tIns="0" rIns="0" bIns="0" rtlCol="0">
+                        <a:prstTxWarp prst="textNoShape">
+                          <a:avLst/>
+                        </a:prstTxWarp>
+                        <a:noAutofit/>
+                      </wps:bodyPr>
+                    </wps:wsp>
                   </a:graphicData>
                 </a:graphic>
-              </wp:inline>
+              </wp:anchor>
             </w:drawing>
           </mc:Choice>
           <mc:Fallback>
             <w:pict>
-              <v:group w14:anchorId="65DCAE7B" id="Group 43" o:spid="_x0000_s1026" style="width:254.45pt;height:.75pt;mso-position-horizontal-relative:char;mso-position-vertical-relative:line" coordsize="32315,95" o:gfxdata="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">
-                <v:shape id="Graphic 44" o:spid="_x0000_s1027" style="position:absolute;width:32315;height:95;visibility:visible;mso-wrap-style:square;v-text-anchor:top" coordsize="3231515,9525" o:gfxdata="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" path="m3231388,l,,,9525r3231388,l3231388,xe" fillcolor="black" stroked="f">
-                  <v:path arrowok="t"/>
-                </v:shape>
-                <w10:anchorlock/>
-              </v:group>
+              <v:shape w14:anchorId="5FAD373C" id="Graphic 40" o:spid="_x0000_s1026" style="position:absolute;margin-left:326pt;margin-top:23.1pt;width:255.15pt;height:.75pt;z-index:-15714816;visibility:visible;mso-wrap-style:square;mso-wrap-distance-left:0;mso-wrap-distance-top:0;mso-wrap-distance-right:0;mso-wrap-distance-bottom:0;mso-position-horizontal:absolute;mso-position-horizontal-relative:page;mso-position-vertical:absolute;mso-position-vertical-relative:text;v-text-anchor:top" coordsize="3240405,9525" o:gfxdata="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" path="m3239897,l,,,9525r3239897,l3239897,xe" fillcolor="black" stroked="f">
+                <v:path arrowok="t"/>
+                <w10:wrap type="topAndBottom" anchorx="page"/>
+              </v:shape>
             </w:pict>
           </mc:Fallback>
         </mc:AlternateContent>
@@ -9874,84 +9858,103 @@
           <w:rFonts w:ascii="Arial"/>
           <w:b/>
           <w:sz w:val="6"/>
+        </w:rPr>
+        <w:sectPr>
+          <w:type w:val="continuous"/>
+          <w:pgSz w:w="11910" w:h="16840"/>
+          <w:pgMar w:top="900" w:right="141" w:bottom="560" w:left="141" w:header="397" w:footer="0" w:gutter="0"/>
+          <w:cols w:space="720"/>
+          <w:docGrid w:linePitch="299"/>
+        </w:sectPr>
+      </w:pPr>
+    </w:p>
+    <w:p>
+      <w:pPr>
+        <w:pStyle w:val="Heading2"/>
+        <w:spacing w:before="0" w:line="249" w:lineRule="auto"/>
+        <w:ind w:left="2785" w:right="38" w:hanging="1345"/>
+      </w:pPr>
+      <w:r>
+        <w:t>[NOME_TESTEMUNHA_1]</w:t>
+      </w:r>
+    </w:p>
+    <w:p>
+      <w:pPr>
+        <w:pStyle w:val="Heading2"/>
+        <w:spacing w:before="0" w:line="249" w:lineRule="auto"/>
+        <w:ind w:left="2785" w:right="38" w:hanging="1345"/>
+      </w:pPr>
+      <w:r>
+        <w:t xml:space="preserve">CPF: </w:t>
+      </w:r>
+      <w:r>
+        <w:t>[CPF]</w:t>
+      </w:r>
+    </w:p>
+    <w:p>
+      <w:pPr>
+        <w:spacing w:line="249" w:lineRule="auto"/>
+        <w:ind w:right="1701"/>
+        <w:rPr>
+          <w:rFonts w:ascii="Arial" w:hAnsi="Arial"/>
+          <w:b/>
+          <w:sz w:val="18"/>
+        </w:rPr>
+      </w:pPr>
+      <w:r>
+        <w:rPr>
+          <w:rFonts w:ascii="Arial" w:hAnsi="Arial"/>
+          <w:b/>
+          <w:sz w:val="18"/>
+        </w:rPr>
+        <w:t>[NOME_TESTEMUNHA</w:t>
+      </w:r>
+      <w:r>
+        <w:rPr>
+          <w:rFonts w:ascii="Arial" w:hAnsi="Arial"/>
+          <w:b/>
+          <w:sz w:val="18"/>
+        </w:rPr>
+        <w:t>_</w:t>
+      </w:r>
+      <w:r>
+        <w:rPr>
+          <w:rFonts w:ascii="Arial" w:hAnsi="Arial"/>
+          <w:b/>
+          <w:sz w:val="18"/>
+        </w:rPr>
+        <w:t>2] CPF: [CPF]</w:t>
+      </w:r>
+    </w:p>
+    <w:p>
+      <w:pPr>
+        <w:spacing w:line="249" w:lineRule="auto"/>
+        <w:rPr>
+          <w:rFonts w:ascii="Arial" w:hAnsi="Arial"/>
+          <w:b/>
+          <w:sz w:val="18"/>
         </w:rPr>
         <w:sectPr>
           <w:type w:val="continuous"/>
           <w:pgSz w:w="11910" w:h="16840"/>
           <w:pgMar w:top="900" w:right="141" w:bottom="560" w:left="141" w:header="376" w:footer="363" w:gutter="0"/>
-          <w:cols w:space="720"/>
+          <w:cols w:num="2" w:space="720" w:equalWidth="0">
+            <w:col w:w="5179" w:space="2512"/>
+            <w:col w:w="3937"/>
+          </w:cols>
         </w:sectPr>
       </w:pPr>
     </w:p>
     <w:p>
       <w:pPr>
-        <w:pStyle w:val="Heading2"/>
-        <w:spacing w:before="0"/>
-      </w:pPr>
-      <w:r>
-        <w:rPr>
-          <w:color w:val="888888"/>
-          <w:sz w:val="14"/>
-        </w:rPr>
-        <w:t>Testemunha</w:t>
-      </w:r>
-      <w:r>
-        <w:br/>
-        <w:t>NOME: [TESTEMUNHA_1_NOM</w:t>
-      </w:r>
-      <w:r>
-        <w:t>E]</w:t>
-      </w:r>
-    </w:p>
-    <w:p>
-      <w:pPr>
-        <w:ind w:left="157"/>
+        <w:pStyle w:val="BodyText"/>
+        <w:ind w:left="0"/>
         <w:rPr>
           <w:rFonts w:ascii="Arial"/>
           <w:b/>
-          <w:sz w:val="18"/>
-        </w:rPr>
-      </w:pPr>
-      <w:r>
-        <w:rPr>
-          <w:color w:val="888888"/>
-          <w:sz w:val="14"/>
-        </w:rPr>
-        <w:t>CPF/CNPJ</w:t>
-      </w:r>
-      <w:r>
-        <w:br/>
-      </w:r>
-      <w:r>
-        <w:rPr>
-          <w:rFonts w:ascii="Arial" w:hAnsi="Arial"/>
-          <w:b/>
-          <w:sz w:val="18"/>
-        </w:rPr>
-        <w:t>CPF/CNPJ: [TESTEMUNHA_1_DOC]</w:t>
-      </w:r>
-    </w:p>
-    <w:p>
-      <w:pPr>
-        <w:pStyle w:val="Heading2"/>
-        <w:spacing w:before="0"/>
-      </w:pPr>
-      <w:r>
-        <w:rPr>
-          <w:color w:val="888888"/>
-          <w:sz w:val="14"/>
-        </w:rPr>
-        <w:t>Testemunha</w:t>
-      </w:r>
-      <w:r>
-        <w:br/>
-      </w:r>
-      <w:r>
-        <w:rPr>
-          <w:b w:val="0"/>
-        </w:rPr>
-        <w:t>NOME: [TESTEMUNHA_2_NOME]</w:t>
-      </w:r>
+          <w:sz w:val="20"/>
+        </w:rPr>
+      </w:pPr>
     </w:p>
     <w:p>
       <w:pPr>
@@ -9962,25 +9965,6 @@
           <w:sz w:val="18"/>
         </w:rPr>
       </w:pPr>
-      <w:r>
-        <w:rPr>
-          <w:color w:val="888888"/>
-          <w:sz w:val="14"/>
-        </w:rPr>
-        <w:lastRenderedPageBreak/>
-        <w:t>CPF/CNPJ</w:t>
-      </w:r>
-      <w:r>
-        <w:br/>
-      </w:r>
-      <w:r>
-        <w:rPr>
-          <w:rFonts w:ascii="Arial" w:hAnsi="Arial"/>
-          <w:b/>
-          <w:sz w:val="18"/>
-        </w:rPr>
-        <w:t>CPF/CNPJ: [TESTEMUNHA_2_DOC]</w:t>
-      </w:r>
     </w:p>
     <w:sectPr>
       <w:type w:val="continuous"/>
@@ -10110,7 +10094,7 @@
         </mc:Choice>
         <mc:Fallback>
           <w:pict>
-            <v:shape w14:anchorId="427F0639" id="Graphic 3" o:spid="_x0000_s1026" style="position:absolute;margin-left:14.2pt;margin-top:821.85pt;width:566.95pt;height:1.5pt;z-index:-15969280;visibility:visible;mso-wrap-style:square;mso-wrap-distance-left:0;mso-wrap-distance-top:0;mso-wrap-distance-right:0;mso-wrap-distance-bottom:0;mso-position-horizontal:absolute;mso-position-horizontal-relative:page;mso-position-vertical:absolute;mso-position-vertical-relative:page;v-text-anchor:top" coordsize="7200265,19050" o:gfxdata="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" path="m7199884,l,,,19049r7199884,l7199884,xe" fillcolor="black" stroked="f">
+            <v:shape w14:anchorId="0E46D320" id="Graphic 3" o:spid="_x0000_s1026" style="position:absolute;margin-left:14.2pt;margin-top:821.85pt;width:566.95pt;height:1.5pt;z-index:-15969280;visibility:visible;mso-wrap-style:square;mso-wrap-distance-left:0;mso-wrap-distance-top:0;mso-wrap-distance-right:0;mso-wrap-distance-bottom:0;mso-position-horizontal:absolute;mso-position-horizontal-relative:page;mso-position-vertical:absolute;mso-position-vertical-relative:page;v-text-anchor:top" coordsize="7200265,19050" o:gfxdata="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" path="m7199884,l,,,19049r7199884,l7199884,xe" fillcolor="black" stroked="f">
               <v:path arrowok="t"/>
               <w10:wrap anchorx="page" anchory="page"/>
             </v:shape>
@@ -10477,7 +10461,7 @@
               <v:stroke joinstyle="miter"/>
               <v:path gradientshapeok="t" o:connecttype="rect"/>
             </v:shapetype>
-            <v:shape id="Textbox 1" o:spid="_x0000_s1027" type="#_x0000_t202" style="position:absolute;margin-left:426.4pt;margin-top:25.75pt;width:146.15pt;height:15.1pt;z-index:-251659264;visibility:visible;mso-wrap-style:square;mso-wrap-distance-left:0;mso-wrap-distance-top:0;mso-wrap-distance-right:0;mso-wrap-distance-bottom:0;mso-position-horizontal:absolute;mso-position-horizontal-relative:page;mso-position-vertical:absolute;mso-position-vertical-relative:page;v-text-anchor:top" o:gfxdata="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" filled="f" stroked="f">
+            <v:shape id="Textbox 1" o:spid="_x0000_s1027" type="#_x0000_t202" style="position:absolute;margin-left:426.4pt;margin-top:25.75pt;width:146.15pt;height:15.1pt;z-index:-251659264;visibility:visible;mso-wrap-style:square;mso-wrap-distance-left:0;mso-wrap-distance-top:0;mso-wrap-distance-right:0;mso-wrap-distance-bottom:0;mso-position-horizontal:absolute;mso-position-horizontal-relative:page;mso-position-vertical:absolute;mso-position-vertical-relative:page;v-text-anchor:top" o:gfxdata="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" filled="f" stroked="f">
               <v:textbox inset="0,0,0,0">
                 <w:txbxContent>
                   <w:p>
@@ -10592,7 +10576,7 @@
         </mc:Choice>
         <mc:Fallback>
           <w:pict>
-            <v:shape w14:anchorId="4F6B44B4" id="Textbox 2" o:spid="_x0000_s1028" type="#_x0000_t202" style="position:absolute;margin-left:471.5pt;margin-top:41pt;width:65.05pt;height:10.5pt;z-index:-251661824;visibility:visible;mso-wrap-style:square;mso-width-percent:0;mso-height-percent:0;mso-wrap-distance-left:0;mso-wrap-distance-top:0;mso-wrap-distance-right:0;mso-wrap-distance-bottom:0;mso-position-horizontal:absolute;mso-position-horizontal-relative:page;mso-position-vertical:absolute;mso-position-vertical-relative:page;mso-width-percent:0;mso-height-percent:0;mso-width-relative:margin;mso-height-relative:margin;v-text-anchor:top" o:gfxdata="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" filled="f" stroked="f">
+            <v:shape w14:anchorId="4F6B44B4" id="Textbox 2" o:spid="_x0000_s1028" type="#_x0000_t202" style="position:absolute;margin-left:471.5pt;margin-top:41pt;width:65.05pt;height:10.5pt;z-index:-251661824;visibility:visible;mso-wrap-style:square;mso-width-percent:0;mso-height-percent:0;mso-wrap-distance-left:0;mso-wrap-distance-top:0;mso-wrap-distance-right:0;mso-wrap-distance-bottom:0;mso-position-horizontal:absolute;mso-position-horizontal-relative:page;mso-position-vertical:absolute;mso-position-vertical-relative:page;mso-width-percent:0;mso-height-percent:0;mso-width-relative:margin;mso-height-relative:margin;v-text-anchor:top" o:gfxdata="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" filled="f" stroked="f">
               <v:textbox inset="0,0,0,0">
                 <w:txbxContent>
                   <w:p>
@@ -10772,7 +10756,7 @@
         </mc:Choice>
         <mc:Fallback>
           <w:pict>
-            <v:line w14:anchorId="1B2DA8C5" id="Straight Connector 1" o:spid="_x0000_s1026" style="position:absolute;z-index:251658752;visibility:visible;mso-wrap-style:square;mso-width-percent:0;mso-height-percent:0;mso-wrap-distance-left:9pt;mso-wrap-distance-top:0;mso-wrap-distance-right:9pt;mso-wrap-distance-bottom:0;mso-position-horizontal:absolute;mso-position-horizontal-relative:margin;mso-position-vertical:absolute;mso-position-vertical-relative:text;mso-width-percent:0;mso-height-percent:0;mso-width-relative:margin;mso-height-relative:margin" from="-.05pt,2.05pt" to="579.45pt,2.05pt" o:gfxdata="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" strokecolor="black [3213]" strokeweight="2pt">
+            <v:line w14:anchorId="71D59A52" id="Straight Connector 1" o:spid="_x0000_s1026" style="position:absolute;z-index:251658752;visibility:visible;mso-wrap-style:square;mso-width-percent:0;mso-height-percent:0;mso-wrap-distance-left:9pt;mso-wrap-distance-top:0;mso-wrap-distance-right:9pt;mso-wrap-distance-bottom:0;mso-position-horizontal:absolute;mso-position-horizontal-relative:margin;mso-position-vertical:absolute;mso-position-vertical-relative:text;mso-width-percent:0;mso-height-percent:0;mso-width-relative:margin;mso-height-relative:margin" from="-.05pt,2.05pt" to="579.45pt,2.05pt" o:gfxdata="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" strokecolor="black [3213]" strokeweight="2pt">
               <v:shadow on="t" color="black" opacity="24903f" origin=",.5" offset="0,.55556mm"/>
               <w10:wrap anchorx="margin"/>
             </v:line>

--- a/modelo_contrato_mapeado.docx
+++ b/modelo_contrato_mapeado.docx
@@ -9590,6 +9590,7 @@
     </w:p>
     <w:p>
       <w:pPr>
+        <w:pStyle w:val="Heading2"/>
         <w:spacing w:line="249" w:lineRule="auto"/>
         <w:ind w:left="372" w:right="1701" w:hanging="125"/>
         <w:rPr>
@@ -9599,14 +9600,7 @@
         </w:rPr>
       </w:pPr>
       <w:r>
-        <w:br/>
-      </w:r>
-      <w:r>
-        <w:rPr>
-          <w:rFonts w:ascii="Arial" w:hAnsi="Arial"/>
-          <w:b/>
-          <w:sz w:val="18"/>
-        </w:rPr>
+        <w:rPr/>
         <w:t>[NOME_CLIENTE] CPF/CNPJ: [CPF]</w:t>
       </w:r>
     </w:p>
@@ -9893,6 +9887,7 @@
     </w:p>
     <w:p>
       <w:pPr>
+        <w:pStyle w:val="Heading2"/>
         <w:spacing w:line="249" w:lineRule="auto"/>
         <w:ind w:right="1701"/>
         <w:rPr>
@@ -9902,27 +9897,15 @@
         </w:rPr>
       </w:pPr>
       <w:r>
-        <w:rPr>
-          <w:rFonts w:ascii="Arial" w:hAnsi="Arial"/>
-          <w:b/>
-          <w:sz w:val="18"/>
-        </w:rPr>
+        <w:rPr/>
         <w:t>[NOME_TESTEMUNHA</w:t>
       </w:r>
       <w:r>
-        <w:rPr>
-          <w:rFonts w:ascii="Arial" w:hAnsi="Arial"/>
-          <w:b/>
-          <w:sz w:val="18"/>
-        </w:rPr>
+        <w:rPr/>
         <w:t>_</w:t>
       </w:r>
       <w:r>
-        <w:rPr>
-          <w:rFonts w:ascii="Arial" w:hAnsi="Arial"/>
-          <w:b/>
-          <w:sz w:val="18"/>
-        </w:rPr>
+        <w:rPr/>
         <w:t>2] CPF: [CPF]</w:t>
       </w:r>
     </w:p>

--- a/modelo_contrato_mapeado.docx
+++ b/modelo_contrato_mapeado.docx
@@ -9540,52 +9540,15 @@
         <w:ind w:left="1593" w:right="38" w:hanging="1345"/>
       </w:pPr>
       <w:r>
-        <w:t>INSPIRIUM</w:t>
-      </w:r>
-      <w:r>
-        <w:rPr>
-          <w:spacing w:val="-8"/>
-        </w:rPr>
-        <w:t xml:space="preserve"> </w:t>
-      </w:r>
-      <w:r>
-        <w:t>MOVEIS</w:t>
-      </w:r>
-      <w:r>
-        <w:rPr>
-          <w:spacing w:val="-8"/>
-        </w:rPr>
-        <w:t xml:space="preserve"> </w:t>
-      </w:r>
-      <w:r>
-        <w:t>PLANEJADOS</w:t>
-      </w:r>
-      <w:r>
-        <w:rPr>
-          <w:spacing w:val="-8"/>
-        </w:rPr>
-        <w:t xml:space="preserve"> </w:t>
-      </w:r>
-      <w:r>
-        <w:t>E</w:t>
-      </w:r>
-      <w:r>
-        <w:rPr>
-          <w:spacing w:val="-8"/>
-        </w:rPr>
-        <w:t xml:space="preserve"> </w:t>
-      </w:r>
-      <w:r>
-        <w:t>DECORACAO</w:t>
-      </w:r>
-      <w:r>
-        <w:rPr>
-          <w:spacing w:val="-8"/>
-        </w:rPr>
-        <w:t xml:space="preserve"> </w:t>
-      </w:r>
-      <w:r>
-        <w:t>LTDA CNPJ: 19.152.134/0001-56</w:t>
+        <w:t>INSPIRIUM MOVEIS PLANEJADOS E DECORACAO LTDA</w:t>
+      </w:r>
+    </w:p>
+    <w:p>
+      <w:pPr>
+        <w:pStyle w:val="Heading2"/>
+      </w:pPr>
+      <w:r>
+        <w:t>CNPJ: 19.152.134/0001-56</w:t>
       </w:r>
     </w:p>
     <w:p>
@@ -9600,8 +9563,15 @@
         </w:rPr>
       </w:pPr>
       <w:r>
-        <w:rPr/>
-        <w:t>[NOME_CLIENTE] CPF/CNPJ: [CPF]</w:t>
+        <w:t>[NOME_CLIENTE]</w:t>
+      </w:r>
+    </w:p>
+    <w:p>
+      <w:pPr>
+        <w:pStyle w:val="Heading2"/>
+      </w:pPr>
+      <w:r>
+        <w:t>CPF/CNPJ: [CPF]</w:t>
       </w:r>
     </w:p>
     <w:p>
@@ -9897,16 +9867,15 @@
         </w:rPr>
       </w:pPr>
       <w:r>
-        <w:rPr/>
-        <w:t>[NOME_TESTEMUNHA</w:t>
-      </w:r>
-      <w:r>
-        <w:rPr/>
-        <w:t>_</w:t>
-      </w:r>
-      <w:r>
-        <w:rPr/>
-        <w:t>2] CPF: [CPF]</w:t>
+        <w:t>[NOME_TESTEMUNHA_2]</w:t>
+      </w:r>
+    </w:p>
+    <w:p>
+      <w:pPr>
+        <w:pStyle w:val="Heading2"/>
+      </w:pPr>
+      <w:r>
+        <w:t>CPF: [CPF]</w:t>
       </w:r>
     </w:p>
     <w:p>

--- a/modelo_contrato_mapeado.docx
+++ b/modelo_contrato_mapeado.docx
@@ -97,7 +97,7 @@
           </mc:Choice>
           <mc:Fallback>
             <w:pict>
-              <v:line w14:anchorId="600C8F5D" id="Straight Connector 1" o:spid="_x0000_s1026" style="position:absolute;z-index:251670016;visibility:visible;mso-wrap-style:square;mso-width-percent:0;mso-height-percent:0;mso-wrap-distance-left:9pt;mso-wrap-distance-top:0;mso-wrap-distance-right:9pt;mso-wrap-distance-bottom:0;mso-position-horizontal:absolute;mso-position-horizontal-relative:margin;mso-position-vertical:absolute;mso-position-vertical-relative:text;mso-width-percent:0;mso-height-percent:0;mso-width-relative:margin;mso-height-relative:margin" from="2.95pt,1.95pt" to="575.05pt,2.45pt" o:gfxdata="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" strokecolor="black [3213]" strokeweight="2pt">
+              <v:line w14:anchorId="566C908C" id="Straight Connector 1" o:spid="_x0000_s1026" style="position:absolute;z-index:251670016;visibility:visible;mso-wrap-style:square;mso-width-percent:0;mso-height-percent:0;mso-wrap-distance-left:9pt;mso-wrap-distance-top:0;mso-wrap-distance-right:9pt;mso-wrap-distance-bottom:0;mso-position-horizontal:absolute;mso-position-horizontal-relative:margin;mso-position-vertical:absolute;mso-position-vertical-relative:text;mso-width-percent:0;mso-height-percent:0;mso-width-relative:margin;mso-height-relative:margin" from="2.95pt,1.95pt" to="575.05pt,2.45pt" o:gfxdata="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" strokecolor="black [3213]" strokeweight="2pt">
                 <v:shadow on="t" color="black" opacity="24903f" origin=",.5" offset="0,.55556mm"/>
                 <w10:wrap anchorx="margin"/>
               </v:line>
@@ -1364,7 +1364,7 @@
                                 <w:szCs w:val="18"/>
                               </w:rPr>
                             </w:pPr>
-                            <w:hyperlink r:id="rId7" w:history="1">
+                            <w:hyperlink r:id="rId8" w:history="1">
                               <w:r>
                                 <w:rPr>
                                   <w:rStyle w:val="Hyperlink"/>
@@ -1650,7 +1650,7 @@
                           <w:szCs w:val="18"/>
                         </w:rPr>
                       </w:pPr>
-                      <w:hyperlink r:id="rId8" w:history="1">
+                      <w:hyperlink r:id="rId9" w:history="1">
                         <w:r>
                           <w:rPr>
                             <w:rStyle w:val="Hyperlink"/>
@@ -2017,6 +2017,11 @@
                 <w:sz w:val="14"/>
               </w:rPr>
               <w:t>Parcelas</w:t>
+            </w:r>
+            <w:r>
+              <w:rPr>
+                <w:sz w:val="14"/>
+              </w:rPr>
               <w:br/>
               <w:t>[NUM_PARCELAS] / [TIPO]</w:t>
             </w:r>
@@ -3573,8 +3578,8 @@
           <w:sz w:val="18"/>
         </w:rPr>
         <w:sectPr>
-          <w:headerReference w:type="default" r:id="rId9"/>
-          <w:footerReference w:type="default" r:id="rId10"/>
+          <w:headerReference w:type="default" r:id="rId10"/>
+          <w:footerReference w:type="default" r:id="rId11"/>
           <w:type w:val="continuous"/>
           <w:pgSz w:w="11910" w:h="16840"/>
           <w:pgMar w:top="900" w:right="141" w:bottom="560" w:left="141" w:header="376" w:footer="363" w:gutter="0"/>
@@ -3586,17 +3591,27 @@
     <w:p>
       <w:pPr>
         <w:pStyle w:val="Heading2"/>
-        <w:spacing w:before="0"/>
+        <w:spacing w:before="0" w:after="120"/>
         <w:ind w:left="0" w:right="1"/>
         <w:jc w:val="center"/>
-      </w:pPr>
-      <w:r>
+        <w:rPr>
+          <w:sz w:val="24"/>
+          <w:szCs w:val="24"/>
+        </w:rPr>
+      </w:pPr>
+      <w:r>
+        <w:rPr>
+          <w:sz w:val="24"/>
+          <w:szCs w:val="24"/>
+        </w:rPr>
         <w:lastRenderedPageBreak/>
         <w:t xml:space="preserve">CONTRATO DE COMPRA E VENDA DE PRODUTOS E DE PRESTAÇÃO DE </w:t>
       </w:r>
       <w:r>
         <w:rPr>
           <w:spacing w:val="-2"/>
+          <w:sz w:val="24"/>
+          <w:szCs w:val="24"/>
         </w:rPr>
         <w:t>SERVIÇOS</w:t>
       </w:r>
@@ -3604,6 +3619,7 @@
     <w:p>
       <w:pPr>
         <w:pStyle w:val="BodyText"/>
+        <w:spacing w:after="120"/>
         <w:ind w:left="0"/>
         <w:rPr>
           <w:rFonts w:ascii="Arial"/>
@@ -3617,13 +3633,23 @@
         <w:spacing w:after="120"/>
         <w:ind w:left="159" w:firstLine="74"/>
         <w:jc w:val="both"/>
-      </w:pPr>
-      <w:r>
+        <w:rPr>
+          <w:sz w:val="20"/>
+          <w:szCs w:val="20"/>
+        </w:rPr>
+      </w:pPr>
+      <w:r>
+        <w:rPr>
+          <w:sz w:val="20"/>
+          <w:szCs w:val="20"/>
+        </w:rPr>
         <w:t xml:space="preserve">Pelo presente instrumento particular, de um </w:t>
       </w:r>
       <w:r>
         <w:rPr>
           <w:spacing w:val="-2"/>
+          <w:sz w:val="20"/>
+          <w:szCs w:val="20"/>
         </w:rPr>
         <w:t>lado,</w:t>
       </w:r>
@@ -3636,20 +3662,23 @@
         <w:rPr>
           <w:rFonts w:ascii="Arial" w:hAnsi="Arial"/>
           <w:b/>
-          <w:sz w:val="18"/>
+          <w:sz w:val="20"/>
+          <w:szCs w:val="20"/>
         </w:rPr>
       </w:pPr>
       <w:r>
         <w:rPr>
           <w:rFonts w:ascii="Arial" w:hAnsi="Arial"/>
           <w:b/>
-          <w:sz w:val="18"/>
+          <w:sz w:val="20"/>
+          <w:szCs w:val="20"/>
         </w:rPr>
         <w:t>O CONTRATANTE</w:t>
       </w:r>
       <w:r>
         <w:rPr>
-          <w:sz w:val="18"/>
+          <w:sz w:val="20"/>
+          <w:szCs w:val="20"/>
         </w:rPr>
         <w:t xml:space="preserve">, já qualificado na capa deste instrumento, doravante denominado </w:t>
       </w:r>
@@ -3657,13 +3686,15 @@
         <w:rPr>
           <w:rFonts w:ascii="Arial" w:hAnsi="Arial"/>
           <w:b/>
-          <w:sz w:val="18"/>
+          <w:sz w:val="20"/>
+          <w:szCs w:val="20"/>
         </w:rPr>
         <w:t>CLIENTE</w:t>
       </w:r>
       <w:r>
         <w:rPr>
-          <w:sz w:val="18"/>
+          <w:sz w:val="20"/>
+          <w:szCs w:val="20"/>
         </w:rPr>
         <w:t xml:space="preserve">, e, de outro lado, </w:t>
       </w:r>
@@ -3671,13 +3702,15 @@
         <w:rPr>
           <w:rFonts w:ascii="Arial" w:hAnsi="Arial"/>
           <w:b/>
-          <w:sz w:val="18"/>
+          <w:sz w:val="20"/>
+          <w:szCs w:val="20"/>
         </w:rPr>
         <w:t>INSPIRIUM MÓVEIS PLANEJADOS E DECORAÇÃO LTDA</w:t>
       </w:r>
       <w:r>
         <w:rPr>
-          <w:sz w:val="18"/>
+          <w:sz w:val="20"/>
+          <w:szCs w:val="20"/>
         </w:rPr>
         <w:t xml:space="preserve">, sociedade por quotas de responsabilidade limitada com sede a Avenida Barão do Rio Branco, 736 </w:t>
       </w:r>
@@ -3685,13 +3718,15 @@
         <w:rPr>
           <w:rFonts w:ascii="Arial" w:hAnsi="Arial"/>
           <w:b/>
-          <w:sz w:val="18"/>
+          <w:sz w:val="20"/>
+          <w:szCs w:val="20"/>
         </w:rPr>
         <w:t xml:space="preserve">– </w:t>
       </w:r>
       <w:r>
         <w:rPr>
-          <w:sz w:val="18"/>
+          <w:sz w:val="20"/>
+          <w:szCs w:val="20"/>
         </w:rPr>
         <w:t xml:space="preserve">Jardim Esplanada </w:t>
       </w:r>
@@ -3699,13 +3734,15 @@
         <w:rPr>
           <w:rFonts w:ascii="Arial" w:hAnsi="Arial"/>
           <w:b/>
-          <w:sz w:val="18"/>
+          <w:sz w:val="20"/>
+          <w:szCs w:val="20"/>
         </w:rPr>
         <w:t xml:space="preserve">– </w:t>
       </w:r>
       <w:r>
         <w:rPr>
-          <w:sz w:val="18"/>
+          <w:sz w:val="20"/>
+          <w:szCs w:val="20"/>
         </w:rPr>
         <w:t xml:space="preserve">São José dos Campos </w:t>
       </w:r>
@@ -3713,13 +3750,15 @@
         <w:rPr>
           <w:rFonts w:ascii="Arial" w:hAnsi="Arial"/>
           <w:b/>
-          <w:sz w:val="18"/>
+          <w:sz w:val="20"/>
+          <w:szCs w:val="20"/>
         </w:rPr>
         <w:t xml:space="preserve">– </w:t>
       </w:r>
       <w:r>
         <w:rPr>
-          <w:sz w:val="18"/>
+          <w:sz w:val="20"/>
+          <w:szCs w:val="20"/>
         </w:rPr>
         <w:t xml:space="preserve">SP </w:t>
       </w:r>
@@ -3727,13 +3766,15 @@
         <w:rPr>
           <w:rFonts w:ascii="Arial" w:hAnsi="Arial"/>
           <w:b/>
-          <w:sz w:val="18"/>
+          <w:sz w:val="20"/>
+          <w:szCs w:val="20"/>
         </w:rPr>
         <w:t xml:space="preserve">– </w:t>
       </w:r>
       <w:r>
         <w:rPr>
-          <w:sz w:val="18"/>
+          <w:sz w:val="20"/>
+          <w:szCs w:val="20"/>
         </w:rPr>
         <w:t xml:space="preserve">CEP: 12.242-800, inscrita no CNPJ/MF sob o n. 19.152.134/0001-56, doravante denominada </w:t>
       </w:r>
@@ -3741,7 +3782,8 @@
         <w:rPr>
           <w:rFonts w:ascii="Arial" w:hAnsi="Arial"/>
           <w:b/>
-          <w:sz w:val="18"/>
+          <w:sz w:val="20"/>
+          <w:szCs w:val="20"/>
         </w:rPr>
         <w:t>CONTRATADA,</w:t>
       </w:r>
@@ -3752,125 +3794,211 @@
         <w:spacing w:line="242" w:lineRule="auto"/>
         <w:ind w:right="154"/>
         <w:jc w:val="both"/>
-      </w:pPr>
-      <w:r>
+        <w:rPr>
+          <w:sz w:val="20"/>
+          <w:szCs w:val="20"/>
+        </w:rPr>
+      </w:pPr>
+      <w:r>
+        <w:rPr>
+          <w:sz w:val="20"/>
+          <w:szCs w:val="20"/>
+        </w:rPr>
         <w:t>Sendo</w:t>
       </w:r>
       <w:r>
         <w:rPr>
           <w:spacing w:val="40"/>
-        </w:rPr>
-        <w:t xml:space="preserve"> </w:t>
-      </w:r>
-      <w:r>
+          <w:sz w:val="20"/>
+          <w:szCs w:val="20"/>
+        </w:rPr>
+        <w:t xml:space="preserve"> </w:t>
+      </w:r>
+      <w:r>
+        <w:rPr>
+          <w:sz w:val="20"/>
+          <w:szCs w:val="20"/>
+        </w:rPr>
         <w:t>Contratante</w:t>
       </w:r>
       <w:r>
         <w:rPr>
           <w:spacing w:val="40"/>
-        </w:rPr>
-        <w:t xml:space="preserve"> </w:t>
-      </w:r>
-      <w:r>
+          <w:sz w:val="20"/>
+          <w:szCs w:val="20"/>
+        </w:rPr>
+        <w:t xml:space="preserve"> </w:t>
+      </w:r>
+      <w:r>
+        <w:rPr>
+          <w:sz w:val="20"/>
+          <w:szCs w:val="20"/>
+        </w:rPr>
         <w:t>e</w:t>
       </w:r>
       <w:r>
         <w:rPr>
           <w:spacing w:val="40"/>
-        </w:rPr>
-        <w:t xml:space="preserve"> </w:t>
-      </w:r>
-      <w:r>
+          <w:sz w:val="20"/>
+          <w:szCs w:val="20"/>
+        </w:rPr>
+        <w:t xml:space="preserve"> </w:t>
+      </w:r>
+      <w:r>
+        <w:rPr>
+          <w:sz w:val="20"/>
+          <w:szCs w:val="20"/>
+        </w:rPr>
         <w:t>Contratada</w:t>
       </w:r>
       <w:r>
         <w:rPr>
           <w:spacing w:val="40"/>
-        </w:rPr>
-        <w:t xml:space="preserve"> </w:t>
-      </w:r>
-      <w:r>
+          <w:sz w:val="20"/>
+          <w:szCs w:val="20"/>
+        </w:rPr>
+        <w:t xml:space="preserve"> </w:t>
+      </w:r>
+      <w:r>
+        <w:rPr>
+          <w:sz w:val="20"/>
+          <w:szCs w:val="20"/>
+        </w:rPr>
         <w:t>denominadas,</w:t>
       </w:r>
       <w:r>
         <w:rPr>
           <w:spacing w:val="40"/>
-        </w:rPr>
-        <w:t xml:space="preserve"> </w:t>
-      </w:r>
-      <w:r>
+          <w:sz w:val="20"/>
+          <w:szCs w:val="20"/>
+        </w:rPr>
+        <w:t xml:space="preserve"> </w:t>
+      </w:r>
+      <w:r>
+        <w:rPr>
+          <w:sz w:val="20"/>
+          <w:szCs w:val="20"/>
+        </w:rPr>
         <w:t>quando</w:t>
       </w:r>
       <w:r>
         <w:rPr>
           <w:spacing w:val="40"/>
-        </w:rPr>
-        <w:t xml:space="preserve"> </w:t>
-      </w:r>
-      <w:r>
+          <w:sz w:val="20"/>
+          <w:szCs w:val="20"/>
+        </w:rPr>
+        <w:t xml:space="preserve"> </w:t>
+      </w:r>
+      <w:r>
+        <w:rPr>
+          <w:sz w:val="20"/>
+          <w:szCs w:val="20"/>
+        </w:rPr>
         <w:t>mencionadas</w:t>
       </w:r>
       <w:r>
         <w:rPr>
           <w:spacing w:val="40"/>
-        </w:rPr>
-        <w:t xml:space="preserve"> </w:t>
-      </w:r>
-      <w:r>
+          <w:sz w:val="20"/>
+          <w:szCs w:val="20"/>
+        </w:rPr>
+        <w:t xml:space="preserve"> </w:t>
+      </w:r>
+      <w:r>
+        <w:rPr>
+          <w:sz w:val="20"/>
+          <w:szCs w:val="20"/>
+        </w:rPr>
         <w:t>individualmente,</w:t>
       </w:r>
       <w:r>
         <w:rPr>
           <w:spacing w:val="40"/>
-        </w:rPr>
-        <w:t xml:space="preserve"> </w:t>
-      </w:r>
-      <w:r>
+          <w:sz w:val="20"/>
+          <w:szCs w:val="20"/>
+        </w:rPr>
+        <w:t xml:space="preserve"> </w:t>
+      </w:r>
+      <w:r>
+        <w:rPr>
+          <w:sz w:val="20"/>
+          <w:szCs w:val="20"/>
+        </w:rPr>
         <w:t>como</w:t>
       </w:r>
       <w:r>
         <w:rPr>
           <w:spacing w:val="40"/>
-        </w:rPr>
-        <w:t xml:space="preserve"> </w:t>
-      </w:r>
-      <w:r>
+          <w:sz w:val="20"/>
+          <w:szCs w:val="20"/>
+        </w:rPr>
+        <w:t xml:space="preserve"> </w:t>
+      </w:r>
+      <w:r>
+        <w:rPr>
+          <w:sz w:val="20"/>
+          <w:szCs w:val="20"/>
+        </w:rPr>
         <w:t>“PARTE”,</w:t>
       </w:r>
       <w:r>
         <w:rPr>
           <w:spacing w:val="40"/>
-        </w:rPr>
-        <w:t xml:space="preserve"> </w:t>
-      </w:r>
-      <w:r>
+          <w:sz w:val="20"/>
+          <w:szCs w:val="20"/>
+        </w:rPr>
+        <w:t xml:space="preserve"> </w:t>
+      </w:r>
+      <w:r>
+        <w:rPr>
+          <w:sz w:val="20"/>
+          <w:szCs w:val="20"/>
+        </w:rPr>
         <w:t>e,</w:t>
       </w:r>
       <w:r>
         <w:rPr>
           <w:spacing w:val="40"/>
-        </w:rPr>
-        <w:t xml:space="preserve"> </w:t>
-      </w:r>
-      <w:r>
+          <w:sz w:val="20"/>
+          <w:szCs w:val="20"/>
+        </w:rPr>
+        <w:t xml:space="preserve"> </w:t>
+      </w:r>
+      <w:r>
+        <w:rPr>
+          <w:sz w:val="20"/>
+          <w:szCs w:val="20"/>
+        </w:rPr>
         <w:t>quando</w:t>
       </w:r>
       <w:r>
         <w:rPr>
           <w:spacing w:val="40"/>
-        </w:rPr>
-        <w:t xml:space="preserve"> </w:t>
-      </w:r>
-      <w:r>
+          <w:sz w:val="20"/>
+          <w:szCs w:val="20"/>
+        </w:rPr>
+        <w:t xml:space="preserve"> </w:t>
+      </w:r>
+      <w:r>
+        <w:rPr>
+          <w:sz w:val="20"/>
+          <w:szCs w:val="20"/>
+        </w:rPr>
         <w:t>mencionadas</w:t>
       </w:r>
       <w:r>
         <w:rPr>
           <w:spacing w:val="40"/>
-        </w:rPr>
-        <w:t xml:space="preserve"> </w:t>
-      </w:r>
-      <w:r>
+          <w:sz w:val="20"/>
+          <w:szCs w:val="20"/>
+        </w:rPr>
+        <w:t xml:space="preserve"> </w:t>
+      </w:r>
+      <w:r>
+        <w:rPr>
+          <w:sz w:val="20"/>
+          <w:szCs w:val="20"/>
+        </w:rPr>
         <w:t>em conjunto, denominadas “PARTES”;</w:t>
       </w:r>
     </w:p>
@@ -3879,8 +4007,16 @@
         <w:pStyle w:val="BodyText"/>
         <w:ind w:right="155"/>
         <w:jc w:val="both"/>
-      </w:pPr>
-      <w:r>
+        <w:rPr>
+          <w:sz w:val="20"/>
+          <w:szCs w:val="20"/>
+        </w:rPr>
+      </w:pPr>
+      <w:r>
+        <w:rPr>
+          <w:sz w:val="20"/>
+          <w:szCs w:val="20"/>
+        </w:rPr>
         <w:t>CONSIDERANDO QUE a CONTRATADA é cessionária exclusiva da marca DALMÓBILE, empresa referência nacional na indústria moveleira, sediada em Bento Gonçalves, no Rio Grande do Sul, e com mais de 45 anos de existência;</w:t>
       </w:r>
     </w:p>
@@ -3890,20 +4026,46 @@
         <w:spacing w:line="244" w:lineRule="auto"/>
         <w:ind w:right="154"/>
         <w:jc w:val="both"/>
-      </w:pPr>
-      <w:r>
+        <w:rPr>
+          <w:sz w:val="20"/>
+          <w:szCs w:val="20"/>
+        </w:rPr>
+      </w:pPr>
+      <w:r>
+        <w:rPr>
+          <w:sz w:val="20"/>
+          <w:szCs w:val="20"/>
+        </w:rPr>
         <w:t xml:space="preserve">CONSIDERANDO QUE o CLIENTE reconhece expressamente que lhe foi exposto o sistema de venda, montagem e instalação dos móveis descritos na capa deste Contrato, estando ciente das variações possíveis decorrentes dos diferentes lotes de material e das necessárias alterações do projeto, eventualmente decorrentes de peculiaridades das dependências do local indicado para entrega, instalação e montagem dos referidos móveis, tem justa e acordada a celebração do presente </w:t>
       </w:r>
       <w:r>
         <w:rPr>
           <w:rFonts w:ascii="Arial" w:hAnsi="Arial"/>
           <w:b/>
+          <w:sz w:val="20"/>
+          <w:szCs w:val="20"/>
         </w:rPr>
         <w:t>CONTRATO DE COMPRA E VENDA DE PRODUTOS E PRESTAÇÃO DE SERVIÇOS</w:t>
       </w:r>
       <w:r>
+        <w:rPr>
+          <w:sz w:val="20"/>
+          <w:szCs w:val="20"/>
+        </w:rPr>
         <w:t>, regido pelos termos e condições sumarizados na capa deste instrumento e pormenorizados a seguir:</w:t>
       </w:r>
+    </w:p>
+    <w:p>
+      <w:pPr>
+        <w:pStyle w:val="BodyText"/>
+        <w:spacing w:line="244" w:lineRule="auto"/>
+        <w:ind w:right="154"/>
+        <w:jc w:val="both"/>
+        <w:rPr>
+          <w:sz w:val="20"/>
+          <w:szCs w:val="20"/>
+        </w:rPr>
+      </w:pPr>
     </w:p>
     <w:p>
       <w:pPr>
@@ -3918,13 +4080,23 @@
         <w:spacing w:before="0"/>
         <w:ind w:hanging="200"/>
         <w:jc w:val="both"/>
-      </w:pPr>
-      <w:r>
+        <w:rPr>
+          <w:sz w:val="20"/>
+          <w:szCs w:val="20"/>
+        </w:rPr>
+      </w:pPr>
+      <w:r>
+        <w:rPr>
+          <w:sz w:val="20"/>
+          <w:szCs w:val="20"/>
+        </w:rPr>
         <w:t xml:space="preserve">CLÁUSULA PRIMEIRA – DO OBJETO E </w:t>
       </w:r>
       <w:r>
         <w:rPr>
           <w:spacing w:val="-2"/>
+          <w:sz w:val="20"/>
+          <w:szCs w:val="20"/>
         </w:rPr>
         <w:t>PREÇO</w:t>
       </w:r>
@@ -3941,34 +4113,32 @@
         </w:tabs>
         <w:ind w:firstLine="0"/>
         <w:rPr>
-          <w:sz w:val="18"/>
-        </w:rPr>
-      </w:pPr>
-      <w:r>
-        <w:rPr>
-          <w:sz w:val="18"/>
+          <w:sz w:val="20"/>
+          <w:szCs w:val="20"/>
+        </w:rPr>
+      </w:pPr>
+      <w:r>
+        <w:rPr>
+          <w:sz w:val="20"/>
+          <w:szCs w:val="20"/>
         </w:rPr>
         <w:t>A CONTRATADA se obriga a fornecer, com entrega no local e data indicados na capa deste instrumento, o material necessário à instalação e montagem dos móveis descritos na mesma capa deste Contrato. Cuja concepção gráfica está demonstrada no esboço de</w:t>
       </w:r>
       <w:r>
         <w:rPr>
           <w:spacing w:val="40"/>
-          <w:sz w:val="18"/>
-        </w:rPr>
-        <w:t xml:space="preserve"> </w:t>
-      </w:r>
-      <w:r>
-        <w:rPr>
-          <w:sz w:val="18"/>
+          <w:sz w:val="20"/>
+          <w:szCs w:val="20"/>
+        </w:rPr>
+        <w:t xml:space="preserve"> </w:t>
+      </w:r>
+      <w:r>
+        <w:rPr>
+          <w:sz w:val="20"/>
+          <w:szCs w:val="20"/>
         </w:rPr>
         <w:t>projeto contido nas imagens transmitidas via eletrônica para o CLIENTE no prazo de 48 (quarenta e oito), contados da assinatura deste instrumento, desde que devidamente aprovadas por este último mediante resposta, também via eletrônica e no prazo de 24 (vinte e quatro) horas, para a CONTRATADA.</w:t>
       </w:r>
-    </w:p>
-    <w:p>
-      <w:pPr>
-        <w:pStyle w:val="BodyText"/>
-        <w:ind w:left="0"/>
-      </w:pPr>
     </w:p>
     <w:p>
       <w:pPr>
@@ -3982,21 +4152,17 @@
         </w:tabs>
         <w:ind w:right="155" w:firstLine="0"/>
         <w:rPr>
-          <w:sz w:val="18"/>
-        </w:rPr>
-      </w:pPr>
-      <w:r>
-        <w:rPr>
-          <w:sz w:val="18"/>
+          <w:sz w:val="20"/>
+          <w:szCs w:val="20"/>
+        </w:rPr>
+      </w:pPr>
+      <w:r>
+        <w:rPr>
+          <w:sz w:val="20"/>
+          <w:szCs w:val="20"/>
         </w:rPr>
         <w:t>O esboço de projeto mencionado no item 1.1., acima, será considerado aprovado, caso o CLIENTE não responda, no prazo fixado no mesmo item, à mensagem eletrônica da CONTRATADA.</w:t>
       </w:r>
-    </w:p>
-    <w:p>
-      <w:pPr>
-        <w:pStyle w:val="BodyText"/>
-        <w:ind w:left="0"/>
-      </w:pPr>
     </w:p>
     <w:p>
       <w:pPr>
@@ -4010,21 +4176,17 @@
         </w:tabs>
         <w:ind w:firstLine="0"/>
         <w:rPr>
-          <w:sz w:val="18"/>
-        </w:rPr>
-      </w:pPr>
-      <w:r>
-        <w:rPr>
-          <w:sz w:val="18"/>
+          <w:sz w:val="20"/>
+          <w:szCs w:val="20"/>
+        </w:rPr>
+      </w:pPr>
+      <w:r>
+        <w:rPr>
+          <w:sz w:val="20"/>
+          <w:szCs w:val="20"/>
         </w:rPr>
         <w:t>A CONTRATADA se obriga a prestar os seguintes serviços associados à compra e venda descrita no item 2.1: orientação técnica a respeito da adequação arquitetônica das opções de móveis; desenvolvimento de Projeto Executivo para a instalação dos móveis nos ambientes; conferência das medidas do local de montagem; fornecimento de acessórios; transporte e montagem dos móveis relativos aos ambientes descritos na capa do presente Contrato e conforme projetos apresentados ao longo da execução do presente Contrato e que passarão a fazer parte integrante do presente documento.</w:t>
       </w:r>
-    </w:p>
-    <w:p>
-      <w:pPr>
-        <w:pStyle w:val="BodyText"/>
-        <w:ind w:left="0"/>
-      </w:pPr>
     </w:p>
     <w:p>
       <w:pPr>
@@ -4038,12 +4200,14 @@
         </w:tabs>
         <w:ind w:firstLine="0"/>
         <w:rPr>
-          <w:sz w:val="18"/>
-        </w:rPr>
-      </w:pPr>
-      <w:r>
-        <w:rPr>
-          <w:sz w:val="18"/>
+          <w:sz w:val="20"/>
+          <w:szCs w:val="20"/>
+        </w:rPr>
+      </w:pPr>
+      <w:r>
+        <w:rPr>
+          <w:sz w:val="20"/>
+          <w:szCs w:val="20"/>
         </w:rPr>
         <w:t>Não integram o presente Contrato o fornecimento de elementos decorativos inseridos nos projetos apenas a título de ilustração, tais como eletrodomésticos, granitos, tapetes, cortinas etc.</w:t>
       </w:r>
@@ -4060,12 +4224,14 @@
         </w:tabs>
         <w:ind w:firstLine="0"/>
         <w:rPr>
-          <w:sz w:val="18"/>
-        </w:rPr>
-      </w:pPr>
-      <w:r>
-        <w:rPr>
-          <w:sz w:val="18"/>
+          <w:sz w:val="20"/>
+          <w:szCs w:val="20"/>
+        </w:rPr>
+      </w:pPr>
+      <w:r>
+        <w:rPr>
+          <w:sz w:val="20"/>
+          <w:szCs w:val="20"/>
         </w:rPr>
         <w:t>Não farão parte do objeto deste Contrato e nem será encargo da CONTRATADA a instalação ou alteração de pontos elétricos ou hidráulicos, ou qualquer outra atividade não expressa e concretamente relacionada no corpo deste Contrato e dos projetos mencionados no item 1.2.</w:t>
       </w:r>
@@ -4082,12 +4248,14 @@
         </w:tabs>
         <w:ind w:firstLine="0"/>
         <w:rPr>
-          <w:sz w:val="18"/>
-        </w:rPr>
-      </w:pPr>
-      <w:r>
-        <w:rPr>
-          <w:sz w:val="18"/>
+          <w:sz w:val="20"/>
+          <w:szCs w:val="20"/>
+        </w:rPr>
+      </w:pPr>
+      <w:r>
+        <w:rPr>
+          <w:sz w:val="20"/>
+          <w:szCs w:val="20"/>
         </w:rPr>
         <w:t>Caso o projeto final venha a ser modificado a pedido do CLIENTE, de forma que implique em diferença nos valores negociados, este autoriza a CONTRATADA a emitir, a qualquer tempo, título correspondente à diferença de valores.</w:t>
       </w:r>
@@ -4104,12 +4272,14 @@
         </w:tabs>
         <w:ind w:firstLine="0"/>
         <w:rPr>
-          <w:sz w:val="18"/>
-        </w:rPr>
-      </w:pPr>
-      <w:r>
-        <w:rPr>
-          <w:sz w:val="18"/>
+          <w:sz w:val="20"/>
+          <w:szCs w:val="20"/>
+        </w:rPr>
+      </w:pPr>
+      <w:r>
+        <w:rPr>
+          <w:sz w:val="20"/>
+          <w:szCs w:val="20"/>
         </w:rPr>
         <w:t>As modificações promovidas nos termos do item 1.5 serão formalizadas por meio de mensagem eletrônica à CONTRATADA, enviada com mecanismo de confirmação de recebimento, e entrarão em vigor após a resposta desta, com a devida anexação do Projeto Executivo devidamente alterado e firmado pelas PARTES.</w:t>
       </w:r>
@@ -4126,21 +4296,17 @@
         </w:tabs>
         <w:ind w:firstLine="0"/>
         <w:rPr>
-          <w:sz w:val="18"/>
-        </w:rPr>
-      </w:pPr>
-      <w:r>
-        <w:rPr>
-          <w:sz w:val="18"/>
+          <w:sz w:val="20"/>
+          <w:szCs w:val="20"/>
+        </w:rPr>
+      </w:pPr>
+      <w:r>
+        <w:rPr>
+          <w:sz w:val="20"/>
+          <w:szCs w:val="20"/>
         </w:rPr>
         <w:t>Caso as modificações promovidas nos termos do item 1.5 representem alteração substancial do Projeto Executivo, sua formalização ocorrerá por meio de celebração de Termo Aditivo ao presente Contrato, subscrito pelas PARTES e instruído pelo respectivo Projeto Executivo, devidamente alterado e igualmente firmado pelas PARTES.</w:t>
       </w:r>
-    </w:p>
-    <w:p>
-      <w:pPr>
-        <w:pStyle w:val="BodyText"/>
-        <w:ind w:left="0"/>
-      </w:pPr>
     </w:p>
     <w:p>
       <w:pPr>
@@ -4156,260 +4322,300 @@
         <w:rPr>
           <w:rFonts w:ascii="Arial" w:hAnsi="Arial"/>
           <w:b/>
-          <w:sz w:val="18"/>
-        </w:rPr>
-      </w:pPr>
-      <w:r>
-        <w:rPr>
-          <w:sz w:val="18"/>
+          <w:sz w:val="20"/>
+          <w:szCs w:val="20"/>
+        </w:rPr>
+      </w:pPr>
+      <w:r>
+        <w:rPr>
+          <w:sz w:val="20"/>
+          <w:szCs w:val="20"/>
         </w:rPr>
         <w:t>A expedição de pedido de fabricação das peças e/ou móveis decorrentes da alteração prevista no item 1.5 somente ocorrerá após a aprovação pela CONTRATADA das condições técnicas da alteração solicitada pelo CLIENTE, assim como pela anuência expressa do CLIENTE</w:t>
       </w:r>
       <w:r>
         <w:rPr>
           <w:spacing w:val="5"/>
-          <w:sz w:val="18"/>
-        </w:rPr>
-        <w:t xml:space="preserve"> </w:t>
-      </w:r>
-      <w:r>
-        <w:rPr>
-          <w:sz w:val="18"/>
+          <w:sz w:val="20"/>
+          <w:szCs w:val="20"/>
+        </w:rPr>
+        <w:t xml:space="preserve"> </w:t>
+      </w:r>
+      <w:r>
+        <w:rPr>
+          <w:sz w:val="20"/>
+          <w:szCs w:val="20"/>
         </w:rPr>
         <w:t>à</w:t>
       </w:r>
       <w:r>
         <w:rPr>
           <w:spacing w:val="5"/>
-          <w:sz w:val="18"/>
-        </w:rPr>
-        <w:t xml:space="preserve"> </w:t>
-      </w:r>
-      <w:r>
-        <w:rPr>
-          <w:sz w:val="18"/>
+          <w:sz w:val="20"/>
+          <w:szCs w:val="20"/>
+        </w:rPr>
+        <w:t xml:space="preserve"> </w:t>
+      </w:r>
+      <w:r>
+        <w:rPr>
+          <w:sz w:val="20"/>
+          <w:szCs w:val="20"/>
         </w:rPr>
         <w:t>diferença</w:t>
       </w:r>
       <w:r>
         <w:rPr>
           <w:spacing w:val="5"/>
-          <w:sz w:val="18"/>
-        </w:rPr>
-        <w:t xml:space="preserve"> </w:t>
-      </w:r>
-      <w:r>
-        <w:rPr>
-          <w:sz w:val="18"/>
+          <w:sz w:val="20"/>
+          <w:szCs w:val="20"/>
+        </w:rPr>
+        <w:t xml:space="preserve"> </w:t>
+      </w:r>
+      <w:r>
+        <w:rPr>
+          <w:sz w:val="20"/>
+          <w:szCs w:val="20"/>
         </w:rPr>
         <w:t>de</w:t>
       </w:r>
       <w:r>
         <w:rPr>
           <w:spacing w:val="5"/>
-          <w:sz w:val="18"/>
-        </w:rPr>
-        <w:t xml:space="preserve"> </w:t>
-      </w:r>
-      <w:r>
-        <w:rPr>
-          <w:sz w:val="18"/>
+          <w:sz w:val="20"/>
+          <w:szCs w:val="20"/>
+        </w:rPr>
+        <w:t xml:space="preserve"> </w:t>
+      </w:r>
+      <w:r>
+        <w:rPr>
+          <w:sz w:val="20"/>
+          <w:szCs w:val="20"/>
         </w:rPr>
         <w:t>preço</w:t>
       </w:r>
       <w:r>
         <w:rPr>
           <w:spacing w:val="5"/>
-          <w:sz w:val="18"/>
-        </w:rPr>
-        <w:t xml:space="preserve"> </w:t>
-      </w:r>
-      <w:r>
-        <w:rPr>
-          <w:sz w:val="18"/>
+          <w:sz w:val="20"/>
+          <w:szCs w:val="20"/>
+        </w:rPr>
+        <w:t xml:space="preserve"> </w:t>
+      </w:r>
+      <w:r>
+        <w:rPr>
+          <w:sz w:val="20"/>
+          <w:szCs w:val="20"/>
         </w:rPr>
         <w:t>resultante</w:t>
       </w:r>
       <w:r>
         <w:rPr>
           <w:spacing w:val="5"/>
-          <w:sz w:val="18"/>
-        </w:rPr>
-        <w:t xml:space="preserve"> </w:t>
-      </w:r>
-      <w:r>
-        <w:rPr>
-          <w:sz w:val="18"/>
+          <w:sz w:val="20"/>
+          <w:szCs w:val="20"/>
+        </w:rPr>
+        <w:t xml:space="preserve"> </w:t>
+      </w:r>
+      <w:r>
+        <w:rPr>
+          <w:sz w:val="20"/>
+          <w:szCs w:val="20"/>
         </w:rPr>
         <w:t>de</w:t>
       </w:r>
       <w:r>
         <w:rPr>
           <w:spacing w:val="5"/>
-          <w:sz w:val="18"/>
-        </w:rPr>
-        <w:t xml:space="preserve"> </w:t>
-      </w:r>
-      <w:r>
-        <w:rPr>
-          <w:sz w:val="18"/>
+          <w:sz w:val="20"/>
+          <w:szCs w:val="20"/>
+        </w:rPr>
+        <w:t xml:space="preserve"> </w:t>
+      </w:r>
+      <w:r>
+        <w:rPr>
+          <w:sz w:val="20"/>
+          <w:szCs w:val="20"/>
         </w:rPr>
         <w:t>tal</w:t>
       </w:r>
       <w:r>
         <w:rPr>
           <w:spacing w:val="5"/>
-          <w:sz w:val="18"/>
-        </w:rPr>
-        <w:t xml:space="preserve"> </w:t>
-      </w:r>
-      <w:r>
-        <w:rPr>
-          <w:sz w:val="18"/>
+          <w:sz w:val="20"/>
+          <w:szCs w:val="20"/>
+        </w:rPr>
+        <w:t xml:space="preserve"> </w:t>
+      </w:r>
+      <w:r>
+        <w:rPr>
+          <w:sz w:val="20"/>
+          <w:szCs w:val="20"/>
         </w:rPr>
         <w:t>alteração,</w:t>
       </w:r>
       <w:r>
         <w:rPr>
           <w:spacing w:val="5"/>
-          <w:sz w:val="18"/>
-        </w:rPr>
-        <w:t xml:space="preserve"> </w:t>
-      </w:r>
-      <w:r>
-        <w:rPr>
-          <w:sz w:val="18"/>
+          <w:sz w:val="20"/>
+          <w:szCs w:val="20"/>
+        </w:rPr>
+        <w:t xml:space="preserve"> </w:t>
+      </w:r>
+      <w:r>
+        <w:rPr>
+          <w:sz w:val="20"/>
+          <w:szCs w:val="20"/>
         </w:rPr>
         <w:t>com</w:t>
       </w:r>
       <w:r>
         <w:rPr>
           <w:spacing w:val="5"/>
-          <w:sz w:val="18"/>
-        </w:rPr>
-        <w:t xml:space="preserve"> </w:t>
-      </w:r>
-      <w:r>
-        <w:rPr>
-          <w:sz w:val="18"/>
+          <w:sz w:val="20"/>
+          <w:szCs w:val="20"/>
+        </w:rPr>
+        <w:t xml:space="preserve"> </w:t>
+      </w:r>
+      <w:r>
+        <w:rPr>
+          <w:sz w:val="20"/>
+          <w:szCs w:val="20"/>
         </w:rPr>
         <w:t>o</w:t>
       </w:r>
       <w:r>
         <w:rPr>
           <w:spacing w:val="5"/>
-          <w:sz w:val="18"/>
-        </w:rPr>
-        <w:t xml:space="preserve"> </w:t>
-      </w:r>
-      <w:r>
-        <w:rPr>
-          <w:sz w:val="18"/>
+          <w:sz w:val="20"/>
+          <w:szCs w:val="20"/>
+        </w:rPr>
+        <w:t xml:space="preserve"> </w:t>
+      </w:r>
+      <w:r>
+        <w:rPr>
+          <w:sz w:val="20"/>
+          <w:szCs w:val="20"/>
         </w:rPr>
         <w:t>devido</w:t>
       </w:r>
       <w:r>
         <w:rPr>
           <w:spacing w:val="5"/>
-          <w:sz w:val="18"/>
-        </w:rPr>
-        <w:t xml:space="preserve"> </w:t>
-      </w:r>
-      <w:r>
-        <w:rPr>
-          <w:sz w:val="18"/>
+          <w:sz w:val="20"/>
+          <w:szCs w:val="20"/>
+        </w:rPr>
+        <w:t xml:space="preserve"> </w:t>
+      </w:r>
+      <w:r>
+        <w:rPr>
+          <w:sz w:val="20"/>
+          <w:szCs w:val="20"/>
         </w:rPr>
         <w:t>atendimento</w:t>
       </w:r>
       <w:r>
         <w:rPr>
           <w:spacing w:val="5"/>
-          <w:sz w:val="18"/>
-        </w:rPr>
-        <w:t xml:space="preserve"> </w:t>
-      </w:r>
-      <w:r>
-        <w:rPr>
-          <w:sz w:val="18"/>
+          <w:sz w:val="20"/>
+          <w:szCs w:val="20"/>
+        </w:rPr>
+        <w:t xml:space="preserve"> </w:t>
+      </w:r>
+      <w:r>
+        <w:rPr>
+          <w:sz w:val="20"/>
+          <w:szCs w:val="20"/>
         </w:rPr>
         <w:t>aos</w:t>
       </w:r>
       <w:r>
         <w:rPr>
           <w:spacing w:val="5"/>
-          <w:sz w:val="18"/>
-        </w:rPr>
-        <w:t xml:space="preserve"> </w:t>
-      </w:r>
-      <w:r>
-        <w:rPr>
-          <w:sz w:val="18"/>
+          <w:sz w:val="20"/>
+          <w:szCs w:val="20"/>
+        </w:rPr>
+        <w:t xml:space="preserve"> </w:t>
+      </w:r>
+      <w:r>
+        <w:rPr>
+          <w:sz w:val="20"/>
+          <w:szCs w:val="20"/>
         </w:rPr>
         <w:t>requisitos</w:t>
       </w:r>
       <w:r>
         <w:rPr>
           <w:spacing w:val="5"/>
-          <w:sz w:val="18"/>
-        </w:rPr>
-        <w:t xml:space="preserve"> </w:t>
-      </w:r>
-      <w:r>
-        <w:rPr>
-          <w:sz w:val="18"/>
+          <w:sz w:val="20"/>
+          <w:szCs w:val="20"/>
+        </w:rPr>
+        <w:t xml:space="preserve"> </w:t>
+      </w:r>
+      <w:r>
+        <w:rPr>
+          <w:sz w:val="20"/>
+          <w:szCs w:val="20"/>
         </w:rPr>
         <w:t>de</w:t>
       </w:r>
       <w:r>
         <w:rPr>
           <w:spacing w:val="5"/>
-          <w:sz w:val="18"/>
-        </w:rPr>
-        <w:t xml:space="preserve"> </w:t>
-      </w:r>
-      <w:r>
-        <w:rPr>
-          <w:sz w:val="18"/>
+          <w:sz w:val="20"/>
+          <w:szCs w:val="20"/>
+        </w:rPr>
+        <w:t xml:space="preserve"> </w:t>
+      </w:r>
+      <w:r>
+        <w:rPr>
+          <w:sz w:val="20"/>
+          <w:szCs w:val="20"/>
         </w:rPr>
         <w:t>formalização</w:t>
       </w:r>
       <w:r>
         <w:rPr>
           <w:spacing w:val="5"/>
-          <w:sz w:val="18"/>
-        </w:rPr>
-        <w:t xml:space="preserve"> </w:t>
-      </w:r>
-      <w:r>
-        <w:rPr>
-          <w:sz w:val="18"/>
+          <w:sz w:val="20"/>
+          <w:szCs w:val="20"/>
+        </w:rPr>
+        <w:t xml:space="preserve"> </w:t>
+      </w:r>
+      <w:r>
+        <w:rPr>
+          <w:sz w:val="20"/>
+          <w:szCs w:val="20"/>
         </w:rPr>
         <w:t>instituídos</w:t>
       </w:r>
       <w:r>
         <w:rPr>
           <w:spacing w:val="5"/>
-          <w:sz w:val="18"/>
-        </w:rPr>
-        <w:t xml:space="preserve"> </w:t>
-      </w:r>
-      <w:r>
-        <w:rPr>
-          <w:sz w:val="18"/>
+          <w:sz w:val="20"/>
+          <w:szCs w:val="20"/>
+        </w:rPr>
+        <w:t xml:space="preserve"> </w:t>
+      </w:r>
+      <w:r>
+        <w:rPr>
+          <w:sz w:val="20"/>
+          <w:szCs w:val="20"/>
         </w:rPr>
         <w:t>nos</w:t>
       </w:r>
       <w:r>
         <w:rPr>
           <w:spacing w:val="5"/>
-          <w:sz w:val="18"/>
+          <w:sz w:val="20"/>
+          <w:szCs w:val="20"/>
         </w:rPr>
         <w:t xml:space="preserve"> </w:t>
       </w:r>
       <w:r>
         <w:rPr>
           <w:spacing w:val="-2"/>
-          <w:sz w:val="18"/>
+          <w:sz w:val="20"/>
+          <w:szCs w:val="20"/>
         </w:rPr>
         <w:t>subitens</w:t>
       </w:r>
@@ -4418,13 +4624,23 @@
       <w:pPr>
         <w:pStyle w:val="BodyText"/>
         <w:jc w:val="both"/>
-      </w:pPr>
-      <w:r>
+        <w:rPr>
+          <w:sz w:val="20"/>
+          <w:szCs w:val="20"/>
+        </w:rPr>
+      </w:pPr>
+      <w:r>
+        <w:rPr>
+          <w:sz w:val="20"/>
+          <w:szCs w:val="20"/>
+        </w:rPr>
         <w:t xml:space="preserve">1.5.1 e </w:t>
       </w:r>
       <w:r>
         <w:rPr>
           <w:spacing w:val="-2"/>
+          <w:sz w:val="20"/>
+          <w:szCs w:val="20"/>
         </w:rPr>
         <w:t>1.5.2.</w:t>
       </w:r>
@@ -4433,19 +4649,33 @@
       <w:pPr>
         <w:pStyle w:val="BodyText"/>
         <w:ind w:left="0"/>
+        <w:rPr>
+          <w:sz w:val="20"/>
+          <w:szCs w:val="20"/>
+        </w:rPr>
       </w:pPr>
     </w:p>
     <w:p>
       <w:pPr>
         <w:pStyle w:val="Heading2"/>
         <w:spacing w:before="0"/>
-      </w:pPr>
-      <w:r>
+        <w:rPr>
+          <w:sz w:val="20"/>
+          <w:szCs w:val="20"/>
+        </w:rPr>
+      </w:pPr>
+      <w:r>
+        <w:rPr>
+          <w:sz w:val="20"/>
+          <w:szCs w:val="20"/>
+        </w:rPr>
         <w:t xml:space="preserve">CLÁUSULA SEGUNDA – DAS CONDIÇÕES DE FORNECIMENTO E </w:t>
       </w:r>
       <w:r>
         <w:rPr>
           <w:spacing w:val="-2"/>
+          <w:sz w:val="20"/>
+          <w:szCs w:val="20"/>
         </w:rPr>
         <w:t>GARANTIA</w:t>
       </w:r>
@@ -4462,12 +4692,14 @@
         </w:tabs>
         <w:ind w:firstLine="0"/>
         <w:rPr>
-          <w:sz w:val="18"/>
-        </w:rPr>
-      </w:pPr>
-      <w:r>
-        <w:rPr>
-          <w:sz w:val="18"/>
+          <w:sz w:val="20"/>
+          <w:szCs w:val="20"/>
+        </w:rPr>
+      </w:pPr>
+      <w:r>
+        <w:rPr>
+          <w:sz w:val="20"/>
+          <w:szCs w:val="20"/>
         </w:rPr>
         <w:t>Após a assinatura deste Contrato, as PARTES se obrigam ao cumprimento do presente documento de forma irrevogável e irretratável, sendo vedado o cancelamento da venda por desistência ou arrependimento de qualquer das PARTES, nos termos do § 2º do artigo 40, do Código de Defesa do Consumidor.</w:t>
       </w:r>
@@ -4484,12 +4716,14 @@
         </w:tabs>
         <w:ind w:firstLine="0"/>
         <w:rPr>
-          <w:sz w:val="18"/>
-        </w:rPr>
-      </w:pPr>
-      <w:r>
-        <w:rPr>
-          <w:sz w:val="18"/>
+          <w:sz w:val="20"/>
+          <w:szCs w:val="20"/>
+        </w:rPr>
+      </w:pPr>
+      <w:r>
+        <w:rPr>
+          <w:sz w:val="20"/>
+          <w:szCs w:val="20"/>
         </w:rPr>
         <w:t>Os produtos comprados serão entregues e os serviços de montagem iniciados pela CONTRATADA (ou empresa especializada indicada pela CONTRATADA) no prazo de 50 (cinquenta) dias úteis após a confirmação da liberação financeira da contratação, e somente após a assinatura do termo de medição</w:t>
       </w:r>
@@ -4506,12 +4740,14 @@
         </w:tabs>
         <w:ind w:right="155" w:firstLine="0"/>
         <w:rPr>
-          <w:sz w:val="18"/>
-        </w:rPr>
-      </w:pPr>
-      <w:r>
-        <w:rPr>
-          <w:sz w:val="18"/>
+          <w:sz w:val="20"/>
+          <w:szCs w:val="20"/>
+        </w:rPr>
+      </w:pPr>
+      <w:r>
+        <w:rPr>
+          <w:sz w:val="20"/>
+          <w:szCs w:val="20"/>
         </w:rPr>
         <w:t>A liberação financeira da contratação ocorrerá após a efetiva disponibilidade, para a CONTRATADA, do valor correspondente ao pagamento pactuado entre PARTES quando da assinatura do Contrato.</w:t>
       </w:r>
@@ -4520,6 +4756,10 @@
       <w:pPr>
         <w:pStyle w:val="BodyText"/>
         <w:ind w:left="0"/>
+        <w:rPr>
+          <w:sz w:val="20"/>
+          <w:szCs w:val="20"/>
+        </w:rPr>
       </w:pPr>
     </w:p>
     <w:p>
@@ -4534,21 +4774,18 @@
         </w:tabs>
         <w:ind w:right="153" w:firstLine="0"/>
         <w:rPr>
-          <w:sz w:val="18"/>
-        </w:rPr>
-      </w:pPr>
-      <w:r>
-        <w:rPr>
-          <w:sz w:val="18"/>
-        </w:rPr>
+          <w:sz w:val="20"/>
+          <w:szCs w:val="20"/>
+        </w:rPr>
+      </w:pPr>
+      <w:r>
+        <w:rPr>
+          <w:sz w:val="20"/>
+          <w:szCs w:val="20"/>
+        </w:rPr>
+        <w:lastRenderedPageBreak/>
         <w:t>Sendo a hipótese de pagamento parcelado, a liberação financeira corresponderá à efetiva disponibilidade, nos termos do subitem 2.2.1, do valor correspondente à entrada, tal como indicado na capa do Contrato.</w:t>
       </w:r>
-    </w:p>
-    <w:p>
-      <w:pPr>
-        <w:pStyle w:val="BodyText"/>
-        <w:ind w:left="0"/>
-      </w:pPr>
     </w:p>
     <w:p>
       <w:pPr>
@@ -4562,21 +4799,17 @@
         </w:tabs>
         <w:ind w:firstLine="0"/>
         <w:rPr>
-          <w:sz w:val="18"/>
-        </w:rPr>
-      </w:pPr>
-      <w:r>
-        <w:rPr>
-          <w:sz w:val="18"/>
+          <w:sz w:val="20"/>
+          <w:szCs w:val="20"/>
+        </w:rPr>
+      </w:pPr>
+      <w:r>
+        <w:rPr>
+          <w:sz w:val="20"/>
+          <w:szCs w:val="20"/>
         </w:rPr>
         <w:t>A liberação financeira deverá ser comunicada pela CONTRATADA ao CLIENTE, por meio de mensagem enviada ao endereço eletrônico constante neste contrato, informado a data efetiva da liberação financeira e a consequente fixação do termo inicial do prazo para entrega disciplinada neste item 2.2.</w:t>
       </w:r>
-    </w:p>
-    <w:p>
-      <w:pPr>
-        <w:pStyle w:val="BodyText"/>
-        <w:ind w:left="0"/>
-      </w:pPr>
     </w:p>
     <w:p>
       <w:pPr>
@@ -4590,29 +4823,25 @@
         </w:tabs>
         <w:ind w:left="507" w:right="0" w:hanging="350"/>
         <w:rPr>
-          <w:sz w:val="18"/>
-        </w:rPr>
-      </w:pPr>
-      <w:r>
-        <w:rPr>
-          <w:sz w:val="18"/>
-        </w:rPr>
-        <w:lastRenderedPageBreak/>
+          <w:sz w:val="20"/>
+          <w:szCs w:val="20"/>
+        </w:rPr>
+      </w:pPr>
+      <w:r>
+        <w:rPr>
+          <w:sz w:val="20"/>
+          <w:szCs w:val="20"/>
+        </w:rPr>
         <w:t xml:space="preserve">A execução do projeto contratado será realizada pelo cumprimento das fases a </w:t>
       </w:r>
       <w:r>
         <w:rPr>
           <w:spacing w:val="-2"/>
-          <w:sz w:val="18"/>
+          <w:sz w:val="20"/>
+          <w:szCs w:val="20"/>
         </w:rPr>
         <w:t>seguir:</w:t>
       </w:r>
-    </w:p>
-    <w:p>
-      <w:pPr>
-        <w:pStyle w:val="BodyText"/>
-        <w:ind w:left="0"/>
-      </w:pPr>
     </w:p>
     <w:p>
       <w:pPr>
@@ -4626,27 +4855,31 @@
         </w:tabs>
         <w:ind w:firstLine="0"/>
         <w:rPr>
-          <w:sz w:val="18"/>
+          <w:sz w:val="20"/>
+          <w:szCs w:val="20"/>
         </w:rPr>
       </w:pPr>
       <w:r>
         <w:rPr>
           <w:rFonts w:ascii="Arial" w:hAnsi="Arial"/>
           <w:b/>
-          <w:sz w:val="18"/>
+          <w:sz w:val="20"/>
+          <w:szCs w:val="20"/>
         </w:rPr>
         <w:t>MEDIÇÃO</w:t>
       </w:r>
       <w:r>
         <w:rPr>
-          <w:sz w:val="18"/>
+          <w:sz w:val="20"/>
+          <w:szCs w:val="20"/>
         </w:rPr>
         <w:t xml:space="preserve">: após o preenchimento de Termo de Solicitação e Compromisso de Medição, esta fase, que consiste na conferência de medidas no local onde será instalado o projeto para adequação do projeto vendido ao espaço disponível, será realizada em até 6 (seis) dias </w:t>
       </w:r>
       <w:r>
         <w:rPr>
           <w:spacing w:val="-2"/>
-          <w:sz w:val="18"/>
+          <w:sz w:val="20"/>
+          <w:szCs w:val="20"/>
         </w:rPr>
         <w:t>úteis;</w:t>
       </w:r>
@@ -4663,293 +4896,338 @@
         </w:tabs>
         <w:ind w:firstLine="0"/>
         <w:rPr>
-          <w:sz w:val="18"/>
+          <w:sz w:val="20"/>
+          <w:szCs w:val="20"/>
         </w:rPr>
       </w:pPr>
       <w:r>
         <w:rPr>
           <w:rFonts w:ascii="Arial" w:hAnsi="Arial"/>
           <w:b/>
-          <w:sz w:val="18"/>
+          <w:sz w:val="20"/>
+          <w:szCs w:val="20"/>
         </w:rPr>
         <w:t>PROJETO EXECUTIVO</w:t>
       </w:r>
       <w:r>
         <w:rPr>
-          <w:sz w:val="18"/>
+          <w:sz w:val="20"/>
+          <w:szCs w:val="20"/>
         </w:rPr>
         <w:t>: documento que especifica detalhadamente as dimensões, os acabamentos e os acessórios que serão</w:t>
       </w:r>
       <w:r>
         <w:rPr>
           <w:spacing w:val="40"/>
-          <w:sz w:val="18"/>
-        </w:rPr>
-        <w:t xml:space="preserve"> </w:t>
-      </w:r>
-      <w:r>
-        <w:rPr>
-          <w:sz w:val="18"/>
+          <w:sz w:val="20"/>
+          <w:szCs w:val="20"/>
+        </w:rPr>
+        <w:t xml:space="preserve"> </w:t>
+      </w:r>
+      <w:r>
+        <w:rPr>
+          <w:sz w:val="20"/>
+          <w:szCs w:val="20"/>
         </w:rPr>
         <w:t>montados</w:t>
       </w:r>
       <w:r>
         <w:rPr>
           <w:spacing w:val="40"/>
-          <w:sz w:val="18"/>
-        </w:rPr>
-        <w:t xml:space="preserve"> </w:t>
-      </w:r>
-      <w:r>
-        <w:rPr>
-          <w:sz w:val="18"/>
+          <w:sz w:val="20"/>
+          <w:szCs w:val="20"/>
+        </w:rPr>
+        <w:t xml:space="preserve"> </w:t>
+      </w:r>
+      <w:r>
+        <w:rPr>
+          <w:sz w:val="20"/>
+          <w:szCs w:val="20"/>
         </w:rPr>
         <w:t>e</w:t>
       </w:r>
       <w:r>
         <w:rPr>
           <w:spacing w:val="40"/>
-          <w:sz w:val="18"/>
-        </w:rPr>
-        <w:t xml:space="preserve"> </w:t>
-      </w:r>
-      <w:r>
-        <w:rPr>
-          <w:sz w:val="18"/>
+          <w:sz w:val="20"/>
+          <w:szCs w:val="20"/>
+        </w:rPr>
+        <w:t xml:space="preserve"> </w:t>
+      </w:r>
+      <w:r>
+        <w:rPr>
+          <w:sz w:val="20"/>
+          <w:szCs w:val="20"/>
         </w:rPr>
         <w:t>instalados.</w:t>
       </w:r>
       <w:r>
         <w:rPr>
           <w:spacing w:val="40"/>
-          <w:sz w:val="18"/>
-        </w:rPr>
-        <w:t xml:space="preserve"> </w:t>
-      </w:r>
-      <w:r>
-        <w:rPr>
-          <w:sz w:val="18"/>
+          <w:sz w:val="20"/>
+          <w:szCs w:val="20"/>
+        </w:rPr>
+        <w:t xml:space="preserve"> </w:t>
+      </w:r>
+      <w:r>
+        <w:rPr>
+          <w:sz w:val="20"/>
+          <w:szCs w:val="20"/>
         </w:rPr>
         <w:t>Com</w:t>
       </w:r>
       <w:r>
         <w:rPr>
           <w:spacing w:val="40"/>
-          <w:sz w:val="18"/>
-        </w:rPr>
-        <w:t xml:space="preserve"> </w:t>
-      </w:r>
-      <w:r>
-        <w:rPr>
-          <w:sz w:val="18"/>
+          <w:sz w:val="20"/>
+          <w:szCs w:val="20"/>
+        </w:rPr>
+        <w:t xml:space="preserve"> </w:t>
+      </w:r>
+      <w:r>
+        <w:rPr>
+          <w:sz w:val="20"/>
+          <w:szCs w:val="20"/>
         </w:rPr>
         <w:t>o</w:t>
       </w:r>
       <w:r>
         <w:rPr>
           <w:spacing w:val="40"/>
-          <w:sz w:val="18"/>
-        </w:rPr>
-        <w:t xml:space="preserve"> </w:t>
-      </w:r>
-      <w:r>
-        <w:rPr>
-          <w:sz w:val="18"/>
+          <w:sz w:val="20"/>
+          <w:szCs w:val="20"/>
+        </w:rPr>
+        <w:t xml:space="preserve"> </w:t>
+      </w:r>
+      <w:r>
+        <w:rPr>
+          <w:sz w:val="20"/>
+          <w:szCs w:val="20"/>
         </w:rPr>
         <w:t>Termo</w:t>
       </w:r>
       <w:r>
         <w:rPr>
           <w:spacing w:val="40"/>
-          <w:sz w:val="18"/>
-        </w:rPr>
-        <w:t xml:space="preserve"> </w:t>
-      </w:r>
-      <w:r>
-        <w:rPr>
-          <w:sz w:val="18"/>
+          <w:sz w:val="20"/>
+          <w:szCs w:val="20"/>
+        </w:rPr>
+        <w:t xml:space="preserve"> </w:t>
+      </w:r>
+      <w:r>
+        <w:rPr>
+          <w:sz w:val="20"/>
+          <w:szCs w:val="20"/>
         </w:rPr>
         <w:t>de</w:t>
       </w:r>
       <w:r>
         <w:rPr>
           <w:spacing w:val="40"/>
-          <w:sz w:val="18"/>
-        </w:rPr>
-        <w:t xml:space="preserve"> </w:t>
-      </w:r>
-      <w:r>
-        <w:rPr>
-          <w:sz w:val="18"/>
+          <w:sz w:val="20"/>
+          <w:szCs w:val="20"/>
+        </w:rPr>
+        <w:t xml:space="preserve"> </w:t>
+      </w:r>
+      <w:r>
+        <w:rPr>
+          <w:sz w:val="20"/>
+          <w:szCs w:val="20"/>
         </w:rPr>
         <w:t>Aprovação</w:t>
       </w:r>
       <w:r>
         <w:rPr>
           <w:spacing w:val="40"/>
-          <w:sz w:val="18"/>
-        </w:rPr>
-        <w:t xml:space="preserve"> </w:t>
-      </w:r>
-      <w:r>
-        <w:rPr>
-          <w:sz w:val="18"/>
+          <w:sz w:val="20"/>
+          <w:szCs w:val="20"/>
+        </w:rPr>
+        <w:t xml:space="preserve"> </w:t>
+      </w:r>
+      <w:r>
+        <w:rPr>
+          <w:sz w:val="20"/>
+          <w:szCs w:val="20"/>
         </w:rPr>
         <w:t>de</w:t>
       </w:r>
       <w:r>
         <w:rPr>
           <w:spacing w:val="40"/>
-          <w:sz w:val="18"/>
-        </w:rPr>
-        <w:t xml:space="preserve"> </w:t>
-      </w:r>
-      <w:r>
-        <w:rPr>
-          <w:sz w:val="18"/>
+          <w:sz w:val="20"/>
+          <w:szCs w:val="20"/>
+        </w:rPr>
+        <w:t xml:space="preserve"> </w:t>
+      </w:r>
+      <w:r>
+        <w:rPr>
+          <w:sz w:val="20"/>
+          <w:szCs w:val="20"/>
         </w:rPr>
         <w:t>Medição</w:t>
       </w:r>
       <w:r>
         <w:rPr>
           <w:spacing w:val="40"/>
-          <w:sz w:val="18"/>
-        </w:rPr>
-        <w:t xml:space="preserve"> </w:t>
-      </w:r>
-      <w:r>
-        <w:rPr>
-          <w:sz w:val="18"/>
+          <w:sz w:val="20"/>
+          <w:szCs w:val="20"/>
+        </w:rPr>
+        <w:t xml:space="preserve"> </w:t>
+      </w:r>
+      <w:r>
+        <w:rPr>
+          <w:sz w:val="20"/>
+          <w:szCs w:val="20"/>
         </w:rPr>
         <w:t>assinado</w:t>
       </w:r>
       <w:r>
         <w:rPr>
           <w:spacing w:val="40"/>
-          <w:sz w:val="18"/>
-        </w:rPr>
-        <w:t xml:space="preserve"> </w:t>
-      </w:r>
-      <w:r>
-        <w:rPr>
-          <w:sz w:val="18"/>
+          <w:sz w:val="20"/>
+          <w:szCs w:val="20"/>
+        </w:rPr>
+        <w:t xml:space="preserve"> </w:t>
+      </w:r>
+      <w:r>
+        <w:rPr>
+          <w:sz w:val="20"/>
+          <w:szCs w:val="20"/>
         </w:rPr>
         <w:t>pelo</w:t>
       </w:r>
       <w:r>
         <w:rPr>
           <w:spacing w:val="40"/>
-          <w:sz w:val="18"/>
-        </w:rPr>
-        <w:t xml:space="preserve"> </w:t>
-      </w:r>
-      <w:r>
-        <w:rPr>
-          <w:sz w:val="18"/>
+          <w:sz w:val="20"/>
+          <w:szCs w:val="20"/>
+        </w:rPr>
+        <w:t xml:space="preserve"> </w:t>
+      </w:r>
+      <w:r>
+        <w:rPr>
+          <w:sz w:val="20"/>
+          <w:szCs w:val="20"/>
         </w:rPr>
         <w:t>CLIENTE,</w:t>
       </w:r>
       <w:r>
         <w:rPr>
           <w:spacing w:val="40"/>
-          <w:sz w:val="18"/>
-        </w:rPr>
-        <w:t xml:space="preserve"> </w:t>
-      </w:r>
-      <w:r>
-        <w:rPr>
-          <w:sz w:val="18"/>
+          <w:sz w:val="20"/>
+          <w:szCs w:val="20"/>
+        </w:rPr>
+        <w:t xml:space="preserve"> </w:t>
+      </w:r>
+      <w:r>
+        <w:rPr>
+          <w:sz w:val="20"/>
+          <w:szCs w:val="20"/>
         </w:rPr>
         <w:t>o</w:t>
       </w:r>
       <w:r>
         <w:rPr>
           <w:spacing w:val="40"/>
-          <w:sz w:val="18"/>
-        </w:rPr>
-        <w:t xml:space="preserve"> </w:t>
-      </w:r>
-      <w:r>
-        <w:rPr>
-          <w:sz w:val="18"/>
+          <w:sz w:val="20"/>
+          <w:szCs w:val="20"/>
+        </w:rPr>
+        <w:t xml:space="preserve"> </w:t>
+      </w:r>
+      <w:r>
+        <w:rPr>
+          <w:sz w:val="20"/>
+          <w:szCs w:val="20"/>
         </w:rPr>
         <w:t>prazo</w:t>
       </w:r>
       <w:r>
         <w:rPr>
           <w:spacing w:val="40"/>
-          <w:sz w:val="18"/>
-        </w:rPr>
-        <w:t xml:space="preserve"> </w:t>
-      </w:r>
-      <w:r>
-        <w:rPr>
-          <w:sz w:val="18"/>
+          <w:sz w:val="20"/>
+          <w:szCs w:val="20"/>
+        </w:rPr>
+        <w:t xml:space="preserve"> </w:t>
+      </w:r>
+      <w:r>
+        <w:rPr>
+          <w:sz w:val="20"/>
+          <w:szCs w:val="20"/>
         </w:rPr>
         <w:t>para</w:t>
       </w:r>
       <w:r>
         <w:rPr>
           <w:spacing w:val="40"/>
-          <w:sz w:val="18"/>
-        </w:rPr>
-        <w:t xml:space="preserve"> </w:t>
-      </w:r>
-      <w:r>
-        <w:rPr>
-          <w:sz w:val="18"/>
+          <w:sz w:val="20"/>
+          <w:szCs w:val="20"/>
+        </w:rPr>
+        <w:t xml:space="preserve"> </w:t>
+      </w:r>
+      <w:r>
+        <w:rPr>
+          <w:sz w:val="20"/>
+          <w:szCs w:val="20"/>
         </w:rPr>
         <w:t>o</w:t>
       </w:r>
       <w:r>
         <w:rPr>
           <w:spacing w:val="40"/>
-          <w:sz w:val="18"/>
-        </w:rPr>
-        <w:t xml:space="preserve"> </w:t>
-      </w:r>
-      <w:r>
-        <w:rPr>
-          <w:sz w:val="18"/>
+          <w:sz w:val="20"/>
+          <w:szCs w:val="20"/>
+        </w:rPr>
+        <w:t xml:space="preserve"> </w:t>
+      </w:r>
+      <w:r>
+        <w:rPr>
+          <w:sz w:val="20"/>
+          <w:szCs w:val="20"/>
         </w:rPr>
         <w:t>envio</w:t>
       </w:r>
       <w:r>
         <w:rPr>
           <w:spacing w:val="40"/>
-          <w:sz w:val="18"/>
-        </w:rPr>
-        <w:t xml:space="preserve"> </w:t>
-      </w:r>
-      <w:r>
-        <w:rPr>
-          <w:sz w:val="18"/>
+          <w:sz w:val="20"/>
+          <w:szCs w:val="20"/>
+        </w:rPr>
+        <w:t xml:space="preserve"> </w:t>
+      </w:r>
+      <w:r>
+        <w:rPr>
+          <w:sz w:val="20"/>
+          <w:szCs w:val="20"/>
         </w:rPr>
         <w:t>do</w:t>
       </w:r>
       <w:r>
         <w:rPr>
           <w:spacing w:val="40"/>
-          <w:sz w:val="18"/>
-        </w:rPr>
-        <w:t xml:space="preserve"> </w:t>
-      </w:r>
-      <w:r>
-        <w:rPr>
-          <w:sz w:val="18"/>
+          <w:sz w:val="20"/>
+          <w:szCs w:val="20"/>
+        </w:rPr>
+        <w:t xml:space="preserve"> </w:t>
+      </w:r>
+      <w:r>
+        <w:rPr>
+          <w:sz w:val="20"/>
+          <w:szCs w:val="20"/>
         </w:rPr>
         <w:t>primeiro</w:t>
       </w:r>
       <w:r>
         <w:rPr>
           <w:spacing w:val="40"/>
-          <w:sz w:val="18"/>
-        </w:rPr>
-        <w:t xml:space="preserve"> </w:t>
-      </w:r>
-      <w:r>
-        <w:rPr>
-          <w:sz w:val="18"/>
+          <w:sz w:val="20"/>
+          <w:szCs w:val="20"/>
+        </w:rPr>
+        <w:t xml:space="preserve"> </w:t>
+      </w:r>
+      <w:r>
+        <w:rPr>
+          <w:sz w:val="20"/>
+          <w:szCs w:val="20"/>
         </w:rPr>
         <w:t>Projeto Executivo será de até 11 (onze) dias úteis;</w:t>
       </w:r>
@@ -4966,20 +5244,23 @@
         </w:tabs>
         <w:ind w:firstLine="0"/>
         <w:rPr>
-          <w:sz w:val="18"/>
+          <w:sz w:val="20"/>
+          <w:szCs w:val="20"/>
         </w:rPr>
       </w:pPr>
       <w:r>
         <w:rPr>
           <w:rFonts w:ascii="Arial" w:hAnsi="Arial"/>
           <w:b/>
-          <w:sz w:val="18"/>
+          <w:sz w:val="20"/>
+          <w:szCs w:val="20"/>
         </w:rPr>
         <w:t>FABRICAÇÃO</w:t>
       </w:r>
       <w:r>
         <w:rPr>
-          <w:sz w:val="18"/>
+          <w:sz w:val="20"/>
+          <w:szCs w:val="20"/>
         </w:rPr>
         <w:t>: processo de aquisição de matéria-prima e acessórios, fabricação e embalagem dos elementos especificados no Projeto Executivo. Após a aprovação e assinatura do Projeto Executivo, é iniciada a produção das peças integrantes dos móveis e o prazo para entrega será de até 28 (vinte e oito) dias úteis;</w:t>
       </w:r>
@@ -4996,33 +5277,38 @@
         </w:tabs>
         <w:ind w:right="155" w:firstLine="0"/>
         <w:rPr>
-          <w:sz w:val="18"/>
+          <w:sz w:val="20"/>
+          <w:szCs w:val="20"/>
         </w:rPr>
       </w:pPr>
       <w:r>
         <w:rPr>
           <w:rFonts w:ascii="Arial" w:hAnsi="Arial"/>
           <w:b/>
-          <w:sz w:val="18"/>
+          <w:sz w:val="20"/>
+          <w:szCs w:val="20"/>
         </w:rPr>
         <w:t>TRANSPORTE</w:t>
       </w:r>
       <w:r>
         <w:rPr>
-          <w:sz w:val="18"/>
+          <w:sz w:val="20"/>
+          <w:szCs w:val="20"/>
         </w:rPr>
         <w:t>: carregamento e transporte do material produzido e embalado pela fábrica Dalmóbile e entregue no endereço</w:t>
       </w:r>
       <w:r>
         <w:rPr>
           <w:spacing w:val="40"/>
-          <w:sz w:val="18"/>
-        </w:rPr>
-        <w:t xml:space="preserve"> </w:t>
-      </w:r>
-      <w:r>
-        <w:rPr>
-          <w:sz w:val="18"/>
+          <w:sz w:val="20"/>
+          <w:szCs w:val="20"/>
+        </w:rPr>
+        <w:t xml:space="preserve"> </w:t>
+      </w:r>
+      <w:r>
+        <w:rPr>
+          <w:sz w:val="20"/>
+          <w:szCs w:val="20"/>
         </w:rPr>
         <w:t>especificado pelo CLIENTE, que transcorrerá em até 5 (cinco) dias úteis e;</w:t>
       </w:r>
@@ -5031,29 +5317,35 @@
       <w:pPr>
         <w:pStyle w:val="BodyText"/>
         <w:jc w:val="both"/>
+        <w:rPr>
+          <w:sz w:val="20"/>
+          <w:szCs w:val="20"/>
+        </w:rPr>
       </w:pPr>
       <w:r>
         <w:rPr>
           <w:rFonts w:ascii="Arial" w:hAnsi="Arial"/>
           <w:b/>
+          <w:sz w:val="20"/>
+          <w:szCs w:val="20"/>
         </w:rPr>
         <w:t>e) MONTAGEM</w:t>
       </w:r>
       <w:r>
+        <w:rPr>
+          <w:sz w:val="20"/>
+          <w:szCs w:val="20"/>
+        </w:rPr>
         <w:t xml:space="preserve">: serviço de montagem do mobiliário na casa do </w:t>
       </w:r>
       <w:r>
         <w:rPr>
           <w:spacing w:val="-2"/>
+          <w:sz w:val="20"/>
+          <w:szCs w:val="20"/>
         </w:rPr>
         <w:t>CLIENTE.</w:t>
       </w:r>
-    </w:p>
-    <w:p>
-      <w:pPr>
-        <w:pStyle w:val="BodyText"/>
-        <w:ind w:left="0"/>
-      </w:pPr>
     </w:p>
     <w:p>
       <w:pPr>
@@ -5067,272 +5359,314 @@
         </w:tabs>
         <w:ind w:firstLine="0"/>
         <w:rPr>
-          <w:sz w:val="18"/>
-        </w:rPr>
-      </w:pPr>
-      <w:r>
-        <w:rPr>
-          <w:sz w:val="18"/>
+          <w:sz w:val="20"/>
+          <w:szCs w:val="20"/>
+        </w:rPr>
+      </w:pPr>
+      <w:r>
+        <w:rPr>
+          <w:sz w:val="20"/>
+          <w:szCs w:val="20"/>
         </w:rPr>
         <w:t>O</w:t>
       </w:r>
       <w:r>
         <w:rPr>
           <w:spacing w:val="7"/>
-          <w:sz w:val="18"/>
-        </w:rPr>
-        <w:t xml:space="preserve"> </w:t>
-      </w:r>
-      <w:r>
-        <w:rPr>
-          <w:sz w:val="18"/>
+          <w:sz w:val="20"/>
+          <w:szCs w:val="20"/>
+        </w:rPr>
+        <w:t xml:space="preserve"> </w:t>
+      </w:r>
+      <w:r>
+        <w:rPr>
+          <w:sz w:val="20"/>
+          <w:szCs w:val="20"/>
         </w:rPr>
         <w:t>Termo</w:t>
       </w:r>
       <w:r>
         <w:rPr>
           <w:spacing w:val="7"/>
-          <w:sz w:val="18"/>
-        </w:rPr>
-        <w:t xml:space="preserve"> </w:t>
-      </w:r>
-      <w:r>
-        <w:rPr>
-          <w:sz w:val="18"/>
+          <w:sz w:val="20"/>
+          <w:szCs w:val="20"/>
+        </w:rPr>
+        <w:t xml:space="preserve"> </w:t>
+      </w:r>
+      <w:r>
+        <w:rPr>
+          <w:sz w:val="20"/>
+          <w:szCs w:val="20"/>
         </w:rPr>
         <w:t>de</w:t>
       </w:r>
       <w:r>
         <w:rPr>
           <w:spacing w:val="7"/>
-          <w:sz w:val="18"/>
-        </w:rPr>
-        <w:t xml:space="preserve"> </w:t>
-      </w:r>
-      <w:r>
-        <w:rPr>
-          <w:sz w:val="18"/>
+          <w:sz w:val="20"/>
+          <w:szCs w:val="20"/>
+        </w:rPr>
+        <w:t xml:space="preserve"> </w:t>
+      </w:r>
+      <w:r>
+        <w:rPr>
+          <w:sz w:val="20"/>
+          <w:szCs w:val="20"/>
         </w:rPr>
         <w:t>Solicitação</w:t>
       </w:r>
       <w:r>
         <w:rPr>
           <w:spacing w:val="7"/>
-          <w:sz w:val="18"/>
-        </w:rPr>
-        <w:t xml:space="preserve"> </w:t>
-      </w:r>
-      <w:r>
-        <w:rPr>
-          <w:sz w:val="18"/>
+          <w:sz w:val="20"/>
+          <w:szCs w:val="20"/>
+        </w:rPr>
+        <w:t xml:space="preserve"> </w:t>
+      </w:r>
+      <w:r>
+        <w:rPr>
+          <w:sz w:val="20"/>
+          <w:szCs w:val="20"/>
         </w:rPr>
         <w:t>e</w:t>
       </w:r>
       <w:r>
         <w:rPr>
           <w:spacing w:val="7"/>
-          <w:sz w:val="18"/>
-        </w:rPr>
-        <w:t xml:space="preserve"> </w:t>
-      </w:r>
-      <w:r>
-        <w:rPr>
-          <w:sz w:val="18"/>
+          <w:sz w:val="20"/>
+          <w:szCs w:val="20"/>
+        </w:rPr>
+        <w:t xml:space="preserve"> </w:t>
+      </w:r>
+      <w:r>
+        <w:rPr>
+          <w:sz w:val="20"/>
+          <w:szCs w:val="20"/>
         </w:rPr>
         <w:t>Compromisso</w:t>
       </w:r>
       <w:r>
         <w:rPr>
           <w:spacing w:val="7"/>
-          <w:sz w:val="18"/>
-        </w:rPr>
-        <w:t xml:space="preserve"> </w:t>
-      </w:r>
-      <w:r>
-        <w:rPr>
-          <w:sz w:val="18"/>
+          <w:sz w:val="20"/>
+          <w:szCs w:val="20"/>
+        </w:rPr>
+        <w:t xml:space="preserve"> </w:t>
+      </w:r>
+      <w:r>
+        <w:rPr>
+          <w:sz w:val="20"/>
+          <w:szCs w:val="20"/>
         </w:rPr>
         <w:t>de</w:t>
       </w:r>
       <w:r>
         <w:rPr>
           <w:spacing w:val="7"/>
-          <w:sz w:val="18"/>
-        </w:rPr>
-        <w:t xml:space="preserve"> </w:t>
-      </w:r>
-      <w:r>
-        <w:rPr>
-          <w:sz w:val="18"/>
+          <w:sz w:val="20"/>
+          <w:szCs w:val="20"/>
+        </w:rPr>
+        <w:t xml:space="preserve"> </w:t>
+      </w:r>
+      <w:r>
+        <w:rPr>
+          <w:sz w:val="20"/>
+          <w:szCs w:val="20"/>
         </w:rPr>
         <w:t>Medição</w:t>
       </w:r>
       <w:r>
         <w:rPr>
           <w:spacing w:val="7"/>
-          <w:sz w:val="18"/>
-        </w:rPr>
-        <w:t xml:space="preserve"> </w:t>
-      </w:r>
-      <w:r>
-        <w:rPr>
-          <w:sz w:val="18"/>
+          <w:sz w:val="20"/>
+          <w:szCs w:val="20"/>
+        </w:rPr>
+        <w:t xml:space="preserve"> </w:t>
+      </w:r>
+      <w:r>
+        <w:rPr>
+          <w:sz w:val="20"/>
+          <w:szCs w:val="20"/>
         </w:rPr>
         <w:t>é</w:t>
       </w:r>
       <w:r>
         <w:rPr>
           <w:spacing w:val="7"/>
-          <w:sz w:val="18"/>
-        </w:rPr>
-        <w:t xml:space="preserve"> </w:t>
-      </w:r>
-      <w:r>
-        <w:rPr>
-          <w:sz w:val="18"/>
+          <w:sz w:val="20"/>
+          <w:szCs w:val="20"/>
+        </w:rPr>
+        <w:t xml:space="preserve"> </w:t>
+      </w:r>
+      <w:r>
+        <w:rPr>
+          <w:sz w:val="20"/>
+          <w:szCs w:val="20"/>
         </w:rPr>
         <w:t>condição</w:t>
       </w:r>
       <w:r>
         <w:rPr>
           <w:spacing w:val="7"/>
-          <w:sz w:val="18"/>
-        </w:rPr>
-        <w:t xml:space="preserve"> </w:t>
-      </w:r>
-      <w:r>
-        <w:rPr>
-          <w:sz w:val="18"/>
+          <w:sz w:val="20"/>
+          <w:szCs w:val="20"/>
+        </w:rPr>
+        <w:t xml:space="preserve"> </w:t>
+      </w:r>
+      <w:r>
+        <w:rPr>
+          <w:sz w:val="20"/>
+          <w:szCs w:val="20"/>
         </w:rPr>
         <w:t>essencial</w:t>
       </w:r>
       <w:r>
         <w:rPr>
           <w:spacing w:val="7"/>
-          <w:sz w:val="18"/>
-        </w:rPr>
-        <w:t xml:space="preserve"> </w:t>
-      </w:r>
-      <w:r>
-        <w:rPr>
-          <w:sz w:val="18"/>
+          <w:sz w:val="20"/>
+          <w:szCs w:val="20"/>
+        </w:rPr>
+        <w:t xml:space="preserve"> </w:t>
+      </w:r>
+      <w:r>
+        <w:rPr>
+          <w:sz w:val="20"/>
+          <w:szCs w:val="20"/>
         </w:rPr>
         <w:t>para</w:t>
       </w:r>
       <w:r>
         <w:rPr>
           <w:spacing w:val="7"/>
-          <w:sz w:val="18"/>
-        </w:rPr>
-        <w:t xml:space="preserve"> </w:t>
-      </w:r>
-      <w:r>
-        <w:rPr>
-          <w:sz w:val="18"/>
+          <w:sz w:val="20"/>
+          <w:szCs w:val="20"/>
+        </w:rPr>
+        <w:t xml:space="preserve"> </w:t>
+      </w:r>
+      <w:r>
+        <w:rPr>
+          <w:sz w:val="20"/>
+          <w:szCs w:val="20"/>
         </w:rPr>
         <w:t>o</w:t>
       </w:r>
       <w:r>
         <w:rPr>
           <w:spacing w:val="7"/>
-          <w:sz w:val="18"/>
-        </w:rPr>
-        <w:t xml:space="preserve"> </w:t>
-      </w:r>
-      <w:r>
-        <w:rPr>
-          <w:sz w:val="18"/>
+          <w:sz w:val="20"/>
+          <w:szCs w:val="20"/>
+        </w:rPr>
+        <w:t xml:space="preserve"> </w:t>
+      </w:r>
+      <w:r>
+        <w:rPr>
+          <w:sz w:val="20"/>
+          <w:szCs w:val="20"/>
         </w:rPr>
         <w:t>início</w:t>
       </w:r>
       <w:r>
         <w:rPr>
           <w:spacing w:val="7"/>
-          <w:sz w:val="18"/>
-        </w:rPr>
-        <w:t xml:space="preserve"> </w:t>
-      </w:r>
-      <w:r>
-        <w:rPr>
-          <w:sz w:val="18"/>
+          <w:sz w:val="20"/>
+          <w:szCs w:val="20"/>
+        </w:rPr>
+        <w:t xml:space="preserve"> </w:t>
+      </w:r>
+      <w:r>
+        <w:rPr>
+          <w:sz w:val="20"/>
+          <w:szCs w:val="20"/>
         </w:rPr>
         <w:t>das</w:t>
       </w:r>
       <w:r>
         <w:rPr>
           <w:spacing w:val="7"/>
-          <w:sz w:val="18"/>
-        </w:rPr>
-        <w:t xml:space="preserve"> </w:t>
-      </w:r>
-      <w:r>
-        <w:rPr>
-          <w:sz w:val="18"/>
+          <w:sz w:val="20"/>
+          <w:szCs w:val="20"/>
+        </w:rPr>
+        <w:t xml:space="preserve"> </w:t>
+      </w:r>
+      <w:r>
+        <w:rPr>
+          <w:sz w:val="20"/>
+          <w:szCs w:val="20"/>
         </w:rPr>
         <w:t>etapas</w:t>
       </w:r>
       <w:r>
         <w:rPr>
           <w:spacing w:val="7"/>
-          <w:sz w:val="18"/>
-        </w:rPr>
-        <w:t xml:space="preserve"> </w:t>
-      </w:r>
-      <w:r>
-        <w:rPr>
-          <w:sz w:val="18"/>
+          <w:sz w:val="20"/>
+          <w:szCs w:val="20"/>
+        </w:rPr>
+        <w:t xml:space="preserve"> </w:t>
+      </w:r>
+      <w:r>
+        <w:rPr>
+          <w:sz w:val="20"/>
+          <w:szCs w:val="20"/>
         </w:rPr>
         <w:t>subsequentes,</w:t>
       </w:r>
       <w:r>
         <w:rPr>
           <w:spacing w:val="7"/>
-          <w:sz w:val="18"/>
-        </w:rPr>
-        <w:t xml:space="preserve"> </w:t>
-      </w:r>
-      <w:r>
-        <w:rPr>
-          <w:sz w:val="18"/>
+          <w:sz w:val="20"/>
+          <w:szCs w:val="20"/>
+        </w:rPr>
+        <w:t xml:space="preserve"> </w:t>
+      </w:r>
+      <w:r>
+        <w:rPr>
+          <w:sz w:val="20"/>
+          <w:szCs w:val="20"/>
         </w:rPr>
         <w:t>na</w:t>
       </w:r>
       <w:r>
         <w:rPr>
           <w:spacing w:val="7"/>
-          <w:sz w:val="18"/>
-        </w:rPr>
-        <w:t xml:space="preserve"> </w:t>
-      </w:r>
-      <w:r>
-        <w:rPr>
-          <w:sz w:val="18"/>
+          <w:sz w:val="20"/>
+          <w:szCs w:val="20"/>
+        </w:rPr>
+        <w:t xml:space="preserve"> </w:t>
+      </w:r>
+      <w:r>
+        <w:rPr>
+          <w:sz w:val="20"/>
+          <w:szCs w:val="20"/>
         </w:rPr>
         <w:t>medida</w:t>
       </w:r>
       <w:r>
         <w:rPr>
           <w:spacing w:val="7"/>
-          <w:sz w:val="18"/>
-        </w:rPr>
-        <w:t xml:space="preserve"> </w:t>
-      </w:r>
-      <w:r>
-        <w:rPr>
-          <w:sz w:val="18"/>
+          <w:sz w:val="20"/>
+          <w:szCs w:val="20"/>
+        </w:rPr>
+        <w:t xml:space="preserve"> </w:t>
+      </w:r>
+      <w:r>
+        <w:rPr>
+          <w:sz w:val="20"/>
+          <w:szCs w:val="20"/>
         </w:rPr>
         <w:t>em</w:t>
       </w:r>
       <w:r>
         <w:rPr>
           <w:spacing w:val="7"/>
-          <w:sz w:val="18"/>
-        </w:rPr>
-        <w:t xml:space="preserve"> </w:t>
-      </w:r>
-      <w:r>
-        <w:rPr>
-          <w:sz w:val="18"/>
+          <w:sz w:val="20"/>
+          <w:szCs w:val="20"/>
+        </w:rPr>
+        <w:t xml:space="preserve"> </w:t>
+      </w:r>
+      <w:r>
+        <w:rPr>
+          <w:sz w:val="20"/>
+          <w:szCs w:val="20"/>
         </w:rPr>
         <w:t>que a efetiva adequação do Projeto Executivo só poderá ser confirmada após a concreta aferição das medidas do ambiente em que serão realizados os serviços de montagem.</w:t>
       </w:r>
@@ -5350,18 +5684,21 @@
         </w:tabs>
         <w:ind w:firstLine="0"/>
         <w:rPr>
-          <w:sz w:val="18"/>
-        </w:rPr>
-      </w:pPr>
-      <w:r>
-        <w:rPr>
-          <w:sz w:val="18"/>
+          <w:sz w:val="20"/>
+          <w:szCs w:val="20"/>
+        </w:rPr>
+      </w:pPr>
+      <w:r>
+        <w:rPr>
+          <w:sz w:val="20"/>
+          <w:szCs w:val="20"/>
         </w:rPr>
         <w:t>Caso o ambiente em que o CLIENTE pretenda instalar os móveis adquiridos por meio deste Contrato esteja em obra, inviabilizando a fase de Medição acima descrita, mas, ainda assim, o CLIENTE queira avançar nas etapas contratuais descritas</w:t>
       </w:r>
       <w:r>
         <w:rPr>
-          <w:sz w:val="18"/>
+          <w:sz w:val="20"/>
+          <w:szCs w:val="20"/>
         </w:rPr>
         <w:tab/>
         <w:t>no item 2.3, este poderá firmar termo específico em que anexará planta com as medidas do ambiente, assinada por engenheiro ou arquiteto devidamente registrado no respectivo órgão regulamentador da profissão, e assumindo expressa, integral e irretratavelmente responsabilidade por eventuais inadequações das medidas, seja pela aceitação das adaptações eventualmente necessárias na instalação, seja pelo pagamento</w:t>
@@ -5369,13 +5706,15 @@
       <w:r>
         <w:rPr>
           <w:spacing w:val="40"/>
-          <w:sz w:val="18"/>
-        </w:rPr>
-        <w:t xml:space="preserve"> </w:t>
-      </w:r>
-      <w:r>
-        <w:rPr>
-          <w:sz w:val="18"/>
+          <w:sz w:val="20"/>
+          <w:szCs w:val="20"/>
+        </w:rPr>
+        <w:t xml:space="preserve"> </w:t>
+      </w:r>
+      <w:r>
+        <w:rPr>
+          <w:sz w:val="20"/>
+          <w:szCs w:val="20"/>
         </w:rPr>
         <w:t>de valores adicionais para novas medições, elaboração de Projeto Executivo, adequação ou produção das peças a serem fabricadas para a composição dos móveis adquiridos, assim como o transporte e entrega de tais componentes.</w:t>
       </w:r>
@@ -5392,12 +5731,14 @@
         </w:tabs>
         <w:ind w:firstLine="0"/>
         <w:rPr>
-          <w:sz w:val="18"/>
-        </w:rPr>
-      </w:pPr>
-      <w:r>
-        <w:rPr>
-          <w:sz w:val="18"/>
+          <w:sz w:val="20"/>
+          <w:szCs w:val="20"/>
+        </w:rPr>
+      </w:pPr>
+      <w:r>
+        <w:rPr>
+          <w:sz w:val="20"/>
+          <w:szCs w:val="20"/>
         </w:rPr>
         <w:t>O prazo para montagem será especificado em instrumento próprio, firmado após a conclusão do Projeto Executivo, e dependerá da extensão e da complexidade de tal projeto.</w:t>
       </w:r>
@@ -5414,39 +5755,45 @@
         </w:tabs>
         <w:ind w:firstLine="0"/>
         <w:rPr>
-          <w:sz w:val="18"/>
-        </w:rPr>
-      </w:pPr>
-      <w:r>
-        <w:rPr>
-          <w:sz w:val="18"/>
+          <w:sz w:val="20"/>
+          <w:szCs w:val="20"/>
+        </w:rPr>
+      </w:pPr>
+      <w:r>
+        <w:rPr>
+          <w:sz w:val="20"/>
+          <w:szCs w:val="20"/>
         </w:rPr>
         <w:t>As condições definitivas para a entrega do material adquirido e para a prestação dos serviços acordada neste instrumento são</w:t>
       </w:r>
       <w:r>
         <w:rPr>
           <w:spacing w:val="40"/>
-          <w:sz w:val="18"/>
-        </w:rPr>
-        <w:t xml:space="preserve"> </w:t>
-      </w:r>
-      <w:r>
-        <w:rPr>
-          <w:sz w:val="18"/>
+          <w:sz w:val="20"/>
+          <w:szCs w:val="20"/>
+        </w:rPr>
+        <w:t xml:space="preserve"> </w:t>
+      </w:r>
+      <w:r>
+        <w:rPr>
+          <w:sz w:val="20"/>
+          <w:szCs w:val="20"/>
         </w:rPr>
         <w:t>fixadas no Projeto Executivo previsto na alínea “b” do item 2.3. Uma vez concluído, o referido projeto será submetido à ciência e aprovação do CLIENTE, que terá 2 (dois) dias úteis para aprová-lo ou solicitar adequações pontuais. Feita a revisão eventualmente solicitada, a nova versão do Projeto Executivo será novamente apresentada à ciência e aprovação do CLIENTE, que terá outros 2 (dois) dias úteis para</w:t>
       </w:r>
       <w:r>
         <w:rPr>
           <w:spacing w:val="40"/>
-          <w:sz w:val="18"/>
+          <w:sz w:val="20"/>
+          <w:szCs w:val="20"/>
         </w:rPr>
         <w:t xml:space="preserve"> </w:t>
       </w:r>
       <w:r>
         <w:rPr>
           <w:spacing w:val="-2"/>
-          <w:sz w:val="18"/>
+          <w:sz w:val="20"/>
+          <w:szCs w:val="20"/>
         </w:rPr>
         <w:t>aprová-lo.</w:t>
       </w:r>
@@ -5464,202 +5811,233 @@
         </w:tabs>
         <w:ind w:firstLine="0"/>
         <w:rPr>
-          <w:sz w:val="18"/>
-        </w:rPr>
-      </w:pPr>
-      <w:r>
-        <w:rPr>
-          <w:sz w:val="18"/>
+          <w:sz w:val="20"/>
+          <w:szCs w:val="20"/>
+        </w:rPr>
+      </w:pPr>
+      <w:r>
+        <w:rPr>
+          <w:sz w:val="20"/>
+          <w:szCs w:val="20"/>
         </w:rPr>
         <w:t>Caso o CLIENTE pretenda ou precise ser representado por terceiros no ato de aprovação do Projeto Executivo mencionada no item 2.3.4,</w:t>
       </w:r>
       <w:r>
         <w:rPr>
           <w:spacing w:val="39"/>
-          <w:sz w:val="18"/>
-        </w:rPr>
-        <w:t xml:space="preserve"> </w:t>
-      </w:r>
-      <w:r>
-        <w:rPr>
-          <w:sz w:val="18"/>
+          <w:sz w:val="20"/>
+          <w:szCs w:val="20"/>
+        </w:rPr>
+        <w:t xml:space="preserve"> </w:t>
+      </w:r>
+      <w:r>
+        <w:rPr>
+          <w:sz w:val="20"/>
+          <w:szCs w:val="20"/>
         </w:rPr>
         <w:t>acima,</w:t>
       </w:r>
       <w:r>
         <w:rPr>
           <w:spacing w:val="39"/>
-          <w:sz w:val="18"/>
-        </w:rPr>
-        <w:t xml:space="preserve"> </w:t>
-      </w:r>
-      <w:r>
-        <w:rPr>
-          <w:sz w:val="18"/>
+          <w:sz w:val="20"/>
+          <w:szCs w:val="20"/>
+        </w:rPr>
+        <w:t xml:space="preserve"> </w:t>
+      </w:r>
+      <w:r>
+        <w:rPr>
+          <w:sz w:val="20"/>
+          <w:szCs w:val="20"/>
         </w:rPr>
         <w:t>já</w:t>
       </w:r>
       <w:r>
         <w:rPr>
           <w:spacing w:val="39"/>
-          <w:sz w:val="18"/>
-        </w:rPr>
-        <w:t xml:space="preserve"> </w:t>
-      </w:r>
-      <w:r>
-        <w:rPr>
-          <w:sz w:val="18"/>
+          <w:sz w:val="20"/>
+          <w:szCs w:val="20"/>
+        </w:rPr>
+        <w:t xml:space="preserve"> </w:t>
+      </w:r>
+      <w:r>
+        <w:rPr>
+          <w:sz w:val="20"/>
+          <w:szCs w:val="20"/>
         </w:rPr>
         <w:t>outorga</w:t>
       </w:r>
       <w:r>
         <w:rPr>
           <w:spacing w:val="39"/>
-          <w:sz w:val="18"/>
-        </w:rPr>
-        <w:t xml:space="preserve"> </w:t>
-      </w:r>
-      <w:r>
-        <w:rPr>
-          <w:sz w:val="18"/>
+          <w:sz w:val="20"/>
+          <w:szCs w:val="20"/>
+        </w:rPr>
+        <w:t xml:space="preserve"> </w:t>
+      </w:r>
+      <w:r>
+        <w:rPr>
+          <w:sz w:val="20"/>
+          <w:szCs w:val="20"/>
         </w:rPr>
         <w:t>os</w:t>
       </w:r>
       <w:r>
         <w:rPr>
           <w:spacing w:val="39"/>
-          <w:sz w:val="18"/>
-        </w:rPr>
-        <w:t xml:space="preserve"> </w:t>
-      </w:r>
-      <w:r>
-        <w:rPr>
-          <w:sz w:val="18"/>
+          <w:sz w:val="20"/>
+          <w:szCs w:val="20"/>
+        </w:rPr>
+        <w:t xml:space="preserve"> </w:t>
+      </w:r>
+      <w:r>
+        <w:rPr>
+          <w:sz w:val="20"/>
+          <w:szCs w:val="20"/>
         </w:rPr>
         <w:t>poderes</w:t>
       </w:r>
       <w:r>
         <w:rPr>
           <w:spacing w:val="39"/>
-          <w:sz w:val="18"/>
-        </w:rPr>
-        <w:t xml:space="preserve"> </w:t>
-      </w:r>
-      <w:r>
-        <w:rPr>
-          <w:sz w:val="18"/>
+          <w:sz w:val="20"/>
+          <w:szCs w:val="20"/>
+        </w:rPr>
+        <w:t xml:space="preserve"> </w:t>
+      </w:r>
+      <w:r>
+        <w:rPr>
+          <w:sz w:val="20"/>
+          <w:szCs w:val="20"/>
         </w:rPr>
         <w:t>para</w:t>
       </w:r>
       <w:r>
         <w:rPr>
           <w:spacing w:val="39"/>
-          <w:sz w:val="18"/>
-        </w:rPr>
-        <w:t xml:space="preserve"> </w:t>
-      </w:r>
-      <w:r>
-        <w:rPr>
-          <w:sz w:val="18"/>
+          <w:sz w:val="20"/>
+          <w:szCs w:val="20"/>
+        </w:rPr>
+        <w:t xml:space="preserve"> </w:t>
+      </w:r>
+      <w:r>
+        <w:rPr>
+          <w:sz w:val="20"/>
+          <w:szCs w:val="20"/>
         </w:rPr>
         <w:t>tanto</w:t>
       </w:r>
       <w:r>
         <w:rPr>
           <w:spacing w:val="39"/>
-          <w:sz w:val="18"/>
-        </w:rPr>
-        <w:t xml:space="preserve"> </w:t>
-      </w:r>
-      <w:r>
-        <w:rPr>
-          <w:sz w:val="18"/>
+          <w:sz w:val="20"/>
+          <w:szCs w:val="20"/>
+        </w:rPr>
+        <w:t xml:space="preserve"> </w:t>
+      </w:r>
+      <w:r>
+        <w:rPr>
+          <w:sz w:val="20"/>
+          <w:szCs w:val="20"/>
         </w:rPr>
         <w:t>a:</w:t>
       </w:r>
       <w:r>
         <w:rPr>
           <w:spacing w:val="39"/>
-          <w:sz w:val="18"/>
-        </w:rPr>
-        <w:t xml:space="preserve"> </w:t>
-      </w:r>
-      <w:r>
-        <w:rPr>
-          <w:sz w:val="18"/>
+          <w:sz w:val="20"/>
+          <w:szCs w:val="20"/>
+        </w:rPr>
+        <w:t xml:space="preserve"> </w:t>
+      </w:r>
+      <w:r>
+        <w:rPr>
+          <w:sz w:val="20"/>
+          <w:szCs w:val="20"/>
         </w:rPr>
         <w:t>(nome</w:t>
       </w:r>
       <w:r>
         <w:rPr>
           <w:spacing w:val="39"/>
-          <w:sz w:val="18"/>
-        </w:rPr>
-        <w:t xml:space="preserve"> </w:t>
-      </w:r>
-      <w:r>
-        <w:rPr>
-          <w:sz w:val="18"/>
+          <w:sz w:val="20"/>
+          <w:szCs w:val="20"/>
+        </w:rPr>
+        <w:t xml:space="preserve"> </w:t>
+      </w:r>
+      <w:r>
+        <w:rPr>
+          <w:sz w:val="20"/>
+          <w:szCs w:val="20"/>
         </w:rPr>
         <w:t>do</w:t>
       </w:r>
       <w:r>
         <w:rPr>
           <w:spacing w:val="39"/>
-          <w:sz w:val="18"/>
-        </w:rPr>
-        <w:t xml:space="preserve"> </w:t>
-      </w:r>
-      <w:r>
-        <w:rPr>
-          <w:sz w:val="18"/>
+          <w:sz w:val="20"/>
+          <w:szCs w:val="20"/>
+        </w:rPr>
+        <w:t xml:space="preserve"> </w:t>
+      </w:r>
+      <w:r>
+        <w:rPr>
+          <w:sz w:val="20"/>
+          <w:szCs w:val="20"/>
         </w:rPr>
         <w:t>representante)</w:t>
       </w:r>
       <w:r>
         <w:rPr>
           <w:spacing w:val="39"/>
-          <w:sz w:val="18"/>
-        </w:rPr>
-        <w:t xml:space="preserve"> </w:t>
-      </w:r>
-      <w:r>
-        <w:rPr>
-          <w:sz w:val="18"/>
+          <w:sz w:val="20"/>
+          <w:szCs w:val="20"/>
+        </w:rPr>
+        <w:t xml:space="preserve"> </w:t>
+      </w:r>
+      <w:r>
+        <w:rPr>
+          <w:sz w:val="20"/>
+          <w:szCs w:val="20"/>
           <w:u w:val="single"/>
         </w:rPr>
         <w:tab/>
       </w:r>
       <w:r>
         <w:rPr>
-          <w:sz w:val="18"/>
+          <w:sz w:val="20"/>
+          <w:szCs w:val="20"/>
         </w:rPr>
         <w:t>,</w:t>
       </w:r>
       <w:r>
         <w:rPr>
           <w:spacing w:val="32"/>
-          <w:sz w:val="18"/>
-        </w:rPr>
-        <w:t xml:space="preserve"> </w:t>
-      </w:r>
-      <w:r>
-        <w:rPr>
-          <w:sz w:val="18"/>
+          <w:sz w:val="20"/>
+          <w:szCs w:val="20"/>
+        </w:rPr>
+        <w:t xml:space="preserve"> </w:t>
+      </w:r>
+      <w:r>
+        <w:rPr>
+          <w:sz w:val="20"/>
+          <w:szCs w:val="20"/>
         </w:rPr>
         <w:t>CPF</w:t>
       </w:r>
       <w:r>
         <w:rPr>
           <w:spacing w:val="34"/>
-          <w:sz w:val="18"/>
+          <w:sz w:val="20"/>
+          <w:szCs w:val="20"/>
         </w:rPr>
         <w:t xml:space="preserve"> </w:t>
       </w:r>
       <w:r>
         <w:rPr>
           <w:spacing w:val="-5"/>
-          <w:sz w:val="18"/>
+          <w:sz w:val="20"/>
+          <w:szCs w:val="20"/>
         </w:rPr>
         <w:t>nº</w:t>
       </w:r>
@@ -5671,12 +6049,14 @@
         </w:tabs>
         <w:ind w:left="157"/>
         <w:rPr>
-          <w:sz w:val="18"/>
-        </w:rPr>
-      </w:pPr>
-      <w:r>
-        <w:rPr>
-          <w:sz w:val="18"/>
+          <w:sz w:val="20"/>
+          <w:szCs w:val="20"/>
+        </w:rPr>
+      </w:pPr>
+      <w:r>
+        <w:rPr>
+          <w:sz w:val="20"/>
+          <w:szCs w:val="20"/>
           <w:u w:val="single"/>
         </w:rPr>
         <w:tab/>
@@ -5684,7 +6064,8 @@
       <w:r>
         <w:rPr>
           <w:spacing w:val="-10"/>
-          <w:sz w:val="18"/>
+          <w:sz w:val="20"/>
+          <w:szCs w:val="20"/>
         </w:rPr>
         <w:t>.</w:t>
       </w:r>
@@ -5701,19 +6082,22 @@
         </w:tabs>
         <w:ind w:firstLine="0"/>
         <w:rPr>
-          <w:sz w:val="18"/>
-        </w:rPr>
-      </w:pPr>
-      <w:r>
-        <w:rPr>
-          <w:sz w:val="18"/>
+          <w:sz w:val="20"/>
+          <w:szCs w:val="20"/>
+        </w:rPr>
+      </w:pPr>
+      <w:r>
+        <w:rPr>
+          <w:sz w:val="20"/>
+          <w:szCs w:val="20"/>
         </w:rPr>
         <w:t xml:space="preserve">Caso não haja aprovação na segunda ocasião disciplinada no subitem anterior, o cronograma originalmente fixado será integralmente reformulado, na medida em que o pedido para fabricação perderá sua prioridade relativamente aos demais projetos conduzidos pela </w:t>
       </w:r>
       <w:r>
         <w:rPr>
           <w:spacing w:val="-2"/>
-          <w:sz w:val="18"/>
+          <w:sz w:val="20"/>
+          <w:szCs w:val="20"/>
         </w:rPr>
         <w:t>CONTRATADA.</w:t>
       </w:r>
@@ -5730,415 +6114,479 @@
         </w:tabs>
         <w:ind w:firstLine="0"/>
         <w:rPr>
-          <w:sz w:val="18"/>
-        </w:rPr>
-      </w:pPr>
-      <w:r>
-        <w:rPr>
-          <w:sz w:val="18"/>
+          <w:sz w:val="20"/>
+          <w:szCs w:val="20"/>
+        </w:rPr>
+      </w:pPr>
+      <w:r>
+        <w:rPr>
+          <w:sz w:val="20"/>
+          <w:szCs w:val="20"/>
         </w:rPr>
         <w:t>Na mesma hipótese prevista no subitem 2.3.5, as alterações subsequentes à segunda revisão poderão acarretar alteração dos valores</w:t>
       </w:r>
       <w:r>
         <w:rPr>
           <w:spacing w:val="13"/>
-          <w:sz w:val="18"/>
-        </w:rPr>
-        <w:t xml:space="preserve"> </w:t>
-      </w:r>
-      <w:r>
-        <w:rPr>
-          <w:sz w:val="18"/>
+          <w:sz w:val="20"/>
+          <w:szCs w:val="20"/>
+        </w:rPr>
+        <w:t xml:space="preserve"> </w:t>
+      </w:r>
+      <w:r>
+        <w:rPr>
+          <w:sz w:val="20"/>
+          <w:szCs w:val="20"/>
         </w:rPr>
         <w:t>para</w:t>
       </w:r>
       <w:r>
         <w:rPr>
           <w:spacing w:val="13"/>
-          <w:sz w:val="18"/>
-        </w:rPr>
-        <w:t xml:space="preserve"> </w:t>
-      </w:r>
-      <w:r>
-        <w:rPr>
-          <w:sz w:val="18"/>
+          <w:sz w:val="20"/>
+          <w:szCs w:val="20"/>
+        </w:rPr>
+        <w:t xml:space="preserve"> </w:t>
+      </w:r>
+      <w:r>
+        <w:rPr>
+          <w:sz w:val="20"/>
+          <w:szCs w:val="20"/>
         </w:rPr>
         <w:t>aquisição</w:t>
       </w:r>
       <w:r>
         <w:rPr>
           <w:spacing w:val="13"/>
-          <w:sz w:val="18"/>
-        </w:rPr>
-        <w:t xml:space="preserve"> </w:t>
-      </w:r>
-      <w:r>
-        <w:rPr>
-          <w:sz w:val="18"/>
+          <w:sz w:val="20"/>
+          <w:szCs w:val="20"/>
+        </w:rPr>
+        <w:t xml:space="preserve"> </w:t>
+      </w:r>
+      <w:r>
+        <w:rPr>
+          <w:sz w:val="20"/>
+          <w:szCs w:val="20"/>
         </w:rPr>
         <w:t>do</w:t>
       </w:r>
       <w:r>
         <w:rPr>
           <w:spacing w:val="13"/>
-          <w:sz w:val="18"/>
-        </w:rPr>
-        <w:t xml:space="preserve"> </w:t>
-      </w:r>
-      <w:r>
-        <w:rPr>
-          <w:sz w:val="18"/>
+          <w:sz w:val="20"/>
+          <w:szCs w:val="20"/>
+        </w:rPr>
+        <w:t xml:space="preserve"> </w:t>
+      </w:r>
+      <w:r>
+        <w:rPr>
+          <w:sz w:val="20"/>
+          <w:szCs w:val="20"/>
         </w:rPr>
         <w:t>material</w:t>
       </w:r>
       <w:r>
         <w:rPr>
           <w:spacing w:val="13"/>
-          <w:sz w:val="18"/>
-        </w:rPr>
-        <w:t xml:space="preserve"> </w:t>
-      </w:r>
-      <w:r>
-        <w:rPr>
-          <w:sz w:val="18"/>
+          <w:sz w:val="20"/>
+          <w:szCs w:val="20"/>
+        </w:rPr>
+        <w:t xml:space="preserve"> </w:t>
+      </w:r>
+      <w:r>
+        <w:rPr>
+          <w:sz w:val="20"/>
+          <w:szCs w:val="20"/>
         </w:rPr>
         <w:t>e</w:t>
       </w:r>
       <w:r>
         <w:rPr>
           <w:spacing w:val="13"/>
-          <w:sz w:val="18"/>
-        </w:rPr>
-        <w:t xml:space="preserve"> </w:t>
-      </w:r>
-      <w:r>
-        <w:rPr>
-          <w:sz w:val="18"/>
+          <w:sz w:val="20"/>
+          <w:szCs w:val="20"/>
+        </w:rPr>
+        <w:t xml:space="preserve"> </w:t>
+      </w:r>
+      <w:r>
+        <w:rPr>
+          <w:sz w:val="20"/>
+          <w:szCs w:val="20"/>
         </w:rPr>
         <w:t>prestação</w:t>
       </w:r>
       <w:r>
         <w:rPr>
           <w:spacing w:val="13"/>
-          <w:sz w:val="18"/>
-        </w:rPr>
-        <w:t xml:space="preserve"> </w:t>
-      </w:r>
-      <w:r>
-        <w:rPr>
-          <w:sz w:val="18"/>
+          <w:sz w:val="20"/>
+          <w:szCs w:val="20"/>
+        </w:rPr>
+        <w:t xml:space="preserve"> </w:t>
+      </w:r>
+      <w:r>
+        <w:rPr>
+          <w:sz w:val="20"/>
+          <w:szCs w:val="20"/>
         </w:rPr>
         <w:t>de</w:t>
       </w:r>
       <w:r>
         <w:rPr>
           <w:spacing w:val="13"/>
-          <w:sz w:val="18"/>
-        </w:rPr>
-        <w:t xml:space="preserve"> </w:t>
-      </w:r>
-      <w:r>
-        <w:rPr>
-          <w:sz w:val="18"/>
+          <w:sz w:val="20"/>
+          <w:szCs w:val="20"/>
+        </w:rPr>
+        <w:t xml:space="preserve"> </w:t>
+      </w:r>
+      <w:r>
+        <w:rPr>
+          <w:sz w:val="20"/>
+          <w:szCs w:val="20"/>
         </w:rPr>
         <w:t>serviços,</w:t>
       </w:r>
       <w:r>
         <w:rPr>
           <w:spacing w:val="13"/>
-          <w:sz w:val="18"/>
-        </w:rPr>
-        <w:t xml:space="preserve"> </w:t>
-      </w:r>
-      <w:r>
-        <w:rPr>
-          <w:sz w:val="18"/>
+          <w:sz w:val="20"/>
+          <w:szCs w:val="20"/>
+        </w:rPr>
+        <w:t xml:space="preserve"> </w:t>
+      </w:r>
+      <w:r>
+        <w:rPr>
+          <w:sz w:val="20"/>
+          <w:szCs w:val="20"/>
         </w:rPr>
         <w:t>que</w:t>
       </w:r>
       <w:r>
         <w:rPr>
           <w:spacing w:val="13"/>
-          <w:sz w:val="18"/>
-        </w:rPr>
-        <w:t xml:space="preserve"> </w:t>
-      </w:r>
-      <w:r>
-        <w:rPr>
-          <w:sz w:val="18"/>
+          <w:sz w:val="20"/>
+          <w:szCs w:val="20"/>
+        </w:rPr>
+        <w:t xml:space="preserve"> </w:t>
+      </w:r>
+      <w:r>
+        <w:rPr>
+          <w:sz w:val="20"/>
+          <w:szCs w:val="20"/>
         </w:rPr>
         <w:t>serão</w:t>
       </w:r>
       <w:r>
         <w:rPr>
           <w:spacing w:val="13"/>
-          <w:sz w:val="18"/>
-        </w:rPr>
-        <w:t xml:space="preserve"> </w:t>
-      </w:r>
-      <w:r>
-        <w:rPr>
-          <w:sz w:val="18"/>
+          <w:sz w:val="20"/>
+          <w:szCs w:val="20"/>
+        </w:rPr>
+        <w:t xml:space="preserve"> </w:t>
+      </w:r>
+      <w:r>
+        <w:rPr>
+          <w:sz w:val="20"/>
+          <w:szCs w:val="20"/>
         </w:rPr>
         <w:t>informados</w:t>
       </w:r>
       <w:r>
         <w:rPr>
           <w:spacing w:val="13"/>
-          <w:sz w:val="18"/>
-        </w:rPr>
-        <w:t xml:space="preserve"> </w:t>
-      </w:r>
-      <w:r>
-        <w:rPr>
-          <w:sz w:val="18"/>
+          <w:sz w:val="20"/>
+          <w:szCs w:val="20"/>
+        </w:rPr>
+        <w:t xml:space="preserve"> </w:t>
+      </w:r>
+      <w:r>
+        <w:rPr>
+          <w:sz w:val="20"/>
+          <w:szCs w:val="20"/>
         </w:rPr>
         <w:t>ao</w:t>
       </w:r>
       <w:r>
         <w:rPr>
           <w:spacing w:val="13"/>
-          <w:sz w:val="18"/>
-        </w:rPr>
-        <w:t xml:space="preserve"> </w:t>
-      </w:r>
-      <w:r>
-        <w:rPr>
-          <w:sz w:val="18"/>
+          <w:sz w:val="20"/>
+          <w:szCs w:val="20"/>
+        </w:rPr>
+        <w:t xml:space="preserve"> </w:t>
+      </w:r>
+      <w:r>
+        <w:rPr>
+          <w:sz w:val="20"/>
+          <w:szCs w:val="20"/>
         </w:rPr>
         <w:t>CLIENTE</w:t>
       </w:r>
       <w:r>
         <w:rPr>
           <w:spacing w:val="13"/>
-          <w:sz w:val="18"/>
-        </w:rPr>
-        <w:t xml:space="preserve"> </w:t>
-      </w:r>
-      <w:r>
-        <w:rPr>
-          <w:sz w:val="18"/>
+          <w:sz w:val="20"/>
+          <w:szCs w:val="20"/>
+        </w:rPr>
+        <w:t xml:space="preserve"> </w:t>
+      </w:r>
+      <w:r>
+        <w:rPr>
+          <w:sz w:val="20"/>
+          <w:szCs w:val="20"/>
         </w:rPr>
         <w:t>para</w:t>
       </w:r>
       <w:r>
         <w:rPr>
           <w:spacing w:val="13"/>
-          <w:sz w:val="18"/>
-        </w:rPr>
-        <w:t xml:space="preserve"> </w:t>
-      </w:r>
-      <w:r>
-        <w:rPr>
-          <w:sz w:val="18"/>
+          <w:sz w:val="20"/>
+          <w:szCs w:val="20"/>
+        </w:rPr>
+        <w:t xml:space="preserve"> </w:t>
+      </w:r>
+      <w:r>
+        <w:rPr>
+          <w:sz w:val="20"/>
+          <w:szCs w:val="20"/>
         </w:rPr>
         <w:t>eventual</w:t>
       </w:r>
       <w:r>
         <w:rPr>
           <w:spacing w:val="13"/>
-          <w:sz w:val="18"/>
-        </w:rPr>
-        <w:t xml:space="preserve"> </w:t>
-      </w:r>
-      <w:r>
-        <w:rPr>
-          <w:sz w:val="18"/>
+          <w:sz w:val="20"/>
+          <w:szCs w:val="20"/>
+        </w:rPr>
+        <w:t xml:space="preserve"> </w:t>
+      </w:r>
+      <w:r>
+        <w:rPr>
+          <w:sz w:val="20"/>
+          <w:szCs w:val="20"/>
         </w:rPr>
         <w:t>readequação</w:t>
       </w:r>
       <w:r>
         <w:rPr>
           <w:spacing w:val="13"/>
-          <w:sz w:val="18"/>
-        </w:rPr>
-        <w:t xml:space="preserve"> </w:t>
-      </w:r>
-      <w:r>
-        <w:rPr>
-          <w:sz w:val="18"/>
+          <w:sz w:val="20"/>
+          <w:szCs w:val="20"/>
+        </w:rPr>
+        <w:t xml:space="preserve"> </w:t>
+      </w:r>
+      <w:r>
+        <w:rPr>
+          <w:sz w:val="20"/>
+          <w:szCs w:val="20"/>
         </w:rPr>
         <w:t>de</w:t>
       </w:r>
       <w:r>
         <w:rPr>
           <w:spacing w:val="13"/>
-          <w:sz w:val="18"/>
-        </w:rPr>
-        <w:t xml:space="preserve"> </w:t>
-      </w:r>
-      <w:r>
-        <w:rPr>
-          <w:sz w:val="18"/>
+          <w:sz w:val="20"/>
+          <w:szCs w:val="20"/>
+        </w:rPr>
+        <w:t xml:space="preserve"> </w:t>
+      </w:r>
+      <w:r>
+        <w:rPr>
+          <w:sz w:val="20"/>
+          <w:szCs w:val="20"/>
         </w:rPr>
         <w:t>seu</w:t>
       </w:r>
       <w:r>
         <w:rPr>
           <w:spacing w:val="13"/>
-          <w:sz w:val="18"/>
-        </w:rPr>
-        <w:t xml:space="preserve"> </w:t>
-      </w:r>
-      <w:r>
-        <w:rPr>
-          <w:sz w:val="18"/>
+          <w:sz w:val="20"/>
+          <w:szCs w:val="20"/>
+        </w:rPr>
+        <w:t xml:space="preserve"> </w:t>
+      </w:r>
+      <w:r>
+        <w:rPr>
+          <w:sz w:val="20"/>
+          <w:szCs w:val="20"/>
         </w:rPr>
         <w:t>projeto ou</w:t>
       </w:r>
       <w:r>
         <w:rPr>
           <w:spacing w:val="26"/>
-          <w:sz w:val="18"/>
-        </w:rPr>
-        <w:t xml:space="preserve"> </w:t>
-      </w:r>
-      <w:r>
-        <w:rPr>
-          <w:sz w:val="18"/>
+          <w:sz w:val="20"/>
+          <w:szCs w:val="20"/>
+        </w:rPr>
+        <w:t xml:space="preserve"> </w:t>
+      </w:r>
+      <w:r>
+        <w:rPr>
+          <w:sz w:val="20"/>
+          <w:szCs w:val="20"/>
         </w:rPr>
         <w:t>assunção</w:t>
       </w:r>
       <w:r>
         <w:rPr>
           <w:spacing w:val="26"/>
-          <w:sz w:val="18"/>
-        </w:rPr>
-        <w:t xml:space="preserve"> </w:t>
-      </w:r>
-      <w:r>
-        <w:rPr>
-          <w:sz w:val="18"/>
+          <w:sz w:val="20"/>
+          <w:szCs w:val="20"/>
+        </w:rPr>
+        <w:t xml:space="preserve"> </w:t>
+      </w:r>
+      <w:r>
+        <w:rPr>
+          <w:sz w:val="20"/>
+          <w:szCs w:val="20"/>
         </w:rPr>
         <w:t>de</w:t>
       </w:r>
       <w:r>
         <w:rPr>
           <w:spacing w:val="26"/>
-          <w:sz w:val="18"/>
-        </w:rPr>
-        <w:t xml:space="preserve"> </w:t>
-      </w:r>
-      <w:r>
-        <w:rPr>
-          <w:sz w:val="18"/>
+          <w:sz w:val="20"/>
+          <w:szCs w:val="20"/>
+        </w:rPr>
+        <w:t xml:space="preserve"> </w:t>
+      </w:r>
+      <w:r>
+        <w:rPr>
+          <w:sz w:val="20"/>
+          <w:szCs w:val="20"/>
         </w:rPr>
         <w:t>responsabilidade</w:t>
       </w:r>
       <w:r>
         <w:rPr>
           <w:spacing w:val="26"/>
-          <w:sz w:val="18"/>
-        </w:rPr>
-        <w:t xml:space="preserve"> </w:t>
-      </w:r>
-      <w:r>
-        <w:rPr>
-          <w:sz w:val="18"/>
+          <w:sz w:val="20"/>
+          <w:szCs w:val="20"/>
+        </w:rPr>
+        <w:t xml:space="preserve"> </w:t>
+      </w:r>
+      <w:r>
+        <w:rPr>
+          <w:sz w:val="20"/>
+          <w:szCs w:val="20"/>
         </w:rPr>
         <w:t>pelos</w:t>
       </w:r>
       <w:r>
         <w:rPr>
           <w:spacing w:val="26"/>
-          <w:sz w:val="18"/>
-        </w:rPr>
-        <w:t xml:space="preserve"> </w:t>
-      </w:r>
-      <w:r>
-        <w:rPr>
-          <w:sz w:val="18"/>
+          <w:sz w:val="20"/>
+          <w:szCs w:val="20"/>
+        </w:rPr>
+        <w:t xml:space="preserve"> </w:t>
+      </w:r>
+      <w:r>
+        <w:rPr>
+          <w:sz w:val="20"/>
+          <w:szCs w:val="20"/>
         </w:rPr>
         <w:t>correspondentes</w:t>
       </w:r>
       <w:r>
         <w:rPr>
           <w:spacing w:val="26"/>
-          <w:sz w:val="18"/>
-        </w:rPr>
-        <w:t xml:space="preserve"> </w:t>
-      </w:r>
-      <w:r>
-        <w:rPr>
-          <w:sz w:val="18"/>
+          <w:sz w:val="20"/>
+          <w:szCs w:val="20"/>
+        </w:rPr>
+        <w:t xml:space="preserve"> </w:t>
+      </w:r>
+      <w:r>
+        <w:rPr>
+          <w:sz w:val="20"/>
+          <w:szCs w:val="20"/>
         </w:rPr>
         <w:t>pagamentos</w:t>
       </w:r>
       <w:r>
         <w:rPr>
           <w:spacing w:val="26"/>
-          <w:sz w:val="18"/>
-        </w:rPr>
-        <w:t xml:space="preserve"> </w:t>
-      </w:r>
-      <w:r>
-        <w:rPr>
-          <w:sz w:val="18"/>
+          <w:sz w:val="20"/>
+          <w:szCs w:val="20"/>
+        </w:rPr>
+        <w:t xml:space="preserve"> </w:t>
+      </w:r>
+      <w:r>
+        <w:rPr>
+          <w:sz w:val="20"/>
+          <w:szCs w:val="20"/>
         </w:rPr>
         <w:t>adicionais,</w:t>
       </w:r>
       <w:r>
         <w:rPr>
           <w:spacing w:val="26"/>
-          <w:sz w:val="18"/>
-        </w:rPr>
-        <w:t xml:space="preserve"> </w:t>
-      </w:r>
-      <w:r>
-        <w:rPr>
-          <w:sz w:val="18"/>
+          <w:sz w:val="20"/>
+          <w:szCs w:val="20"/>
+        </w:rPr>
+        <w:t xml:space="preserve"> </w:t>
+      </w:r>
+      <w:r>
+        <w:rPr>
+          <w:sz w:val="20"/>
+          <w:szCs w:val="20"/>
         </w:rPr>
         <w:t>circunstâncias</w:t>
       </w:r>
       <w:r>
         <w:rPr>
           <w:spacing w:val="26"/>
-          <w:sz w:val="18"/>
-        </w:rPr>
-        <w:t xml:space="preserve"> </w:t>
-      </w:r>
-      <w:r>
-        <w:rPr>
-          <w:sz w:val="18"/>
+          <w:sz w:val="20"/>
+          <w:szCs w:val="20"/>
+        </w:rPr>
+        <w:t xml:space="preserve"> </w:t>
+      </w:r>
+      <w:r>
+        <w:rPr>
+          <w:sz w:val="20"/>
+          <w:szCs w:val="20"/>
         </w:rPr>
         <w:t>que</w:t>
       </w:r>
       <w:r>
         <w:rPr>
           <w:spacing w:val="26"/>
-          <w:sz w:val="18"/>
-        </w:rPr>
-        <w:t xml:space="preserve"> </w:t>
-      </w:r>
-      <w:r>
-        <w:rPr>
-          <w:sz w:val="18"/>
+          <w:sz w:val="20"/>
+          <w:szCs w:val="20"/>
+        </w:rPr>
+        <w:t xml:space="preserve"> </w:t>
+      </w:r>
+      <w:r>
+        <w:rPr>
+          <w:sz w:val="20"/>
+          <w:szCs w:val="20"/>
         </w:rPr>
         <w:t>serão</w:t>
       </w:r>
       <w:r>
         <w:rPr>
           <w:spacing w:val="26"/>
-          <w:sz w:val="18"/>
-        </w:rPr>
-        <w:t xml:space="preserve"> </w:t>
-      </w:r>
-      <w:r>
-        <w:rPr>
-          <w:sz w:val="18"/>
+          <w:sz w:val="20"/>
+          <w:szCs w:val="20"/>
+        </w:rPr>
+        <w:t xml:space="preserve"> </w:t>
+      </w:r>
+      <w:r>
+        <w:rPr>
+          <w:sz w:val="20"/>
+          <w:szCs w:val="20"/>
         </w:rPr>
         <w:t>devidamente</w:t>
       </w:r>
       <w:r>
         <w:rPr>
           <w:spacing w:val="26"/>
-          <w:sz w:val="18"/>
-        </w:rPr>
-        <w:t xml:space="preserve"> </w:t>
-      </w:r>
-      <w:r>
-        <w:rPr>
-          <w:sz w:val="18"/>
+          <w:sz w:val="20"/>
+          <w:szCs w:val="20"/>
+        </w:rPr>
+        <w:t xml:space="preserve"> </w:t>
+      </w:r>
+      <w:r>
+        <w:rPr>
+          <w:sz w:val="20"/>
+          <w:szCs w:val="20"/>
         </w:rPr>
         <w:t>regulamentadas por meio de Termo Aditivo específico a este instrumento.</w:t>
       </w:r>
@@ -6155,12 +6603,14 @@
         </w:tabs>
         <w:ind w:firstLine="80"/>
         <w:rPr>
-          <w:sz w:val="18"/>
-        </w:rPr>
-      </w:pPr>
-      <w:r>
-        <w:rPr>
-          <w:sz w:val="18"/>
+          <w:sz w:val="20"/>
+          <w:szCs w:val="20"/>
+        </w:rPr>
+      </w:pPr>
+      <w:r>
+        <w:rPr>
+          <w:sz w:val="20"/>
+          <w:szCs w:val="20"/>
         </w:rPr>
         <w:t>Os prazos fixados nas alíneas do item 2.3 correspondem às condições ordinárias de fornecimento de material e prestação de serviços. Acordos específicos para alongamento ou abreviação de etapas, ou adesão a campanhas promocionais da CONTRATADA serão objeto de termo próprio, anexo a este contrato e que veiculará cronograma distinto daquele ordinariamente previsto no referido item 2.3 e sobre o qual prevalecerá.</w:t>
       </w:r>
@@ -6177,260 +6627,300 @@
         </w:tabs>
         <w:ind w:left="715" w:right="0" w:hanging="558"/>
         <w:rPr>
-          <w:sz w:val="18"/>
-        </w:rPr>
-      </w:pPr>
-      <w:r>
-        <w:rPr>
-          <w:sz w:val="18"/>
+          <w:sz w:val="20"/>
+          <w:szCs w:val="20"/>
+        </w:rPr>
+      </w:pPr>
+      <w:r>
+        <w:rPr>
+          <w:sz w:val="20"/>
+          <w:szCs w:val="20"/>
         </w:rPr>
         <w:t>Eventuais</w:t>
       </w:r>
       <w:r>
         <w:rPr>
           <w:spacing w:val="4"/>
-          <w:sz w:val="18"/>
-        </w:rPr>
-        <w:t xml:space="preserve"> </w:t>
-      </w:r>
-      <w:r>
-        <w:rPr>
-          <w:sz w:val="18"/>
+          <w:sz w:val="20"/>
+          <w:szCs w:val="20"/>
+        </w:rPr>
+        <w:t xml:space="preserve"> </w:t>
+      </w:r>
+      <w:r>
+        <w:rPr>
+          <w:sz w:val="20"/>
+          <w:szCs w:val="20"/>
         </w:rPr>
         <w:t>itens</w:t>
       </w:r>
       <w:r>
         <w:rPr>
           <w:spacing w:val="4"/>
-          <w:sz w:val="18"/>
-        </w:rPr>
-        <w:t xml:space="preserve"> </w:t>
-      </w:r>
-      <w:r>
-        <w:rPr>
-          <w:sz w:val="18"/>
+          <w:sz w:val="20"/>
+          <w:szCs w:val="20"/>
+        </w:rPr>
+        <w:t xml:space="preserve"> </w:t>
+      </w:r>
+      <w:r>
+        <w:rPr>
+          <w:sz w:val="20"/>
+          <w:szCs w:val="20"/>
         </w:rPr>
         <w:t>com</w:t>
       </w:r>
       <w:r>
         <w:rPr>
           <w:spacing w:val="4"/>
-          <w:sz w:val="18"/>
-        </w:rPr>
-        <w:t xml:space="preserve"> </w:t>
-      </w:r>
-      <w:r>
-        <w:rPr>
-          <w:sz w:val="18"/>
+          <w:sz w:val="20"/>
+          <w:szCs w:val="20"/>
+        </w:rPr>
+        <w:t xml:space="preserve"> </w:t>
+      </w:r>
+      <w:r>
+        <w:rPr>
+          <w:sz w:val="20"/>
+          <w:szCs w:val="20"/>
         </w:rPr>
         <w:t>defeitos</w:t>
       </w:r>
       <w:r>
         <w:rPr>
           <w:spacing w:val="4"/>
-          <w:sz w:val="18"/>
-        </w:rPr>
-        <w:t xml:space="preserve"> </w:t>
-      </w:r>
-      <w:r>
-        <w:rPr>
-          <w:sz w:val="18"/>
+          <w:sz w:val="20"/>
+          <w:szCs w:val="20"/>
+        </w:rPr>
+        <w:t xml:space="preserve"> </w:t>
+      </w:r>
+      <w:r>
+        <w:rPr>
+          <w:sz w:val="20"/>
+          <w:szCs w:val="20"/>
         </w:rPr>
         <w:t>de</w:t>
       </w:r>
       <w:r>
         <w:rPr>
           <w:spacing w:val="4"/>
-          <w:sz w:val="18"/>
-        </w:rPr>
-        <w:t xml:space="preserve"> </w:t>
-      </w:r>
-      <w:r>
-        <w:rPr>
-          <w:sz w:val="18"/>
+          <w:sz w:val="20"/>
+          <w:szCs w:val="20"/>
+        </w:rPr>
+        <w:t xml:space="preserve"> </w:t>
+      </w:r>
+      <w:r>
+        <w:rPr>
+          <w:sz w:val="20"/>
+          <w:szCs w:val="20"/>
         </w:rPr>
         <w:t>fabricação,</w:t>
       </w:r>
       <w:r>
         <w:rPr>
           <w:spacing w:val="4"/>
-          <w:sz w:val="18"/>
-        </w:rPr>
-        <w:t xml:space="preserve"> </w:t>
-      </w:r>
-      <w:r>
-        <w:rPr>
-          <w:sz w:val="18"/>
+          <w:sz w:val="20"/>
+          <w:szCs w:val="20"/>
+        </w:rPr>
+        <w:t xml:space="preserve"> </w:t>
+      </w:r>
+      <w:r>
+        <w:rPr>
+          <w:sz w:val="20"/>
+          <w:szCs w:val="20"/>
         </w:rPr>
         <w:t>peças</w:t>
       </w:r>
       <w:r>
         <w:rPr>
           <w:spacing w:val="4"/>
-          <w:sz w:val="18"/>
-        </w:rPr>
-        <w:t xml:space="preserve"> </w:t>
-      </w:r>
-      <w:r>
-        <w:rPr>
-          <w:sz w:val="18"/>
+          <w:sz w:val="20"/>
+          <w:szCs w:val="20"/>
+        </w:rPr>
+        <w:t xml:space="preserve"> </w:t>
+      </w:r>
+      <w:r>
+        <w:rPr>
+          <w:sz w:val="20"/>
+          <w:szCs w:val="20"/>
         </w:rPr>
         <w:t>faltantes</w:t>
       </w:r>
       <w:r>
         <w:rPr>
           <w:spacing w:val="4"/>
-          <w:sz w:val="18"/>
-        </w:rPr>
-        <w:t xml:space="preserve"> </w:t>
-      </w:r>
-      <w:r>
-        <w:rPr>
-          <w:sz w:val="18"/>
+          <w:sz w:val="20"/>
+          <w:szCs w:val="20"/>
+        </w:rPr>
+        <w:t xml:space="preserve"> </w:t>
+      </w:r>
+      <w:r>
+        <w:rPr>
+          <w:sz w:val="20"/>
+          <w:szCs w:val="20"/>
         </w:rPr>
         <w:t>ou</w:t>
       </w:r>
       <w:r>
         <w:rPr>
           <w:spacing w:val="4"/>
-          <w:sz w:val="18"/>
-        </w:rPr>
-        <w:t xml:space="preserve"> </w:t>
-      </w:r>
-      <w:r>
-        <w:rPr>
-          <w:sz w:val="18"/>
+          <w:sz w:val="20"/>
+          <w:szCs w:val="20"/>
+        </w:rPr>
+        <w:t xml:space="preserve"> </w:t>
+      </w:r>
+      <w:r>
+        <w:rPr>
+          <w:sz w:val="20"/>
+          <w:szCs w:val="20"/>
         </w:rPr>
         <w:t>danificadas</w:t>
       </w:r>
       <w:r>
         <w:rPr>
           <w:spacing w:val="4"/>
-          <w:sz w:val="18"/>
-        </w:rPr>
-        <w:t xml:space="preserve"> </w:t>
-      </w:r>
-      <w:r>
-        <w:rPr>
-          <w:sz w:val="18"/>
+          <w:sz w:val="20"/>
+          <w:szCs w:val="20"/>
+        </w:rPr>
+        <w:t xml:space="preserve"> </w:t>
+      </w:r>
+      <w:r>
+        <w:rPr>
+          <w:sz w:val="20"/>
+          <w:szCs w:val="20"/>
         </w:rPr>
         <w:t>no</w:t>
       </w:r>
       <w:r>
         <w:rPr>
           <w:spacing w:val="4"/>
-          <w:sz w:val="18"/>
-        </w:rPr>
-        <w:t xml:space="preserve"> </w:t>
-      </w:r>
-      <w:r>
-        <w:rPr>
-          <w:sz w:val="18"/>
+          <w:sz w:val="20"/>
+          <w:szCs w:val="20"/>
+        </w:rPr>
+        <w:t xml:space="preserve"> </w:t>
+      </w:r>
+      <w:r>
+        <w:rPr>
+          <w:sz w:val="20"/>
+          <w:szCs w:val="20"/>
         </w:rPr>
         <w:t>transporte</w:t>
       </w:r>
       <w:r>
         <w:rPr>
           <w:spacing w:val="4"/>
-          <w:sz w:val="18"/>
-        </w:rPr>
-        <w:t xml:space="preserve"> </w:t>
-      </w:r>
-      <w:r>
-        <w:rPr>
-          <w:sz w:val="18"/>
+          <w:sz w:val="20"/>
+          <w:szCs w:val="20"/>
+        </w:rPr>
+        <w:t xml:space="preserve"> </w:t>
+      </w:r>
+      <w:r>
+        <w:rPr>
+          <w:sz w:val="20"/>
+          <w:szCs w:val="20"/>
         </w:rPr>
         <w:t>ou</w:t>
       </w:r>
       <w:r>
         <w:rPr>
           <w:spacing w:val="4"/>
-          <w:sz w:val="18"/>
-        </w:rPr>
-        <w:t xml:space="preserve"> </w:t>
-      </w:r>
-      <w:r>
-        <w:rPr>
-          <w:sz w:val="18"/>
+          <w:sz w:val="20"/>
+          <w:szCs w:val="20"/>
+        </w:rPr>
+        <w:t xml:space="preserve"> </w:t>
+      </w:r>
+      <w:r>
+        <w:rPr>
+          <w:sz w:val="20"/>
+          <w:szCs w:val="20"/>
         </w:rPr>
         <w:t>na</w:t>
       </w:r>
       <w:r>
         <w:rPr>
           <w:spacing w:val="4"/>
-          <w:sz w:val="18"/>
-        </w:rPr>
-        <w:t xml:space="preserve"> </w:t>
-      </w:r>
-      <w:r>
-        <w:rPr>
-          <w:sz w:val="18"/>
+          <w:sz w:val="20"/>
+          <w:szCs w:val="20"/>
+        </w:rPr>
+        <w:t xml:space="preserve"> </w:t>
+      </w:r>
+      <w:r>
+        <w:rPr>
+          <w:sz w:val="20"/>
+          <w:szCs w:val="20"/>
         </w:rPr>
         <w:t>montagem</w:t>
       </w:r>
       <w:r>
         <w:rPr>
           <w:spacing w:val="4"/>
-          <w:sz w:val="18"/>
-        </w:rPr>
-        <w:t xml:space="preserve"> </w:t>
-      </w:r>
-      <w:r>
-        <w:rPr>
-          <w:sz w:val="18"/>
+          <w:sz w:val="20"/>
+          <w:szCs w:val="20"/>
+        </w:rPr>
+        <w:t xml:space="preserve"> </w:t>
+      </w:r>
+      <w:r>
+        <w:rPr>
+          <w:sz w:val="20"/>
+          <w:szCs w:val="20"/>
         </w:rPr>
         <w:t>serão</w:t>
       </w:r>
       <w:r>
         <w:rPr>
           <w:spacing w:val="4"/>
-          <w:sz w:val="18"/>
-        </w:rPr>
-        <w:t xml:space="preserve"> </w:t>
-      </w:r>
-      <w:r>
-        <w:rPr>
-          <w:sz w:val="18"/>
+          <w:sz w:val="20"/>
+          <w:szCs w:val="20"/>
+        </w:rPr>
+        <w:t xml:space="preserve"> </w:t>
+      </w:r>
+      <w:r>
+        <w:rPr>
+          <w:sz w:val="20"/>
+          <w:szCs w:val="20"/>
         </w:rPr>
         <w:t>objeto</w:t>
       </w:r>
       <w:r>
         <w:rPr>
           <w:spacing w:val="4"/>
-          <w:sz w:val="18"/>
-        </w:rPr>
-        <w:t xml:space="preserve"> </w:t>
-      </w:r>
-      <w:r>
-        <w:rPr>
-          <w:sz w:val="18"/>
+          <w:sz w:val="20"/>
+          <w:szCs w:val="20"/>
+        </w:rPr>
+        <w:t xml:space="preserve"> </w:t>
+      </w:r>
+      <w:r>
+        <w:rPr>
+          <w:sz w:val="20"/>
+          <w:szCs w:val="20"/>
         </w:rPr>
         <w:t>de</w:t>
       </w:r>
       <w:r>
         <w:rPr>
           <w:spacing w:val="4"/>
-          <w:sz w:val="18"/>
-        </w:rPr>
-        <w:t xml:space="preserve"> </w:t>
-      </w:r>
-      <w:r>
-        <w:rPr>
-          <w:sz w:val="18"/>
+          <w:sz w:val="20"/>
+          <w:szCs w:val="20"/>
+        </w:rPr>
+        <w:t xml:space="preserve"> </w:t>
+      </w:r>
+      <w:r>
+        <w:rPr>
+          <w:sz w:val="20"/>
+          <w:szCs w:val="20"/>
         </w:rPr>
         <w:t>correção</w:t>
       </w:r>
       <w:r>
         <w:rPr>
           <w:spacing w:val="4"/>
-          <w:sz w:val="18"/>
+          <w:sz w:val="20"/>
+          <w:szCs w:val="20"/>
         </w:rPr>
         <w:t xml:space="preserve"> </w:t>
       </w:r>
       <w:r>
         <w:rPr>
           <w:spacing w:val="-10"/>
-          <w:sz w:val="18"/>
+          <w:sz w:val="20"/>
+          <w:szCs w:val="20"/>
         </w:rPr>
         <w:t>e</w:t>
       </w:r>
@@ -6439,13 +6929,23 @@
       <w:pPr>
         <w:pStyle w:val="BodyText"/>
         <w:jc w:val="both"/>
-      </w:pPr>
-      <w:r>
+        <w:rPr>
+          <w:sz w:val="20"/>
+          <w:szCs w:val="20"/>
+        </w:rPr>
+      </w:pPr>
+      <w:r>
+        <w:rPr>
+          <w:sz w:val="20"/>
+          <w:szCs w:val="20"/>
+        </w:rPr>
         <w:t xml:space="preserve">adequação no prazo de até 20 (vinte) dias úteis a contar da identificação do </w:t>
       </w:r>
       <w:r>
         <w:rPr>
           <w:spacing w:val="-2"/>
+          <w:sz w:val="20"/>
+          <w:szCs w:val="20"/>
         </w:rPr>
         <w:t>ocorrido.</w:t>
       </w:r>
@@ -6462,12 +6962,14 @@
         </w:tabs>
         <w:ind w:firstLine="0"/>
         <w:rPr>
-          <w:sz w:val="18"/>
-        </w:rPr>
-      </w:pPr>
-      <w:r>
-        <w:rPr>
-          <w:sz w:val="18"/>
+          <w:sz w:val="20"/>
+          <w:szCs w:val="20"/>
+        </w:rPr>
+      </w:pPr>
+      <w:r>
+        <w:rPr>
+          <w:sz w:val="20"/>
+          <w:szCs w:val="20"/>
         </w:rPr>
         <w:t>Os prazos estabelecidos no item 2.3 acima são válidos para os contratos celebrados no período de 10 de janeiro a 20 de novembro do ano em curso. Os contratos celebrados entre 20 de novembro e 10 de janeiro (transição de ano-calendário) poderão ter modificações decorrentes de férias coletivas da fábrica. Nesses casos será elaborado um documento anexo especificando os prazos particulares.</w:t>
       </w:r>
@@ -6484,12 +6986,14 @@
         </w:tabs>
         <w:ind w:firstLine="0"/>
         <w:rPr>
-          <w:sz w:val="18"/>
-        </w:rPr>
-      </w:pPr>
-      <w:r>
-        <w:rPr>
-          <w:sz w:val="18"/>
+          <w:sz w:val="20"/>
+          <w:szCs w:val="20"/>
+        </w:rPr>
+      </w:pPr>
+      <w:r>
+        <w:rPr>
+          <w:sz w:val="20"/>
+          <w:szCs w:val="20"/>
         </w:rPr>
         <w:t>O CLIENTE deverá providenciar o fornecimento das plantas hidráulicas, elétricas, de gás, telefone e outras tubulações não aparentes, assim como as especificações de todos os eletrodomésticos e/ou equipamentos que possam interferir na elaboração e execução do projeto dos móveis adquiridos.</w:t>
       </w:r>
@@ -6506,19 +7010,23 @@
         </w:tabs>
         <w:ind w:firstLine="0"/>
         <w:rPr>
-          <w:sz w:val="18"/>
-        </w:rPr>
-      </w:pPr>
-      <w:r>
-        <w:rPr>
-          <w:sz w:val="18"/>
-        </w:rPr>
+          <w:sz w:val="20"/>
+          <w:szCs w:val="20"/>
+        </w:rPr>
+      </w:pPr>
+      <w:r>
+        <w:rPr>
+          <w:sz w:val="20"/>
+          <w:szCs w:val="20"/>
+        </w:rPr>
+        <w:lastRenderedPageBreak/>
         <w:t xml:space="preserve">A CONTRATADA não se responsabiliza por ligações de eletroeletrônicos/eletrodomésticos aos seus pontos de eletricidade. Incumbe ao CLIENTE solicitar as ligações elétricas junto a um técnico especializado. Caso venha a ser feito pelo próprio CLIENTE ou este autorizar a equipe da CONTRATADA a efetuar esta ligação, a responsabilidade por danos causados aos aparelhos não será, em hipótese alguma, da </w:t>
       </w:r>
       <w:r>
         <w:rPr>
           <w:spacing w:val="-2"/>
-          <w:sz w:val="18"/>
+          <w:sz w:val="20"/>
+          <w:szCs w:val="20"/>
         </w:rPr>
         <w:t>CONTRATADA.</w:t>
       </w:r>
@@ -6535,28 +7043,25 @@
         </w:tabs>
         <w:ind w:firstLine="0"/>
         <w:rPr>
-          <w:sz w:val="18"/>
-        </w:rPr>
-      </w:pPr>
-      <w:r>
-        <w:rPr>
-          <w:sz w:val="18"/>
+          <w:sz w:val="20"/>
+          <w:szCs w:val="20"/>
+        </w:rPr>
+      </w:pPr>
+      <w:r>
+        <w:rPr>
+          <w:sz w:val="20"/>
+          <w:szCs w:val="20"/>
         </w:rPr>
         <w:t xml:space="preserve">É responsabilidade do CLIENTE deixar o local de entrega disponível, livre e desimpedido para receber os produtos nas condições necessárias à realização da montagem. Deverá ser providenciada a liberação dos acessos a elevadores e o adequado fornecimento da energia elétrica, assim como indicar um banheiro para que os funcionários da CONTRATADA possam utilizar no decorrer da prestação de </w:t>
       </w:r>
       <w:r>
         <w:rPr>
           <w:spacing w:val="-2"/>
-          <w:sz w:val="18"/>
+          <w:sz w:val="20"/>
+          <w:szCs w:val="20"/>
         </w:rPr>
         <w:t>serviço.</w:t>
       </w:r>
-    </w:p>
-    <w:p>
-      <w:pPr>
-        <w:pStyle w:val="BodyText"/>
-        <w:ind w:left="0"/>
-      </w:pPr>
     </w:p>
     <w:p>
       <w:pPr>
@@ -6570,34 +7075,32 @@
         </w:tabs>
         <w:ind w:firstLine="0"/>
         <w:rPr>
-          <w:sz w:val="18"/>
-        </w:rPr>
-      </w:pPr>
-      <w:r>
-        <w:rPr>
-          <w:sz w:val="18"/>
+          <w:sz w:val="20"/>
+          <w:szCs w:val="20"/>
+        </w:rPr>
+      </w:pPr>
+      <w:r>
+        <w:rPr>
+          <w:sz w:val="20"/>
+          <w:szCs w:val="20"/>
         </w:rPr>
         <w:t>A CONTRATADA não se responsabiliza caso o CLIENTE indique local inadequado ou sem estruturas para receber o material objeto do Contrato, aí incluídas quaisquer peças dos móveis, utensílios e equipamentos destinados à sua montagem, tais como, por exemplo,</w:t>
       </w:r>
       <w:r>
         <w:rPr>
           <w:spacing w:val="80"/>
-          <w:sz w:val="18"/>
-        </w:rPr>
-        <w:t xml:space="preserve"> </w:t>
-      </w:r>
-      <w:r>
-        <w:rPr>
-          <w:sz w:val="18"/>
+          <w:sz w:val="20"/>
+          <w:szCs w:val="20"/>
+        </w:rPr>
+        <w:t xml:space="preserve"> </w:t>
+      </w:r>
+      <w:r>
+        <w:rPr>
+          <w:sz w:val="20"/>
+          <w:szCs w:val="20"/>
         </w:rPr>
         <w:t>sacadas, ambientes sem janelas e/ou portas, ou ainda, em espaços que possam ocasionar danos aos materiais e/ou móveis.</w:t>
       </w:r>
-    </w:p>
-    <w:p>
-      <w:pPr>
-        <w:pStyle w:val="BodyText"/>
-        <w:ind w:left="0"/>
-      </w:pPr>
     </w:p>
     <w:p>
       <w:pPr>
@@ -6611,28 +7114,25 @@
         </w:tabs>
         <w:ind w:firstLine="0"/>
         <w:rPr>
-          <w:sz w:val="18"/>
-        </w:rPr>
-      </w:pPr>
-      <w:r>
-        <w:rPr>
-          <w:sz w:val="18"/>
+          <w:sz w:val="20"/>
+          <w:szCs w:val="20"/>
+        </w:rPr>
+      </w:pPr>
+      <w:r>
+        <w:rPr>
+          <w:sz w:val="20"/>
+          <w:szCs w:val="20"/>
         </w:rPr>
         <w:t xml:space="preserve">A eventual necessidade de remoção e/ou instalação de rodapé para a colocação dos móveis será responsabilidade integral do </w:t>
       </w:r>
       <w:r>
         <w:rPr>
           <w:spacing w:val="-2"/>
-          <w:sz w:val="18"/>
+          <w:sz w:val="20"/>
+          <w:szCs w:val="20"/>
         </w:rPr>
         <w:t>CLIENTE.</w:t>
       </w:r>
-    </w:p>
-    <w:p>
-      <w:pPr>
-        <w:pStyle w:val="BodyText"/>
-        <w:ind w:left="0"/>
-      </w:pPr>
     </w:p>
     <w:p>
       <w:pPr>
@@ -6646,286 +7146,330 @@
         </w:tabs>
         <w:ind w:left="852" w:right="0" w:hanging="695"/>
         <w:rPr>
-          <w:sz w:val="18"/>
-        </w:rPr>
-      </w:pPr>
-      <w:r>
-        <w:rPr>
-          <w:sz w:val="18"/>
+          <w:sz w:val="20"/>
+          <w:szCs w:val="20"/>
+        </w:rPr>
+      </w:pPr>
+      <w:r>
+        <w:rPr>
+          <w:sz w:val="20"/>
+          <w:szCs w:val="20"/>
         </w:rPr>
         <w:t>No</w:t>
       </w:r>
       <w:r>
         <w:rPr>
           <w:spacing w:val="8"/>
-          <w:sz w:val="18"/>
-        </w:rPr>
-        <w:t xml:space="preserve"> </w:t>
-      </w:r>
-      <w:r>
-        <w:rPr>
-          <w:sz w:val="18"/>
+          <w:sz w:val="20"/>
+          <w:szCs w:val="20"/>
+        </w:rPr>
+        <w:t xml:space="preserve"> </w:t>
+      </w:r>
+      <w:r>
+        <w:rPr>
+          <w:sz w:val="20"/>
+          <w:szCs w:val="20"/>
         </w:rPr>
         <w:t>caso</w:t>
       </w:r>
       <w:r>
         <w:rPr>
           <w:spacing w:val="8"/>
-          <w:sz w:val="18"/>
-        </w:rPr>
-        <w:t xml:space="preserve"> </w:t>
-      </w:r>
-      <w:r>
-        <w:rPr>
-          <w:sz w:val="18"/>
+          <w:sz w:val="20"/>
+          <w:szCs w:val="20"/>
+        </w:rPr>
+        <w:t xml:space="preserve"> </w:t>
+      </w:r>
+      <w:r>
+        <w:rPr>
+          <w:sz w:val="20"/>
+          <w:szCs w:val="20"/>
         </w:rPr>
         <w:t>da</w:t>
       </w:r>
       <w:r>
         <w:rPr>
           <w:spacing w:val="8"/>
-          <w:sz w:val="18"/>
-        </w:rPr>
-        <w:t xml:space="preserve"> </w:t>
-      </w:r>
-      <w:r>
-        <w:rPr>
-          <w:sz w:val="18"/>
+          <w:sz w:val="20"/>
+          <w:szCs w:val="20"/>
+        </w:rPr>
+        <w:t xml:space="preserve"> </w:t>
+      </w:r>
+      <w:r>
+        <w:rPr>
+          <w:sz w:val="20"/>
+          <w:szCs w:val="20"/>
         </w:rPr>
         <w:t>aquisição</w:t>
       </w:r>
       <w:r>
         <w:rPr>
           <w:spacing w:val="8"/>
-          <w:sz w:val="18"/>
-        </w:rPr>
-        <w:t xml:space="preserve"> </w:t>
-      </w:r>
-      <w:r>
-        <w:rPr>
-          <w:sz w:val="18"/>
+          <w:sz w:val="20"/>
+          <w:szCs w:val="20"/>
+        </w:rPr>
+        <w:t xml:space="preserve"> </w:t>
+      </w:r>
+      <w:r>
+        <w:rPr>
+          <w:sz w:val="20"/>
+          <w:szCs w:val="20"/>
         </w:rPr>
         <w:t>de</w:t>
       </w:r>
       <w:r>
         <w:rPr>
           <w:spacing w:val="8"/>
-          <w:sz w:val="18"/>
-        </w:rPr>
-        <w:t xml:space="preserve"> </w:t>
-      </w:r>
-      <w:r>
-        <w:rPr>
-          <w:sz w:val="18"/>
+          <w:sz w:val="20"/>
+          <w:szCs w:val="20"/>
+        </w:rPr>
+        <w:t xml:space="preserve"> </w:t>
+      </w:r>
+      <w:r>
+        <w:rPr>
+          <w:sz w:val="20"/>
+          <w:szCs w:val="20"/>
         </w:rPr>
         <w:t>móveis</w:t>
       </w:r>
       <w:r>
         <w:rPr>
           <w:spacing w:val="8"/>
-          <w:sz w:val="18"/>
-        </w:rPr>
-        <w:t xml:space="preserve"> </w:t>
-      </w:r>
-      <w:r>
-        <w:rPr>
-          <w:sz w:val="18"/>
+          <w:sz w:val="20"/>
+          <w:szCs w:val="20"/>
+        </w:rPr>
+        <w:t xml:space="preserve"> </w:t>
+      </w:r>
+      <w:r>
+        <w:rPr>
+          <w:sz w:val="20"/>
+          <w:szCs w:val="20"/>
         </w:rPr>
         <w:t>a</w:t>
       </w:r>
       <w:r>
         <w:rPr>
           <w:spacing w:val="8"/>
-          <w:sz w:val="18"/>
-        </w:rPr>
-        <w:t xml:space="preserve"> </w:t>
-      </w:r>
-      <w:r>
-        <w:rPr>
-          <w:sz w:val="18"/>
+          <w:sz w:val="20"/>
+          <w:szCs w:val="20"/>
+        </w:rPr>
+        <w:t xml:space="preserve"> </w:t>
+      </w:r>
+      <w:r>
+        <w:rPr>
+          <w:sz w:val="20"/>
+          <w:szCs w:val="20"/>
         </w:rPr>
         <w:t>serem</w:t>
       </w:r>
       <w:r>
         <w:rPr>
           <w:spacing w:val="8"/>
-          <w:sz w:val="18"/>
-        </w:rPr>
-        <w:t xml:space="preserve"> </w:t>
-      </w:r>
-      <w:r>
-        <w:rPr>
-          <w:sz w:val="18"/>
+          <w:sz w:val="20"/>
+          <w:szCs w:val="20"/>
+        </w:rPr>
+        <w:t xml:space="preserve"> </w:t>
+      </w:r>
+      <w:r>
+        <w:rPr>
+          <w:sz w:val="20"/>
+          <w:szCs w:val="20"/>
         </w:rPr>
         <w:t>instalados</w:t>
       </w:r>
       <w:r>
         <w:rPr>
           <w:spacing w:val="8"/>
-          <w:sz w:val="18"/>
-        </w:rPr>
-        <w:t xml:space="preserve"> </w:t>
-      </w:r>
-      <w:r>
-        <w:rPr>
-          <w:sz w:val="18"/>
+          <w:sz w:val="20"/>
+          <w:szCs w:val="20"/>
+        </w:rPr>
+        <w:t xml:space="preserve"> </w:t>
+      </w:r>
+      <w:r>
+        <w:rPr>
+          <w:sz w:val="20"/>
+          <w:szCs w:val="20"/>
         </w:rPr>
         <w:t>em</w:t>
       </w:r>
       <w:r>
         <w:rPr>
           <w:spacing w:val="8"/>
-          <w:sz w:val="18"/>
-        </w:rPr>
-        <w:t xml:space="preserve"> </w:t>
-      </w:r>
-      <w:r>
-        <w:rPr>
-          <w:sz w:val="18"/>
+          <w:sz w:val="20"/>
+          <w:szCs w:val="20"/>
+        </w:rPr>
+        <w:t xml:space="preserve"> </w:t>
+      </w:r>
+      <w:r>
+        <w:rPr>
+          <w:sz w:val="20"/>
+          <w:szCs w:val="20"/>
         </w:rPr>
         <w:t>edifícios</w:t>
       </w:r>
       <w:r>
         <w:rPr>
           <w:spacing w:val="8"/>
-          <w:sz w:val="18"/>
-        </w:rPr>
-        <w:t xml:space="preserve"> </w:t>
-      </w:r>
-      <w:r>
-        <w:rPr>
-          <w:sz w:val="18"/>
+          <w:sz w:val="20"/>
+          <w:szCs w:val="20"/>
+        </w:rPr>
+        <w:t xml:space="preserve"> </w:t>
+      </w:r>
+      <w:r>
+        <w:rPr>
+          <w:sz w:val="20"/>
+          <w:szCs w:val="20"/>
         </w:rPr>
         <w:t>verticais,</w:t>
       </w:r>
       <w:r>
         <w:rPr>
           <w:spacing w:val="8"/>
-          <w:sz w:val="18"/>
-        </w:rPr>
-        <w:t xml:space="preserve"> </w:t>
-      </w:r>
-      <w:r>
-        <w:rPr>
-          <w:sz w:val="18"/>
+          <w:sz w:val="20"/>
+          <w:szCs w:val="20"/>
+        </w:rPr>
+        <w:t xml:space="preserve"> </w:t>
+      </w:r>
+      <w:r>
+        <w:rPr>
+          <w:sz w:val="20"/>
+          <w:szCs w:val="20"/>
         </w:rPr>
         <w:t>caso</w:t>
       </w:r>
       <w:r>
         <w:rPr>
           <w:spacing w:val="8"/>
-          <w:sz w:val="18"/>
-        </w:rPr>
-        <w:t xml:space="preserve"> </w:t>
-      </w:r>
-      <w:r>
-        <w:rPr>
-          <w:sz w:val="18"/>
+          <w:sz w:val="20"/>
+          <w:szCs w:val="20"/>
+        </w:rPr>
+        <w:t xml:space="preserve"> </w:t>
+      </w:r>
+      <w:r>
+        <w:rPr>
+          <w:sz w:val="20"/>
+          <w:szCs w:val="20"/>
         </w:rPr>
         <w:t>alguma</w:t>
       </w:r>
       <w:r>
         <w:rPr>
           <w:spacing w:val="8"/>
-          <w:sz w:val="18"/>
-        </w:rPr>
-        <w:t xml:space="preserve"> </w:t>
-      </w:r>
-      <w:r>
-        <w:rPr>
-          <w:sz w:val="18"/>
+          <w:sz w:val="20"/>
+          <w:szCs w:val="20"/>
+        </w:rPr>
+        <w:t xml:space="preserve"> </w:t>
+      </w:r>
+      <w:r>
+        <w:rPr>
+          <w:sz w:val="20"/>
+          <w:szCs w:val="20"/>
         </w:rPr>
         <w:t>peça</w:t>
       </w:r>
       <w:r>
         <w:rPr>
           <w:spacing w:val="8"/>
-          <w:sz w:val="18"/>
-        </w:rPr>
-        <w:t xml:space="preserve"> </w:t>
-      </w:r>
-      <w:r>
-        <w:rPr>
-          <w:sz w:val="18"/>
+          <w:sz w:val="20"/>
+          <w:szCs w:val="20"/>
+        </w:rPr>
+        <w:t xml:space="preserve"> </w:t>
+      </w:r>
+      <w:r>
+        <w:rPr>
+          <w:sz w:val="20"/>
+          <w:szCs w:val="20"/>
         </w:rPr>
         <w:t>não</w:t>
       </w:r>
       <w:r>
         <w:rPr>
           <w:spacing w:val="8"/>
-          <w:sz w:val="18"/>
-        </w:rPr>
-        <w:t xml:space="preserve"> </w:t>
-      </w:r>
-      <w:r>
-        <w:rPr>
-          <w:sz w:val="18"/>
+          <w:sz w:val="20"/>
+          <w:szCs w:val="20"/>
+        </w:rPr>
+        <w:t xml:space="preserve"> </w:t>
+      </w:r>
+      <w:r>
+        <w:rPr>
+          <w:sz w:val="20"/>
+          <w:szCs w:val="20"/>
         </w:rPr>
         <w:t>caiba</w:t>
       </w:r>
       <w:r>
         <w:rPr>
           <w:spacing w:val="8"/>
-          <w:sz w:val="18"/>
-        </w:rPr>
-        <w:t xml:space="preserve"> </w:t>
-      </w:r>
-      <w:r>
-        <w:rPr>
-          <w:sz w:val="18"/>
+          <w:sz w:val="20"/>
+          <w:szCs w:val="20"/>
+        </w:rPr>
+        <w:t xml:space="preserve"> </w:t>
+      </w:r>
+      <w:r>
+        <w:rPr>
+          <w:sz w:val="20"/>
+          <w:szCs w:val="20"/>
         </w:rPr>
         <w:t>no</w:t>
       </w:r>
       <w:r>
         <w:rPr>
           <w:spacing w:val="8"/>
-          <w:sz w:val="18"/>
-        </w:rPr>
-        <w:t xml:space="preserve"> </w:t>
-      </w:r>
-      <w:r>
-        <w:rPr>
-          <w:sz w:val="18"/>
+          <w:sz w:val="20"/>
+          <w:szCs w:val="20"/>
+        </w:rPr>
+        <w:t xml:space="preserve"> </w:t>
+      </w:r>
+      <w:r>
+        <w:rPr>
+          <w:sz w:val="20"/>
+          <w:szCs w:val="20"/>
         </w:rPr>
         <w:t>elevador</w:t>
       </w:r>
       <w:r>
         <w:rPr>
           <w:spacing w:val="8"/>
-          <w:sz w:val="18"/>
-        </w:rPr>
-        <w:t xml:space="preserve"> </w:t>
-      </w:r>
-      <w:r>
-        <w:rPr>
-          <w:sz w:val="18"/>
+          <w:sz w:val="20"/>
+          <w:szCs w:val="20"/>
+        </w:rPr>
+        <w:t xml:space="preserve"> </w:t>
+      </w:r>
+      <w:r>
+        <w:rPr>
+          <w:sz w:val="20"/>
+          <w:szCs w:val="20"/>
         </w:rPr>
         <w:t>ou</w:t>
       </w:r>
       <w:r>
         <w:rPr>
           <w:spacing w:val="8"/>
-          <w:sz w:val="18"/>
-        </w:rPr>
-        <w:t xml:space="preserve"> </w:t>
-      </w:r>
-      <w:r>
-        <w:rPr>
-          <w:sz w:val="18"/>
+          <w:sz w:val="20"/>
+          <w:szCs w:val="20"/>
+        </w:rPr>
+        <w:t xml:space="preserve"> </w:t>
+      </w:r>
+      <w:r>
+        <w:rPr>
+          <w:sz w:val="20"/>
+          <w:szCs w:val="20"/>
         </w:rPr>
         <w:t>não</w:t>
       </w:r>
       <w:r>
         <w:rPr>
           <w:spacing w:val="8"/>
-          <w:sz w:val="18"/>
+          <w:sz w:val="20"/>
+          <w:szCs w:val="20"/>
         </w:rPr>
         <w:t xml:space="preserve"> </w:t>
       </w:r>
       <w:r>
         <w:rPr>
           <w:spacing w:val="-2"/>
-          <w:sz w:val="18"/>
+          <w:sz w:val="20"/>
+          <w:szCs w:val="20"/>
         </w:rPr>
         <w:t>possa</w:t>
       </w:r>
@@ -6933,169 +7477,273 @@
     <w:p>
       <w:pPr>
         <w:pStyle w:val="BodyText"/>
-      </w:pPr>
-      <w:r>
+        <w:rPr>
+          <w:sz w:val="20"/>
+          <w:szCs w:val="20"/>
+        </w:rPr>
+      </w:pPr>
+      <w:r>
+        <w:rPr>
+          <w:sz w:val="20"/>
+          <w:szCs w:val="20"/>
+        </w:rPr>
         <w:t>ser</w:t>
       </w:r>
       <w:r>
         <w:rPr>
           <w:spacing w:val="28"/>
-        </w:rPr>
-        <w:t xml:space="preserve"> </w:t>
-      </w:r>
-      <w:r>
+          <w:sz w:val="20"/>
+          <w:szCs w:val="20"/>
+        </w:rPr>
+        <w:t xml:space="preserve"> </w:t>
+      </w:r>
+      <w:r>
+        <w:rPr>
+          <w:sz w:val="20"/>
+          <w:szCs w:val="20"/>
+        </w:rPr>
         <w:t>transportada</w:t>
       </w:r>
       <w:r>
         <w:rPr>
           <w:spacing w:val="28"/>
-        </w:rPr>
-        <w:t xml:space="preserve"> </w:t>
-      </w:r>
-      <w:r>
+          <w:sz w:val="20"/>
+          <w:szCs w:val="20"/>
+        </w:rPr>
+        <w:t xml:space="preserve"> </w:t>
+      </w:r>
+      <w:r>
+        <w:rPr>
+          <w:sz w:val="20"/>
+          <w:szCs w:val="20"/>
+        </w:rPr>
         <w:t>pelas</w:t>
       </w:r>
       <w:r>
         <w:rPr>
           <w:spacing w:val="28"/>
-        </w:rPr>
-        <w:t xml:space="preserve"> </w:t>
-      </w:r>
-      <w:r>
+          <w:sz w:val="20"/>
+          <w:szCs w:val="20"/>
+        </w:rPr>
+        <w:t xml:space="preserve"> </w:t>
+      </w:r>
+      <w:r>
+        <w:rPr>
+          <w:sz w:val="20"/>
+          <w:szCs w:val="20"/>
+        </w:rPr>
         <w:t>escadas,</w:t>
       </w:r>
       <w:r>
         <w:rPr>
           <w:spacing w:val="28"/>
-        </w:rPr>
-        <w:t xml:space="preserve"> </w:t>
-      </w:r>
-      <w:r>
+          <w:sz w:val="20"/>
+          <w:szCs w:val="20"/>
+        </w:rPr>
+        <w:t xml:space="preserve"> </w:t>
+      </w:r>
+      <w:r>
+        <w:rPr>
+          <w:sz w:val="20"/>
+          <w:szCs w:val="20"/>
+        </w:rPr>
         <w:t>será</w:t>
       </w:r>
       <w:r>
         <w:rPr>
           <w:spacing w:val="28"/>
-        </w:rPr>
-        <w:t xml:space="preserve"> </w:t>
-      </w:r>
-      <w:r>
+          <w:sz w:val="20"/>
+          <w:szCs w:val="20"/>
+        </w:rPr>
+        <w:t xml:space="preserve"> </w:t>
+      </w:r>
+      <w:r>
+        <w:rPr>
+          <w:sz w:val="20"/>
+          <w:szCs w:val="20"/>
+        </w:rPr>
         <w:t>responsabilidade</w:t>
       </w:r>
       <w:r>
         <w:rPr>
           <w:spacing w:val="28"/>
-        </w:rPr>
-        <w:t xml:space="preserve"> </w:t>
-      </w:r>
-      <w:r>
+          <w:sz w:val="20"/>
+          <w:szCs w:val="20"/>
+        </w:rPr>
+        <w:t xml:space="preserve"> </w:t>
+      </w:r>
+      <w:r>
+        <w:rPr>
+          <w:sz w:val="20"/>
+          <w:szCs w:val="20"/>
+        </w:rPr>
         <w:t>do</w:t>
       </w:r>
       <w:r>
         <w:rPr>
           <w:spacing w:val="28"/>
-        </w:rPr>
-        <w:t xml:space="preserve"> </w:t>
-      </w:r>
-      <w:r>
+          <w:sz w:val="20"/>
+          <w:szCs w:val="20"/>
+        </w:rPr>
+        <w:t xml:space="preserve"> </w:t>
+      </w:r>
+      <w:r>
+        <w:rPr>
+          <w:sz w:val="20"/>
+          <w:szCs w:val="20"/>
+        </w:rPr>
         <w:t>CLIENTE</w:t>
       </w:r>
       <w:r>
         <w:rPr>
           <w:spacing w:val="28"/>
-        </w:rPr>
-        <w:t xml:space="preserve"> </w:t>
-      </w:r>
-      <w:r>
+          <w:sz w:val="20"/>
+          <w:szCs w:val="20"/>
+        </w:rPr>
+        <w:t xml:space="preserve"> </w:t>
+      </w:r>
+      <w:r>
+        <w:rPr>
+          <w:sz w:val="20"/>
+          <w:szCs w:val="20"/>
+        </w:rPr>
         <w:t>a</w:t>
       </w:r>
       <w:r>
         <w:rPr>
           <w:spacing w:val="28"/>
-        </w:rPr>
-        <w:t xml:space="preserve"> </w:t>
-      </w:r>
-      <w:r>
+          <w:sz w:val="20"/>
+          <w:szCs w:val="20"/>
+        </w:rPr>
+        <w:t xml:space="preserve"> </w:t>
+      </w:r>
+      <w:r>
+        <w:rPr>
+          <w:sz w:val="20"/>
+          <w:szCs w:val="20"/>
+        </w:rPr>
         <w:t>contratação</w:t>
       </w:r>
       <w:r>
         <w:rPr>
           <w:spacing w:val="28"/>
-        </w:rPr>
-        <w:t xml:space="preserve"> </w:t>
-      </w:r>
-      <w:r>
+          <w:sz w:val="20"/>
+          <w:szCs w:val="20"/>
+        </w:rPr>
+        <w:t xml:space="preserve"> </w:t>
+      </w:r>
+      <w:r>
+        <w:rPr>
+          <w:sz w:val="20"/>
+          <w:szCs w:val="20"/>
+        </w:rPr>
         <w:t>de</w:t>
       </w:r>
       <w:r>
         <w:rPr>
           <w:spacing w:val="28"/>
-        </w:rPr>
-        <w:t xml:space="preserve"> </w:t>
-      </w:r>
-      <w:r>
+          <w:sz w:val="20"/>
+          <w:szCs w:val="20"/>
+        </w:rPr>
+        <w:t xml:space="preserve"> </w:t>
+      </w:r>
+      <w:r>
+        <w:rPr>
+          <w:sz w:val="20"/>
+          <w:szCs w:val="20"/>
+        </w:rPr>
         <w:t>uma</w:t>
       </w:r>
       <w:r>
         <w:rPr>
           <w:spacing w:val="28"/>
-        </w:rPr>
-        <w:t xml:space="preserve"> </w:t>
-      </w:r>
-      <w:r>
+          <w:sz w:val="20"/>
+          <w:szCs w:val="20"/>
+        </w:rPr>
+        <w:t xml:space="preserve"> </w:t>
+      </w:r>
+      <w:r>
+        <w:rPr>
+          <w:sz w:val="20"/>
+          <w:szCs w:val="20"/>
+        </w:rPr>
         <w:t>empresa</w:t>
       </w:r>
       <w:r>
         <w:rPr>
           <w:spacing w:val="28"/>
-        </w:rPr>
-        <w:t xml:space="preserve"> </w:t>
-      </w:r>
-      <w:r>
+          <w:sz w:val="20"/>
+          <w:szCs w:val="20"/>
+        </w:rPr>
+        <w:t xml:space="preserve"> </w:t>
+      </w:r>
+      <w:r>
+        <w:rPr>
+          <w:sz w:val="20"/>
+          <w:szCs w:val="20"/>
+        </w:rPr>
         <w:t>especializada</w:t>
       </w:r>
       <w:r>
         <w:rPr>
           <w:spacing w:val="28"/>
-        </w:rPr>
-        <w:t xml:space="preserve"> </w:t>
-      </w:r>
-      <w:r>
+          <w:sz w:val="20"/>
+          <w:szCs w:val="20"/>
+        </w:rPr>
+        <w:t xml:space="preserve"> </w:t>
+      </w:r>
+      <w:r>
+        <w:rPr>
+          <w:sz w:val="20"/>
+          <w:szCs w:val="20"/>
+        </w:rPr>
         <w:t>para</w:t>
       </w:r>
       <w:r>
         <w:rPr>
           <w:spacing w:val="28"/>
-        </w:rPr>
-        <w:t xml:space="preserve"> </w:t>
-      </w:r>
-      <w:r>
+          <w:sz w:val="20"/>
+          <w:szCs w:val="20"/>
+        </w:rPr>
+        <w:t xml:space="preserve"> </w:t>
+      </w:r>
+      <w:r>
+        <w:rPr>
+          <w:sz w:val="20"/>
+          <w:szCs w:val="20"/>
+        </w:rPr>
         <w:t>a</w:t>
       </w:r>
       <w:r>
         <w:rPr>
           <w:spacing w:val="28"/>
-        </w:rPr>
-        <w:t xml:space="preserve"> </w:t>
-      </w:r>
-      <w:r>
+          <w:sz w:val="20"/>
+          <w:szCs w:val="20"/>
+        </w:rPr>
+        <w:t xml:space="preserve"> </w:t>
+      </w:r>
+      <w:r>
+        <w:rPr>
+          <w:sz w:val="20"/>
+          <w:szCs w:val="20"/>
+        </w:rPr>
         <w:t>realização</w:t>
       </w:r>
       <w:r>
         <w:rPr>
           <w:spacing w:val="28"/>
-        </w:rPr>
-        <w:t xml:space="preserve"> </w:t>
-      </w:r>
-      <w:r>
+          <w:sz w:val="20"/>
+          <w:szCs w:val="20"/>
+        </w:rPr>
+        <w:t xml:space="preserve"> </w:t>
+      </w:r>
+      <w:r>
+        <w:rPr>
+          <w:sz w:val="20"/>
+          <w:szCs w:val="20"/>
+        </w:rPr>
         <w:t>do serviço de transporte da entrada do prédio até o local de instalação dos móveis adquiridos.</w:t>
       </w:r>
-    </w:p>
-    <w:p>
-      <w:pPr>
-        <w:pStyle w:val="BodyText"/>
-        <w:ind w:left="0"/>
-      </w:pPr>
     </w:p>
     <w:p>
       <w:pPr>
@@ -7109,34 +7757,32 @@
         </w:tabs>
         <w:ind w:firstLine="64"/>
         <w:rPr>
-          <w:sz w:val="18"/>
-        </w:rPr>
-      </w:pPr>
-      <w:r>
-        <w:rPr>
-          <w:sz w:val="18"/>
+          <w:sz w:val="20"/>
+          <w:szCs w:val="20"/>
+        </w:rPr>
+      </w:pPr>
+      <w:r>
+        <w:rPr>
+          <w:sz w:val="20"/>
+          <w:szCs w:val="20"/>
         </w:rPr>
         <w:t>Havendo a necessidade da contratação de uma empresa especializada para a realização do serviço de transporte da entrada do prédio até o local de instalação dos móveis adquiridos, a CONTRATADA não será responsabilizada por quaisquer intercorrências</w:t>
       </w:r>
       <w:r>
         <w:rPr>
           <w:spacing w:val="40"/>
-          <w:sz w:val="18"/>
-        </w:rPr>
-        <w:t xml:space="preserve"> </w:t>
-      </w:r>
-      <w:r>
-        <w:rPr>
-          <w:sz w:val="18"/>
+          <w:sz w:val="20"/>
+          <w:szCs w:val="20"/>
+        </w:rPr>
+        <w:t xml:space="preserve"> </w:t>
+      </w:r>
+      <w:r>
+        <w:rPr>
+          <w:sz w:val="20"/>
+          <w:szCs w:val="20"/>
         </w:rPr>
         <w:t>decorrentes deste transporte, sendo de total responsabilidade do CLIENTE a sua assunção.</w:t>
       </w:r>
-    </w:p>
-    <w:p>
-      <w:pPr>
-        <w:pStyle w:val="BodyText"/>
-        <w:ind w:left="0"/>
-      </w:pPr>
     </w:p>
     <w:p>
       <w:pPr>
@@ -7151,25 +7797,29 @@
         <w:ind w:right="155" w:firstLine="75"/>
         <w:jc w:val="both"/>
         <w:rPr>
-          <w:sz w:val="18"/>
-        </w:rPr>
-      </w:pPr>
-      <w:r>
-        <w:rPr>
-          <w:sz w:val="18"/>
+          <w:sz w:val="20"/>
+          <w:szCs w:val="20"/>
+        </w:rPr>
+      </w:pPr>
+      <w:r>
+        <w:rPr>
+          <w:sz w:val="20"/>
+          <w:szCs w:val="20"/>
         </w:rPr>
         <w:t>Na indisponibilidade de acesso ao local da entrega no prazo estabelecido no presente Contrato, o CLIENTE deverá providenciar depósito alternativo para entrega imediata, cabendo-lhe os ônus respectivos. Caso o material permaneça no depósito da CONTRATADA</w:t>
       </w:r>
       <w:r>
         <w:rPr>
           <w:spacing w:val="40"/>
-          <w:sz w:val="18"/>
-        </w:rPr>
-        <w:t xml:space="preserve"> </w:t>
-      </w:r>
-      <w:r>
-        <w:rPr>
-          <w:sz w:val="18"/>
+          <w:sz w:val="20"/>
+          <w:szCs w:val="20"/>
+        </w:rPr>
+        <w:t xml:space="preserve"> </w:t>
+      </w:r>
+      <w:r>
+        <w:rPr>
+          <w:sz w:val="20"/>
+          <w:szCs w:val="20"/>
         </w:rPr>
         <w:t>será cobrada a taxa de R$ 120,00 (cento e vinte reais) por metro cúbico por dia de permanência. Nesse caso, a nova data de entrega e montagem deverá respeitar uma nova programação da logística da CONTRATADA.</w:t>
       </w:r>
@@ -7187,34 +7837,32 @@
         <w:ind w:firstLine="0"/>
         <w:jc w:val="both"/>
         <w:rPr>
-          <w:sz w:val="18"/>
-        </w:rPr>
-      </w:pPr>
-      <w:r>
-        <w:rPr>
-          <w:sz w:val="18"/>
+          <w:sz w:val="20"/>
+          <w:szCs w:val="20"/>
+        </w:rPr>
+      </w:pPr>
+      <w:r>
+        <w:rPr>
+          <w:sz w:val="20"/>
+          <w:szCs w:val="20"/>
         </w:rPr>
         <w:t>Após a conclusão do Projeto Executivo, o CLIENTE deverá respeitar as alturas, aberturas e vãos estabelecidos naquele projeto, sendo de sua inteira responsabilidade quaisquer conflitos de projeto associados a diferenças de medidas não respeitadas por ocasião da</w:t>
       </w:r>
       <w:r>
         <w:rPr>
           <w:spacing w:val="80"/>
-          <w:sz w:val="18"/>
-        </w:rPr>
-        <w:t xml:space="preserve"> </w:t>
-      </w:r>
-      <w:r>
-        <w:rPr>
-          <w:sz w:val="18"/>
+          <w:sz w:val="20"/>
+          <w:szCs w:val="20"/>
+        </w:rPr>
+        <w:t xml:space="preserve"> </w:t>
+      </w:r>
+      <w:r>
+        <w:rPr>
+          <w:sz w:val="20"/>
+          <w:szCs w:val="20"/>
         </w:rPr>
         <w:t>realização posterior de rebaixos de teto ou sancas de gesso, instalações de luminárias e cortinas, instalações de ares-condicionados e eletrodomésticos, pedras e outros elementos construtivos ou decorativos.</w:t>
       </w:r>
-    </w:p>
-    <w:p>
-      <w:pPr>
-        <w:pStyle w:val="BodyText"/>
-        <w:ind w:left="0"/>
-      </w:pPr>
     </w:p>
     <w:p>
       <w:pPr>
@@ -7228,21 +7876,17 @@
         </w:tabs>
         <w:ind w:right="155" w:firstLine="0"/>
         <w:rPr>
-          <w:sz w:val="18"/>
-        </w:rPr>
-      </w:pPr>
-      <w:r>
-        <w:rPr>
-          <w:sz w:val="18"/>
+          <w:sz w:val="20"/>
+          <w:szCs w:val="20"/>
+        </w:rPr>
+      </w:pPr>
+      <w:r>
+        <w:rPr>
+          <w:sz w:val="20"/>
+          <w:szCs w:val="20"/>
         </w:rPr>
         <w:t>É responsabilidade do CLIENTE a retirada, antes da entrega dos móveis, de molduras de gesso, rodapés ou qualquer outro acabamento que interfira na instalação dos produtos.</w:t>
       </w:r>
-    </w:p>
-    <w:p>
-      <w:pPr>
-        <w:pStyle w:val="BodyText"/>
-        <w:ind w:left="0"/>
-      </w:pPr>
     </w:p>
     <w:p>
       <w:pPr>
@@ -7256,21 +7900,17 @@
         </w:tabs>
         <w:ind w:firstLine="0"/>
         <w:rPr>
-          <w:sz w:val="18"/>
-        </w:rPr>
-      </w:pPr>
-      <w:r>
-        <w:rPr>
-          <w:sz w:val="18"/>
+          <w:sz w:val="20"/>
+          <w:szCs w:val="20"/>
+        </w:rPr>
+      </w:pPr>
+      <w:r>
+        <w:rPr>
+          <w:sz w:val="20"/>
+          <w:szCs w:val="20"/>
         </w:rPr>
         <w:t>Fica o CLIENTE desde já ciente que a perfeita execução do projeto requer, durante a montagem, alguns ajustes de acabamento que poderão provocar resíduos e pó, e que as embalagens dos produtos após abertos geram volumes que ocupam grandes espaços. Após a conclusão da montagem, os técnicos da CONTRATADA deverão deslocar os resíduos para locais previamente indicados pelo CLIENTE e farão a limpeza dos ambientes.</w:t>
       </w:r>
-    </w:p>
-    <w:p>
-      <w:pPr>
-        <w:pStyle w:val="BodyText"/>
-        <w:ind w:left="0"/>
-      </w:pPr>
     </w:p>
     <w:p>
       <w:pPr>
@@ -7284,19 +7924,22 @@
         </w:tabs>
         <w:ind w:left="607" w:right="0" w:hanging="450"/>
         <w:rPr>
-          <w:sz w:val="18"/>
-        </w:rPr>
-      </w:pPr>
-      <w:r>
-        <w:rPr>
-          <w:sz w:val="18"/>
+          <w:sz w:val="20"/>
+          <w:szCs w:val="20"/>
+        </w:rPr>
+      </w:pPr>
+      <w:r>
+        <w:rPr>
+          <w:sz w:val="20"/>
+          <w:szCs w:val="20"/>
         </w:rPr>
         <w:t xml:space="preserve">Constituem obrigações da </w:t>
       </w:r>
       <w:r>
         <w:rPr>
           <w:spacing w:val="-2"/>
-          <w:sz w:val="18"/>
+          <w:sz w:val="20"/>
+          <w:szCs w:val="20"/>
         </w:rPr>
         <w:t>CONTRATADA:</w:t>
       </w:r>
@@ -7313,246 +7956,284 @@
         </w:tabs>
         <w:ind w:right="155" w:firstLine="0"/>
         <w:rPr>
-          <w:sz w:val="18"/>
-        </w:rPr>
-      </w:pPr>
-      <w:r>
-        <w:rPr>
-          <w:sz w:val="18"/>
+          <w:sz w:val="20"/>
+          <w:szCs w:val="20"/>
+        </w:rPr>
+      </w:pPr>
+      <w:r>
+        <w:rPr>
+          <w:sz w:val="20"/>
+          <w:szCs w:val="20"/>
         </w:rPr>
         <w:t>atender,</w:t>
       </w:r>
       <w:r>
         <w:rPr>
           <w:spacing w:val="22"/>
-          <w:sz w:val="18"/>
-        </w:rPr>
-        <w:t xml:space="preserve"> </w:t>
-      </w:r>
-      <w:r>
-        <w:rPr>
-          <w:sz w:val="18"/>
+          <w:sz w:val="20"/>
+          <w:szCs w:val="20"/>
+        </w:rPr>
+        <w:t xml:space="preserve"> </w:t>
+      </w:r>
+      <w:r>
+        <w:rPr>
+          <w:sz w:val="20"/>
+          <w:szCs w:val="20"/>
         </w:rPr>
         <w:t>dentro</w:t>
       </w:r>
       <w:r>
         <w:rPr>
           <w:spacing w:val="22"/>
-          <w:sz w:val="18"/>
-        </w:rPr>
-        <w:t xml:space="preserve"> </w:t>
-      </w:r>
-      <w:r>
-        <w:rPr>
-          <w:sz w:val="18"/>
+          <w:sz w:val="20"/>
+          <w:szCs w:val="20"/>
+        </w:rPr>
+        <w:t xml:space="preserve"> </w:t>
+      </w:r>
+      <w:r>
+        <w:rPr>
+          <w:sz w:val="20"/>
+          <w:szCs w:val="20"/>
         </w:rPr>
         <w:t>dos</w:t>
       </w:r>
       <w:r>
         <w:rPr>
           <w:spacing w:val="22"/>
-          <w:sz w:val="18"/>
-        </w:rPr>
-        <w:t xml:space="preserve"> </w:t>
-      </w:r>
-      <w:r>
-        <w:rPr>
-          <w:sz w:val="18"/>
+          <w:sz w:val="20"/>
+          <w:szCs w:val="20"/>
+        </w:rPr>
+        <w:t xml:space="preserve"> </w:t>
+      </w:r>
+      <w:r>
+        <w:rPr>
+          <w:sz w:val="20"/>
+          <w:szCs w:val="20"/>
         </w:rPr>
         <w:t>prazos</w:t>
       </w:r>
       <w:r>
         <w:rPr>
           <w:spacing w:val="22"/>
-          <w:sz w:val="18"/>
-        </w:rPr>
-        <w:t xml:space="preserve"> </w:t>
-      </w:r>
-      <w:r>
-        <w:rPr>
-          <w:sz w:val="18"/>
+          <w:sz w:val="20"/>
+          <w:szCs w:val="20"/>
+        </w:rPr>
+        <w:t xml:space="preserve"> </w:t>
+      </w:r>
+      <w:r>
+        <w:rPr>
+          <w:sz w:val="20"/>
+          <w:szCs w:val="20"/>
         </w:rPr>
         <w:t>convencionados,</w:t>
       </w:r>
       <w:r>
         <w:rPr>
           <w:spacing w:val="22"/>
-          <w:sz w:val="18"/>
-        </w:rPr>
-        <w:t xml:space="preserve"> </w:t>
-      </w:r>
-      <w:r>
-        <w:rPr>
-          <w:sz w:val="18"/>
+          <w:sz w:val="20"/>
+          <w:szCs w:val="20"/>
+        </w:rPr>
+        <w:t xml:space="preserve"> </w:t>
+      </w:r>
+      <w:r>
+        <w:rPr>
+          <w:sz w:val="20"/>
+          <w:szCs w:val="20"/>
         </w:rPr>
         <w:t>as</w:t>
       </w:r>
       <w:r>
         <w:rPr>
           <w:spacing w:val="22"/>
-          <w:sz w:val="18"/>
-        </w:rPr>
-        <w:t xml:space="preserve"> </w:t>
-      </w:r>
-      <w:r>
-        <w:rPr>
-          <w:sz w:val="18"/>
+          <w:sz w:val="20"/>
+          <w:szCs w:val="20"/>
+        </w:rPr>
+        <w:t xml:space="preserve"> </w:t>
+      </w:r>
+      <w:r>
+        <w:rPr>
+          <w:sz w:val="20"/>
+          <w:szCs w:val="20"/>
         </w:rPr>
         <w:t>solicitações</w:t>
       </w:r>
       <w:r>
         <w:rPr>
           <w:spacing w:val="22"/>
-          <w:sz w:val="18"/>
-        </w:rPr>
-        <w:t xml:space="preserve"> </w:t>
-      </w:r>
-      <w:r>
-        <w:rPr>
-          <w:sz w:val="18"/>
+          <w:sz w:val="20"/>
+          <w:szCs w:val="20"/>
+        </w:rPr>
+        <w:t xml:space="preserve"> </w:t>
+      </w:r>
+      <w:r>
+        <w:rPr>
+          <w:sz w:val="20"/>
+          <w:szCs w:val="20"/>
         </w:rPr>
         <w:t>do</w:t>
       </w:r>
       <w:r>
         <w:rPr>
           <w:spacing w:val="22"/>
-          <w:sz w:val="18"/>
-        </w:rPr>
-        <w:t xml:space="preserve"> </w:t>
-      </w:r>
-      <w:r>
-        <w:rPr>
-          <w:sz w:val="18"/>
+          <w:sz w:val="20"/>
+          <w:szCs w:val="20"/>
+        </w:rPr>
+        <w:t xml:space="preserve"> </w:t>
+      </w:r>
+      <w:r>
+        <w:rPr>
+          <w:sz w:val="20"/>
+          <w:szCs w:val="20"/>
         </w:rPr>
         <w:t>CLIENTE,</w:t>
       </w:r>
       <w:r>
         <w:rPr>
           <w:spacing w:val="22"/>
-          <w:sz w:val="18"/>
-        </w:rPr>
-        <w:t xml:space="preserve"> </w:t>
-      </w:r>
-      <w:r>
-        <w:rPr>
-          <w:sz w:val="18"/>
+          <w:sz w:val="20"/>
+          <w:szCs w:val="20"/>
+        </w:rPr>
+        <w:t xml:space="preserve"> </w:t>
+      </w:r>
+      <w:r>
+        <w:rPr>
+          <w:sz w:val="20"/>
+          <w:szCs w:val="20"/>
         </w:rPr>
         <w:t>no</w:t>
       </w:r>
       <w:r>
         <w:rPr>
           <w:spacing w:val="22"/>
-          <w:sz w:val="18"/>
-        </w:rPr>
-        <w:t xml:space="preserve"> </w:t>
-      </w:r>
-      <w:r>
-        <w:rPr>
-          <w:sz w:val="18"/>
+          <w:sz w:val="20"/>
+          <w:szCs w:val="20"/>
+        </w:rPr>
+        <w:t xml:space="preserve"> </w:t>
+      </w:r>
+      <w:r>
+        <w:rPr>
+          <w:sz w:val="20"/>
+          <w:szCs w:val="20"/>
         </w:rPr>
         <w:t>que</w:t>
       </w:r>
       <w:r>
         <w:rPr>
           <w:spacing w:val="22"/>
-          <w:sz w:val="18"/>
-        </w:rPr>
-        <w:t xml:space="preserve"> </w:t>
-      </w:r>
-      <w:r>
-        <w:rPr>
-          <w:sz w:val="18"/>
+          <w:sz w:val="20"/>
+          <w:szCs w:val="20"/>
+        </w:rPr>
+        <w:t xml:space="preserve"> </w:t>
+      </w:r>
+      <w:r>
+        <w:rPr>
+          <w:sz w:val="20"/>
+          <w:szCs w:val="20"/>
         </w:rPr>
         <w:t>diz</w:t>
       </w:r>
       <w:r>
         <w:rPr>
           <w:spacing w:val="22"/>
-          <w:sz w:val="18"/>
-        </w:rPr>
-        <w:t xml:space="preserve"> </w:t>
-      </w:r>
-      <w:r>
-        <w:rPr>
-          <w:sz w:val="18"/>
+          <w:sz w:val="20"/>
+          <w:szCs w:val="20"/>
+        </w:rPr>
+        <w:t xml:space="preserve"> </w:t>
+      </w:r>
+      <w:r>
+        <w:rPr>
+          <w:sz w:val="20"/>
+          <w:szCs w:val="20"/>
         </w:rPr>
         <w:t>respeito</w:t>
       </w:r>
       <w:r>
         <w:rPr>
           <w:spacing w:val="22"/>
-          <w:sz w:val="18"/>
-        </w:rPr>
-        <w:t xml:space="preserve"> </w:t>
-      </w:r>
-      <w:r>
-        <w:rPr>
-          <w:sz w:val="18"/>
+          <w:sz w:val="20"/>
+          <w:szCs w:val="20"/>
+        </w:rPr>
+        <w:t xml:space="preserve"> </w:t>
+      </w:r>
+      <w:r>
+        <w:rPr>
+          <w:sz w:val="20"/>
+          <w:szCs w:val="20"/>
         </w:rPr>
         <w:t>à</w:t>
       </w:r>
       <w:r>
         <w:rPr>
           <w:spacing w:val="22"/>
-          <w:sz w:val="18"/>
-        </w:rPr>
-        <w:t xml:space="preserve"> </w:t>
-      </w:r>
-      <w:r>
-        <w:rPr>
-          <w:sz w:val="18"/>
+          <w:sz w:val="20"/>
+          <w:szCs w:val="20"/>
+        </w:rPr>
+        <w:t xml:space="preserve"> </w:t>
+      </w:r>
+      <w:r>
+        <w:rPr>
+          <w:sz w:val="20"/>
+          <w:szCs w:val="20"/>
         </w:rPr>
         <w:t>entrega,</w:t>
       </w:r>
       <w:r>
         <w:rPr>
           <w:spacing w:val="22"/>
-          <w:sz w:val="18"/>
-        </w:rPr>
-        <w:t xml:space="preserve"> </w:t>
-      </w:r>
-      <w:r>
-        <w:rPr>
-          <w:sz w:val="18"/>
+          <w:sz w:val="20"/>
+          <w:szCs w:val="20"/>
+        </w:rPr>
+        <w:t xml:space="preserve"> </w:t>
+      </w:r>
+      <w:r>
+        <w:rPr>
+          <w:sz w:val="20"/>
+          <w:szCs w:val="20"/>
         </w:rPr>
         <w:t>montagem</w:t>
       </w:r>
       <w:r>
         <w:rPr>
           <w:spacing w:val="22"/>
-          <w:sz w:val="18"/>
-        </w:rPr>
-        <w:t xml:space="preserve"> </w:t>
-      </w:r>
-      <w:r>
-        <w:rPr>
-          <w:sz w:val="18"/>
+          <w:sz w:val="20"/>
+          <w:szCs w:val="20"/>
+        </w:rPr>
+        <w:t xml:space="preserve"> </w:t>
+      </w:r>
+      <w:r>
+        <w:rPr>
+          <w:sz w:val="20"/>
+          <w:szCs w:val="20"/>
         </w:rPr>
         <w:t>e</w:t>
       </w:r>
       <w:r>
         <w:rPr>
           <w:spacing w:val="22"/>
-          <w:sz w:val="18"/>
-        </w:rPr>
-        <w:t xml:space="preserve"> </w:t>
-      </w:r>
-      <w:r>
-        <w:rPr>
-          <w:sz w:val="18"/>
+          <w:sz w:val="20"/>
+          <w:szCs w:val="20"/>
+        </w:rPr>
+        <w:t xml:space="preserve"> </w:t>
+      </w:r>
+      <w:r>
+        <w:rPr>
+          <w:sz w:val="20"/>
+          <w:szCs w:val="20"/>
         </w:rPr>
         <w:t>instalação</w:t>
       </w:r>
       <w:r>
         <w:rPr>
           <w:spacing w:val="22"/>
-          <w:sz w:val="18"/>
-        </w:rPr>
-        <w:t xml:space="preserve"> </w:t>
-      </w:r>
-      <w:r>
-        <w:rPr>
-          <w:sz w:val="18"/>
+          <w:sz w:val="20"/>
+          <w:szCs w:val="20"/>
+        </w:rPr>
+        <w:t xml:space="preserve"> </w:t>
+      </w:r>
+      <w:r>
+        <w:rPr>
+          <w:sz w:val="20"/>
+          <w:szCs w:val="20"/>
         </w:rPr>
         <w:t>dos bens objeto deste instrumento, bem como, prestar assistência técnica decorrente de defeitos de fabricação;</w:t>
       </w:r>
@@ -7569,12 +8250,14 @@
         </w:tabs>
         <w:ind w:firstLine="0"/>
         <w:rPr>
-          <w:sz w:val="18"/>
-        </w:rPr>
-      </w:pPr>
-      <w:r>
-        <w:rPr>
-          <w:sz w:val="18"/>
+          <w:sz w:val="20"/>
+          <w:szCs w:val="20"/>
+        </w:rPr>
+      </w:pPr>
+      <w:r>
+        <w:rPr>
+          <w:sz w:val="20"/>
+          <w:szCs w:val="20"/>
         </w:rPr>
         <w:t>realizar prévia notificação ao CLIENTE, antes mesmo de expirado o prazo de entrega e montagem dos móveis adquiridos, na hipótese de necessária prorrogação do prazo de montagem, decorrente de caso fortuito ou força maior;</w:t>
       </w:r>
@@ -7591,19 +8274,22 @@
         </w:tabs>
         <w:ind w:left="367" w:right="0" w:hanging="210"/>
         <w:rPr>
-          <w:sz w:val="18"/>
-        </w:rPr>
-      </w:pPr>
-      <w:r>
-        <w:rPr>
-          <w:sz w:val="18"/>
+          <w:sz w:val="20"/>
+          <w:szCs w:val="20"/>
+        </w:rPr>
+      </w:pPr>
+      <w:r>
+        <w:rPr>
+          <w:sz w:val="20"/>
+          <w:szCs w:val="20"/>
         </w:rPr>
         <w:t xml:space="preserve">executar a montagem dos móveis dentro da melhor técnica e </w:t>
       </w:r>
       <w:r>
         <w:rPr>
           <w:spacing w:val="-2"/>
-          <w:sz w:val="18"/>
+          <w:sz w:val="20"/>
+          <w:szCs w:val="20"/>
         </w:rPr>
         <w:t>zelo;</w:t>
       </w:r>
@@ -7620,19 +8306,22 @@
         </w:tabs>
         <w:ind w:left="376" w:right="0" w:hanging="219"/>
         <w:rPr>
-          <w:sz w:val="18"/>
-        </w:rPr>
-      </w:pPr>
-      <w:r>
-        <w:rPr>
-          <w:sz w:val="18"/>
+          <w:sz w:val="20"/>
+          <w:szCs w:val="20"/>
+        </w:rPr>
+      </w:pPr>
+      <w:r>
+        <w:rPr>
+          <w:sz w:val="20"/>
+          <w:szCs w:val="20"/>
         </w:rPr>
         <w:t xml:space="preserve">providenciar a substituição dos bens ou partes com defeito de fabricação ou decorrente do processo de transporte ou </w:t>
       </w:r>
       <w:r>
         <w:rPr>
           <w:spacing w:val="-2"/>
-          <w:sz w:val="18"/>
+          <w:sz w:val="20"/>
+          <w:szCs w:val="20"/>
         </w:rPr>
         <w:t>montagem.</w:t>
       </w:r>
@@ -7649,19 +8338,22 @@
         </w:tabs>
         <w:ind w:left="607" w:right="0" w:hanging="450"/>
         <w:rPr>
-          <w:sz w:val="18"/>
-        </w:rPr>
-      </w:pPr>
-      <w:r>
-        <w:rPr>
-          <w:sz w:val="18"/>
+          <w:sz w:val="20"/>
+          <w:szCs w:val="20"/>
+        </w:rPr>
+      </w:pPr>
+      <w:r>
+        <w:rPr>
+          <w:sz w:val="20"/>
+          <w:szCs w:val="20"/>
         </w:rPr>
         <w:t xml:space="preserve">Durante a montagem, a CONTRATADA se exime de qualquer responsabilidade referente </w:t>
       </w:r>
       <w:r>
         <w:rPr>
           <w:spacing w:val="-5"/>
-          <w:sz w:val="18"/>
+          <w:sz w:val="20"/>
+          <w:szCs w:val="20"/>
         </w:rPr>
         <w:t>a:</w:t>
       </w:r>
@@ -7678,285 +8370,329 @@
         </w:tabs>
         <w:ind w:right="155" w:firstLine="0"/>
         <w:rPr>
-          <w:sz w:val="18"/>
-        </w:rPr>
-      </w:pPr>
-      <w:r>
-        <w:rPr>
-          <w:sz w:val="18"/>
+          <w:sz w:val="20"/>
+          <w:szCs w:val="20"/>
+        </w:rPr>
+      </w:pPr>
+      <w:r>
+        <w:rPr>
+          <w:sz w:val="20"/>
+          <w:szCs w:val="20"/>
         </w:rPr>
         <w:t>existência,</w:t>
       </w:r>
       <w:r>
         <w:rPr>
           <w:spacing w:val="15"/>
-          <w:sz w:val="18"/>
-        </w:rPr>
-        <w:t xml:space="preserve"> </w:t>
-      </w:r>
-      <w:r>
-        <w:rPr>
-          <w:sz w:val="18"/>
+          <w:sz w:val="20"/>
+          <w:szCs w:val="20"/>
+        </w:rPr>
+        <w:t xml:space="preserve"> </w:t>
+      </w:r>
+      <w:r>
+        <w:rPr>
+          <w:sz w:val="20"/>
+          <w:szCs w:val="20"/>
         </w:rPr>
         <w:t>no</w:t>
       </w:r>
       <w:r>
         <w:rPr>
           <w:spacing w:val="15"/>
-          <w:sz w:val="18"/>
-        </w:rPr>
-        <w:t xml:space="preserve"> </w:t>
-      </w:r>
-      <w:r>
-        <w:rPr>
-          <w:sz w:val="18"/>
+          <w:sz w:val="20"/>
+          <w:szCs w:val="20"/>
+        </w:rPr>
+        <w:t xml:space="preserve"> </w:t>
+      </w:r>
+      <w:r>
+        <w:rPr>
+          <w:sz w:val="20"/>
+          <w:szCs w:val="20"/>
         </w:rPr>
         <w:t>local</w:t>
       </w:r>
       <w:r>
         <w:rPr>
           <w:spacing w:val="15"/>
-          <w:sz w:val="18"/>
-        </w:rPr>
-        <w:t xml:space="preserve"> </w:t>
-      </w:r>
-      <w:r>
-        <w:rPr>
-          <w:sz w:val="18"/>
+          <w:sz w:val="20"/>
+          <w:szCs w:val="20"/>
+        </w:rPr>
+        <w:t xml:space="preserve"> </w:t>
+      </w:r>
+      <w:r>
+        <w:rPr>
+          <w:sz w:val="20"/>
+          <w:szCs w:val="20"/>
         </w:rPr>
         <w:t>da</w:t>
       </w:r>
       <w:r>
         <w:rPr>
           <w:spacing w:val="15"/>
-          <w:sz w:val="18"/>
-        </w:rPr>
-        <w:t xml:space="preserve"> </w:t>
-      </w:r>
-      <w:r>
-        <w:rPr>
-          <w:sz w:val="18"/>
+          <w:sz w:val="20"/>
+          <w:szCs w:val="20"/>
+        </w:rPr>
+        <w:t xml:space="preserve"> </w:t>
+      </w:r>
+      <w:r>
+        <w:rPr>
+          <w:sz w:val="20"/>
+          <w:szCs w:val="20"/>
         </w:rPr>
         <w:t>montagem,</w:t>
       </w:r>
       <w:r>
         <w:rPr>
           <w:spacing w:val="15"/>
-          <w:sz w:val="18"/>
-        </w:rPr>
-        <w:t xml:space="preserve"> </w:t>
-      </w:r>
-      <w:r>
-        <w:rPr>
-          <w:sz w:val="18"/>
+          <w:sz w:val="20"/>
+          <w:szCs w:val="20"/>
+        </w:rPr>
+        <w:t xml:space="preserve"> </w:t>
+      </w:r>
+      <w:r>
+        <w:rPr>
+          <w:sz w:val="20"/>
+          <w:szCs w:val="20"/>
         </w:rPr>
         <w:t>de</w:t>
       </w:r>
       <w:r>
         <w:rPr>
           <w:spacing w:val="15"/>
-          <w:sz w:val="18"/>
-        </w:rPr>
-        <w:t xml:space="preserve"> </w:t>
-      </w:r>
-      <w:r>
-        <w:rPr>
-          <w:sz w:val="18"/>
+          <w:sz w:val="20"/>
+          <w:szCs w:val="20"/>
+        </w:rPr>
+        <w:t xml:space="preserve"> </w:t>
+      </w:r>
+      <w:r>
+        <w:rPr>
+          <w:sz w:val="20"/>
+          <w:szCs w:val="20"/>
         </w:rPr>
         <w:t>sobras</w:t>
       </w:r>
       <w:r>
         <w:rPr>
           <w:spacing w:val="15"/>
-          <w:sz w:val="18"/>
-        </w:rPr>
-        <w:t xml:space="preserve"> </w:t>
-      </w:r>
-      <w:r>
-        <w:rPr>
-          <w:sz w:val="18"/>
+          <w:sz w:val="20"/>
+          <w:szCs w:val="20"/>
+        </w:rPr>
+        <w:t xml:space="preserve"> </w:t>
+      </w:r>
+      <w:r>
+        <w:rPr>
+          <w:sz w:val="20"/>
+          <w:szCs w:val="20"/>
         </w:rPr>
         <w:t>de</w:t>
       </w:r>
       <w:r>
         <w:rPr>
           <w:spacing w:val="15"/>
-          <w:sz w:val="18"/>
-        </w:rPr>
-        <w:t xml:space="preserve"> </w:t>
-      </w:r>
-      <w:r>
-        <w:rPr>
-          <w:sz w:val="18"/>
+          <w:sz w:val="20"/>
+          <w:szCs w:val="20"/>
+        </w:rPr>
+        <w:t xml:space="preserve"> </w:t>
+      </w:r>
+      <w:r>
+        <w:rPr>
+          <w:sz w:val="20"/>
+          <w:szCs w:val="20"/>
         </w:rPr>
         <w:t>obras</w:t>
       </w:r>
       <w:r>
         <w:rPr>
           <w:spacing w:val="15"/>
-          <w:sz w:val="18"/>
-        </w:rPr>
-        <w:t xml:space="preserve"> </w:t>
-      </w:r>
-      <w:r>
-        <w:rPr>
-          <w:sz w:val="18"/>
+          <w:sz w:val="20"/>
+          <w:szCs w:val="20"/>
+        </w:rPr>
+        <w:t xml:space="preserve"> </w:t>
+      </w:r>
+      <w:r>
+        <w:rPr>
+          <w:sz w:val="20"/>
+          <w:szCs w:val="20"/>
         </w:rPr>
         <w:t>de</w:t>
       </w:r>
       <w:r>
         <w:rPr>
           <w:spacing w:val="15"/>
-          <w:sz w:val="18"/>
-        </w:rPr>
-        <w:t xml:space="preserve"> </w:t>
-      </w:r>
-      <w:r>
-        <w:rPr>
-          <w:sz w:val="18"/>
+          <w:sz w:val="20"/>
+          <w:szCs w:val="20"/>
+        </w:rPr>
+        <w:t xml:space="preserve"> </w:t>
+      </w:r>
+      <w:r>
+        <w:rPr>
+          <w:sz w:val="20"/>
+          <w:szCs w:val="20"/>
         </w:rPr>
         <w:t>construção</w:t>
       </w:r>
       <w:r>
         <w:rPr>
           <w:spacing w:val="15"/>
-          <w:sz w:val="18"/>
-        </w:rPr>
-        <w:t xml:space="preserve"> </w:t>
-      </w:r>
-      <w:r>
-        <w:rPr>
-          <w:sz w:val="18"/>
+          <w:sz w:val="20"/>
+          <w:szCs w:val="20"/>
+        </w:rPr>
+        <w:t xml:space="preserve"> </w:t>
+      </w:r>
+      <w:r>
+        <w:rPr>
+          <w:sz w:val="20"/>
+          <w:szCs w:val="20"/>
         </w:rPr>
         <w:t>e/ou</w:t>
       </w:r>
       <w:r>
         <w:rPr>
           <w:spacing w:val="15"/>
-          <w:sz w:val="18"/>
-        </w:rPr>
-        <w:t xml:space="preserve"> </w:t>
-      </w:r>
-      <w:r>
-        <w:rPr>
-          <w:sz w:val="18"/>
+          <w:sz w:val="20"/>
+          <w:szCs w:val="20"/>
+        </w:rPr>
+        <w:t xml:space="preserve"> </w:t>
+      </w:r>
+      <w:r>
+        <w:rPr>
+          <w:sz w:val="20"/>
+          <w:szCs w:val="20"/>
         </w:rPr>
         <w:t>reforma,</w:t>
       </w:r>
       <w:r>
         <w:rPr>
           <w:spacing w:val="15"/>
-          <w:sz w:val="18"/>
-        </w:rPr>
-        <w:t xml:space="preserve"> </w:t>
-      </w:r>
-      <w:r>
-        <w:rPr>
-          <w:sz w:val="18"/>
+          <w:sz w:val="20"/>
+          <w:szCs w:val="20"/>
+        </w:rPr>
+        <w:t xml:space="preserve"> </w:t>
+      </w:r>
+      <w:r>
+        <w:rPr>
+          <w:sz w:val="20"/>
+          <w:szCs w:val="20"/>
         </w:rPr>
         <w:t>ou</w:t>
       </w:r>
       <w:r>
         <w:rPr>
           <w:spacing w:val="15"/>
-          <w:sz w:val="18"/>
-        </w:rPr>
-        <w:t xml:space="preserve"> </w:t>
-      </w:r>
-      <w:r>
-        <w:rPr>
-          <w:sz w:val="18"/>
+          <w:sz w:val="20"/>
+          <w:szCs w:val="20"/>
+        </w:rPr>
+        <w:t xml:space="preserve"> </w:t>
+      </w:r>
+      <w:r>
+        <w:rPr>
+          <w:sz w:val="20"/>
+          <w:szCs w:val="20"/>
         </w:rPr>
         <w:t>mesmo</w:t>
       </w:r>
       <w:r>
         <w:rPr>
           <w:spacing w:val="15"/>
-          <w:sz w:val="18"/>
-        </w:rPr>
-        <w:t xml:space="preserve"> </w:t>
-      </w:r>
-      <w:r>
-        <w:rPr>
-          <w:sz w:val="18"/>
+          <w:sz w:val="20"/>
+          <w:szCs w:val="20"/>
+        </w:rPr>
+        <w:t xml:space="preserve"> </w:t>
+      </w:r>
+      <w:r>
+        <w:rPr>
+          <w:sz w:val="20"/>
+          <w:szCs w:val="20"/>
         </w:rPr>
         <w:t>de</w:t>
       </w:r>
       <w:r>
         <w:rPr>
           <w:spacing w:val="15"/>
-          <w:sz w:val="18"/>
-        </w:rPr>
-        <w:t xml:space="preserve"> </w:t>
-      </w:r>
-      <w:r>
-        <w:rPr>
-          <w:sz w:val="18"/>
+          <w:sz w:val="20"/>
+          <w:szCs w:val="20"/>
+        </w:rPr>
+        <w:t xml:space="preserve"> </w:t>
+      </w:r>
+      <w:r>
+        <w:rPr>
+          <w:sz w:val="20"/>
+          <w:szCs w:val="20"/>
         </w:rPr>
         <w:t>paredes</w:t>
       </w:r>
       <w:r>
         <w:rPr>
           <w:spacing w:val="15"/>
-          <w:sz w:val="18"/>
-        </w:rPr>
-        <w:t xml:space="preserve"> </w:t>
-      </w:r>
-      <w:r>
-        <w:rPr>
-          <w:sz w:val="18"/>
+          <w:sz w:val="20"/>
+          <w:szCs w:val="20"/>
+        </w:rPr>
+        <w:t xml:space="preserve"> </w:t>
+      </w:r>
+      <w:r>
+        <w:rPr>
+          <w:sz w:val="20"/>
+          <w:szCs w:val="20"/>
         </w:rPr>
         <w:t>frágeis</w:t>
       </w:r>
       <w:r>
         <w:rPr>
           <w:spacing w:val="15"/>
-          <w:sz w:val="18"/>
-        </w:rPr>
-        <w:t xml:space="preserve"> </w:t>
-      </w:r>
-      <w:r>
-        <w:rPr>
-          <w:sz w:val="18"/>
+          <w:sz w:val="20"/>
+          <w:szCs w:val="20"/>
+        </w:rPr>
+        <w:t xml:space="preserve"> </w:t>
+      </w:r>
+      <w:r>
+        <w:rPr>
+          <w:sz w:val="20"/>
+          <w:szCs w:val="20"/>
         </w:rPr>
         <w:t>ou</w:t>
       </w:r>
       <w:r>
         <w:rPr>
           <w:spacing w:val="15"/>
-          <w:sz w:val="18"/>
-        </w:rPr>
-        <w:t xml:space="preserve"> </w:t>
-      </w:r>
-      <w:r>
-        <w:rPr>
-          <w:sz w:val="18"/>
+          <w:sz w:val="20"/>
+          <w:szCs w:val="20"/>
+        </w:rPr>
+        <w:t xml:space="preserve"> </w:t>
+      </w:r>
+      <w:r>
+        <w:rPr>
+          <w:sz w:val="20"/>
+          <w:szCs w:val="20"/>
         </w:rPr>
         <w:t>de</w:t>
       </w:r>
       <w:r>
         <w:rPr>
           <w:spacing w:val="15"/>
-          <w:sz w:val="18"/>
-        </w:rPr>
-        <w:t xml:space="preserve"> </w:t>
-      </w:r>
-      <w:r>
-        <w:rPr>
-          <w:sz w:val="18"/>
+          <w:sz w:val="20"/>
+          <w:szCs w:val="20"/>
+        </w:rPr>
+        <w:t xml:space="preserve"> </w:t>
+      </w:r>
+      <w:r>
+        <w:rPr>
+          <w:sz w:val="20"/>
+          <w:szCs w:val="20"/>
         </w:rPr>
         <w:t>má</w:t>
       </w:r>
       <w:r>
         <w:rPr>
           <w:spacing w:val="15"/>
-          <w:sz w:val="18"/>
-        </w:rPr>
-        <w:t xml:space="preserve"> </w:t>
-      </w:r>
-      <w:r>
-        <w:rPr>
-          <w:sz w:val="18"/>
+          <w:sz w:val="20"/>
+          <w:szCs w:val="20"/>
+        </w:rPr>
+        <w:t xml:space="preserve"> </w:t>
+      </w:r>
+      <w:r>
+        <w:rPr>
+          <w:sz w:val="20"/>
+          <w:szCs w:val="20"/>
         </w:rPr>
         <w:t>qualidade, que impeçam uma sustentação robusta dos móveis;</w:t>
       </w:r>
@@ -7973,19 +8709,22 @@
         </w:tabs>
         <w:ind w:left="376" w:right="0" w:hanging="219"/>
         <w:rPr>
-          <w:sz w:val="18"/>
-        </w:rPr>
-      </w:pPr>
-      <w:r>
-        <w:rPr>
-          <w:sz w:val="18"/>
+          <w:sz w:val="20"/>
+          <w:szCs w:val="20"/>
+        </w:rPr>
+      </w:pPr>
+      <w:r>
+        <w:rPr>
+          <w:sz w:val="20"/>
+          <w:szCs w:val="20"/>
         </w:rPr>
         <w:t xml:space="preserve">existência de desníveis das paredes, impossibilitando ou dificultando a correta e segura instalação dos </w:t>
       </w:r>
       <w:r>
         <w:rPr>
           <w:spacing w:val="-2"/>
-          <w:sz w:val="18"/>
+          <w:sz w:val="20"/>
+          <w:szCs w:val="20"/>
         </w:rPr>
         <w:t>móveis;</w:t>
       </w:r>
@@ -8002,273 +8741,315 @@
         </w:tabs>
         <w:ind w:left="435" w:right="0" w:hanging="278"/>
         <w:rPr>
-          <w:sz w:val="18"/>
-        </w:rPr>
-      </w:pPr>
-      <w:r>
-        <w:rPr>
-          <w:sz w:val="18"/>
+          <w:sz w:val="20"/>
+          <w:szCs w:val="20"/>
+        </w:rPr>
+      </w:pPr>
+      <w:r>
+        <w:rPr>
+          <w:sz w:val="20"/>
+          <w:szCs w:val="20"/>
         </w:rPr>
         <w:t>ocorrência</w:t>
       </w:r>
       <w:r>
         <w:rPr>
           <w:spacing w:val="9"/>
-          <w:sz w:val="18"/>
-        </w:rPr>
-        <w:t xml:space="preserve"> </w:t>
-      </w:r>
-      <w:r>
-        <w:rPr>
-          <w:sz w:val="18"/>
+          <w:sz w:val="20"/>
+          <w:szCs w:val="20"/>
+        </w:rPr>
+        <w:t xml:space="preserve"> </w:t>
+      </w:r>
+      <w:r>
+        <w:rPr>
+          <w:sz w:val="20"/>
+          <w:szCs w:val="20"/>
         </w:rPr>
         <w:t>de</w:t>
       </w:r>
       <w:r>
         <w:rPr>
           <w:spacing w:val="9"/>
-          <w:sz w:val="18"/>
-        </w:rPr>
-        <w:t xml:space="preserve"> </w:t>
-      </w:r>
-      <w:r>
-        <w:rPr>
-          <w:sz w:val="18"/>
+          <w:sz w:val="20"/>
+          <w:szCs w:val="20"/>
+        </w:rPr>
+        <w:t xml:space="preserve"> </w:t>
+      </w:r>
+      <w:r>
+        <w:rPr>
+          <w:sz w:val="20"/>
+          <w:szCs w:val="20"/>
         </w:rPr>
         <w:t>focos</w:t>
       </w:r>
       <w:r>
         <w:rPr>
           <w:spacing w:val="9"/>
-          <w:sz w:val="18"/>
-        </w:rPr>
-        <w:t xml:space="preserve"> </w:t>
-      </w:r>
-      <w:r>
-        <w:rPr>
-          <w:sz w:val="18"/>
+          <w:sz w:val="20"/>
+          <w:szCs w:val="20"/>
+        </w:rPr>
+        <w:t xml:space="preserve"> </w:t>
+      </w:r>
+      <w:r>
+        <w:rPr>
+          <w:sz w:val="20"/>
+          <w:szCs w:val="20"/>
         </w:rPr>
         <w:t>de</w:t>
       </w:r>
       <w:r>
         <w:rPr>
           <w:spacing w:val="9"/>
-          <w:sz w:val="18"/>
-        </w:rPr>
-        <w:t xml:space="preserve"> </w:t>
-      </w:r>
-      <w:r>
-        <w:rPr>
-          <w:sz w:val="18"/>
+          <w:sz w:val="20"/>
+          <w:szCs w:val="20"/>
+        </w:rPr>
+        <w:t xml:space="preserve"> </w:t>
+      </w:r>
+      <w:r>
+        <w:rPr>
+          <w:sz w:val="20"/>
+          <w:szCs w:val="20"/>
         </w:rPr>
         <w:t>umidade</w:t>
       </w:r>
       <w:r>
         <w:rPr>
           <w:spacing w:val="9"/>
-          <w:sz w:val="18"/>
-        </w:rPr>
-        <w:t xml:space="preserve"> </w:t>
-      </w:r>
-      <w:r>
-        <w:rPr>
-          <w:sz w:val="18"/>
+          <w:sz w:val="20"/>
+          <w:szCs w:val="20"/>
+        </w:rPr>
+        <w:t xml:space="preserve"> </w:t>
+      </w:r>
+      <w:r>
+        <w:rPr>
+          <w:sz w:val="20"/>
+          <w:szCs w:val="20"/>
         </w:rPr>
         <w:t>ou</w:t>
       </w:r>
       <w:r>
         <w:rPr>
           <w:spacing w:val="9"/>
-          <w:sz w:val="18"/>
-        </w:rPr>
-        <w:t xml:space="preserve"> </w:t>
-      </w:r>
-      <w:r>
-        <w:rPr>
-          <w:sz w:val="18"/>
+          <w:sz w:val="20"/>
+          <w:szCs w:val="20"/>
+        </w:rPr>
+        <w:t xml:space="preserve"> </w:t>
+      </w:r>
+      <w:r>
+        <w:rPr>
+          <w:sz w:val="20"/>
+          <w:szCs w:val="20"/>
         </w:rPr>
         <w:t>constante</w:t>
       </w:r>
       <w:r>
         <w:rPr>
           <w:spacing w:val="9"/>
-          <w:sz w:val="18"/>
-        </w:rPr>
-        <w:t xml:space="preserve"> </w:t>
-      </w:r>
-      <w:r>
-        <w:rPr>
-          <w:sz w:val="18"/>
+          <w:sz w:val="20"/>
+          <w:szCs w:val="20"/>
+        </w:rPr>
+        <w:t xml:space="preserve"> </w:t>
+      </w:r>
+      <w:r>
+        <w:rPr>
+          <w:sz w:val="20"/>
+          <w:szCs w:val="20"/>
         </w:rPr>
         <w:t>e</w:t>
       </w:r>
       <w:r>
         <w:rPr>
           <w:spacing w:val="9"/>
-          <w:sz w:val="18"/>
-        </w:rPr>
-        <w:t xml:space="preserve"> </w:t>
-      </w:r>
-      <w:r>
-        <w:rPr>
-          <w:sz w:val="18"/>
+          <w:sz w:val="20"/>
+          <w:szCs w:val="20"/>
+        </w:rPr>
+        <w:t xml:space="preserve"> </w:t>
+      </w:r>
+      <w:r>
+        <w:rPr>
+          <w:sz w:val="20"/>
+          <w:szCs w:val="20"/>
         </w:rPr>
         <w:t>excessiva</w:t>
       </w:r>
       <w:r>
         <w:rPr>
           <w:spacing w:val="9"/>
-          <w:sz w:val="18"/>
-        </w:rPr>
-        <w:t xml:space="preserve"> </w:t>
-      </w:r>
-      <w:r>
-        <w:rPr>
-          <w:sz w:val="18"/>
+          <w:sz w:val="20"/>
+          <w:szCs w:val="20"/>
+        </w:rPr>
+        <w:t xml:space="preserve"> </w:t>
+      </w:r>
+      <w:r>
+        <w:rPr>
+          <w:sz w:val="20"/>
+          <w:szCs w:val="20"/>
         </w:rPr>
         <w:t>exposição</w:t>
       </w:r>
       <w:r>
         <w:rPr>
           <w:spacing w:val="9"/>
-          <w:sz w:val="18"/>
-        </w:rPr>
-        <w:t xml:space="preserve"> </w:t>
-      </w:r>
-      <w:r>
-        <w:rPr>
-          <w:sz w:val="18"/>
+          <w:sz w:val="20"/>
+          <w:szCs w:val="20"/>
+        </w:rPr>
+        <w:t xml:space="preserve"> </w:t>
+      </w:r>
+      <w:r>
+        <w:rPr>
+          <w:sz w:val="20"/>
+          <w:szCs w:val="20"/>
         </w:rPr>
         <w:t>ao</w:t>
       </w:r>
       <w:r>
         <w:rPr>
           <w:spacing w:val="9"/>
-          <w:sz w:val="18"/>
-        </w:rPr>
-        <w:t xml:space="preserve"> </w:t>
-      </w:r>
-      <w:r>
-        <w:rPr>
-          <w:sz w:val="18"/>
+          <w:sz w:val="20"/>
+          <w:szCs w:val="20"/>
+        </w:rPr>
+        <w:t xml:space="preserve"> </w:t>
+      </w:r>
+      <w:r>
+        <w:rPr>
+          <w:sz w:val="20"/>
+          <w:szCs w:val="20"/>
         </w:rPr>
         <w:t>sol</w:t>
       </w:r>
       <w:r>
         <w:rPr>
           <w:spacing w:val="9"/>
-          <w:sz w:val="18"/>
-        </w:rPr>
-        <w:t xml:space="preserve"> </w:t>
-      </w:r>
-      <w:r>
-        <w:rPr>
-          <w:sz w:val="18"/>
+          <w:sz w:val="20"/>
+          <w:szCs w:val="20"/>
+        </w:rPr>
+        <w:t xml:space="preserve"> </w:t>
+      </w:r>
+      <w:r>
+        <w:rPr>
+          <w:sz w:val="20"/>
+          <w:szCs w:val="20"/>
         </w:rPr>
         <w:t>ou</w:t>
       </w:r>
       <w:r>
         <w:rPr>
           <w:spacing w:val="9"/>
-          <w:sz w:val="18"/>
-        </w:rPr>
-        <w:t xml:space="preserve"> </w:t>
-      </w:r>
-      <w:r>
-        <w:rPr>
-          <w:sz w:val="18"/>
+          <w:sz w:val="20"/>
+          <w:szCs w:val="20"/>
+        </w:rPr>
+        <w:t xml:space="preserve"> </w:t>
+      </w:r>
+      <w:r>
+        <w:rPr>
+          <w:sz w:val="20"/>
+          <w:szCs w:val="20"/>
         </w:rPr>
         <w:t>à</w:t>
       </w:r>
       <w:r>
         <w:rPr>
           <w:spacing w:val="9"/>
-          <w:sz w:val="18"/>
-        </w:rPr>
-        <w:t xml:space="preserve"> </w:t>
-      </w:r>
-      <w:r>
-        <w:rPr>
-          <w:sz w:val="18"/>
+          <w:sz w:val="20"/>
+          <w:szCs w:val="20"/>
+        </w:rPr>
+        <w:t xml:space="preserve"> </w:t>
+      </w:r>
+      <w:r>
+        <w:rPr>
+          <w:sz w:val="20"/>
+          <w:szCs w:val="20"/>
         </w:rPr>
         <w:t>luminosidade,</w:t>
       </w:r>
       <w:r>
         <w:rPr>
           <w:spacing w:val="9"/>
-          <w:sz w:val="18"/>
-        </w:rPr>
-        <w:t xml:space="preserve"> </w:t>
-      </w:r>
-      <w:r>
-        <w:rPr>
-          <w:sz w:val="18"/>
+          <w:sz w:val="20"/>
+          <w:szCs w:val="20"/>
+        </w:rPr>
+        <w:t xml:space="preserve"> </w:t>
+      </w:r>
+      <w:r>
+        <w:rPr>
+          <w:sz w:val="20"/>
+          <w:szCs w:val="20"/>
         </w:rPr>
         <w:t>além</w:t>
       </w:r>
       <w:r>
         <w:rPr>
           <w:spacing w:val="9"/>
-          <w:sz w:val="18"/>
-        </w:rPr>
-        <w:t xml:space="preserve"> </w:t>
-      </w:r>
-      <w:r>
-        <w:rPr>
-          <w:sz w:val="18"/>
+          <w:sz w:val="20"/>
+          <w:szCs w:val="20"/>
+        </w:rPr>
+        <w:t xml:space="preserve"> </w:t>
+      </w:r>
+      <w:r>
+        <w:rPr>
+          <w:sz w:val="20"/>
+          <w:szCs w:val="20"/>
         </w:rPr>
         <w:t>de</w:t>
       </w:r>
       <w:r>
         <w:rPr>
           <w:spacing w:val="9"/>
-          <w:sz w:val="18"/>
-        </w:rPr>
-        <w:t xml:space="preserve"> </w:t>
-      </w:r>
-      <w:r>
-        <w:rPr>
-          <w:sz w:val="18"/>
+          <w:sz w:val="20"/>
+          <w:szCs w:val="20"/>
+        </w:rPr>
+        <w:t xml:space="preserve"> </w:t>
+      </w:r>
+      <w:r>
+        <w:rPr>
+          <w:sz w:val="20"/>
+          <w:szCs w:val="20"/>
         </w:rPr>
         <w:t>eventual</w:t>
       </w:r>
       <w:r>
         <w:rPr>
           <w:spacing w:val="9"/>
-          <w:sz w:val="18"/>
-        </w:rPr>
-        <w:t xml:space="preserve"> </w:t>
-      </w:r>
-      <w:r>
-        <w:rPr>
-          <w:sz w:val="18"/>
+          <w:sz w:val="20"/>
+          <w:szCs w:val="20"/>
+        </w:rPr>
+        <w:t xml:space="preserve"> </w:t>
+      </w:r>
+      <w:r>
+        <w:rPr>
+          <w:sz w:val="20"/>
+          <w:szCs w:val="20"/>
         </w:rPr>
         <w:t>infestação</w:t>
       </w:r>
       <w:r>
         <w:rPr>
           <w:spacing w:val="9"/>
-          <w:sz w:val="18"/>
-        </w:rPr>
-        <w:t xml:space="preserve"> </w:t>
-      </w:r>
-      <w:r>
-        <w:rPr>
-          <w:sz w:val="18"/>
+          <w:sz w:val="20"/>
+          <w:szCs w:val="20"/>
+        </w:rPr>
+        <w:t xml:space="preserve"> </w:t>
+      </w:r>
+      <w:r>
+        <w:rPr>
+          <w:sz w:val="20"/>
+          <w:szCs w:val="20"/>
         </w:rPr>
         <w:t>por</w:t>
       </w:r>
       <w:r>
         <w:rPr>
           <w:spacing w:val="9"/>
-          <w:sz w:val="18"/>
+          <w:sz w:val="20"/>
+          <w:szCs w:val="20"/>
         </w:rPr>
         <w:t xml:space="preserve"> </w:t>
       </w:r>
       <w:r>
         <w:rPr>
           <w:spacing w:val="-2"/>
-          <w:sz w:val="18"/>
+          <w:sz w:val="20"/>
+          <w:szCs w:val="20"/>
         </w:rPr>
         <w:t>insetos</w:t>
       </w:r>
@@ -8276,22 +9057,26 @@
     <w:p>
       <w:pPr>
         <w:pStyle w:val="BodyText"/>
-      </w:pPr>
-      <w:r>
+        <w:rPr>
+          <w:sz w:val="20"/>
+          <w:szCs w:val="20"/>
+        </w:rPr>
+      </w:pPr>
+      <w:r>
+        <w:rPr>
+          <w:sz w:val="20"/>
+          <w:szCs w:val="20"/>
+        </w:rPr>
         <w:t xml:space="preserve">que venham a danificar os bens objeto do presente </w:t>
       </w:r>
       <w:r>
         <w:rPr>
           <w:spacing w:val="-2"/>
+          <w:sz w:val="20"/>
+          <w:szCs w:val="20"/>
         </w:rPr>
         <w:t>Contrato.</w:t>
       </w:r>
-    </w:p>
-    <w:p>
-      <w:pPr>
-        <w:pStyle w:val="BodyText"/>
-        <w:ind w:left="0"/>
-      </w:pPr>
     </w:p>
     <w:p>
       <w:pPr>
@@ -8305,12 +9090,14 @@
         </w:tabs>
         <w:ind w:firstLine="0"/>
         <w:rPr>
-          <w:sz w:val="18"/>
-        </w:rPr>
-      </w:pPr>
-      <w:r>
-        <w:rPr>
-          <w:sz w:val="18"/>
+          <w:sz w:val="20"/>
+          <w:szCs w:val="20"/>
+        </w:rPr>
+      </w:pPr>
+      <w:r>
+        <w:rPr>
+          <w:sz w:val="20"/>
+          <w:szCs w:val="20"/>
         </w:rPr>
         <w:t>Os produtos produzidos em MDF pela fabricante DALMÓBILE possuem garantia de fabricação pelo prazo de 6 (seis) anos a contar da efetiva entrega e emissão da Nota Fiscal. Os produtos e acessórios (ferragens, puxadores, divisores, iluminação, etc.) fornecidos por terceiros têm garantia de 90 (noventa) dias a contar da efetiva emissão da Nota Fiscal.</w:t>
       </w:r>
@@ -8327,34 +9114,32 @@
         </w:tabs>
         <w:ind w:firstLine="0"/>
         <w:rPr>
-          <w:sz w:val="18"/>
-        </w:rPr>
-      </w:pPr>
-      <w:r>
-        <w:rPr>
-          <w:sz w:val="18"/>
+          <w:sz w:val="20"/>
+          <w:szCs w:val="20"/>
+        </w:rPr>
+      </w:pPr>
+      <w:r>
+        <w:rPr>
+          <w:sz w:val="20"/>
+          <w:szCs w:val="20"/>
         </w:rPr>
         <w:t>Quaisquer substituições ou ajustes necessários em virtude de defeitos de fabricação dos componentes indicados no item 2.17</w:t>
       </w:r>
       <w:r>
         <w:rPr>
           <w:spacing w:val="80"/>
-          <w:sz w:val="18"/>
-        </w:rPr>
-        <w:t xml:space="preserve"> </w:t>
-      </w:r>
-      <w:r>
-        <w:rPr>
-          <w:sz w:val="18"/>
+          <w:sz w:val="20"/>
+          <w:szCs w:val="20"/>
+        </w:rPr>
+        <w:t xml:space="preserve"> </w:t>
+      </w:r>
+      <w:r>
+        <w:rPr>
+          <w:sz w:val="20"/>
+          <w:szCs w:val="20"/>
         </w:rPr>
         <w:t>acima, serão realizados em 20 (vinte) dias úteis, a contar da visita do técnico da CONTRATADA, destinada a aferir o defeito eventualmente comunicado pelo CLIENTE.</w:t>
       </w:r>
-    </w:p>
-    <w:p>
-      <w:pPr>
-        <w:pStyle w:val="BodyText"/>
-        <w:ind w:left="0"/>
-      </w:pPr>
     </w:p>
     <w:p>
       <w:pPr>
@@ -8368,19 +9153,22 @@
         </w:tabs>
         <w:ind w:firstLine="0"/>
         <w:rPr>
-          <w:sz w:val="18"/>
-        </w:rPr>
-      </w:pPr>
-      <w:r>
-        <w:rPr>
-          <w:sz w:val="18"/>
+          <w:sz w:val="20"/>
+          <w:szCs w:val="20"/>
+        </w:rPr>
+      </w:pPr>
+      <w:r>
+        <w:rPr>
+          <w:sz w:val="20"/>
+          <w:szCs w:val="20"/>
         </w:rPr>
         <w:t xml:space="preserve">São causas excludentes da garantia descrita no item 2.17., além das causas explicitadas no Manual de Uso e Certificado de Garantia, anexos ao presente Contrato: o desgaste natural pelo uso; descoloração pelo tempo; diferenças de tonalidade; utilização dos produtos em condições anormais de uso (tais como sobrecarga de peso, incidência de fogo, umidade, contato prolongado com a água, infiltrações de líquidos, utilização de produtos abrasivos para limpeza, maresia, ferrugem, fungos, cupins, brocas e outros agentes externos); a montagem ou desmontagem dos produtos por pessoas não credenciadas junto a CONTRATADA e; defeitos oriundos pela falta de manutenção </w:t>
       </w:r>
       <w:r>
         <w:rPr>
           <w:spacing w:val="-2"/>
-          <w:sz w:val="18"/>
+          <w:sz w:val="20"/>
+          <w:szCs w:val="20"/>
         </w:rPr>
         <w:t>periódica.</w:t>
       </w:r>
@@ -8389,6 +9177,10 @@
       <w:pPr>
         <w:pStyle w:val="BodyText"/>
         <w:ind w:left="0"/>
+        <w:rPr>
+          <w:sz w:val="20"/>
+          <w:szCs w:val="20"/>
+        </w:rPr>
       </w:pPr>
     </w:p>
     <w:p>
@@ -8403,12 +9195,14 @@
         </w:tabs>
         <w:ind w:right="155" w:firstLine="0"/>
         <w:rPr>
-          <w:sz w:val="18"/>
-        </w:rPr>
-      </w:pPr>
-      <w:r>
-        <w:rPr>
-          <w:sz w:val="18"/>
+          <w:sz w:val="20"/>
+          <w:szCs w:val="20"/>
+        </w:rPr>
+      </w:pPr>
+      <w:r>
+        <w:rPr>
+          <w:sz w:val="20"/>
+          <w:szCs w:val="20"/>
         </w:rPr>
         <w:t>Os prepostos da CONTRATADA não estão autorizados a manipular tubulações elétricas, hidráulicas, telefônicas, etc., sendo responsabilidade do CLIENTE a contratação de profissionais especializados nestas áreas.</w:t>
       </w:r>
@@ -8425,12 +9219,14 @@
         </w:tabs>
         <w:ind w:right="155" w:firstLine="0"/>
         <w:rPr>
-          <w:sz w:val="18"/>
-        </w:rPr>
-      </w:pPr>
-      <w:r>
-        <w:rPr>
-          <w:sz w:val="18"/>
+          <w:sz w:val="20"/>
+          <w:szCs w:val="20"/>
+        </w:rPr>
+      </w:pPr>
+      <w:r>
+        <w:rPr>
+          <w:sz w:val="20"/>
+          <w:szCs w:val="20"/>
         </w:rPr>
         <w:t>A assistência técnica dos produtos será prestada pela CONTRATADA, de forma GRATUITA, pelo prazo de 90 (noventa) dias a contar da conclusão do serviço de montagem, a qual será registrada por documento de vistoria. Decorrido esse prazo, a CONTRATADA prestará assistência técnica mediante a cobrança de Taxa de Visita e Serviços de Assistência, sendo também cobradas à parte quaisquer peças e produtos necessários aos reparos.</w:t>
       </w:r>
@@ -8447,19 +9243,22 @@
         </w:tabs>
         <w:ind w:firstLine="0"/>
         <w:rPr>
-          <w:sz w:val="18"/>
-        </w:rPr>
-      </w:pPr>
-      <w:r>
-        <w:rPr>
-          <w:sz w:val="18"/>
+          <w:sz w:val="20"/>
+          <w:szCs w:val="20"/>
+        </w:rPr>
+      </w:pPr>
+      <w:r>
+        <w:rPr>
+          <w:sz w:val="20"/>
+          <w:szCs w:val="20"/>
         </w:rPr>
         <w:t xml:space="preserve">A CONTRATADA não se compromete por qualquer acordo ou produto ofertado verbalmente por seus consultores de vendas ou instaladores que não esteja declarado e especificado nos documentos oficiais do projeto (Contrato e Projeto Executivo), assinados fisicamente ou digitalmente, não sendo considerados oficiais os meios de comunicação como SMS, WhatsApp, redes sociais ou quaisquer outros que não sejam correspondência registrada via postal ou mensagem eletrônica enviada para os endereços consignados neste </w:t>
       </w:r>
       <w:r>
         <w:rPr>
           <w:spacing w:val="-2"/>
-          <w:sz w:val="18"/>
+          <w:sz w:val="20"/>
+          <w:szCs w:val="20"/>
         </w:rPr>
         <w:t>instrumento.</w:t>
       </w:r>
@@ -8476,12 +9275,14 @@
         </w:tabs>
         <w:ind w:firstLine="0"/>
         <w:rPr>
-          <w:sz w:val="18"/>
-        </w:rPr>
-      </w:pPr>
-      <w:r>
-        <w:rPr>
-          <w:sz w:val="18"/>
+          <w:sz w:val="20"/>
+          <w:szCs w:val="20"/>
+        </w:rPr>
+      </w:pPr>
+      <w:r>
+        <w:rPr>
+          <w:sz w:val="20"/>
+          <w:szCs w:val="20"/>
         </w:rPr>
         <w:t>O CLIENTE fica desde já ciente que a efetivação do pedido de produção à fábrica fica condicionada à liquidação do valor integral previsto neste instrumento, o que poderá ser efetivado de forma direta pela CLIENTE junto à CONTRATADA ou pela cessão da dívida conforme previsto neste Contrato, podendo, portanto, o pedido de produção, ficar condicionado à aprovação de crédito necessário à efetiva liquidação do valor em questão, cabendo à CONTRATADA aceitar ou não a postergação de dívida após o pedido à fábrica.</w:t>
       </w:r>
@@ -8490,14 +9291,33 @@
       <w:pPr>
         <w:pStyle w:val="Heading2"/>
         <w:spacing w:before="0"/>
-      </w:pPr>
-      <w:r>
-        <w:lastRenderedPageBreak/>
+        <w:rPr>
+          <w:sz w:val="20"/>
+          <w:szCs w:val="20"/>
+        </w:rPr>
+      </w:pPr>
+    </w:p>
+    <w:p>
+      <w:pPr>
+        <w:pStyle w:val="Heading2"/>
+        <w:spacing w:before="0"/>
+        <w:rPr>
+          <w:sz w:val="20"/>
+          <w:szCs w:val="20"/>
+        </w:rPr>
+      </w:pPr>
+      <w:r>
+        <w:rPr>
+          <w:sz w:val="20"/>
+          <w:szCs w:val="20"/>
+        </w:rPr>
         <w:t xml:space="preserve">CLÁUSULA TERCEIRA – DOS </w:t>
       </w:r>
       <w:r>
         <w:rPr>
           <w:spacing w:val="-2"/>
+          <w:sz w:val="20"/>
+          <w:szCs w:val="20"/>
         </w:rPr>
         <w:t>PAGAMENTOS</w:t>
       </w:r>
@@ -8514,12 +9334,14 @@
         </w:tabs>
         <w:ind w:right="155" w:firstLine="0"/>
         <w:rPr>
-          <w:sz w:val="18"/>
-        </w:rPr>
-      </w:pPr>
-      <w:r>
-        <w:rPr>
-          <w:sz w:val="18"/>
+          <w:sz w:val="20"/>
+          <w:szCs w:val="20"/>
+        </w:rPr>
+      </w:pPr>
+      <w:r>
+        <w:rPr>
+          <w:sz w:val="20"/>
+          <w:szCs w:val="20"/>
         </w:rPr>
         <w:t>Os pagamentos deverão ser feitos nas datas estipuladas no presente instrumento, independente do faturamento das mercadorias ou da finalização dos serviços, salvo em caso excepcional quando citado por escrito em adendo a este Contrato.</w:t>
       </w:r>
@@ -8537,18 +9359,21 @@
         </w:tabs>
         <w:ind w:firstLine="0"/>
         <w:rPr>
-          <w:sz w:val="18"/>
-        </w:rPr>
-      </w:pPr>
-      <w:r>
-        <w:rPr>
-          <w:sz w:val="18"/>
+          <w:sz w:val="20"/>
+          <w:szCs w:val="20"/>
+        </w:rPr>
+      </w:pPr>
+      <w:r>
+        <w:rPr>
+          <w:sz w:val="20"/>
+          <w:szCs w:val="20"/>
         </w:rPr>
         <w:t>Todos os pagamentos dos valores aqui contratados deverão ser efetuados observando-se rigorosamente as condições e formas de pagamento e as datas estabelecidas na folha de capa deste Contrato. Em caso de atraso ou suspensão da entrega dos produtos e serviços por ordem ou culpa do CLIENTE, este ficará sujeito a eventuais reajustes</w:t>
       </w:r>
       <w:r>
         <w:rPr>
-          <w:sz w:val="18"/>
+          <w:sz w:val="20"/>
+          <w:szCs w:val="20"/>
         </w:rPr>
         <w:tab/>
         <w:t>que venham a incidir sobre o preço durante o período dos atrasos ou suspensão, sendo que nenhuma suspensão ou atraso será motivo para cancelamento da compra.</w:t>
@@ -8566,19 +9391,22 @@
         </w:tabs>
         <w:ind w:left="507" w:right="0" w:hanging="350"/>
         <w:rPr>
-          <w:sz w:val="18"/>
-        </w:rPr>
-      </w:pPr>
-      <w:r>
-        <w:rPr>
-          <w:sz w:val="18"/>
+          <w:sz w:val="20"/>
+          <w:szCs w:val="20"/>
+        </w:rPr>
+      </w:pPr>
+      <w:r>
+        <w:rPr>
+          <w:sz w:val="20"/>
+          <w:szCs w:val="20"/>
         </w:rPr>
         <w:t xml:space="preserve">Eventuais greves ou falta de matérias-primas não constituirão descumprimento </w:t>
       </w:r>
       <w:r>
         <w:rPr>
           <w:spacing w:val="-2"/>
-          <w:sz w:val="18"/>
+          <w:sz w:val="20"/>
+          <w:szCs w:val="20"/>
         </w:rPr>
         <w:t>contratual.</w:t>
       </w:r>
@@ -8595,12 +9423,14 @@
         </w:tabs>
         <w:ind w:firstLine="0"/>
         <w:rPr>
-          <w:sz w:val="18"/>
-        </w:rPr>
-      </w:pPr>
-      <w:r>
-        <w:rPr>
-          <w:sz w:val="18"/>
+          <w:sz w:val="20"/>
+          <w:szCs w:val="20"/>
+        </w:rPr>
+      </w:pPr>
+      <w:r>
+        <w:rPr>
+          <w:sz w:val="20"/>
+          <w:szCs w:val="20"/>
         </w:rPr>
         <w:t>O atraso no pagamento do(s) título(s) sujeita o inadimplente ao pagamento da(s) parcela (s) vencida(s), acrescida(s) da correção monetária, de acordo com a inflação medida pelo IGP-M ou por outro índice oficial em vigor que o substitua, mais juros de 2,5% (dois e meio por cento) ao mês e multa de 2% (dois por cento) sobre o valor do montante em aberto, até o efetivo adimplemento da obrigação, o que, desde já, o CLIENTE autoriza que seja acrescido na parcela imediatamente subsequente.</w:t>
       </w:r>
@@ -8617,25 +9447,29 @@
         </w:tabs>
         <w:ind w:firstLine="0"/>
         <w:rPr>
-          <w:sz w:val="18"/>
-        </w:rPr>
-      </w:pPr>
-      <w:r>
-        <w:rPr>
-          <w:sz w:val="18"/>
+          <w:sz w:val="20"/>
+          <w:szCs w:val="20"/>
+        </w:rPr>
+      </w:pPr>
+      <w:r>
+        <w:rPr>
+          <w:sz w:val="20"/>
+          <w:szCs w:val="20"/>
         </w:rPr>
         <w:t>No caso dos débitos não quitados com atraso superior a 5 (cinco) dias úteis, fica, desde já, a CONTRATADA autorizada a comunicar</w:t>
       </w:r>
       <w:r>
         <w:rPr>
           <w:spacing w:val="80"/>
-          <w:sz w:val="18"/>
-        </w:rPr>
-        <w:t xml:space="preserve"> </w:t>
-      </w:r>
-      <w:r>
-        <w:rPr>
-          <w:sz w:val="18"/>
+          <w:sz w:val="20"/>
+          <w:szCs w:val="20"/>
+        </w:rPr>
+        <w:t xml:space="preserve"> </w:t>
+      </w:r>
+      <w:r>
+        <w:rPr>
+          <w:sz w:val="20"/>
+          <w:szCs w:val="20"/>
         </w:rPr>
         <w:t>os Órgãos de Proteção ao Crédito, bem como ajuizar a competente ação judicial a fim de reaver os valores que estiverem em aberto, acrescidos de todas as despesas, inclusive os encargos descritos no item 3.5, assim como as custas processuais e os honorários advocatícios de 20% (vinte por cento) sobre o montante devido.</w:t>
       </w:r>
@@ -8645,24 +9479,40 @@
         <w:pStyle w:val="BodyText"/>
         <w:ind w:right="154"/>
         <w:jc w:val="both"/>
+        <w:rPr>
+          <w:sz w:val="20"/>
+          <w:szCs w:val="20"/>
+        </w:rPr>
       </w:pPr>
       <w:r>
         <w:rPr>
           <w:rFonts w:ascii="Arial" w:hAnsi="Arial"/>
           <w:b/>
+          <w:sz w:val="20"/>
+          <w:szCs w:val="20"/>
         </w:rPr>
         <w:t xml:space="preserve">3.7. </w:t>
       </w:r>
       <w:r>
+        <w:rPr>
+          <w:sz w:val="20"/>
+          <w:szCs w:val="20"/>
+        </w:rPr>
         <w:t>Por se tratar de mercadoria sob encomenda, não será admitida a desistência da compra após o envio do pedido ao fabricante. Caso o CLIENTE desista da contratação antes da efetivação do pedido à fábrica DALMÓBILE, o Contrato poderá ser resilido, devendo o CLIENTE arcar com o custo de 20% (vinte por cento) sobre o valor total do contrato, acrescido dos custos financeiros eventualmente existentes em decorrência de financiamentos, para cobrir despesas administrativas, financeiras, processamento de projeto, comissões, dentre outros</w:t>
       </w:r>
       <w:r>
         <w:rPr>
           <w:spacing w:val="80"/>
-        </w:rPr>
-        <w:t xml:space="preserve"> </w:t>
-      </w:r>
-      <w:r>
+          <w:sz w:val="20"/>
+          <w:szCs w:val="20"/>
+        </w:rPr>
+        <w:t xml:space="preserve"> </w:t>
+      </w:r>
+      <w:r>
+        <w:rPr>
+          <w:sz w:val="20"/>
+          <w:szCs w:val="20"/>
+        </w:rPr>
         <w:t>custos incidentes sobre a operação para atendimento do pedido cancelado.</w:t>
       </w:r>
     </w:p>
@@ -8670,19 +9520,33 @@
       <w:pPr>
         <w:pStyle w:val="BodyText"/>
         <w:ind w:left="0"/>
+        <w:rPr>
+          <w:sz w:val="20"/>
+          <w:szCs w:val="20"/>
+        </w:rPr>
       </w:pPr>
     </w:p>
     <w:p>
       <w:pPr>
         <w:pStyle w:val="Heading2"/>
         <w:spacing w:before="0"/>
-      </w:pPr>
-      <w:r>
+        <w:rPr>
+          <w:sz w:val="20"/>
+          <w:szCs w:val="20"/>
+        </w:rPr>
+      </w:pPr>
+      <w:r>
+        <w:rPr>
+          <w:sz w:val="20"/>
+          <w:szCs w:val="20"/>
+        </w:rPr>
         <w:t xml:space="preserve">CLÁUSULA QUARTA – DA RESERVA DE </w:t>
       </w:r>
       <w:r>
         <w:rPr>
           <w:spacing w:val="-2"/>
+          <w:sz w:val="20"/>
+          <w:szCs w:val="20"/>
         </w:rPr>
         <w:t>DOMÍNIO</w:t>
       </w:r>
@@ -8699,12 +9563,14 @@
         </w:tabs>
         <w:ind w:right="155" w:firstLine="0"/>
         <w:rPr>
-          <w:sz w:val="18"/>
-        </w:rPr>
-      </w:pPr>
-      <w:r>
-        <w:rPr>
-          <w:sz w:val="18"/>
+          <w:sz w:val="20"/>
+          <w:szCs w:val="20"/>
+        </w:rPr>
+      </w:pPr>
+      <w:r>
+        <w:rPr>
+          <w:sz w:val="20"/>
+          <w:szCs w:val="20"/>
         </w:rPr>
         <w:t>Por força de pacto de reserva de domínio, aqui expressamente instituído, e aceito pelas PARTES, fica reservada à CONTRATADA a propriedade do(s) objeto(s) descrito(s) na capa, nos projetos e demais documentos que fazem parte integrante deste instrumento, até que seja liquidada a última das prestações mencionadas na referida capa deste instrumento.</w:t>
       </w:r>
@@ -8721,12 +9587,14 @@
         </w:tabs>
         <w:ind w:firstLine="0"/>
         <w:rPr>
-          <w:sz w:val="18"/>
-        </w:rPr>
-      </w:pPr>
-      <w:r>
-        <w:rPr>
-          <w:sz w:val="18"/>
+          <w:sz w:val="20"/>
+          <w:szCs w:val="20"/>
+        </w:rPr>
+      </w:pPr>
+      <w:r>
+        <w:rPr>
+          <w:sz w:val="20"/>
+          <w:szCs w:val="20"/>
         </w:rPr>
         <w:t>A posse direta do(s) objeto(s) descrito(s) na capa, nos projetos e demais documentos que fazem parte integrante deste instrumento é outorgada ao CLIENTE, a partir da data de sua entrega, mas se houver falta de pagamento de qualquer das prestações, ficará, desde logo, constituído em mora e obrigado, sob as penas da lei, a restituir imediatamente o(s) objeto(s) condicionalmente adquirido(s), restituição essa que se fará amigavelmente ou mediante ação judicial, estando, antecipadamente pactuada a possibilidade de retirada liminar dos móveis instalados, nos termos do art. 190 do Código de Processo Civil.</w:t>
       </w:r>
@@ -8743,12 +9611,14 @@
         </w:tabs>
         <w:ind w:firstLine="0"/>
         <w:rPr>
-          <w:sz w:val="18"/>
-        </w:rPr>
-      </w:pPr>
-      <w:r>
-        <w:rPr>
-          <w:sz w:val="18"/>
+          <w:sz w:val="20"/>
+          <w:szCs w:val="20"/>
+        </w:rPr>
+      </w:pPr>
+      <w:r>
+        <w:rPr>
+          <w:sz w:val="20"/>
+          <w:szCs w:val="20"/>
         </w:rPr>
         <w:t>Fica facultado a CONTRATADA, no caso de arrependimento do CLIENTE, optar pela rescisão deste Contrato ou pela cobrança judicial dos títulos assinados.</w:t>
       </w:r>
@@ -8765,19 +9635,22 @@
         </w:tabs>
         <w:ind w:right="155" w:firstLine="0"/>
         <w:rPr>
-          <w:sz w:val="18"/>
-        </w:rPr>
-      </w:pPr>
-      <w:r>
-        <w:rPr>
-          <w:sz w:val="18"/>
+          <w:sz w:val="20"/>
+          <w:szCs w:val="20"/>
+        </w:rPr>
+      </w:pPr>
+      <w:r>
+        <w:rPr>
+          <w:sz w:val="20"/>
+          <w:szCs w:val="20"/>
         </w:rPr>
         <w:t xml:space="preserve">A falência do CLIENTE também resolve este Contrato, podendo a CONTRATADA reivindicar da massa falida os bens condicionalmente </w:t>
       </w:r>
       <w:r>
         <w:rPr>
           <w:spacing w:val="-2"/>
-          <w:sz w:val="18"/>
+          <w:sz w:val="20"/>
+          <w:szCs w:val="20"/>
         </w:rPr>
         <w:t>vendidos.</w:t>
       </w:r>
@@ -8794,12 +9667,14 @@
         </w:tabs>
         <w:ind w:right="155" w:firstLine="0"/>
         <w:rPr>
-          <w:sz w:val="18"/>
-        </w:rPr>
-      </w:pPr>
-      <w:r>
-        <w:rPr>
-          <w:sz w:val="18"/>
+          <w:sz w:val="20"/>
+          <w:szCs w:val="20"/>
+        </w:rPr>
+      </w:pPr>
+      <w:r>
+        <w:rPr>
+          <w:sz w:val="20"/>
+          <w:szCs w:val="20"/>
         </w:rPr>
         <w:t>Enquanto o Contrato não estiver integralmente quitado, obriga-se o CLIENTE a manter em perfeito estado de conservação o(s) bem(ns) de cuja posse se integra neste ato, defendendo-o(s) da turbação de terceiros.</w:t>
       </w:r>
@@ -8816,25 +9691,29 @@
         </w:tabs>
         <w:ind w:firstLine="0"/>
         <w:rPr>
-          <w:sz w:val="18"/>
-        </w:rPr>
-      </w:pPr>
-      <w:r>
-        <w:rPr>
-          <w:sz w:val="18"/>
+          <w:sz w:val="20"/>
+          <w:szCs w:val="20"/>
+        </w:rPr>
+      </w:pPr>
+      <w:r>
+        <w:rPr>
+          <w:sz w:val="20"/>
+          <w:szCs w:val="20"/>
         </w:rPr>
         <w:t>É assegurado a CONTRATADA o direito de ceder ou transferir os direitos e ações que lhe cabem no presente Contrato, dispensado o</w:t>
       </w:r>
       <w:r>
         <w:rPr>
           <w:spacing w:val="40"/>
-          <w:sz w:val="18"/>
-        </w:rPr>
-        <w:t xml:space="preserve"> </w:t>
-      </w:r>
-      <w:r>
-        <w:rPr>
-          <w:sz w:val="18"/>
+          <w:sz w:val="20"/>
+          <w:szCs w:val="20"/>
+        </w:rPr>
+        <w:t xml:space="preserve"> </w:t>
+      </w:r>
+      <w:r>
+        <w:rPr>
+          <w:sz w:val="20"/>
+          <w:szCs w:val="20"/>
         </w:rPr>
         <w:t>prévio consentimento do CLIENTE.</w:t>
       </w:r>
@@ -8851,14 +9730,24 @@
         </w:tabs>
         <w:ind w:firstLine="0"/>
         <w:rPr>
-          <w:sz w:val="18"/>
-        </w:rPr>
-      </w:pPr>
-      <w:r>
-        <w:rPr>
-          <w:sz w:val="18"/>
-        </w:rPr>
-        <w:t>Uma vez satisfeitas, na sua totalidade, as parcelas assumidas, os bens passarão a integrar o patrimônio do CLIENTE, dele passando a dispor de forma livre de quaisquer ônus.</w:t>
+          <w:sz w:val="20"/>
+          <w:szCs w:val="20"/>
+        </w:rPr>
+      </w:pPr>
+      <w:r>
+        <w:rPr>
+          <w:sz w:val="20"/>
+          <w:szCs w:val="20"/>
+        </w:rPr>
+        <w:t xml:space="preserve">Uma vez satisfeitas, na sua totalidade, as parcelas assumidas, os bens passarão a integrar o patrimônio do CLIENTE, dele </w:t>
+      </w:r>
+      <w:r>
+        <w:rPr>
+          <w:sz w:val="20"/>
+          <w:szCs w:val="20"/>
+        </w:rPr>
+        <w:lastRenderedPageBreak/>
+        <w:t>passando a dispor de forma livre de quaisquer ônus.</w:t>
       </w:r>
     </w:p>
     <w:p>
@@ -8866,13 +9755,34 @@
         <w:pStyle w:val="Heading2"/>
         <w:spacing w:before="0"/>
         <w:ind w:left="207"/>
-      </w:pPr>
-      <w:r>
+        <w:rPr>
+          <w:sz w:val="20"/>
+          <w:szCs w:val="20"/>
+        </w:rPr>
+      </w:pPr>
+    </w:p>
+    <w:p>
+      <w:pPr>
+        <w:pStyle w:val="Heading2"/>
+        <w:spacing w:before="0"/>
+        <w:ind w:left="207"/>
+        <w:rPr>
+          <w:sz w:val="20"/>
+          <w:szCs w:val="20"/>
+        </w:rPr>
+      </w:pPr>
+      <w:r>
+        <w:rPr>
+          <w:sz w:val="20"/>
+          <w:szCs w:val="20"/>
+        </w:rPr>
         <w:t xml:space="preserve">CLÁUSULA QUINTA – DO PRODUTO DE </w:t>
       </w:r>
       <w:r>
         <w:rPr>
           <w:spacing w:val="-2"/>
+          <w:sz w:val="20"/>
+          <w:szCs w:val="20"/>
         </w:rPr>
         <w:t>MOSTRUÁRIO</w:t>
       </w:r>
@@ -8889,272 +9799,314 @@
         </w:tabs>
         <w:ind w:firstLine="0"/>
         <w:rPr>
-          <w:sz w:val="18"/>
-        </w:rPr>
-      </w:pPr>
-      <w:r>
-        <w:rPr>
-          <w:sz w:val="18"/>
+          <w:sz w:val="20"/>
+          <w:szCs w:val="20"/>
+        </w:rPr>
+      </w:pPr>
+      <w:r>
+        <w:rPr>
+          <w:sz w:val="20"/>
+          <w:szCs w:val="20"/>
         </w:rPr>
         <w:t>No</w:t>
       </w:r>
       <w:r>
         <w:rPr>
           <w:spacing w:val="40"/>
-          <w:sz w:val="18"/>
-        </w:rPr>
-        <w:t xml:space="preserve"> </w:t>
-      </w:r>
-      <w:r>
-        <w:rPr>
-          <w:sz w:val="18"/>
+          <w:sz w:val="20"/>
+          <w:szCs w:val="20"/>
+        </w:rPr>
+        <w:t xml:space="preserve"> </w:t>
+      </w:r>
+      <w:r>
+        <w:rPr>
+          <w:sz w:val="20"/>
+          <w:szCs w:val="20"/>
         </w:rPr>
         <w:t>caso</w:t>
       </w:r>
       <w:r>
         <w:rPr>
           <w:spacing w:val="40"/>
-          <w:sz w:val="18"/>
-        </w:rPr>
-        <w:t xml:space="preserve"> </w:t>
-      </w:r>
-      <w:r>
-        <w:rPr>
-          <w:sz w:val="18"/>
+          <w:sz w:val="20"/>
+          <w:szCs w:val="20"/>
+        </w:rPr>
+        <w:t xml:space="preserve"> </w:t>
+      </w:r>
+      <w:r>
+        <w:rPr>
+          <w:sz w:val="20"/>
+          <w:szCs w:val="20"/>
         </w:rPr>
         <w:t>de</w:t>
       </w:r>
       <w:r>
         <w:rPr>
           <w:spacing w:val="40"/>
-          <w:sz w:val="18"/>
-        </w:rPr>
-        <w:t xml:space="preserve"> </w:t>
-      </w:r>
-      <w:r>
-        <w:rPr>
-          <w:sz w:val="18"/>
+          <w:sz w:val="20"/>
+          <w:szCs w:val="20"/>
+        </w:rPr>
+        <w:t xml:space="preserve"> </w:t>
+      </w:r>
+      <w:r>
+        <w:rPr>
+          <w:sz w:val="20"/>
+          <w:szCs w:val="20"/>
         </w:rPr>
         <w:t>aquisição</w:t>
       </w:r>
       <w:r>
         <w:rPr>
           <w:spacing w:val="40"/>
-          <w:sz w:val="18"/>
-        </w:rPr>
-        <w:t xml:space="preserve"> </w:t>
-      </w:r>
-      <w:r>
-        <w:rPr>
-          <w:sz w:val="18"/>
+          <w:sz w:val="20"/>
+          <w:szCs w:val="20"/>
+        </w:rPr>
+        <w:t xml:space="preserve"> </w:t>
+      </w:r>
+      <w:r>
+        <w:rPr>
+          <w:sz w:val="20"/>
+          <w:szCs w:val="20"/>
         </w:rPr>
         <w:t>de</w:t>
       </w:r>
       <w:r>
         <w:rPr>
           <w:spacing w:val="40"/>
-          <w:sz w:val="18"/>
-        </w:rPr>
-        <w:t xml:space="preserve"> </w:t>
-      </w:r>
-      <w:r>
-        <w:rPr>
-          <w:sz w:val="18"/>
+          <w:sz w:val="20"/>
+          <w:szCs w:val="20"/>
+        </w:rPr>
+        <w:t xml:space="preserve"> </w:t>
+      </w:r>
+      <w:r>
+        <w:rPr>
+          <w:sz w:val="20"/>
+          <w:szCs w:val="20"/>
         </w:rPr>
         <w:t>produtos</w:t>
       </w:r>
       <w:r>
         <w:rPr>
           <w:spacing w:val="40"/>
-          <w:sz w:val="18"/>
-        </w:rPr>
-        <w:t xml:space="preserve"> </w:t>
-      </w:r>
-      <w:r>
-        <w:rPr>
-          <w:sz w:val="18"/>
+          <w:sz w:val="20"/>
+          <w:szCs w:val="20"/>
+        </w:rPr>
+        <w:t xml:space="preserve"> </w:t>
+      </w:r>
+      <w:r>
+        <w:rPr>
+          <w:sz w:val="20"/>
+          <w:szCs w:val="20"/>
         </w:rPr>
         <w:t>do</w:t>
       </w:r>
       <w:r>
         <w:rPr>
           <w:spacing w:val="40"/>
-          <w:sz w:val="18"/>
-        </w:rPr>
-        <w:t xml:space="preserve"> </w:t>
-      </w:r>
-      <w:r>
-        <w:rPr>
-          <w:sz w:val="18"/>
+          <w:sz w:val="20"/>
+          <w:szCs w:val="20"/>
+        </w:rPr>
+        <w:t xml:space="preserve"> </w:t>
+      </w:r>
+      <w:r>
+        <w:rPr>
+          <w:sz w:val="20"/>
+          <w:szCs w:val="20"/>
         </w:rPr>
         <w:t>mostruário</w:t>
       </w:r>
       <w:r>
         <w:rPr>
           <w:spacing w:val="40"/>
-          <w:sz w:val="18"/>
-        </w:rPr>
-        <w:t xml:space="preserve"> </w:t>
-      </w:r>
-      <w:r>
-        <w:rPr>
-          <w:sz w:val="18"/>
+          <w:sz w:val="20"/>
+          <w:szCs w:val="20"/>
+        </w:rPr>
+        <w:t xml:space="preserve"> </w:t>
+      </w:r>
+      <w:r>
+        <w:rPr>
+          <w:sz w:val="20"/>
+          <w:szCs w:val="20"/>
         </w:rPr>
         <w:t>da</w:t>
       </w:r>
       <w:r>
         <w:rPr>
           <w:spacing w:val="40"/>
-          <w:sz w:val="18"/>
-        </w:rPr>
-        <w:t xml:space="preserve"> </w:t>
-      </w:r>
-      <w:r>
-        <w:rPr>
-          <w:sz w:val="18"/>
+          <w:sz w:val="20"/>
+          <w:szCs w:val="20"/>
+        </w:rPr>
+        <w:t xml:space="preserve"> </w:t>
+      </w:r>
+      <w:r>
+        <w:rPr>
+          <w:sz w:val="20"/>
+          <w:szCs w:val="20"/>
         </w:rPr>
         <w:t>loja,</w:t>
       </w:r>
       <w:r>
         <w:rPr>
           <w:spacing w:val="40"/>
-          <w:sz w:val="18"/>
-        </w:rPr>
-        <w:t xml:space="preserve"> </w:t>
-      </w:r>
-      <w:r>
-        <w:rPr>
-          <w:sz w:val="18"/>
+          <w:sz w:val="20"/>
+          <w:szCs w:val="20"/>
+        </w:rPr>
+        <w:t xml:space="preserve"> </w:t>
+      </w:r>
+      <w:r>
+        <w:rPr>
+          <w:sz w:val="20"/>
+          <w:szCs w:val="20"/>
         </w:rPr>
         <w:t>o</w:t>
       </w:r>
       <w:r>
         <w:rPr>
           <w:spacing w:val="40"/>
-          <w:sz w:val="18"/>
-        </w:rPr>
-        <w:t xml:space="preserve"> </w:t>
-      </w:r>
-      <w:r>
-        <w:rPr>
-          <w:sz w:val="18"/>
+          <w:sz w:val="20"/>
+          <w:szCs w:val="20"/>
+        </w:rPr>
+        <w:t xml:space="preserve"> </w:t>
+      </w:r>
+      <w:r>
+        <w:rPr>
+          <w:sz w:val="20"/>
+          <w:szCs w:val="20"/>
         </w:rPr>
         <w:t>CLIENTE</w:t>
       </w:r>
       <w:r>
         <w:rPr>
           <w:spacing w:val="40"/>
-          <w:sz w:val="18"/>
-        </w:rPr>
-        <w:t xml:space="preserve"> </w:t>
-      </w:r>
-      <w:r>
-        <w:rPr>
-          <w:sz w:val="18"/>
+          <w:sz w:val="20"/>
+          <w:szCs w:val="20"/>
+        </w:rPr>
+        <w:t xml:space="preserve"> </w:t>
+      </w:r>
+      <w:r>
+        <w:rPr>
+          <w:sz w:val="20"/>
+          <w:szCs w:val="20"/>
         </w:rPr>
         <w:t>fica</w:t>
       </w:r>
       <w:r>
         <w:rPr>
           <w:spacing w:val="40"/>
-          <w:sz w:val="18"/>
-        </w:rPr>
-        <w:t xml:space="preserve"> </w:t>
-      </w:r>
-      <w:r>
-        <w:rPr>
-          <w:sz w:val="18"/>
+          <w:sz w:val="20"/>
+          <w:szCs w:val="20"/>
+        </w:rPr>
+        <w:t xml:space="preserve"> </w:t>
+      </w:r>
+      <w:r>
+        <w:rPr>
+          <w:sz w:val="20"/>
+          <w:szCs w:val="20"/>
         </w:rPr>
         <w:t>ciente</w:t>
       </w:r>
       <w:r>
         <w:rPr>
           <w:spacing w:val="40"/>
-          <w:sz w:val="18"/>
-        </w:rPr>
-        <w:t xml:space="preserve"> </w:t>
-      </w:r>
-      <w:r>
-        <w:rPr>
-          <w:sz w:val="18"/>
+          <w:sz w:val="20"/>
+          <w:szCs w:val="20"/>
+        </w:rPr>
+        <w:t xml:space="preserve"> </w:t>
+      </w:r>
+      <w:r>
+        <w:rPr>
+          <w:sz w:val="20"/>
+          <w:szCs w:val="20"/>
         </w:rPr>
         <w:t>que</w:t>
       </w:r>
       <w:r>
         <w:rPr>
           <w:spacing w:val="40"/>
-          <w:sz w:val="18"/>
-        </w:rPr>
-        <w:t xml:space="preserve"> </w:t>
-      </w:r>
-      <w:r>
-        <w:rPr>
-          <w:sz w:val="18"/>
+          <w:sz w:val="20"/>
+          <w:szCs w:val="20"/>
+        </w:rPr>
+        <w:t xml:space="preserve"> </w:t>
+      </w:r>
+      <w:r>
+        <w:rPr>
+          <w:sz w:val="20"/>
+          <w:szCs w:val="20"/>
         </w:rPr>
         <w:t>o</w:t>
       </w:r>
       <w:r>
         <w:rPr>
           <w:spacing w:val="40"/>
-          <w:sz w:val="18"/>
-        </w:rPr>
-        <w:t xml:space="preserve"> </w:t>
-      </w:r>
-      <w:r>
-        <w:rPr>
-          <w:sz w:val="18"/>
+          <w:sz w:val="20"/>
+          <w:szCs w:val="20"/>
+        </w:rPr>
+        <w:t xml:space="preserve"> </w:t>
+      </w:r>
+      <w:r>
+        <w:rPr>
+          <w:sz w:val="20"/>
+          <w:szCs w:val="20"/>
         </w:rPr>
         <w:t>mobiliário</w:t>
       </w:r>
       <w:r>
         <w:rPr>
           <w:spacing w:val="40"/>
-          <w:sz w:val="18"/>
-        </w:rPr>
-        <w:t xml:space="preserve"> </w:t>
-      </w:r>
-      <w:r>
-        <w:rPr>
-          <w:sz w:val="18"/>
+          <w:sz w:val="20"/>
+          <w:szCs w:val="20"/>
+        </w:rPr>
+        <w:t xml:space="preserve"> </w:t>
+      </w:r>
+      <w:r>
+        <w:rPr>
+          <w:sz w:val="20"/>
+          <w:szCs w:val="20"/>
         </w:rPr>
         <w:t>será</w:t>
       </w:r>
       <w:r>
         <w:rPr>
           <w:spacing w:val="40"/>
-          <w:sz w:val="18"/>
-        </w:rPr>
-        <w:t xml:space="preserve"> </w:t>
-      </w:r>
-      <w:r>
-        <w:rPr>
-          <w:sz w:val="18"/>
+          <w:sz w:val="20"/>
+          <w:szCs w:val="20"/>
+        </w:rPr>
+        <w:t xml:space="preserve"> </w:t>
+      </w:r>
+      <w:r>
+        <w:rPr>
+          <w:sz w:val="20"/>
+          <w:szCs w:val="20"/>
         </w:rPr>
         <w:t>entregue</w:t>
       </w:r>
       <w:r>
         <w:rPr>
           <w:spacing w:val="40"/>
-          <w:sz w:val="18"/>
-        </w:rPr>
-        <w:t xml:space="preserve"> </w:t>
-      </w:r>
-      <w:r>
-        <w:rPr>
-          <w:sz w:val="18"/>
+          <w:sz w:val="20"/>
+          <w:szCs w:val="20"/>
+        </w:rPr>
+        <w:t xml:space="preserve"> </w:t>
+      </w:r>
+      <w:r>
+        <w:rPr>
+          <w:sz w:val="20"/>
+          <w:szCs w:val="20"/>
         </w:rPr>
         <w:t>nas</w:t>
       </w:r>
       <w:r>
         <w:rPr>
           <w:spacing w:val="40"/>
-          <w:sz w:val="18"/>
-        </w:rPr>
-        <w:t xml:space="preserve"> </w:t>
-      </w:r>
-      <w:r>
-        <w:rPr>
-          <w:sz w:val="18"/>
+          <w:sz w:val="20"/>
+          <w:szCs w:val="20"/>
+        </w:rPr>
+        <w:t xml:space="preserve"> </w:t>
+      </w:r>
+      <w:r>
+        <w:rPr>
+          <w:sz w:val="20"/>
+          <w:szCs w:val="20"/>
         </w:rPr>
         <w:t xml:space="preserve">condições apresentadas no </w:t>
       </w:r>
@@ -9162,13 +10114,15 @@
         <w:rPr>
           <w:rFonts w:ascii="Arial" w:hAnsi="Arial"/>
           <w:i/>
-          <w:sz w:val="18"/>
+          <w:sz w:val="20"/>
+          <w:szCs w:val="20"/>
         </w:rPr>
         <w:t>showroom</w:t>
       </w:r>
       <w:r>
         <w:rPr>
-          <w:sz w:val="18"/>
+          <w:sz w:val="20"/>
+          <w:szCs w:val="20"/>
         </w:rPr>
         <w:t>.</w:t>
       </w:r>
@@ -9185,19 +10139,22 @@
         </w:tabs>
         <w:ind w:left="507" w:right="0" w:hanging="350"/>
         <w:rPr>
-          <w:sz w:val="18"/>
-        </w:rPr>
-      </w:pPr>
-      <w:r>
-        <w:rPr>
-          <w:sz w:val="18"/>
+          <w:sz w:val="20"/>
+          <w:szCs w:val="20"/>
+        </w:rPr>
+      </w:pPr>
+      <w:r>
+        <w:rPr>
+          <w:sz w:val="20"/>
+          <w:szCs w:val="20"/>
         </w:rPr>
         <w:t xml:space="preserve">O mobiliário poderá conter riscos, batidas e outras avarias, pois trata-se de produto em demonstração na </w:t>
       </w:r>
       <w:r>
         <w:rPr>
           <w:spacing w:val="-2"/>
-          <w:sz w:val="18"/>
+          <w:sz w:val="20"/>
+          <w:szCs w:val="20"/>
         </w:rPr>
         <w:t>loja.</w:t>
       </w:r>
@@ -9206,13 +10163,33 @@
       <w:pPr>
         <w:pStyle w:val="Heading2"/>
         <w:spacing w:before="0"/>
-      </w:pPr>
-      <w:r>
+        <w:rPr>
+          <w:sz w:val="20"/>
+          <w:szCs w:val="20"/>
+        </w:rPr>
+      </w:pPr>
+    </w:p>
+    <w:p>
+      <w:pPr>
+        <w:pStyle w:val="Heading2"/>
+        <w:spacing w:before="0"/>
+        <w:rPr>
+          <w:sz w:val="20"/>
+          <w:szCs w:val="20"/>
+        </w:rPr>
+      </w:pPr>
+      <w:r>
+        <w:rPr>
+          <w:sz w:val="20"/>
+          <w:szCs w:val="20"/>
+        </w:rPr>
         <w:t xml:space="preserve">CLÁUSULA SEXTA – DA ELEIÇÃO DE </w:t>
       </w:r>
       <w:r>
         <w:rPr>
           <w:spacing w:val="-4"/>
+          <w:sz w:val="20"/>
+          <w:szCs w:val="20"/>
         </w:rPr>
         <w:t>FORO</w:t>
       </w:r>
@@ -9229,19 +10206,22 @@
         </w:tabs>
         <w:ind w:firstLine="0"/>
         <w:rPr>
-          <w:sz w:val="18"/>
-        </w:rPr>
-      </w:pPr>
-      <w:r>
-        <w:rPr>
-          <w:sz w:val="18"/>
+          <w:sz w:val="20"/>
+          <w:szCs w:val="20"/>
+        </w:rPr>
+      </w:pPr>
+      <w:r>
+        <w:rPr>
+          <w:sz w:val="20"/>
+          <w:szCs w:val="20"/>
         </w:rPr>
         <w:t xml:space="preserve">As PARTES, de comum acordo, elegem o Foro da Comarca de São José dos Campos para dirimir quaisquer controvérsias decorrentes da interpretação, aplicação e/ou execução do presente Contrato, renunciando a qualquer outro, por mais vantajoso que seja ou possa vir a </w:t>
       </w:r>
       <w:r>
         <w:rPr>
           <w:spacing w:val="-4"/>
-          <w:sz w:val="18"/>
+          <w:sz w:val="20"/>
+          <w:szCs w:val="20"/>
         </w:rPr>
         <w:t>ser.</w:t>
       </w:r>
@@ -9250,13 +10230,23 @@
       <w:pPr>
         <w:pStyle w:val="BodyText"/>
         <w:jc w:val="both"/>
-      </w:pPr>
-      <w:r>
+        <w:rPr>
+          <w:sz w:val="20"/>
+          <w:szCs w:val="20"/>
+        </w:rPr>
+      </w:pPr>
+      <w:r>
+        <w:rPr>
+          <w:sz w:val="20"/>
+          <w:szCs w:val="20"/>
+        </w:rPr>
         <w:t xml:space="preserve">E assim, por estarem assim convencionados, firmam as PARTES o presente instrumento em duas vias e na presença de duas </w:t>
       </w:r>
       <w:r>
         <w:rPr>
           <w:spacing w:val="-2"/>
+          <w:sz w:val="20"/>
+          <w:szCs w:val="20"/>
         </w:rPr>
         <w:t>testemunhas.</w:t>
       </w:r>
@@ -9265,265 +10255,122 @@
       <w:pPr>
         <w:pStyle w:val="BodyText"/>
         <w:ind w:left="0"/>
+        <w:rPr>
+          <w:sz w:val="20"/>
+          <w:szCs w:val="20"/>
+        </w:rPr>
       </w:pPr>
     </w:p>
     <w:p>
       <w:pPr>
         <w:ind w:left="157"/>
+        <w:rPr>
+          <w:rFonts w:ascii="Arial"/>
+          <w:b/>
+          <w:sz w:val="20"/>
+          <w:szCs w:val="20"/>
+        </w:rPr>
+      </w:pPr>
+      <w:r>
+        <w:rPr>
+          <w:sz w:val="20"/>
+          <w:szCs w:val="20"/>
+        </w:rPr>
+        <w:br/>
+      </w:r>
+      <w:r>
         <w:rPr>
           <w:rFonts w:ascii="Arial" w:hAnsi="Arial"/>
           <w:b/>
-          <w:sz w:val="18"/>
-        </w:rPr>
-      </w:pPr>
-      <w:r>
-        <w:rPr>
-          <w:color w:val="888888"/>
-          <w:sz w:val="14"/>
-        </w:rPr>
-        <w:t>Data</w:t>
-      </w:r>
-      <w:r>
-        <w:br/>
-      </w:r>
-      <w:r>
-        <w:rPr>
-          <w:rFonts w:ascii="Arial" w:hAnsi="Arial"/>
-          <w:b/>
-          <w:sz w:val="18"/>
+          <w:sz w:val="20"/>
+          <w:szCs w:val="20"/>
         </w:rPr>
         <w:t>São José dos Campos - SP, [DATA_CONTRATO].</w:t>
       </w:r>
-    </w:p>
-    <w:p>
-      <w:pPr>
-        <w:pStyle w:val="BodyText"/>
-        <w:ind w:left="0"/>
+      <w:r>
         <w:rPr>
           <w:rFonts w:ascii="Arial"/>
           <w:b/>
           <w:sz w:val="20"/>
-        </w:rPr>
-      </w:pPr>
-    </w:p>
-    <w:p>
-      <w:pPr>
-        <w:pStyle w:val="BodyText"/>
-        <w:ind w:left="0"/>
+          <w:szCs w:val="20"/>
+        </w:rPr>
+        <w:t xml:space="preserve"> </w:t>
+      </w:r>
+    </w:p>
+    <w:p>
+      <w:pPr>
+        <w:ind w:left="157"/>
         <w:rPr>
           <w:rFonts w:ascii="Arial"/>
           <w:b/>
           <w:sz w:val="20"/>
-        </w:rPr>
-      </w:pPr>
-    </w:p>
-    <w:p>
-      <w:pPr>
-        <w:pStyle w:val="BodyText"/>
-        <w:ind w:left="0"/>
+          <w:szCs w:val="20"/>
+        </w:rPr>
+      </w:pPr>
+    </w:p>
+    <w:p>
+      <w:pPr>
+        <w:ind w:left="157"/>
         <w:rPr>
           <w:rFonts w:ascii="Arial"/>
           <w:b/>
           <w:sz w:val="20"/>
-        </w:rPr>
-      </w:pPr>
-      <w:r>
+          <w:szCs w:val="20"/>
+        </w:rPr>
+      </w:pPr>
+    </w:p>
+    <w:p>
+      <w:pPr>
+        <w:ind w:left="157"/>
         <w:rPr>
           <w:rFonts w:ascii="Arial"/>
           <w:b/>
-          <w:noProof/>
-          <w:sz w:val="20"/>
-        </w:rPr>
-        <mc:AlternateContent>
-          <mc:Choice Requires="wps">
-            <w:drawing>
-              <wp:anchor distT="0" distB="0" distL="0" distR="0" simplePos="0" relativeHeight="487598080" behindDoc="1" locked="0" layoutInCell="1" allowOverlap="1" wp14:anchorId="12AE7BAC" wp14:editId="4ACB219E">
-                <wp:simplePos x="0" y="0"/>
-                <wp:positionH relativeFrom="page">
-                  <wp:posOffset>180086</wp:posOffset>
-                </wp:positionH>
-                <wp:positionV relativeFrom="paragraph">
-                  <wp:posOffset>293514</wp:posOffset>
-                </wp:positionV>
-                <wp:extent cx="3240405" cy="9525"/>
-                <wp:effectExtent l="0" t="0" r="0" b="0"/>
-                <wp:wrapTopAndBottom/>
-                <wp:docPr id="39" name="Graphic 39"/>
-                <wp:cNvGraphicFramePr>
-                  <a:graphicFrameLocks xmlns:a="http://schemas.openxmlformats.org/drawingml/2006/main"/>
-                </wp:cNvGraphicFramePr>
-                <a:graphic xmlns:a="http://schemas.openxmlformats.org/drawingml/2006/main">
-                  <a:graphicData uri="http://schemas.microsoft.com/office/word/2010/wordprocessingShape">
-                    <wps:wsp>
-                      <wps:cNvSpPr>
-                        <a:spLocks/>
-                      </wps:cNvSpPr>
-                      <wps:spPr>
-                        <a:xfrm>
-                          <a:off x="0" y="0"/>
-                          <a:ext cx="3240405" cy="9525"/>
-                        </a:xfrm>
-                        <a:custGeom>
-                          <a:avLst/>
-                          <a:gdLst/>
-                          <a:ahLst/>
-                          <a:cxnLst/>
-                          <a:rect l="l" t="t" r="r" b="b"/>
-                          <a:pathLst>
-                            <a:path w="3240405" h="9525">
-                              <a:moveTo>
-                                <a:pt x="3239897" y="0"/>
-                              </a:moveTo>
-                              <a:lnTo>
-                                <a:pt x="0" y="0"/>
-                              </a:lnTo>
-                              <a:lnTo>
-                                <a:pt x="0" y="9525"/>
-                              </a:lnTo>
-                              <a:lnTo>
-                                <a:pt x="3239897" y="9525"/>
-                              </a:lnTo>
-                              <a:lnTo>
-                                <a:pt x="3239897" y="0"/>
-                              </a:lnTo>
-                              <a:close/>
-                            </a:path>
-                          </a:pathLst>
-                        </a:custGeom>
-                        <a:solidFill>
-                          <a:srgbClr val="000000"/>
-                        </a:solidFill>
-                      </wps:spPr>
-                      <wps:bodyPr wrap="square" lIns="0" tIns="0" rIns="0" bIns="0" rtlCol="0">
-                        <a:prstTxWarp prst="textNoShape">
-                          <a:avLst/>
-                        </a:prstTxWarp>
-                        <a:noAutofit/>
-                      </wps:bodyPr>
-                    </wps:wsp>
-                  </a:graphicData>
-                </a:graphic>
-              </wp:anchor>
-            </w:drawing>
-          </mc:Choice>
-          <mc:Fallback>
-            <w:pict>
-              <v:shape w14:anchorId="59E68E8A" id="Graphic 39" o:spid="_x0000_s1026" style="position:absolute;margin-left:14.2pt;margin-top:23.1pt;width:255.15pt;height:.75pt;z-index:-15718400;visibility:visible;mso-wrap-style:square;mso-wrap-distance-left:0;mso-wrap-distance-top:0;mso-wrap-distance-right:0;mso-wrap-distance-bottom:0;mso-position-horizontal:absolute;mso-position-horizontal-relative:page;mso-position-vertical:absolute;mso-position-vertical-relative:text;v-text-anchor:top" coordsize="3240405,9525" o:gfxdata="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" path="m3239897,l,,,9525r3239897,l3239897,xe" fillcolor="black" stroked="f">
-                <v:path arrowok="t"/>
-                <w10:wrap type="topAndBottom" anchorx="page"/>
-              </v:shape>
-            </w:pict>
-          </mc:Fallback>
-        </mc:AlternateContent>
-      </w:r>
-      <w:r>
+          <w:sz w:val="20"/>
+          <w:szCs w:val="20"/>
+        </w:rPr>
+      </w:pPr>
+    </w:p>
+    <w:p>
+      <w:pPr>
+        <w:ind w:left="157"/>
         <w:rPr>
           <w:rFonts w:ascii="Arial"/>
           <w:b/>
-          <w:noProof/>
-          <w:sz w:val="20"/>
-        </w:rPr>
-        <mc:AlternateContent>
-          <mc:Choice Requires="wps">
-            <w:drawing>
-              <wp:anchor distT="0" distB="0" distL="0" distR="0" simplePos="0" relativeHeight="487598592" behindDoc="1" locked="0" layoutInCell="1" allowOverlap="1" wp14:anchorId="6DD58F36" wp14:editId="34E406D9">
-                <wp:simplePos x="0" y="0"/>
-                <wp:positionH relativeFrom="page">
-                  <wp:posOffset>4140072</wp:posOffset>
-                </wp:positionH>
-                <wp:positionV relativeFrom="paragraph">
-                  <wp:posOffset>293514</wp:posOffset>
-                </wp:positionV>
-                <wp:extent cx="3240405" cy="9525"/>
-                <wp:effectExtent l="0" t="0" r="0" b="0"/>
-                <wp:wrapTopAndBottom/>
-                <wp:docPr id="40" name="Graphic 40"/>
-                <wp:cNvGraphicFramePr>
-                  <a:graphicFrameLocks xmlns:a="http://schemas.openxmlformats.org/drawingml/2006/main"/>
-                </wp:cNvGraphicFramePr>
-                <a:graphic xmlns:a="http://schemas.openxmlformats.org/drawingml/2006/main">
-                  <a:graphicData uri="http://schemas.microsoft.com/office/word/2010/wordprocessingShape">
-                    <wps:wsp>
-                      <wps:cNvSpPr>
-                        <a:spLocks/>
-                      </wps:cNvSpPr>
-                      <wps:spPr>
-                        <a:xfrm>
-                          <a:off x="0" y="0"/>
-                          <a:ext cx="3240405" cy="9525"/>
-                        </a:xfrm>
-                        <a:custGeom>
-                          <a:avLst/>
-                          <a:gdLst/>
-                          <a:ahLst/>
-                          <a:cxnLst/>
-                          <a:rect l="l" t="t" r="r" b="b"/>
-                          <a:pathLst>
-                            <a:path w="3240405" h="9525">
-                              <a:moveTo>
-                                <a:pt x="3239897" y="0"/>
-                              </a:moveTo>
-                              <a:lnTo>
-                                <a:pt x="0" y="0"/>
-                              </a:lnTo>
-                              <a:lnTo>
-                                <a:pt x="0" y="9525"/>
-                              </a:lnTo>
-                              <a:lnTo>
-                                <a:pt x="3239897" y="9525"/>
-                              </a:lnTo>
-                              <a:lnTo>
-                                <a:pt x="3239897" y="0"/>
-                              </a:lnTo>
-                              <a:close/>
-                            </a:path>
-                          </a:pathLst>
-                        </a:custGeom>
-                        <a:solidFill>
-                          <a:srgbClr val="000000"/>
-                        </a:solidFill>
-                      </wps:spPr>
-                      <wps:bodyPr wrap="square" lIns="0" tIns="0" rIns="0" bIns="0" rtlCol="0">
-                        <a:prstTxWarp prst="textNoShape">
-                          <a:avLst/>
-                        </a:prstTxWarp>
-                        <a:noAutofit/>
-                      </wps:bodyPr>
-                    </wps:wsp>
-                  </a:graphicData>
-                </a:graphic>
-              </wp:anchor>
-            </w:drawing>
-          </mc:Choice>
-          <mc:Fallback>
-            <w:pict>
-              <v:shape w14:anchorId="55278B3B" id="Graphic 40" o:spid="_x0000_s1026" style="position:absolute;margin-left:326pt;margin-top:23.1pt;width:255.15pt;height:.75pt;z-index:-15717888;visibility:visible;mso-wrap-style:square;mso-wrap-distance-left:0;mso-wrap-distance-top:0;mso-wrap-distance-right:0;mso-wrap-distance-bottom:0;mso-position-horizontal:absolute;mso-position-horizontal-relative:page;mso-position-vertical:absolute;mso-position-vertical-relative:text;v-text-anchor:top" coordsize="3240405,9525" o:gfxdata="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" path="m3239897,l,,,9525r3239897,l3239897,xe" fillcolor="black" stroked="f">
-                <v:path arrowok="t"/>
-                <w10:wrap type="topAndBottom" anchorx="page"/>
-              </v:shape>
-            </w:pict>
-          </mc:Fallback>
-        </mc:AlternateContent>
-      </w:r>
-    </w:p>
-    <w:p>
-      <w:pPr>
-        <w:pStyle w:val="BodyText"/>
-        <w:ind w:left="0"/>
+          <w:sz w:val="20"/>
+          <w:szCs w:val="20"/>
+        </w:rPr>
+      </w:pPr>
+    </w:p>
+    <w:p>
+      <w:pPr>
+        <w:ind w:left="157"/>
         <w:rPr>
           <w:rFonts w:ascii="Arial"/>
           <w:b/>
-          <w:sz w:val="6"/>
-        </w:rPr>
-      </w:pPr>
-    </w:p>
-    <w:p>
-      <w:pPr>
-        <w:pStyle w:val="BodyText"/>
+          <w:sz w:val="20"/>
+          <w:szCs w:val="20"/>
+        </w:rPr>
+      </w:pPr>
+    </w:p>
+    <w:p>
+      <w:pPr>
+        <w:ind w:left="157"/>
         <w:rPr>
           <w:rFonts w:ascii="Arial"/>
           <w:b/>
-          <w:sz w:val="6"/>
+          <w:sz w:val="20"/>
+          <w:szCs w:val="20"/>
+        </w:rPr>
+      </w:pPr>
+    </w:p>
+    <w:p>
+      <w:pPr>
+        <w:ind w:left="157"/>
+        <w:rPr>
+          <w:rFonts w:ascii="Arial"/>
+          <w:b/>
+          <w:sz w:val="20"/>
+          <w:szCs w:val="20"/>
         </w:rPr>
         <w:sectPr>
           <w:pgSz w:w="11910" w:h="16840"/>
@@ -9537,59 +10384,197 @@
       <w:pPr>
         <w:pStyle w:val="Heading2"/>
         <w:spacing w:before="0" w:line="249" w:lineRule="auto"/>
-        <w:ind w:left="1593" w:right="38" w:hanging="1345"/>
-      </w:pPr>
-      <w:r>
-        <w:t>INSPIRIUM MOVEIS PLANEJADOS E DECORACAO LTDA</w:t>
-      </w:r>
+        <w:ind w:left="0" w:right="38"/>
+        <w:rPr>
+          <w:sz w:val="20"/>
+          <w:szCs w:val="20"/>
+        </w:rPr>
+      </w:pPr>
     </w:p>
     <w:p>
       <w:pPr>
         <w:pStyle w:val="Heading2"/>
-      </w:pPr>
-      <w:r>
-        <w:t>CNPJ: 19.152.134/0001-56</w:t>
+        <w:spacing w:before="0" w:line="249" w:lineRule="auto"/>
+        <w:ind w:left="0" w:right="38"/>
+        <w:jc w:val="center"/>
+        <w:rPr>
+          <w:sz w:val="20"/>
+          <w:szCs w:val="20"/>
+        </w:rPr>
+      </w:pPr>
+      <w:r>
+        <w:rPr>
+          <w:sz w:val="20"/>
+          <w:szCs w:val="20"/>
+        </w:rPr>
+        <w:t>________________________________________________________________</w:t>
       </w:r>
     </w:p>
     <w:p>
       <w:pPr>
         <w:pStyle w:val="Heading2"/>
+        <w:spacing w:before="0" w:line="249" w:lineRule="auto"/>
+        <w:ind w:right="38"/>
+        <w:jc w:val="center"/>
+        <w:rPr>
+          <w:sz w:val="20"/>
+          <w:szCs w:val="20"/>
+        </w:rPr>
+      </w:pPr>
+      <w:r>
+        <w:rPr>
+          <w:sz w:val="20"/>
+          <w:szCs w:val="20"/>
+        </w:rPr>
+        <w:t>[NOME_EMPRESA]</w:t>
+      </w:r>
+    </w:p>
+    <w:p>
+      <w:pPr>
+        <w:pStyle w:val="Heading2"/>
+        <w:spacing w:before="0" w:line="249" w:lineRule="auto"/>
+        <w:ind w:right="38"/>
+        <w:jc w:val="center"/>
+        <w:rPr>
+          <w:sz w:val="20"/>
+          <w:szCs w:val="20"/>
+        </w:rPr>
+      </w:pPr>
+      <w:r>
+        <w:rPr>
+          <w:sz w:val="20"/>
+          <w:szCs w:val="20"/>
+        </w:rPr>
+        <w:t>[CNPJ_EMPRESA]</w:t>
+      </w:r>
+    </w:p>
+    <w:p>
+      <w:pPr>
+        <w:pStyle w:val="Heading2"/>
+        <w:jc w:val="center"/>
+        <w:rPr>
+          <w:sz w:val="20"/>
+          <w:szCs w:val="20"/>
+        </w:rPr>
+      </w:pPr>
+    </w:p>
+    <w:p>
+      <w:pPr>
+        <w:pStyle w:val="Heading2"/>
+        <w:jc w:val="center"/>
+        <w:rPr>
+          <w:sz w:val="20"/>
+          <w:szCs w:val="20"/>
+        </w:rPr>
+      </w:pPr>
+    </w:p>
+    <w:p>
+      <w:pPr>
+        <w:pStyle w:val="Heading2"/>
+        <w:jc w:val="center"/>
+        <w:rPr>
+          <w:sz w:val="20"/>
+          <w:szCs w:val="20"/>
+        </w:rPr>
+      </w:pPr>
+    </w:p>
+    <w:p>
+      <w:pPr>
+        <w:pStyle w:val="Heading2"/>
+        <w:jc w:val="center"/>
+        <w:rPr>
+          <w:sz w:val="20"/>
+          <w:szCs w:val="20"/>
+        </w:rPr>
+      </w:pPr>
+    </w:p>
+    <w:p>
+      <w:pPr>
+        <w:pStyle w:val="Heading2"/>
+        <w:spacing w:before="0" w:line="249" w:lineRule="auto"/>
+        <w:ind w:left="0" w:right="38"/>
+        <w:jc w:val="center"/>
+        <w:rPr>
+          <w:sz w:val="20"/>
+          <w:szCs w:val="20"/>
+        </w:rPr>
+      </w:pPr>
+      <w:r>
+        <w:rPr>
+          <w:sz w:val="20"/>
+          <w:szCs w:val="20"/>
+        </w:rPr>
+        <w:t>________________________________________________________________</w:t>
+      </w:r>
+    </w:p>
+    <w:p>
+      <w:pPr>
+        <w:pStyle w:val="Heading2"/>
+        <w:spacing w:before="0" w:line="249" w:lineRule="auto"/>
+        <w:ind w:right="38"/>
+        <w:jc w:val="center"/>
+        <w:rPr>
+          <w:sz w:val="20"/>
+          <w:szCs w:val="20"/>
+        </w:rPr>
+      </w:pPr>
+      <w:r>
+        <w:rPr>
+          <w:sz w:val="20"/>
+          <w:szCs w:val="20"/>
+        </w:rPr>
+        <w:t>[NOME_CLIENTE]</w:t>
+      </w:r>
+    </w:p>
+    <w:p>
+      <w:pPr>
+        <w:pStyle w:val="Heading2"/>
+        <w:spacing w:before="0" w:line="249" w:lineRule="auto"/>
+        <w:ind w:right="38"/>
+        <w:jc w:val="center"/>
+        <w:rPr>
+          <w:sz w:val="20"/>
+          <w:szCs w:val="20"/>
+        </w:rPr>
+      </w:pPr>
+      <w:r>
+        <w:rPr>
+          <w:sz w:val="20"/>
+          <w:szCs w:val="20"/>
+        </w:rPr>
+        <w:t>[CPF</w:t>
+      </w:r>
+      <w:r>
+        <w:rPr>
+          <w:sz w:val="20"/>
+          <w:szCs w:val="20"/>
+        </w:rPr>
+        <w:t>_CLIENTE</w:t>
+      </w:r>
+      <w:r>
+        <w:rPr>
+          <w:sz w:val="20"/>
+          <w:szCs w:val="20"/>
+        </w:rPr>
+        <w:t>]</w:t>
+      </w:r>
+    </w:p>
+    <w:p>
+      <w:pPr>
         <w:spacing w:line="249" w:lineRule="auto"/>
-        <w:ind w:left="372" w:right="1701" w:hanging="125"/>
-        <w:rPr>
-          <w:rFonts w:ascii="Arial" w:hAnsi="Arial"/>
+        <w:jc w:val="center"/>
+        <w:rPr>
+          <w:rFonts w:ascii="Arial" w:eastAsia="Arial" w:hAnsi="Arial" w:cs="Arial"/>
           <w:b/>
-          <w:sz w:val="18"/>
-        </w:rPr>
-      </w:pPr>
-      <w:r>
-        <w:t>[NOME_CLIENTE]</w:t>
-      </w:r>
-    </w:p>
-    <w:p>
-      <w:pPr>
-        <w:pStyle w:val="Heading2"/>
-      </w:pPr>
-      <w:r>
-        <w:t>CPF/CNPJ: [CPF]</w:t>
-      </w:r>
-    </w:p>
-    <w:p>
-      <w:pPr>
-        <w:spacing w:line="249" w:lineRule="auto"/>
-        <w:rPr>
-          <w:rFonts w:ascii="Arial" w:hAnsi="Arial"/>
-          <w:b/>
-          <w:sz w:val="18"/>
+          <w:bCs/>
+          <w:sz w:val="20"/>
+          <w:szCs w:val="20"/>
         </w:rPr>
         <w:sectPr>
           <w:type w:val="continuous"/>
           <w:pgSz w:w="11910" w:h="16840"/>
           <w:pgMar w:top="900" w:right="141" w:bottom="560" w:left="141" w:header="376" w:footer="363" w:gutter="0"/>
-          <w:cols w:num="2" w:space="720" w:equalWidth="0">
-            <w:col w:w="5179" w:space="2512"/>
-            <w:col w:w="3937"/>
-          </w:cols>
+          <w:cols w:space="720"/>
         </w:sectPr>
       </w:pPr>
     </w:p>
@@ -9597,10 +10582,13 @@
       <w:pPr>
         <w:pStyle w:val="BodyText"/>
         <w:ind w:left="0"/>
-        <w:rPr>
-          <w:rFonts w:ascii="Arial"/>
+        <w:jc w:val="center"/>
+        <w:rPr>
+          <w:rFonts w:ascii="Arial" w:eastAsia="Arial" w:hAnsi="Arial" w:cs="Arial"/>
           <w:b/>
-          <w:sz w:val="20"/>
+          <w:bCs/>
+          <w:sz w:val="20"/>
+          <w:szCs w:val="20"/>
         </w:rPr>
       </w:pPr>
     </w:p>
@@ -9608,10 +10596,13 @@
       <w:pPr>
         <w:pStyle w:val="BodyText"/>
         <w:ind w:left="0"/>
-        <w:rPr>
-          <w:rFonts w:ascii="Arial"/>
+        <w:jc w:val="center"/>
+        <w:rPr>
+          <w:rFonts w:ascii="Arial" w:eastAsia="Arial" w:hAnsi="Arial" w:cs="Arial"/>
           <w:b/>
-          <w:sz w:val="20"/>
+          <w:bCs/>
+          <w:sz w:val="20"/>
+          <w:szCs w:val="20"/>
         </w:rPr>
       </w:pPr>
     </w:p>
@@ -9619,281 +10610,243 @@
       <w:pPr>
         <w:pStyle w:val="BodyText"/>
         <w:ind w:left="0"/>
-        <w:rPr>
-          <w:rFonts w:ascii="Arial"/>
+        <w:jc w:val="center"/>
+        <w:rPr>
+          <w:rFonts w:ascii="Arial" w:eastAsia="Arial" w:hAnsi="Arial" w:cs="Arial"/>
           <w:b/>
-          <w:sz w:val="20"/>
-        </w:rPr>
-      </w:pPr>
-      <w:r>
-        <w:rPr>
-          <w:rFonts w:ascii="Arial"/>
-          <w:b/>
-          <w:noProof/>
-          <w:sz w:val="20"/>
-        </w:rPr>
-        <mc:AlternateContent>
-          <mc:Choice Requires="wps">
-            <w:drawing>
-              <wp:anchor distT="0" distB="0" distL="0" distR="0" simplePos="0" relativeHeight="487600640" behindDoc="1" locked="0" layoutInCell="1" allowOverlap="1" wp14:anchorId="4E884EA6" wp14:editId="5E3E0A39">
-                <wp:simplePos x="0" y="0"/>
-                <wp:positionH relativeFrom="page">
-                  <wp:posOffset>180086</wp:posOffset>
-                </wp:positionH>
-                <wp:positionV relativeFrom="paragraph">
-                  <wp:posOffset>293514</wp:posOffset>
-                </wp:positionV>
-                <wp:extent cx="3240405" cy="9525"/>
-                <wp:effectExtent l="0" t="0" r="0" b="0"/>
-                <wp:wrapTopAndBottom/>
-                <wp:docPr id="873141104" name="Graphic 39"/>
-                <wp:cNvGraphicFramePr>
-                  <a:graphicFrameLocks xmlns:a="http://schemas.openxmlformats.org/drawingml/2006/main"/>
-                </wp:cNvGraphicFramePr>
-                <a:graphic xmlns:a="http://schemas.openxmlformats.org/drawingml/2006/main">
-                  <a:graphicData uri="http://schemas.microsoft.com/office/word/2010/wordprocessingShape">
-                    <wps:wsp>
-                      <wps:cNvSpPr>
-                        <a:spLocks/>
-                      </wps:cNvSpPr>
-                      <wps:spPr>
-                        <a:xfrm>
-                          <a:off x="0" y="0"/>
-                          <a:ext cx="3240405" cy="9525"/>
-                        </a:xfrm>
-                        <a:custGeom>
-                          <a:avLst/>
-                          <a:gdLst/>
-                          <a:ahLst/>
-                          <a:cxnLst/>
-                          <a:rect l="l" t="t" r="r" b="b"/>
-                          <a:pathLst>
-                            <a:path w="3240405" h="9525">
-                              <a:moveTo>
-                                <a:pt x="3239897" y="0"/>
-                              </a:moveTo>
-                              <a:lnTo>
-                                <a:pt x="0" y="0"/>
-                              </a:lnTo>
-                              <a:lnTo>
-                                <a:pt x="0" y="9525"/>
-                              </a:lnTo>
-                              <a:lnTo>
-                                <a:pt x="3239897" y="9525"/>
-                              </a:lnTo>
-                              <a:lnTo>
-                                <a:pt x="3239897" y="0"/>
-                              </a:lnTo>
-                              <a:close/>
-                            </a:path>
-                          </a:pathLst>
-                        </a:custGeom>
-                        <a:solidFill>
-                          <a:srgbClr val="000000"/>
-                        </a:solidFill>
-                      </wps:spPr>
-                      <wps:bodyPr wrap="square" lIns="0" tIns="0" rIns="0" bIns="0" rtlCol="0">
-                        <a:prstTxWarp prst="textNoShape">
-                          <a:avLst/>
-                        </a:prstTxWarp>
-                        <a:noAutofit/>
-                      </wps:bodyPr>
-                    </wps:wsp>
-                  </a:graphicData>
-                </a:graphic>
-              </wp:anchor>
-            </w:drawing>
-          </mc:Choice>
-          <mc:Fallback>
-            <w:pict>
-              <v:shape w14:anchorId="0A208B33" id="Graphic 39" o:spid="_x0000_s1026" style="position:absolute;margin-left:14.2pt;margin-top:23.1pt;width:255.15pt;height:.75pt;z-index:-15715840;visibility:visible;mso-wrap-style:square;mso-wrap-distance-left:0;mso-wrap-distance-top:0;mso-wrap-distance-right:0;mso-wrap-distance-bottom:0;mso-position-horizontal:absolute;mso-position-horizontal-relative:page;mso-position-vertical:absolute;mso-position-vertical-relative:text;v-text-anchor:top" coordsize="3240405,9525" o:gfxdata="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" path="m3239897,l,,,9525r3239897,l3239897,xe" fillcolor="black" stroked="f">
-                <v:path arrowok="t"/>
-                <w10:wrap type="topAndBottom" anchorx="page"/>
-              </v:shape>
-            </w:pict>
-          </mc:Fallback>
-        </mc:AlternateContent>
-      </w:r>
-      <w:r>
-        <w:rPr>
-          <w:rFonts w:ascii="Arial"/>
-          <w:b/>
-          <w:noProof/>
-          <w:sz w:val="20"/>
-        </w:rPr>
-        <mc:AlternateContent>
-          <mc:Choice Requires="wps">
-            <w:drawing>
-              <wp:anchor distT="0" distB="0" distL="0" distR="0" simplePos="0" relativeHeight="487601664" behindDoc="1" locked="0" layoutInCell="1" allowOverlap="1" wp14:anchorId="0D1B1755" wp14:editId="635ADD8F">
-                <wp:simplePos x="0" y="0"/>
-                <wp:positionH relativeFrom="page">
-                  <wp:posOffset>4140072</wp:posOffset>
-                </wp:positionH>
-                <wp:positionV relativeFrom="paragraph">
-                  <wp:posOffset>293514</wp:posOffset>
-                </wp:positionV>
-                <wp:extent cx="3240405" cy="9525"/>
-                <wp:effectExtent l="0" t="0" r="0" b="0"/>
-                <wp:wrapTopAndBottom/>
-                <wp:docPr id="1144521591" name="Graphic 40"/>
-                <wp:cNvGraphicFramePr>
-                  <a:graphicFrameLocks xmlns:a="http://schemas.openxmlformats.org/drawingml/2006/main"/>
-                </wp:cNvGraphicFramePr>
-                <a:graphic xmlns:a="http://schemas.openxmlformats.org/drawingml/2006/main">
-                  <a:graphicData uri="http://schemas.microsoft.com/office/word/2010/wordprocessingShape">
-                    <wps:wsp>
-                      <wps:cNvSpPr>
-                        <a:spLocks/>
-                      </wps:cNvSpPr>
-                      <wps:spPr>
-                        <a:xfrm>
-                          <a:off x="0" y="0"/>
-                          <a:ext cx="3240405" cy="9525"/>
-                        </a:xfrm>
-                        <a:custGeom>
-                          <a:avLst/>
-                          <a:gdLst/>
-                          <a:ahLst/>
-                          <a:cxnLst/>
-                          <a:rect l="l" t="t" r="r" b="b"/>
-                          <a:pathLst>
-                            <a:path w="3240405" h="9525">
-                              <a:moveTo>
-                                <a:pt x="3239897" y="0"/>
-                              </a:moveTo>
-                              <a:lnTo>
-                                <a:pt x="0" y="0"/>
-                              </a:lnTo>
-                              <a:lnTo>
-                                <a:pt x="0" y="9525"/>
-                              </a:lnTo>
-                              <a:lnTo>
-                                <a:pt x="3239897" y="9525"/>
-                              </a:lnTo>
-                              <a:lnTo>
-                                <a:pt x="3239897" y="0"/>
-                              </a:lnTo>
-                              <a:close/>
-                            </a:path>
-                          </a:pathLst>
-                        </a:custGeom>
-                        <a:solidFill>
-                          <a:srgbClr val="000000"/>
-                        </a:solidFill>
-                      </wps:spPr>
-                      <wps:bodyPr wrap="square" lIns="0" tIns="0" rIns="0" bIns="0" rtlCol="0">
-                        <a:prstTxWarp prst="textNoShape">
-                          <a:avLst/>
-                        </a:prstTxWarp>
-                        <a:noAutofit/>
-                      </wps:bodyPr>
-                    </wps:wsp>
-                  </a:graphicData>
-                </a:graphic>
-              </wp:anchor>
-            </w:drawing>
-          </mc:Choice>
-          <mc:Fallback>
-            <w:pict>
-              <v:shape w14:anchorId="5FAD373C" id="Graphic 40" o:spid="_x0000_s1026" style="position:absolute;margin-left:326pt;margin-top:23.1pt;width:255.15pt;height:.75pt;z-index:-15714816;visibility:visible;mso-wrap-style:square;mso-wrap-distance-left:0;mso-wrap-distance-top:0;mso-wrap-distance-right:0;mso-wrap-distance-bottom:0;mso-position-horizontal:absolute;mso-position-horizontal-relative:page;mso-position-vertical:absolute;mso-position-vertical-relative:text;v-text-anchor:top" coordsize="3240405,9525" o:gfxdata="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" path="m3239897,l,,,9525r3239897,l3239897,xe" fillcolor="black" stroked="f">
-                <v:path arrowok="t"/>
-                <w10:wrap type="topAndBottom" anchorx="page"/>
-              </v:shape>
-            </w:pict>
-          </mc:Fallback>
-        </mc:AlternateContent>
-      </w:r>
+          <w:bCs/>
+          <w:sz w:val="20"/>
+          <w:szCs w:val="20"/>
+        </w:rPr>
+      </w:pPr>
     </w:p>
     <w:p>
       <w:pPr>
         <w:pStyle w:val="BodyText"/>
         <w:ind w:left="0"/>
-        <w:rPr>
-          <w:rFonts w:ascii="Arial"/>
+        <w:jc w:val="center"/>
+        <w:rPr>
+          <w:rFonts w:ascii="Arial" w:eastAsia="Arial" w:hAnsi="Arial" w:cs="Arial"/>
           <w:b/>
-          <w:sz w:val="6"/>
-        </w:rPr>
-      </w:pPr>
-    </w:p>
-    <w:p>
-      <w:pPr>
-        <w:pStyle w:val="BodyText"/>
-        <w:rPr>
-          <w:rFonts w:ascii="Arial"/>
-          <w:b/>
-          <w:sz w:val="6"/>
-        </w:rPr>
-        <w:sectPr>
-          <w:type w:val="continuous"/>
-          <w:pgSz w:w="11910" w:h="16840"/>
-          <w:pgMar w:top="900" w:right="141" w:bottom="560" w:left="141" w:header="397" w:footer="0" w:gutter="0"/>
-          <w:cols w:space="720"/>
-          <w:docGrid w:linePitch="299"/>
-        </w:sectPr>
+          <w:bCs/>
+          <w:sz w:val="20"/>
+          <w:szCs w:val="20"/>
+        </w:rPr>
       </w:pPr>
     </w:p>
     <w:p>
       <w:pPr>
         <w:pStyle w:val="Heading2"/>
         <w:spacing w:before="0" w:line="249" w:lineRule="auto"/>
-        <w:ind w:left="2785" w:right="38" w:hanging="1345"/>
-      </w:pPr>
-      <w:r>
-        <w:t>[NOME_TESTEMUNHA_1]</w:t>
+        <w:ind w:left="0" w:right="38"/>
+        <w:jc w:val="center"/>
+        <w:rPr>
+          <w:sz w:val="20"/>
+          <w:szCs w:val="20"/>
+        </w:rPr>
+      </w:pPr>
+      <w:r>
+        <w:rPr>
+          <w:sz w:val="20"/>
+          <w:szCs w:val="20"/>
+        </w:rPr>
+        <w:t>________________________________________________________________</w:t>
       </w:r>
     </w:p>
     <w:p>
       <w:pPr>
         <w:pStyle w:val="Heading2"/>
         <w:spacing w:before="0" w:line="249" w:lineRule="auto"/>
-        <w:ind w:left="2785" w:right="38" w:hanging="1345"/>
-      </w:pPr>
-      <w:r>
-        <w:t xml:space="preserve">CPF: </w:t>
-      </w:r>
-      <w:r>
-        <w:t>[CPF]</w:t>
-      </w:r>
+        <w:ind w:right="38"/>
+        <w:jc w:val="center"/>
+        <w:rPr>
+          <w:sz w:val="20"/>
+          <w:szCs w:val="20"/>
+        </w:rPr>
+      </w:pPr>
+      <w:r>
+        <w:rPr>
+          <w:sz w:val="20"/>
+          <w:szCs w:val="20"/>
+        </w:rPr>
+        <w:t>[NOME_TESTEMUNHA_1]</w:t>
+      </w:r>
+    </w:p>
+    <w:p>
+      <w:pPr>
+        <w:pStyle w:val="Heading2"/>
+        <w:spacing w:before="0" w:line="249" w:lineRule="auto"/>
+        <w:ind w:right="38"/>
+        <w:jc w:val="center"/>
+        <w:rPr>
+          <w:sz w:val="20"/>
+          <w:szCs w:val="20"/>
+        </w:rPr>
+      </w:pPr>
+      <w:r>
+        <w:rPr>
+          <w:sz w:val="20"/>
+          <w:szCs w:val="20"/>
+        </w:rPr>
+        <w:t>[CPF</w:t>
+      </w:r>
+      <w:r>
+        <w:rPr>
+          <w:sz w:val="20"/>
+          <w:szCs w:val="20"/>
+        </w:rPr>
+        <w:t>_TESTEMUNHA_1</w:t>
+      </w:r>
+      <w:r>
+        <w:rPr>
+          <w:sz w:val="20"/>
+          <w:szCs w:val="20"/>
+        </w:rPr>
+        <w:t>]</w:t>
+      </w:r>
+    </w:p>
+    <w:p>
+      <w:pPr>
+        <w:pStyle w:val="Heading2"/>
+        <w:spacing w:before="0" w:line="249" w:lineRule="auto"/>
+        <w:ind w:right="38"/>
+        <w:jc w:val="center"/>
+        <w:rPr>
+          <w:sz w:val="20"/>
+          <w:szCs w:val="20"/>
+        </w:rPr>
+      </w:pPr>
     </w:p>
     <w:p>
       <w:pPr>
         <w:pStyle w:val="Heading2"/>
         <w:spacing w:line="249" w:lineRule="auto"/>
         <w:ind w:right="1701"/>
-        <w:rPr>
-          <w:rFonts w:ascii="Arial" w:hAnsi="Arial"/>
+        <w:jc w:val="center"/>
+        <w:rPr>
+          <w:sz w:val="20"/>
+          <w:szCs w:val="20"/>
+        </w:rPr>
+      </w:pPr>
+    </w:p>
+    <w:p>
+      <w:pPr>
+        <w:pStyle w:val="Heading2"/>
+        <w:spacing w:line="249" w:lineRule="auto"/>
+        <w:ind w:right="1701"/>
+        <w:jc w:val="center"/>
+        <w:rPr>
+          <w:sz w:val="20"/>
+          <w:szCs w:val="20"/>
+        </w:rPr>
+      </w:pPr>
+    </w:p>
+    <w:p>
+      <w:pPr>
+        <w:pStyle w:val="Heading2"/>
+        <w:spacing w:before="0" w:line="249" w:lineRule="auto"/>
+        <w:ind w:left="0" w:right="38"/>
+        <w:jc w:val="center"/>
+        <w:rPr>
+          <w:sz w:val="20"/>
+          <w:szCs w:val="20"/>
+        </w:rPr>
+      </w:pPr>
+    </w:p>
+    <w:p>
+      <w:pPr>
+        <w:pStyle w:val="Heading2"/>
+        <w:spacing w:before="0" w:line="249" w:lineRule="auto"/>
+        <w:ind w:left="0" w:right="38"/>
+        <w:jc w:val="center"/>
+        <w:rPr>
+          <w:sz w:val="20"/>
+          <w:szCs w:val="20"/>
+        </w:rPr>
+      </w:pPr>
+      <w:r>
+        <w:rPr>
+          <w:sz w:val="20"/>
+          <w:szCs w:val="20"/>
+        </w:rPr>
+        <w:t>________________________________________________________________</w:t>
+      </w:r>
+    </w:p>
+    <w:p>
+      <w:pPr>
+        <w:pStyle w:val="Heading2"/>
+        <w:spacing w:before="0" w:line="249" w:lineRule="auto"/>
+        <w:ind w:right="38"/>
+        <w:jc w:val="center"/>
+        <w:rPr>
+          <w:sz w:val="20"/>
+          <w:szCs w:val="20"/>
+        </w:rPr>
+      </w:pPr>
+      <w:r>
+        <w:rPr>
+          <w:sz w:val="20"/>
+          <w:szCs w:val="20"/>
+        </w:rPr>
+        <w:t>[</w:t>
+      </w:r>
+      <w:r>
+        <w:rPr>
+          <w:sz w:val="20"/>
+          <w:szCs w:val="20"/>
+        </w:rPr>
+        <w:t>NOME_TESTEMUNHA_2]</w:t>
+      </w:r>
+    </w:p>
+    <w:p>
+      <w:pPr>
+        <w:pStyle w:val="Heading2"/>
+        <w:spacing w:before="0" w:line="249" w:lineRule="auto"/>
+        <w:ind w:right="38"/>
+        <w:jc w:val="center"/>
+        <w:rPr>
+          <w:sz w:val="20"/>
+          <w:szCs w:val="20"/>
+        </w:rPr>
+      </w:pPr>
+      <w:r>
+        <w:rPr>
+          <w:sz w:val="20"/>
+          <w:szCs w:val="20"/>
+        </w:rPr>
+        <w:t>[CPF</w:t>
+      </w:r>
+      <w:r>
+        <w:rPr>
+          <w:sz w:val="20"/>
+          <w:szCs w:val="20"/>
+        </w:rPr>
+        <w:t>_TESTEMUNHA_2</w:t>
+      </w:r>
+      <w:r>
+        <w:rPr>
+          <w:sz w:val="20"/>
+          <w:szCs w:val="20"/>
+        </w:rPr>
+        <w:t>]</w:t>
+      </w:r>
+    </w:p>
+    <w:p>
+      <w:pPr>
+        <w:spacing w:line="249" w:lineRule="auto"/>
+        <w:jc w:val="center"/>
+        <w:rPr>
+          <w:rFonts w:ascii="Arial" w:eastAsia="Arial" w:hAnsi="Arial" w:cs="Arial"/>
           <w:b/>
-          <w:sz w:val="18"/>
-        </w:rPr>
-      </w:pPr>
-      <w:r>
-        <w:t>[NOME_TESTEMUNHA_2]</w:t>
-      </w:r>
-    </w:p>
-    <w:p>
-      <w:pPr>
-        <w:pStyle w:val="Heading2"/>
-      </w:pPr>
-      <w:r>
-        <w:t>CPF: [CPF]</w:t>
-      </w:r>
-    </w:p>
-    <w:p>
-      <w:pPr>
-        <w:spacing w:line="249" w:lineRule="auto"/>
-        <w:rPr>
-          <w:rFonts w:ascii="Arial" w:hAnsi="Arial"/>
-          <w:b/>
-          <w:sz w:val="18"/>
+          <w:bCs/>
+          <w:sz w:val="20"/>
+          <w:szCs w:val="20"/>
         </w:rPr>
         <w:sectPr>
           <w:type w:val="continuous"/>
           <w:pgSz w:w="11910" w:h="16840"/>
           <w:pgMar w:top="900" w:right="141" w:bottom="560" w:left="141" w:header="376" w:footer="363" w:gutter="0"/>
-          <w:cols w:num="2" w:space="720" w:equalWidth="0">
-            <w:col w:w="5179" w:space="2512"/>
-            <w:col w:w="3937"/>
-          </w:cols>
+          <w:cols w:space="720"/>
         </w:sectPr>
       </w:pPr>
     </w:p>
@@ -9902,9 +10855,43 @@
         <w:pStyle w:val="BodyText"/>
         <w:ind w:left="0"/>
         <w:rPr>
-          <w:rFonts w:ascii="Arial"/>
+          <w:rFonts w:ascii="Arial" w:eastAsia="Arial" w:hAnsi="Arial" w:cs="Arial"/>
           <w:b/>
-          <w:sz w:val="20"/>
+          <w:bCs/>
+          <w:sz w:val="20"/>
+          <w:szCs w:val="20"/>
+        </w:rPr>
+      </w:pPr>
+    </w:p>
+    <w:p>
+      <w:pPr>
+        <w:pStyle w:val="BodyText"/>
+        <w:ind w:left="0"/>
+        <w:rPr>
+          <w:rFonts w:ascii="Arial" w:eastAsia="Arial" w:hAnsi="Arial" w:cs="Arial"/>
+          <w:b/>
+          <w:bCs/>
+          <w:sz w:val="20"/>
+          <w:szCs w:val="20"/>
+        </w:rPr>
+        <w:sectPr>
+          <w:type w:val="continuous"/>
+          <w:pgSz w:w="11910" w:h="16840"/>
+          <w:pgMar w:top="900" w:right="141" w:bottom="560" w:left="141" w:header="376" w:footer="363" w:gutter="0"/>
+          <w:cols w:space="4972"/>
+        </w:sectPr>
+      </w:pPr>
+    </w:p>
+    <w:p>
+      <w:pPr>
+        <w:pStyle w:val="BodyText"/>
+        <w:ind w:left="0"/>
+        <w:rPr>
+          <w:rFonts w:ascii="Arial" w:eastAsia="Arial" w:hAnsi="Arial" w:cs="Arial"/>
+          <w:b/>
+          <w:bCs/>
+          <w:sz w:val="20"/>
+          <w:szCs w:val="20"/>
         </w:rPr>
       </w:pPr>
     </w:p>
@@ -9912,9 +10899,11 @@
       <w:pPr>
         <w:ind w:left="157"/>
         <w:rPr>
-          <w:rFonts w:ascii="Arial"/>
+          <w:rFonts w:ascii="Arial" w:eastAsia="Arial" w:hAnsi="Arial" w:cs="Arial"/>
           <w:b/>
-          <w:sz w:val="18"/>
+          <w:bCs/>
+          <w:sz w:val="20"/>
+          <w:szCs w:val="20"/>
         </w:rPr>
       </w:pPr>
     </w:p>
@@ -9922,10 +10911,7 @@
       <w:type w:val="continuous"/>
       <w:pgSz w:w="11910" w:h="16840"/>
       <w:pgMar w:top="900" w:right="141" w:bottom="560" w:left="141" w:header="376" w:footer="363" w:gutter="0"/>
-      <w:cols w:num="2" w:space="720" w:equalWidth="0">
-        <w:col w:w="1248" w:space="4972"/>
-        <w:col w:w="5408"/>
-      </w:cols>
+      <w:cols w:space="4972"/>
     </w:sectPr>
   </w:body>
 </w:document>
@@ -10046,7 +11032,7 @@
         </mc:Choice>
         <mc:Fallback>
           <w:pict>
-            <v:shape w14:anchorId="0E46D320" id="Graphic 3" o:spid="_x0000_s1026" style="position:absolute;margin-left:14.2pt;margin-top:821.85pt;width:566.95pt;height:1.5pt;z-index:-15969280;visibility:visible;mso-wrap-style:square;mso-wrap-distance-left:0;mso-wrap-distance-top:0;mso-wrap-distance-right:0;mso-wrap-distance-bottom:0;mso-position-horizontal:absolute;mso-position-horizontal-relative:page;mso-position-vertical:absolute;mso-position-vertical-relative:page;v-text-anchor:top" coordsize="7200265,19050" o:gfxdata="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" path="m7199884,l,,,19049r7199884,l7199884,xe" fillcolor="black" stroked="f">
+            <v:shape w14:anchorId="5B71AAB1" id="Graphic 3" o:spid="_x0000_s1026" style="position:absolute;margin-left:14.2pt;margin-top:821.85pt;width:566.95pt;height:1.5pt;z-index:-15969280;visibility:visible;mso-wrap-style:square;mso-wrap-distance-left:0;mso-wrap-distance-top:0;mso-wrap-distance-right:0;mso-wrap-distance-bottom:0;mso-position-horizontal:absolute;mso-position-horizontal-relative:page;mso-position-vertical:absolute;mso-position-vertical-relative:page;v-text-anchor:top" coordsize="7200265,19050" o:gfxdata="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" path="m7199884,l,,,19049r7199884,l7199884,xe" fillcolor="black" stroked="f">
               <v:path arrowok="t"/>
               <w10:wrap anchorx="page" anchory="page"/>
             </v:shape>
@@ -10708,7 +11694,7 @@
         </mc:Choice>
         <mc:Fallback>
           <w:pict>
-            <v:line w14:anchorId="71D59A52" id="Straight Connector 1" o:spid="_x0000_s1026" style="position:absolute;z-index:251658752;visibility:visible;mso-wrap-style:square;mso-width-percent:0;mso-height-percent:0;mso-wrap-distance-left:9pt;mso-wrap-distance-top:0;mso-wrap-distance-right:9pt;mso-wrap-distance-bottom:0;mso-position-horizontal:absolute;mso-position-horizontal-relative:margin;mso-position-vertical:absolute;mso-position-vertical-relative:text;mso-width-percent:0;mso-height-percent:0;mso-width-relative:margin;mso-height-relative:margin" from="-.05pt,2.05pt" to="579.45pt,2.05pt" o:gfxdata="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" strokecolor="black [3213]" strokeweight="2pt">
+            <v:line w14:anchorId="51FD8660" id="Straight Connector 1" o:spid="_x0000_s1026" style="position:absolute;z-index:251658752;visibility:visible;mso-wrap-style:square;mso-width-percent:0;mso-height-percent:0;mso-wrap-distance-left:9pt;mso-wrap-distance-top:0;mso-wrap-distance-right:9pt;mso-wrap-distance-bottom:0;mso-position-horizontal:absolute;mso-position-horizontal-relative:margin;mso-position-vertical:absolute;mso-position-vertical-relative:text;mso-width-percent:0;mso-height-percent:0;mso-width-relative:margin;mso-height-relative:margin" from="-.05pt,2.05pt" to="579.45pt,2.05pt" o:gfxdata="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" strokecolor="black [3213]" strokeweight="2pt">
               <v:shadow on="t" color="black" opacity="24903f" origin=",.5" offset="0,.55556mm"/>
               <w10:wrap anchorx="margin"/>
             </v:line>
@@ -11500,7 +12486,7 @@
   <w:abstractNum w:abstractNumId="6" w15:restartNumberingAfterBreak="0">
     <w:nsid w:val="30FB4CA5"/>
     <w:multiLevelType w:val="multilevel"/>
-    <w:tmpl w:val="2D2418B2"/>
+    <w:tmpl w:val="9F90E496"/>
     <w:lvl w:ilvl="0">
       <w:start w:val="1"/>
       <w:numFmt w:val="decimal"/>
@@ -11532,6 +12518,8 @@
       </w:pPr>
       <w:rPr>
         <w:rFonts w:hint="default"/>
+        <w:b w:val="0"/>
+        <w:bCs w:val="0"/>
         <w:spacing w:val="0"/>
         <w:w w:val="100"/>
         <w:lang w:val="pt-PT" w:eastAsia="en-US" w:bidi="ar-SA"/>
@@ -13150,4 +14138,16 @@
   <a:objectDefaults/>
   <a:extraClrSchemeLst/>
 </a:theme>
+</file>
+
+<file path=customXml/item1.xml><?xml version="1.0" encoding="utf-8"?>
+<b:Sources xmlns:b="http://schemas.openxmlformats.org/officeDocument/2006/bibliography" xmlns="http://schemas.openxmlformats.org/officeDocument/2006/bibliography" SelectedStyle="\APASixthEditionOfficeOnline.xsl" StyleName="APA" Version="6"/>
+</file>
+
+<file path=customXml/itemProps1.xml><?xml version="1.0" encoding="utf-8"?>
+<ds:datastoreItem xmlns:ds="http://schemas.openxmlformats.org/officeDocument/2006/customXml" ds:itemID="{49E3A993-E0E1-4AE7-8951-93F5FFEDAED7}">
+  <ds:schemaRefs>
+    <ds:schemaRef ds:uri="http://schemas.openxmlformats.org/officeDocument/2006/bibliography"/>
+  </ds:schemaRefs>
+</ds:datastoreItem>
 </file>
--- a/modelo_contrato_mapeado.docx
+++ b/modelo_contrato_mapeado.docx
@@ -97,7 +97,7 @@
           </mc:Choice>
           <mc:Fallback>
             <w:pict>
-              <v:line w14:anchorId="566C908C" id="Straight Connector 1" o:spid="_x0000_s1026" style="position:absolute;z-index:251670016;visibility:visible;mso-wrap-style:square;mso-width-percent:0;mso-height-percent:0;mso-wrap-distance-left:9pt;mso-wrap-distance-top:0;mso-wrap-distance-right:9pt;mso-wrap-distance-bottom:0;mso-position-horizontal:absolute;mso-position-horizontal-relative:margin;mso-position-vertical:absolute;mso-position-vertical-relative:text;mso-width-percent:0;mso-height-percent:0;mso-width-relative:margin;mso-height-relative:margin" from="2.95pt,1.95pt" to="575.05pt,2.45pt" o:gfxdata="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" strokecolor="black [3213]" strokeweight="2pt">
+              <v:line w14:anchorId="0E7C3D8A" id="Straight Connector 1" o:spid="_x0000_s1026" style="position:absolute;z-index:251670016;visibility:visible;mso-wrap-style:square;mso-width-percent:0;mso-height-percent:0;mso-wrap-distance-left:9pt;mso-wrap-distance-top:0;mso-wrap-distance-right:9pt;mso-wrap-distance-bottom:0;mso-position-horizontal:absolute;mso-position-horizontal-relative:margin;mso-position-vertical:absolute;mso-position-vertical-relative:text;mso-width-percent:0;mso-height-percent:0;mso-width-relative:margin;mso-height-relative:margin" from="2.95pt,1.95pt" to="575.05pt,2.45pt" o:gfxdata="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" strokecolor="black [3213]" strokeweight="2pt">
                 <v:shadow on="t" color="black" opacity="24903f" origin=",.5" offset="0,.55556mm"/>
                 <w10:wrap anchorx="margin"/>
               </v:line>
@@ -106,14 +106,9 @@
         </mc:AlternateContent>
       </w:r>
     </w:p>
-    <w:p>
-      <w:pPr>
-        <w:spacing w:before="60"/>
-      </w:pPr>
-    </w:p>
     <w:tbl>
       <w:tblPr>
-        <w:tblW w:w="10415" w:type="dxa"/>
+        <w:tblW w:w="10593" w:type="dxa"/>
         <w:jc w:val="center"/>
         <w:tblBorders>
           <w:top w:val="single" w:sz="4" w:space="0" w:color="auto"/>
@@ -131,7 +126,7 @@
       </w:tblPr>
       <w:tblGrid>
         <w:gridCol w:w="5871"/>
-        <w:gridCol w:w="4544"/>
+        <w:gridCol w:w="4722"/>
       </w:tblGrid>
       <w:tr>
         <w:trPr>
@@ -139,7 +134,7 @@
         </w:trPr>
         <w:tc>
           <w:tcPr>
-            <w:tcW w:w="10415" w:type="dxa"/>
+            <w:tcW w:w="10593" w:type="dxa"/>
             <w:gridSpan w:val="2"/>
             <w:tcBorders>
               <w:top w:val="none" w:sz="0" w:space="0" w:color="FFFFFF"/>
@@ -219,7 +214,7 @@
         </w:tc>
         <w:tc>
           <w:tcPr>
-            <w:tcW w:w="4544" w:type="dxa"/>
+            <w:tcW w:w="4722" w:type="dxa"/>
             <w:tcBorders>
               <w:top w:val="single" w:sz="4" w:space="0" w:color="DDDDDD"/>
               <w:left w:val="single" w:sz="4" w:space="0" w:color="DDDDDD"/>
@@ -301,7 +296,7 @@
         </w:tc>
         <w:tc>
           <w:tcPr>
-            <w:tcW w:w="4544" w:type="dxa"/>
+            <w:tcW w:w="4722" w:type="dxa"/>
             <w:tcBorders>
               <w:top w:val="single" w:sz="4" w:space="0" w:color="DDDDDD"/>
               <w:left w:val="single" w:sz="4" w:space="0" w:color="DDDDDD"/>
@@ -348,7 +343,7 @@
     </w:p>
     <w:tbl>
       <w:tblPr>
-        <w:tblW w:w="10415" w:type="dxa"/>
+        <w:tblW w:w="10593" w:type="dxa"/>
         <w:jc w:val="center"/>
         <w:tblBorders>
           <w:top w:val="single" w:sz="4" w:space="0" w:color="auto"/>
@@ -367,7 +362,7 @@
       <w:tblGrid>
         <w:gridCol w:w="2944"/>
         <w:gridCol w:w="2927"/>
-        <w:gridCol w:w="4544"/>
+        <w:gridCol w:w="4722"/>
       </w:tblGrid>
       <w:tr>
         <w:trPr>
@@ -375,7 +370,7 @@
         </w:trPr>
         <w:tc>
           <w:tcPr>
-            <w:tcW w:w="10415" w:type="dxa"/>
+            <w:tcW w:w="10593" w:type="dxa"/>
             <w:gridSpan w:val="3"/>
             <w:tcBorders>
               <w:top w:val="none" w:sz="0" w:space="0" w:color="FFFFFF"/>
@@ -430,7 +425,7 @@
         </w:trPr>
         <w:tc>
           <w:tcPr>
-            <w:tcW w:w="10415" w:type="dxa"/>
+            <w:tcW w:w="10593" w:type="dxa"/>
             <w:gridSpan w:val="3"/>
             <w:tcBorders>
               <w:top w:val="single" w:sz="4" w:space="0" w:color="DDDDDD"/>
@@ -547,6 +542,7 @@
             </w:r>
             <w:r>
               <w:rPr>
+                <w:b/>
                 <w:sz w:val="17"/>
               </w:rPr>
               <w:t>[RES_COMPLEMENTO]</w:t>
@@ -555,7 +551,7 @@
         </w:tc>
         <w:tc>
           <w:tcPr>
-            <w:tcW w:w="4544" w:type="dxa"/>
+            <w:tcW w:w="4722" w:type="dxa"/>
             <w:tcBorders>
               <w:top w:val="single" w:sz="4" w:space="0" w:color="DDDDDD"/>
               <w:left w:val="single" w:sz="4" w:space="0" w:color="DDDDDD"/>
@@ -674,7 +670,7 @@
         </w:tc>
         <w:tc>
           <w:tcPr>
-            <w:tcW w:w="4544" w:type="dxa"/>
+            <w:tcW w:w="4722" w:type="dxa"/>
             <w:tcBorders>
               <w:top w:val="single" w:sz="4" w:space="0" w:color="DDDDDD"/>
               <w:left w:val="single" w:sz="4" w:space="0" w:color="DDDDDD"/>
@@ -729,7 +725,7 @@
     </w:p>
     <w:tbl>
       <w:tblPr>
-        <w:tblW w:w="10415" w:type="dxa"/>
+        <w:tblW w:w="10593" w:type="dxa"/>
         <w:jc w:val="center"/>
         <w:tblBorders>
           <w:top w:val="single" w:sz="4" w:space="0" w:color="auto"/>
@@ -748,7 +744,7 @@
       <w:tblGrid>
         <w:gridCol w:w="2944"/>
         <w:gridCol w:w="2927"/>
-        <w:gridCol w:w="4544"/>
+        <w:gridCol w:w="4722"/>
       </w:tblGrid>
       <w:tr>
         <w:trPr>
@@ -756,7 +752,7 @@
         </w:trPr>
         <w:tc>
           <w:tcPr>
-            <w:tcW w:w="10415" w:type="dxa"/>
+            <w:tcW w:w="10593" w:type="dxa"/>
             <w:gridSpan w:val="3"/>
             <w:tcBorders>
               <w:top w:val="none" w:sz="0" w:space="0" w:color="FFFFFF"/>
@@ -787,24 +783,6 @@
               </w:rPr>
               <w:t xml:space="preserve">3. Endereço de Instalação     </w:t>
             </w:r>
-            <w:r>
-              <w:rPr>
-                <w:color w:val="9C7A3C"/>
-                <w:lang w:val="pt-BR"/>
-              </w:rPr>
-              <w:t xml:space="preserve">☐  </w:t>
-            </w:r>
-            <w:r>
-              <w:rPr>
-                <w:b/>
-                <w:bCs/>
-                <w:color w:val="C4A265"/>
-                <w:sz w:val="16"/>
-                <w:szCs w:val="16"/>
-                <w:lang w:val="pt-BR"/>
-              </w:rPr>
-              <w:t>Mesmo endereço residencial — preencher somente se diferente</w:t>
-            </w:r>
           </w:p>
         </w:tc>
       </w:tr>
@@ -814,7 +792,7 @@
         </w:trPr>
         <w:tc>
           <w:tcPr>
-            <w:tcW w:w="10415" w:type="dxa"/>
+            <w:tcW w:w="10593" w:type="dxa"/>
             <w:gridSpan w:val="3"/>
             <w:tcBorders>
               <w:top w:val="single" w:sz="4" w:space="0" w:color="DDDDDD"/>
@@ -931,6 +909,7 @@
             </w:r>
             <w:r>
               <w:rPr>
+                <w:b/>
                 <w:sz w:val="17"/>
               </w:rPr>
               <w:t>[INST_COMPLEMENTO]</w:t>
@@ -939,7 +918,7 @@
         </w:tc>
         <w:tc>
           <w:tcPr>
-            <w:tcW w:w="4544" w:type="dxa"/>
+            <w:tcW w:w="4722" w:type="dxa"/>
             <w:tcBorders>
               <w:top w:val="single" w:sz="4" w:space="0" w:color="DDDDDD"/>
               <w:left w:val="single" w:sz="4" w:space="0" w:color="DDDDDD"/>
@@ -1058,7 +1037,7 @@
         </w:tc>
         <w:tc>
           <w:tcPr>
-            <w:tcW w:w="4544" w:type="dxa"/>
+            <w:tcW w:w="4722" w:type="dxa"/>
             <w:tcBorders>
               <w:top w:val="single" w:sz="4" w:space="0" w:color="DDDDDD"/>
               <w:left w:val="single" w:sz="4" w:space="0" w:color="DDDDDD"/>
@@ -1102,618 +1081,406 @@
       <w:pPr>
         <w:spacing w:before="40"/>
       </w:pPr>
-      <w:r>
-        <w:rPr>
-          <w:noProof/>
-          <w:color w:val="999999"/>
-          <w:sz w:val="17"/>
-          <w:szCs w:val="17"/>
-          <w:lang w:val="pt-BR"/>
-        </w:rPr>
-        <mc:AlternateContent>
-          <mc:Choice Requires="wps">
-            <w:drawing>
-              <wp:anchor distT="45720" distB="45720" distL="114300" distR="114300" simplePos="0" relativeHeight="251659264" behindDoc="0" locked="0" layoutInCell="1" allowOverlap="1" wp14:anchorId="283229CD" wp14:editId="2AC3E464">
-                <wp:simplePos x="0" y="0"/>
-                <wp:positionH relativeFrom="column">
-                  <wp:posOffset>462915</wp:posOffset>
-                </wp:positionH>
-                <wp:positionV relativeFrom="paragraph">
-                  <wp:posOffset>3474720</wp:posOffset>
-                </wp:positionV>
-                <wp:extent cx="6445250" cy="946150"/>
-                <wp:effectExtent l="0" t="0" r="12700" b="25400"/>
-                <wp:wrapSquare wrapText="bothSides"/>
-                <wp:docPr id="217" name="Text Box 2"/>
-                <wp:cNvGraphicFramePr>
-                  <a:graphicFrameLocks xmlns:a="http://schemas.openxmlformats.org/drawingml/2006/main"/>
-                </wp:cNvGraphicFramePr>
-                <a:graphic xmlns:a="http://schemas.openxmlformats.org/drawingml/2006/main">
-                  <a:graphicData uri="http://schemas.microsoft.com/office/word/2010/wordprocessingShape">
-                    <wps:wsp>
-                      <wps:cNvSpPr txBox="1">
-                        <a:spLocks noChangeArrowheads="1"/>
-                      </wps:cNvSpPr>
-                      <wps:spPr bwMode="auto">
-                        <a:xfrm>
-                          <a:off x="0" y="0"/>
-                          <a:ext cx="6445250" cy="946150"/>
-                        </a:xfrm>
-                        <a:prstGeom prst="rect">
-                          <a:avLst/>
-                        </a:prstGeom>
-                        <a:solidFill>
-                          <a:srgbClr val="FFFFFF"/>
-                        </a:solidFill>
-                        <a:ln w="9525">
-                          <a:solidFill>
-                            <a:srgbClr val="000000"/>
-                          </a:solidFill>
-                          <a:miter lim="800000"/>
-                          <a:headEnd/>
-                          <a:tailEnd/>
-                        </a:ln>
-                      </wps:spPr>
-                      <wps:txbx>
-                        <w:txbxContent>
-                          <w:p>
-                            <w:pPr>
-                              <w:jc w:val="center"/>
-                              <w:rPr>
-                                <w:sz w:val="18"/>
-                                <w:szCs w:val="18"/>
-                              </w:rPr>
-                            </w:pPr>
-                            <w:r>
-                              <w:rPr>
-                                <w:sz w:val="18"/>
-                                <w:szCs w:val="18"/>
-                              </w:rPr>
-                              <w:t>INSPIRIUM MOVEIS PLANEJADOS E DECORACAO LTDA</w:t>
-                            </w:r>
-                          </w:p>
-                          <w:p>
-                            <w:pPr>
-                              <w:jc w:val="center"/>
-                              <w:rPr>
-                                <w:sz w:val="18"/>
-                                <w:szCs w:val="18"/>
-                              </w:rPr>
-                            </w:pPr>
-                            <w:r>
-                              <w:rPr>
-                                <w:sz w:val="18"/>
-                                <w:szCs w:val="18"/>
-                              </w:rPr>
-                              <w:t>CNPJ: 19.152.134/0001-56</w:t>
-                            </w:r>
-                          </w:p>
-                          <w:p>
-                            <w:pPr>
-                              <w:spacing w:before="120"/>
-                              <w:jc w:val="center"/>
-                              <w:rPr>
-                                <w:sz w:val="18"/>
-                                <w:szCs w:val="18"/>
-                              </w:rPr>
-                            </w:pPr>
-                            <w:r>
-                              <w:rPr>
-                                <w:sz w:val="18"/>
-                                <w:szCs w:val="18"/>
-                              </w:rPr>
-                              <w:t>Av</w:t>
-                            </w:r>
-                            <w:r>
-                              <w:rPr>
-                                <w:spacing w:val="-4"/>
-                                <w:sz w:val="18"/>
-                                <w:szCs w:val="18"/>
-                              </w:rPr>
-                              <w:t xml:space="preserve"> </w:t>
-                            </w:r>
-                            <w:r>
-                              <w:rPr>
-                                <w:sz w:val="18"/>
-                                <w:szCs w:val="18"/>
-                              </w:rPr>
-                              <w:t>Barão</w:t>
-                            </w:r>
-                            <w:r>
-                              <w:rPr>
-                                <w:spacing w:val="-4"/>
-                                <w:sz w:val="18"/>
-                                <w:szCs w:val="18"/>
-                              </w:rPr>
-                              <w:t xml:space="preserve"> </w:t>
-                            </w:r>
-                            <w:r>
-                              <w:rPr>
-                                <w:sz w:val="18"/>
-                                <w:szCs w:val="18"/>
-                              </w:rPr>
-                              <w:t>do</w:t>
-                            </w:r>
-                            <w:r>
-                              <w:rPr>
-                                <w:spacing w:val="-4"/>
-                                <w:sz w:val="18"/>
-                                <w:szCs w:val="18"/>
-                              </w:rPr>
-                              <w:t xml:space="preserve"> </w:t>
-                            </w:r>
-                            <w:r>
-                              <w:rPr>
-                                <w:sz w:val="18"/>
-                                <w:szCs w:val="18"/>
-                              </w:rPr>
-                              <w:t>Rio</w:t>
-                            </w:r>
-                            <w:r>
-                              <w:rPr>
-                                <w:spacing w:val="-4"/>
-                                <w:sz w:val="18"/>
-                                <w:szCs w:val="18"/>
-                              </w:rPr>
-                              <w:t xml:space="preserve"> </w:t>
-                            </w:r>
-                            <w:r>
-                              <w:rPr>
-                                <w:sz w:val="18"/>
-                                <w:szCs w:val="18"/>
-                              </w:rPr>
-                              <w:t>Branco,</w:t>
-                            </w:r>
-                            <w:r>
-                              <w:rPr>
-                                <w:spacing w:val="-4"/>
-                                <w:sz w:val="18"/>
-                                <w:szCs w:val="18"/>
-                              </w:rPr>
-                              <w:t xml:space="preserve"> </w:t>
-                            </w:r>
-                            <w:r>
-                              <w:rPr>
-                                <w:sz w:val="18"/>
-                                <w:szCs w:val="18"/>
-                              </w:rPr>
-                              <w:t>736,</w:t>
-                            </w:r>
-                            <w:r>
-                              <w:rPr>
-                                <w:spacing w:val="-4"/>
-                                <w:sz w:val="18"/>
-                                <w:szCs w:val="18"/>
-                              </w:rPr>
-                              <w:t xml:space="preserve"> </w:t>
-                            </w:r>
-                            <w:r>
-                              <w:rPr>
-                                <w:sz w:val="18"/>
-                                <w:szCs w:val="18"/>
-                              </w:rPr>
-                              <w:t>Jd</w:t>
-                            </w:r>
-                            <w:r>
-                              <w:rPr>
-                                <w:spacing w:val="-4"/>
-                                <w:sz w:val="18"/>
-                                <w:szCs w:val="18"/>
-                              </w:rPr>
-                              <w:t xml:space="preserve"> </w:t>
-                            </w:r>
-                            <w:r>
-                              <w:rPr>
-                                <w:sz w:val="18"/>
-                                <w:szCs w:val="18"/>
-                              </w:rPr>
-                              <w:t>Esplanada</w:t>
-                            </w:r>
-                            <w:r>
-                              <w:rPr>
-                                <w:spacing w:val="-4"/>
-                                <w:sz w:val="18"/>
-                                <w:szCs w:val="18"/>
-                              </w:rPr>
-                              <w:t xml:space="preserve"> </w:t>
-                            </w:r>
-                            <w:r>
-                              <w:rPr>
-                                <w:sz w:val="18"/>
-                                <w:szCs w:val="18"/>
-                              </w:rPr>
-                              <w:t>II,</w:t>
-                            </w:r>
-                            <w:r>
-                              <w:rPr>
-                                <w:spacing w:val="-4"/>
-                                <w:sz w:val="18"/>
-                                <w:szCs w:val="18"/>
-                              </w:rPr>
-                              <w:t xml:space="preserve"> </w:t>
-                            </w:r>
-                            <w:r>
-                              <w:rPr>
-                                <w:sz w:val="18"/>
-                                <w:szCs w:val="18"/>
-                              </w:rPr>
-                              <w:t>12.242-800,</w:t>
-                            </w:r>
-                            <w:r>
-                              <w:rPr>
-                                <w:spacing w:val="-4"/>
-                                <w:sz w:val="18"/>
-                                <w:szCs w:val="18"/>
-                              </w:rPr>
-                              <w:t xml:space="preserve"> </w:t>
-                            </w:r>
-                            <w:r>
-                              <w:rPr>
-                                <w:sz w:val="18"/>
-                                <w:szCs w:val="18"/>
-                              </w:rPr>
-                              <w:t>São José dos Campos – SP</w:t>
-                            </w:r>
-                          </w:p>
-                          <w:p>
-                            <w:pPr>
-                              <w:spacing w:before="120"/>
-                              <w:jc w:val="center"/>
-                              <w:rPr>
-                                <w:sz w:val="18"/>
-                                <w:szCs w:val="18"/>
-                              </w:rPr>
-                            </w:pPr>
-                            <w:hyperlink r:id="rId8" w:history="1">
-                              <w:r>
-                                <w:rPr>
-                                  <w:rStyle w:val="Hyperlink"/>
-                                  <w:color w:val="auto"/>
-                                  <w:sz w:val="18"/>
-                                  <w:szCs w:val="18"/>
-                                </w:rPr>
-                                <w:t>dalmobile@dalmobilesjc.com.br</w:t>
-                              </w:r>
-                            </w:hyperlink>
-                          </w:p>
-                          <w:p>
-                            <w:pPr>
-                              <w:jc w:val="center"/>
-                              <w:rPr>
-                                <w:sz w:val="18"/>
-                                <w:szCs w:val="18"/>
-                                <w:lang w:val="pt-BR"/>
-                              </w:rPr>
-                            </w:pPr>
-                            <w:r>
-                              <w:rPr>
-                                <w:sz w:val="18"/>
-                                <w:szCs w:val="18"/>
-                              </w:rPr>
-                              <w:t>(12)</w:t>
-                            </w:r>
-                            <w:r>
-                              <w:rPr>
-                                <w:spacing w:val="10"/>
-                                <w:sz w:val="18"/>
-                                <w:szCs w:val="18"/>
-                              </w:rPr>
-                              <w:t xml:space="preserve"> </w:t>
-                            </w:r>
-                            <w:r>
-                              <w:rPr>
-                                <w:sz w:val="18"/>
-                                <w:szCs w:val="18"/>
-                              </w:rPr>
-                              <w:t>3341-</w:t>
-                            </w:r>
-                            <w:r>
-                              <w:rPr>
-                                <w:spacing w:val="-4"/>
-                                <w:sz w:val="18"/>
-                                <w:szCs w:val="18"/>
-                              </w:rPr>
-                              <w:t>8777</w:t>
-                            </w:r>
-                          </w:p>
-                        </w:txbxContent>
-                      </wps:txbx>
-                      <wps:bodyPr rot="0" vert="horz" wrap="square" lIns="91440" tIns="45720" rIns="91440" bIns="45720" anchor="t" anchorCtr="0">
-                        <a:noAutofit/>
-                      </wps:bodyPr>
-                    </wps:wsp>
-                  </a:graphicData>
-                </a:graphic>
-                <wp14:sizeRelH relativeFrom="margin">
-                  <wp14:pctWidth>0</wp14:pctWidth>
-                </wp14:sizeRelH>
-                <wp14:sizeRelV relativeFrom="margin">
-                  <wp14:pctHeight>0</wp14:pctHeight>
-                </wp14:sizeRelV>
-              </wp:anchor>
-            </w:drawing>
-          </mc:Choice>
-          <mc:Fallback>
-            <w:pict>
-              <v:shapetype w14:anchorId="283229CD" id="_x0000_t202" coordsize="21600,21600" o:spt="202" path="m,l,21600r21600,l21600,xe">
-                <v:stroke joinstyle="miter"/>
-                <v:path gradientshapeok="t" o:connecttype="rect"/>
-              </v:shapetype>
-              <v:shape id="Text Box 2" o:spid="_x0000_s1026" type="#_x0000_t202" style="position:absolute;margin-left:36.45pt;margin-top:273.6pt;width:507.5pt;height:74.5pt;z-index:251659264;visibility:visible;mso-wrap-style:square;mso-width-percent:0;mso-height-percent:0;mso-wrap-distance-left:9pt;mso-wrap-distance-top:3.6pt;mso-wrap-distance-right:9pt;mso-wrap-distance-bottom:3.6pt;mso-position-horizontal:absolute;mso-position-horizontal-relative:text;mso-position-vertical:absolute;mso-position-vertical-relative:text;mso-width-percent:0;mso-height-percent:0;mso-width-relative:margin;mso-height-relative:margin;v-text-anchor:top" o:gfxdata="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">
-                <v:textbox>
-                  <w:txbxContent>
-                    <w:p>
-                      <w:pPr>
-                        <w:jc w:val="center"/>
-                        <w:rPr>
-                          <w:sz w:val="18"/>
-                          <w:szCs w:val="18"/>
-                        </w:rPr>
-                      </w:pPr>
-                      <w:r>
-                        <w:rPr>
-                          <w:sz w:val="18"/>
-                          <w:szCs w:val="18"/>
-                        </w:rPr>
-                        <w:t>INSPIRIUM MOVEIS PLANEJADOS E DECORACAO LTDA</w:t>
-                      </w:r>
-                    </w:p>
-                    <w:p>
-                      <w:pPr>
-                        <w:jc w:val="center"/>
-                        <w:rPr>
-                          <w:sz w:val="18"/>
-                          <w:szCs w:val="18"/>
-                        </w:rPr>
-                      </w:pPr>
-                      <w:r>
-                        <w:rPr>
-                          <w:sz w:val="18"/>
-                          <w:szCs w:val="18"/>
-                        </w:rPr>
-                        <w:t>CNPJ: 19.152.134/0001-56</w:t>
-                      </w:r>
-                    </w:p>
-                    <w:p>
-                      <w:pPr>
-                        <w:spacing w:before="120"/>
-                        <w:jc w:val="center"/>
-                        <w:rPr>
-                          <w:sz w:val="18"/>
-                          <w:szCs w:val="18"/>
-                        </w:rPr>
-                      </w:pPr>
-                      <w:r>
-                        <w:rPr>
-                          <w:sz w:val="18"/>
-                          <w:szCs w:val="18"/>
-                        </w:rPr>
-                        <w:t>Av</w:t>
-                      </w:r>
-                      <w:r>
-                        <w:rPr>
-                          <w:spacing w:val="-4"/>
-                          <w:sz w:val="18"/>
-                          <w:szCs w:val="18"/>
-                        </w:rPr>
-                        <w:t xml:space="preserve"> </w:t>
-                      </w:r>
-                      <w:r>
-                        <w:rPr>
-                          <w:sz w:val="18"/>
-                          <w:szCs w:val="18"/>
-                        </w:rPr>
-                        <w:t>Barão</w:t>
-                      </w:r>
-                      <w:r>
-                        <w:rPr>
-                          <w:spacing w:val="-4"/>
-                          <w:sz w:val="18"/>
-                          <w:szCs w:val="18"/>
-                        </w:rPr>
-                        <w:t xml:space="preserve"> </w:t>
-                      </w:r>
-                      <w:r>
-                        <w:rPr>
-                          <w:sz w:val="18"/>
-                          <w:szCs w:val="18"/>
-                        </w:rPr>
-                        <w:t>do</w:t>
-                      </w:r>
-                      <w:r>
-                        <w:rPr>
-                          <w:spacing w:val="-4"/>
-                          <w:sz w:val="18"/>
-                          <w:szCs w:val="18"/>
-                        </w:rPr>
-                        <w:t xml:space="preserve"> </w:t>
-                      </w:r>
-                      <w:r>
-                        <w:rPr>
-                          <w:sz w:val="18"/>
-                          <w:szCs w:val="18"/>
-                        </w:rPr>
-                        <w:t>Rio</w:t>
-                      </w:r>
-                      <w:r>
-                        <w:rPr>
-                          <w:spacing w:val="-4"/>
-                          <w:sz w:val="18"/>
-                          <w:szCs w:val="18"/>
-                        </w:rPr>
-                        <w:t xml:space="preserve"> </w:t>
-                      </w:r>
-                      <w:r>
-                        <w:rPr>
-                          <w:sz w:val="18"/>
-                          <w:szCs w:val="18"/>
-                        </w:rPr>
-                        <w:t>Branco,</w:t>
-                      </w:r>
-                      <w:r>
-                        <w:rPr>
-                          <w:spacing w:val="-4"/>
-                          <w:sz w:val="18"/>
-                          <w:szCs w:val="18"/>
-                        </w:rPr>
-                        <w:t xml:space="preserve"> </w:t>
-                      </w:r>
-                      <w:r>
-                        <w:rPr>
-                          <w:sz w:val="18"/>
-                          <w:szCs w:val="18"/>
-                        </w:rPr>
-                        <w:t>736,</w:t>
-                      </w:r>
-                      <w:r>
-                        <w:rPr>
-                          <w:spacing w:val="-4"/>
-                          <w:sz w:val="18"/>
-                          <w:szCs w:val="18"/>
-                        </w:rPr>
-                        <w:t xml:space="preserve"> </w:t>
-                      </w:r>
-                      <w:r>
-                        <w:rPr>
-                          <w:sz w:val="18"/>
-                          <w:szCs w:val="18"/>
-                        </w:rPr>
-                        <w:t>Jd</w:t>
-                      </w:r>
-                      <w:r>
-                        <w:rPr>
-                          <w:spacing w:val="-4"/>
-                          <w:sz w:val="18"/>
-                          <w:szCs w:val="18"/>
-                        </w:rPr>
-                        <w:t xml:space="preserve"> </w:t>
-                      </w:r>
-                      <w:r>
-                        <w:rPr>
-                          <w:sz w:val="18"/>
-                          <w:szCs w:val="18"/>
-                        </w:rPr>
-                        <w:t>Esplanada</w:t>
-                      </w:r>
-                      <w:r>
-                        <w:rPr>
-                          <w:spacing w:val="-4"/>
-                          <w:sz w:val="18"/>
-                          <w:szCs w:val="18"/>
-                        </w:rPr>
-                        <w:t xml:space="preserve"> </w:t>
-                      </w:r>
-                      <w:r>
-                        <w:rPr>
-                          <w:sz w:val="18"/>
-                          <w:szCs w:val="18"/>
-                        </w:rPr>
-                        <w:t>II,</w:t>
-                      </w:r>
-                      <w:r>
-                        <w:rPr>
-                          <w:spacing w:val="-4"/>
-                          <w:sz w:val="18"/>
-                          <w:szCs w:val="18"/>
-                        </w:rPr>
-                        <w:t xml:space="preserve"> </w:t>
-                      </w:r>
-                      <w:r>
-                        <w:rPr>
-                          <w:sz w:val="18"/>
-                          <w:szCs w:val="18"/>
-                        </w:rPr>
-                        <w:t>12.242-800,</w:t>
-                      </w:r>
-                      <w:r>
-                        <w:rPr>
-                          <w:spacing w:val="-4"/>
-                          <w:sz w:val="18"/>
-                          <w:szCs w:val="18"/>
-                        </w:rPr>
-                        <w:t xml:space="preserve"> </w:t>
-                      </w:r>
-                      <w:r>
-                        <w:rPr>
-                          <w:sz w:val="18"/>
-                          <w:szCs w:val="18"/>
-                        </w:rPr>
-                        <w:t>São José dos Campos – SP</w:t>
-                      </w:r>
-                    </w:p>
-                    <w:p>
-                      <w:pPr>
-                        <w:spacing w:before="120"/>
-                        <w:jc w:val="center"/>
-                        <w:rPr>
-                          <w:sz w:val="18"/>
-                          <w:szCs w:val="18"/>
-                        </w:rPr>
-                      </w:pPr>
-                      <w:hyperlink r:id="rId9" w:history="1">
-                        <w:r>
-                          <w:rPr>
-                            <w:rStyle w:val="Hyperlink"/>
-                            <w:color w:val="auto"/>
-                            <w:sz w:val="18"/>
-                            <w:szCs w:val="18"/>
-                          </w:rPr>
-                          <w:t>dalmobile@dalmobilesjc.com.br</w:t>
-                        </w:r>
-                      </w:hyperlink>
-                    </w:p>
-                    <w:p>
-                      <w:pPr>
-                        <w:jc w:val="center"/>
-                        <w:rPr>
-                          <w:sz w:val="18"/>
-                          <w:szCs w:val="18"/>
-                          <w:lang w:val="pt-BR"/>
-                        </w:rPr>
-                      </w:pPr>
-                      <w:r>
-                        <w:rPr>
-                          <w:sz w:val="18"/>
-                          <w:szCs w:val="18"/>
-                        </w:rPr>
-                        <w:t>(12)</w:t>
-                      </w:r>
-                      <w:r>
-                        <w:rPr>
-                          <w:spacing w:val="10"/>
-                          <w:sz w:val="18"/>
-                          <w:szCs w:val="18"/>
-                        </w:rPr>
-                        <w:t xml:space="preserve"> </w:t>
-                      </w:r>
-                      <w:r>
-                        <w:rPr>
-                          <w:sz w:val="18"/>
-                          <w:szCs w:val="18"/>
-                        </w:rPr>
-                        <w:t>3341-</w:t>
-                      </w:r>
-                      <w:r>
-                        <w:rPr>
-                          <w:spacing w:val="-4"/>
-                          <w:sz w:val="18"/>
-                          <w:szCs w:val="18"/>
-                        </w:rPr>
-                        <w:t>8777</w:t>
-                      </w:r>
-                    </w:p>
-                  </w:txbxContent>
-                </v:textbox>
-                <w10:wrap type="square"/>
-              </v:shape>
-            </w:pict>
-          </mc:Fallback>
-        </mc:AlternateContent>
-      </w:r>
     </w:p>
     <w:tbl>
       <w:tblPr>
-        <w:tblW w:w="10415" w:type="dxa"/>
+        <w:tblW w:w="10593" w:type="dxa"/>
+        <w:jc w:val="center"/>
+        <w:tblBorders>
+          <w:top w:val="single" w:sz="4" w:space="0" w:color="auto"/>
+          <w:left w:val="single" w:sz="4" w:space="0" w:color="auto"/>
+          <w:bottom w:val="single" w:sz="4" w:space="0" w:color="auto"/>
+          <w:right w:val="single" w:sz="4" w:space="0" w:color="auto"/>
+          <w:insideH w:val="single" w:sz="4" w:space="0" w:color="auto"/>
+          <w:insideV w:val="single" w:sz="4" w:space="0" w:color="auto"/>
+        </w:tblBorders>
+        <w:tblCellMar>
+          <w:left w:w="10" w:type="dxa"/>
+          <w:right w:w="10" w:type="dxa"/>
+        </w:tblCellMar>
+        <w:tblLook w:val="0000" w:firstRow="0" w:lastRow="0" w:firstColumn="0" w:lastColumn="0" w:noHBand="0" w:noVBand="0"/>
+      </w:tblPr>
+      <w:tblGrid>
+        <w:gridCol w:w="2603"/>
+        <w:gridCol w:w="2604"/>
+        <w:gridCol w:w="2604"/>
+        <w:gridCol w:w="2782"/>
+      </w:tblGrid>
+      <w:tr>
+        <w:trPr>
+          <w:jc w:val="center"/>
+        </w:trPr>
+        <w:tc>
+          <w:tcPr>
+            <w:tcW w:w="10593" w:type="dxa"/>
+            <w:gridSpan w:val="4"/>
+            <w:tcBorders>
+              <w:top w:val="none" w:sz="0" w:space="0" w:color="FFFFFF"/>
+              <w:left w:val="none" w:sz="0" w:space="0" w:color="FFFFFF"/>
+              <w:bottom w:val="none" w:sz="0" w:space="0" w:color="FFFFFF"/>
+              <w:right w:val="none" w:sz="0" w:space="0" w:color="FFFFFF"/>
+            </w:tcBorders>
+            <w:shd w:val="clear" w:color="auto" w:fill="2C1F0E"/>
+            <w:tcMar>
+              <w:top w:w="70" w:type="dxa"/>
+              <w:left w:w="200" w:type="dxa"/>
+              <w:bottom w:w="70" w:type="dxa"/>
+              <w:right w:w="200" w:type="dxa"/>
+            </w:tcMar>
+          </w:tcPr>
+          <w:p>
+            <w:pPr>
+              <w:rPr>
+                <w:b/>
+                <w:bCs/>
+                <w:color w:val="C4A265"/>
+                <w:lang w:val="pt-BR"/>
+              </w:rPr>
+            </w:pPr>
+            <w:r>
+              <w:rPr>
+                <w:b/>
+                <w:bCs/>
+                <w:color w:val="C4A265"/>
+                <w:lang w:val="pt-BR"/>
+              </w:rPr>
+              <w:t>4</w:t>
+            </w:r>
+            <w:r>
+              <w:rPr>
+                <w:b/>
+                <w:bCs/>
+                <w:color w:val="C4A265"/>
+                <w:lang w:val="pt-BR"/>
+              </w:rPr>
+              <w:t xml:space="preserve">. Ambientes do Projeto     </w:t>
+            </w:r>
+          </w:p>
+        </w:tc>
+      </w:tr>
+      <w:tr>
+        <w:trPr>
+          <w:jc w:val="center"/>
+        </w:trPr>
+        <w:tc>
+          <w:tcPr>
+            <w:tcW w:w="2603" w:type="dxa"/>
+            <w:tcBorders>
+              <w:top w:val="single" w:sz="4" w:space="0" w:color="DDDDDD"/>
+              <w:left w:val="single" w:sz="4" w:space="0" w:color="DDDDDD"/>
+              <w:bottom w:val="single" w:sz="4" w:space="0" w:color="DDDDDD"/>
+              <w:right w:val="single" w:sz="4" w:space="0" w:color="DDDDDD"/>
+            </w:tcBorders>
+            <w:shd w:val="clear" w:color="auto" w:fill="F5F5F5"/>
+            <w:tcMar>
+              <w:top w:w="70" w:type="dxa"/>
+              <w:left w:w="140" w:type="dxa"/>
+              <w:bottom w:w="70" w:type="dxa"/>
+              <w:right w:w="140" w:type="dxa"/>
+            </w:tcMar>
+          </w:tcPr>
+          <w:p>
+            <w:pPr>
+              <w:rPr>
+                <w:b/>
+                <w:sz w:val="17"/>
+              </w:rPr>
+            </w:pPr>
+            <w:r>
+              <w:rPr>
+                <w:color w:val="888888"/>
+                <w:sz w:val="14"/>
+              </w:rPr>
+              <w:t>Ambiente</w:t>
+            </w:r>
+            <w:r>
+              <w:rPr>
+                <w:b/>
+                <w:sz w:val="17"/>
+              </w:rPr>
+              <w:t xml:space="preserve"> </w:t>
+            </w:r>
+          </w:p>
+          <w:p>
+            <w:pPr>
+              <w:rPr>
+                <w:b/>
+                <w:sz w:val="17"/>
+              </w:rPr>
+            </w:pPr>
+            <w:r>
+              <w:rPr>
+                <w:b/>
+                <w:sz w:val="17"/>
+              </w:rPr>
+              <w:t>[NOME_AMBIENTE_1]</w:t>
+            </w:r>
+          </w:p>
+        </w:tc>
+        <w:tc>
+          <w:tcPr>
+            <w:tcW w:w="2604" w:type="dxa"/>
+            <w:tcBorders>
+              <w:top w:val="single" w:sz="4" w:space="0" w:color="DDDDDD"/>
+              <w:left w:val="single" w:sz="4" w:space="0" w:color="DDDDDD"/>
+              <w:bottom w:val="single" w:sz="4" w:space="0" w:color="DDDDDD"/>
+              <w:right w:val="single" w:sz="4" w:space="0" w:color="DDDDDD"/>
+            </w:tcBorders>
+            <w:shd w:val="clear" w:color="auto" w:fill="F5F5F5"/>
+          </w:tcPr>
+          <w:p>
+            <w:pPr>
+              <w:rPr>
+                <w:b/>
+                <w:sz w:val="17"/>
+              </w:rPr>
+            </w:pPr>
+            <w:r>
+              <w:rPr>
+                <w:color w:val="888888"/>
+                <w:sz w:val="14"/>
+              </w:rPr>
+              <w:t xml:space="preserve">  Valor</w:t>
+            </w:r>
+            <w:r>
+              <w:rPr>
+                <w:b/>
+                <w:sz w:val="17"/>
+              </w:rPr>
+              <w:t xml:space="preserve"> </w:t>
+            </w:r>
+          </w:p>
+          <w:p>
+            <w:pPr>
+              <w:rPr>
+                <w:b/>
+                <w:sz w:val="17"/>
+              </w:rPr>
+            </w:pPr>
+            <w:r>
+              <w:rPr>
+                <w:b/>
+                <w:sz w:val="17"/>
+              </w:rPr>
+              <w:t xml:space="preserve">  </w:t>
+            </w:r>
+            <w:r>
+              <w:rPr>
+                <w:b/>
+                <w:sz w:val="17"/>
+              </w:rPr>
+              <w:t>[VALOR_AMBIENTE_1]</w:t>
+            </w:r>
+          </w:p>
+        </w:tc>
+        <w:tc>
+          <w:tcPr>
+            <w:tcW w:w="2604" w:type="dxa"/>
+            <w:tcBorders>
+              <w:top w:val="single" w:sz="4" w:space="0" w:color="DDDDDD"/>
+              <w:left w:val="single" w:sz="4" w:space="0" w:color="DDDDDD"/>
+              <w:bottom w:val="single" w:sz="4" w:space="0" w:color="DDDDDD"/>
+              <w:right w:val="single" w:sz="4" w:space="0" w:color="DDDDDD"/>
+            </w:tcBorders>
+            <w:shd w:val="clear" w:color="auto" w:fill="F5F5F5"/>
+          </w:tcPr>
+          <w:p>
+            <w:pPr>
+              <w:rPr>
+                <w:b/>
+                <w:sz w:val="17"/>
+              </w:rPr>
+            </w:pPr>
+            <w:r>
+              <w:rPr>
+                <w:b/>
+                <w:sz w:val="17"/>
+              </w:rPr>
+              <w:t xml:space="preserve"> </w:t>
+            </w:r>
+            <w:r>
+              <w:rPr>
+                <w:b/>
+                <w:sz w:val="17"/>
+              </w:rPr>
+              <w:t xml:space="preserve"> </w:t>
+            </w:r>
+            <w:r>
+              <w:rPr>
+                <w:color w:val="888888"/>
+                <w:sz w:val="14"/>
+              </w:rPr>
+              <w:t>Ambiente</w:t>
+            </w:r>
+          </w:p>
+          <w:p>
+            <w:pPr>
+              <w:rPr>
+                <w:b/>
+                <w:sz w:val="17"/>
+              </w:rPr>
+            </w:pPr>
+            <w:r>
+              <w:rPr>
+                <w:b/>
+                <w:sz w:val="17"/>
+              </w:rPr>
+              <w:t xml:space="preserve">  </w:t>
+            </w:r>
+            <w:r>
+              <w:rPr>
+                <w:b/>
+                <w:sz w:val="17"/>
+              </w:rPr>
+              <w:t>[NOME_AMBIENTE_2]</w:t>
+            </w:r>
+          </w:p>
+        </w:tc>
+        <w:tc>
+          <w:tcPr>
+            <w:tcW w:w="2782" w:type="dxa"/>
+            <w:tcBorders>
+              <w:top w:val="single" w:sz="4" w:space="0" w:color="DDDDDD"/>
+              <w:left w:val="single" w:sz="4" w:space="0" w:color="DDDDDD"/>
+              <w:bottom w:val="single" w:sz="4" w:space="0" w:color="DDDDDD"/>
+              <w:right w:val="single" w:sz="4" w:space="0" w:color="DDDDDD"/>
+            </w:tcBorders>
+            <w:shd w:val="clear" w:color="auto" w:fill="F5F5F5"/>
+          </w:tcPr>
+          <w:p>
+            <w:pPr>
+              <w:rPr>
+                <w:b/>
+                <w:sz w:val="17"/>
+              </w:rPr>
+            </w:pPr>
+            <w:r>
+              <w:rPr>
+                <w:b/>
+                <w:sz w:val="17"/>
+              </w:rPr>
+              <w:t xml:space="preserve"> </w:t>
+            </w:r>
+            <w:r>
+              <w:rPr>
+                <w:b/>
+                <w:sz w:val="17"/>
+              </w:rPr>
+              <w:t xml:space="preserve"> </w:t>
+            </w:r>
+            <w:r>
+              <w:rPr>
+                <w:color w:val="888888"/>
+                <w:sz w:val="14"/>
+              </w:rPr>
+              <w:t>Valor</w:t>
+            </w:r>
+          </w:p>
+          <w:p>
+            <w:pPr>
+              <w:rPr>
+                <w:b/>
+                <w:sz w:val="17"/>
+              </w:rPr>
+            </w:pPr>
+            <w:r>
+              <w:rPr>
+                <w:b/>
+                <w:sz w:val="17"/>
+              </w:rPr>
+              <w:t xml:space="preserve">  </w:t>
+            </w:r>
+            <w:r>
+              <w:rPr>
+                <w:b/>
+                <w:sz w:val="17"/>
+              </w:rPr>
+              <w:t>[VALOR_AMBIENTE_2]</w:t>
+            </w:r>
+          </w:p>
+        </w:tc>
+      </w:tr>
+      <w:tr>
+        <w:trPr>
+          <w:jc w:val="center"/>
+        </w:trPr>
+        <w:tc>
+          <w:tcPr>
+            <w:tcW w:w="5207" w:type="dxa"/>
+            <w:gridSpan w:val="2"/>
+            <w:tcBorders>
+              <w:top w:val="single" w:sz="4" w:space="0" w:color="DDDDDD"/>
+              <w:left w:val="single" w:sz="4" w:space="0" w:color="DDDDDD"/>
+              <w:bottom w:val="none" w:sz="0" w:space="0" w:color="FFFFFF"/>
+              <w:right w:val="single" w:sz="4" w:space="0" w:color="DDDDDD"/>
+            </w:tcBorders>
+            <w:shd w:val="clear" w:color="auto" w:fill="F5F5F5"/>
+            <w:tcMar>
+              <w:top w:w="70" w:type="dxa"/>
+              <w:left w:w="140" w:type="dxa"/>
+              <w:bottom w:w="70" w:type="dxa"/>
+              <w:right w:w="140" w:type="dxa"/>
+            </w:tcMar>
+          </w:tcPr>
+          <w:p>
+            <w:pPr>
+              <w:jc w:val="center"/>
+              <w:rPr>
+                <w:b/>
+                <w:sz w:val="17"/>
+              </w:rPr>
+            </w:pPr>
+            <w:r>
+              <w:rPr>
+                <w:b/>
+                <w:sz w:val="17"/>
+              </w:rPr>
+              <w:t>VALOR DO CONTRATO</w:t>
+            </w:r>
+          </w:p>
+        </w:tc>
+        <w:tc>
+          <w:tcPr>
+            <w:tcW w:w="5386" w:type="dxa"/>
+            <w:gridSpan w:val="2"/>
+            <w:tcBorders>
+              <w:top w:val="single" w:sz="4" w:space="0" w:color="DDDDDD"/>
+              <w:left w:val="single" w:sz="4" w:space="0" w:color="DDDDDD"/>
+              <w:bottom w:val="none" w:sz="0" w:space="0" w:color="FFFFFF"/>
+              <w:right w:val="single" w:sz="4" w:space="0" w:color="DDDDDD"/>
+            </w:tcBorders>
+            <w:shd w:val="clear" w:color="auto" w:fill="F5F5F5"/>
+          </w:tcPr>
+          <w:p>
+            <w:pPr>
+              <w:jc w:val="center"/>
+              <w:rPr>
+                <w:b/>
+                <w:sz w:val="17"/>
+              </w:rPr>
+            </w:pPr>
+            <w:r>
+              <w:rPr>
+                <w:b/>
+                <w:sz w:val="17"/>
+              </w:rPr>
+              <w:t>[TOTAL_CONTRATO]</w:t>
+            </w:r>
+          </w:p>
+        </w:tc>
+      </w:tr>
+    </w:tbl>
+    <w:p>
+      <w:pPr>
+        <w:spacing w:before="40"/>
+        <w:rPr>
+          <w:sz w:val="17"/>
+        </w:rPr>
+      </w:pPr>
+    </w:p>
+    <w:tbl>
+      <w:tblPr>
+        <w:tblW w:w="10675" w:type="dxa"/>
         <w:jc w:val="center"/>
         <w:tblBorders>
           <w:top w:val="single" w:sz="4" w:space="0" w:color="auto"/>
@@ -1733,10 +1500,10 @@
         <w:gridCol w:w="1839"/>
         <w:gridCol w:w="1740"/>
         <w:gridCol w:w="1839"/>
-        <w:gridCol w:w="7"/>
-        <w:gridCol w:w="1733"/>
-        <w:gridCol w:w="1579"/>
-        <w:gridCol w:w="1740"/>
+        <w:gridCol w:w="6"/>
+        <w:gridCol w:w="1734"/>
+        <w:gridCol w:w="1676"/>
+        <w:gridCol w:w="1841"/>
       </w:tblGrid>
       <w:tr>
         <w:trPr>
@@ -1744,7 +1511,7 @@
         </w:trPr>
         <w:tc>
           <w:tcPr>
-            <w:tcW w:w="10415" w:type="dxa"/>
+            <w:tcW w:w="10675" w:type="dxa"/>
             <w:gridSpan w:val="7"/>
             <w:tcBorders>
               <w:top w:val="none" w:sz="0" w:space="0" w:color="FFFFFF"/>
@@ -1767,7 +1534,15 @@
                 <w:bCs/>
                 <w:color w:val="C4A265"/>
               </w:rPr>
-              <w:t>4. Forma de Pagamento</w:t>
+              <w:t>5</w:t>
+            </w:r>
+            <w:r>
+              <w:rPr>
+                <w:b/>
+                <w:bCs/>
+                <w:color w:val="C4A265"/>
+              </w:rPr>
+              <w:t>. Forma de Pagamento</w:t>
             </w:r>
           </w:p>
         </w:tc>
@@ -1816,6 +1591,7 @@
             </w:r>
             <w:r>
               <w:rPr>
+                <w:b/>
                 <w:sz w:val="17"/>
               </w:rPr>
               <w:t>[VALOR_ENTRADA]</w:t>
@@ -1824,7 +1600,7 @@
         </w:tc>
         <w:tc>
           <w:tcPr>
-            <w:tcW w:w="3531" w:type="dxa"/>
+            <w:tcW w:w="3579" w:type="dxa"/>
             <w:gridSpan w:val="3"/>
             <w:tcBorders>
               <w:top w:val="single" w:sz="4" w:space="0" w:color="DDDDDD"/>
@@ -1882,7 +1658,7 @@
         </w:tc>
         <w:tc>
           <w:tcPr>
-            <w:tcW w:w="3305" w:type="dxa"/>
+            <w:tcW w:w="3517" w:type="dxa"/>
             <w:gridSpan w:val="2"/>
             <w:tcBorders>
               <w:top w:val="single" w:sz="4" w:space="0" w:color="DDDDDD"/>
@@ -1979,6 +1755,7 @@
             </w:r>
             <w:r>
               <w:rPr>
+                <w:b/>
                 <w:sz w:val="17"/>
               </w:rPr>
               <w:t>[MODALIDADE]</w:t>
@@ -1987,7 +1764,7 @@
         </w:tc>
         <w:tc>
           <w:tcPr>
-            <w:tcW w:w="3531" w:type="dxa"/>
+            <w:tcW w:w="3579" w:type="dxa"/>
             <w:gridSpan w:val="3"/>
             <w:tcBorders>
               <w:top w:val="single" w:sz="4" w:space="0" w:color="DDDDDD"/>
@@ -2023,13 +1800,19 @@
                 <w:sz w:val="14"/>
               </w:rPr>
               <w:br/>
+            </w:r>
+            <w:r>
+              <w:rPr>
+                <w:b/>
+                <w:sz w:val="17"/>
+              </w:rPr>
               <w:t>[NUM_PARCELAS] / [TIPO]</w:t>
             </w:r>
           </w:p>
         </w:tc>
         <w:tc>
           <w:tcPr>
-            <w:tcW w:w="3305" w:type="dxa"/>
+            <w:tcW w:w="3517" w:type="dxa"/>
             <w:gridSpan w:val="2"/>
             <w:tcBorders>
               <w:top w:val="single" w:sz="4" w:space="0" w:color="DDDDDD"/>
@@ -2067,24 +1850,28 @@
             </w:r>
             <w:r>
               <w:rPr>
+                <w:b/>
                 <w:sz w:val="17"/>
               </w:rPr>
               <w:t xml:space="preserve">   </w:t>
             </w:r>
             <w:r>
               <w:rPr>
+                <w:b/>
                 <w:sz w:val="17"/>
               </w:rPr>
               <w:t>[</w:t>
             </w:r>
             <w:r>
               <w:rPr>
+                <w:b/>
                 <w:sz w:val="17"/>
               </w:rPr>
               <w:t>TOTAL_CONTRATO</w:t>
             </w:r>
             <w:r>
               <w:rPr>
+                <w:b/>
                 <w:sz w:val="17"/>
               </w:rPr>
               <w:t>]</w:t>
@@ -2157,7 +1944,7 @@
         </w:tc>
         <w:tc>
           <w:tcPr>
-            <w:tcW w:w="1769" w:type="dxa"/>
+            <w:tcW w:w="1845" w:type="dxa"/>
             <w:gridSpan w:val="2"/>
             <w:tcBorders>
               <w:top w:val="single" w:sz="4" w:space="0" w:color="DDDDDD"/>
@@ -2192,7 +1979,7 @@
         </w:tc>
         <w:tc>
           <w:tcPr>
-            <w:tcW w:w="1762" w:type="dxa"/>
+            <w:tcW w:w="1734" w:type="dxa"/>
             <w:tcBorders>
               <w:top w:val="single" w:sz="4" w:space="0" w:color="DDDDDD"/>
               <w:left w:val="single" w:sz="4" w:space="0" w:color="DDDDDD"/>
@@ -2220,7 +2007,7 @@
         </w:tc>
         <w:tc>
           <w:tcPr>
-            <w:tcW w:w="1506" w:type="dxa"/>
+            <w:tcW w:w="1676" w:type="dxa"/>
             <w:tcBorders>
               <w:top w:val="single" w:sz="4" w:space="0" w:color="DDDDDD"/>
               <w:left w:val="single" w:sz="4" w:space="0" w:color="DDDDDD"/>
@@ -2242,13 +2029,19 @@
               <w:rPr>
                 <w:sz w:val="17"/>
               </w:rPr>
+              <w:t xml:space="preserve">  </w:t>
+            </w:r>
+            <w:r>
+              <w:rPr>
+                <w:sz w:val="17"/>
+              </w:rPr>
               <w:t>[VALOR_PARCELA]</w:t>
             </w:r>
           </w:p>
         </w:tc>
         <w:tc>
           <w:tcPr>
-            <w:tcW w:w="1799" w:type="dxa"/>
+            <w:tcW w:w="1841" w:type="dxa"/>
             <w:tcBorders>
               <w:top w:val="single" w:sz="4" w:space="0" w:color="DDDDDD"/>
               <w:left w:val="single" w:sz="4" w:space="0" w:color="DDDDDD"/>
@@ -2337,7 +2130,7 @@
         </w:tc>
         <w:tc>
           <w:tcPr>
-            <w:tcW w:w="1701" w:type="dxa"/>
+            <w:tcW w:w="1839" w:type="dxa"/>
             <w:tcBorders>
               <w:top w:val="single" w:sz="4" w:space="0" w:color="DDDDDD"/>
               <w:left w:val="single" w:sz="4" w:space="0" w:color="DDDDDD"/>
@@ -2368,7 +2161,7 @@
         </w:tc>
         <w:tc>
           <w:tcPr>
-            <w:tcW w:w="1830" w:type="dxa"/>
+            <w:tcW w:w="1740" w:type="dxa"/>
             <w:gridSpan w:val="2"/>
             <w:tcBorders>
               <w:top w:val="single" w:sz="4" w:space="0" w:color="DDDDDD"/>
@@ -2394,7 +2187,7 @@
         </w:tc>
         <w:tc>
           <w:tcPr>
-            <w:tcW w:w="1506" w:type="dxa"/>
+            <w:tcW w:w="1676" w:type="dxa"/>
             <w:tcBorders>
               <w:top w:val="single" w:sz="4" w:space="0" w:color="DDDDDD"/>
               <w:left w:val="single" w:sz="4" w:space="0" w:color="DDDDDD"/>
@@ -2418,13 +2211,19 @@
               <w:rPr>
                 <w:sz w:val="17"/>
               </w:rPr>
+              <w:t xml:space="preserve">  </w:t>
+            </w:r>
+            <w:r>
+              <w:rPr>
+                <w:sz w:val="17"/>
+              </w:rPr>
               <w:t>[VALOR_PARCELA]</w:t>
             </w:r>
           </w:p>
         </w:tc>
         <w:tc>
           <w:tcPr>
-            <w:tcW w:w="1799" w:type="dxa"/>
+            <w:tcW w:w="1841" w:type="dxa"/>
             <w:tcBorders>
               <w:top w:val="single" w:sz="4" w:space="0" w:color="DDDDDD"/>
               <w:left w:val="single" w:sz="4" w:space="0" w:color="DDDDDD"/>
@@ -2521,7 +2320,7 @@
         </w:tc>
         <w:tc>
           <w:tcPr>
-            <w:tcW w:w="1701" w:type="dxa"/>
+            <w:tcW w:w="1839" w:type="dxa"/>
             <w:tcBorders>
               <w:top w:val="single" w:sz="4" w:space="0" w:color="DDDDDD"/>
               <w:left w:val="single" w:sz="4" w:space="0" w:color="DDDDDD"/>
@@ -2555,7 +2354,7 @@
         </w:tc>
         <w:tc>
           <w:tcPr>
-            <w:tcW w:w="1830" w:type="dxa"/>
+            <w:tcW w:w="1740" w:type="dxa"/>
             <w:gridSpan w:val="2"/>
             <w:tcBorders>
               <w:top w:val="single" w:sz="4" w:space="0" w:color="DDDDDD"/>
@@ -2584,7 +2383,7 @@
         </w:tc>
         <w:tc>
           <w:tcPr>
-            <w:tcW w:w="1506" w:type="dxa"/>
+            <w:tcW w:w="1676" w:type="dxa"/>
             <w:tcBorders>
               <w:top w:val="single" w:sz="4" w:space="0" w:color="DDDDDD"/>
               <w:left w:val="single" w:sz="4" w:space="0" w:color="DDDDDD"/>
@@ -2606,13 +2405,19 @@
               <w:rPr>
                 <w:sz w:val="17"/>
               </w:rPr>
+              <w:t xml:space="preserve">  </w:t>
+            </w:r>
+            <w:r>
+              <w:rPr>
+                <w:sz w:val="17"/>
+              </w:rPr>
               <w:t>[VALOR_PARCELA]</w:t>
             </w:r>
           </w:p>
         </w:tc>
         <w:tc>
           <w:tcPr>
-            <w:tcW w:w="1799" w:type="dxa"/>
+            <w:tcW w:w="1841" w:type="dxa"/>
             <w:tcBorders>
               <w:top w:val="single" w:sz="4" w:space="0" w:color="DDDDDD"/>
               <w:left w:val="single" w:sz="4" w:space="0" w:color="DDDDDD"/>
@@ -2707,7 +2512,7 @@
         </w:tc>
         <w:tc>
           <w:tcPr>
-            <w:tcW w:w="1701" w:type="dxa"/>
+            <w:tcW w:w="1839" w:type="dxa"/>
             <w:tcBorders>
               <w:top w:val="single" w:sz="4" w:space="0" w:color="DDDDDD"/>
               <w:left w:val="single" w:sz="4" w:space="0" w:color="DDDDDD"/>
@@ -2741,7 +2546,7 @@
         </w:tc>
         <w:tc>
           <w:tcPr>
-            <w:tcW w:w="1830" w:type="dxa"/>
+            <w:tcW w:w="1740" w:type="dxa"/>
             <w:gridSpan w:val="2"/>
             <w:tcBorders>
               <w:top w:val="single" w:sz="4" w:space="0" w:color="DDDDDD"/>
@@ -2770,7 +2575,7 @@
         </w:tc>
         <w:tc>
           <w:tcPr>
-            <w:tcW w:w="1506" w:type="dxa"/>
+            <w:tcW w:w="1676" w:type="dxa"/>
             <w:tcBorders>
               <w:top w:val="single" w:sz="4" w:space="0" w:color="DDDDDD"/>
               <w:left w:val="single" w:sz="4" w:space="0" w:color="DDDDDD"/>
@@ -2792,13 +2597,19 @@
               <w:rPr>
                 <w:sz w:val="17"/>
               </w:rPr>
+              <w:t xml:space="preserve">  </w:t>
+            </w:r>
+            <w:r>
+              <w:rPr>
+                <w:sz w:val="17"/>
+              </w:rPr>
               <w:t>[VALOR_PARCELA]</w:t>
             </w:r>
           </w:p>
         </w:tc>
         <w:tc>
           <w:tcPr>
-            <w:tcW w:w="1799" w:type="dxa"/>
+            <w:tcW w:w="1841" w:type="dxa"/>
             <w:tcBorders>
               <w:top w:val="single" w:sz="4" w:space="0" w:color="DDDDDD"/>
               <w:left w:val="single" w:sz="4" w:space="0" w:color="DDDDDD"/>
@@ -2893,7 +2704,7 @@
         </w:tc>
         <w:tc>
           <w:tcPr>
-            <w:tcW w:w="1701" w:type="dxa"/>
+            <w:tcW w:w="1839" w:type="dxa"/>
             <w:tcBorders>
               <w:top w:val="single" w:sz="4" w:space="0" w:color="DDDDDD"/>
               <w:left w:val="single" w:sz="4" w:space="0" w:color="DDDDDD"/>
@@ -2927,7 +2738,7 @@
         </w:tc>
         <w:tc>
           <w:tcPr>
-            <w:tcW w:w="1830" w:type="dxa"/>
+            <w:tcW w:w="1740" w:type="dxa"/>
             <w:gridSpan w:val="2"/>
             <w:tcBorders>
               <w:top w:val="single" w:sz="4" w:space="0" w:color="DDDDDD"/>
@@ -2956,7 +2767,7 @@
         </w:tc>
         <w:tc>
           <w:tcPr>
-            <w:tcW w:w="1506" w:type="dxa"/>
+            <w:tcW w:w="1676" w:type="dxa"/>
             <w:tcBorders>
               <w:top w:val="single" w:sz="4" w:space="0" w:color="DDDDDD"/>
               <w:left w:val="single" w:sz="4" w:space="0" w:color="DDDDDD"/>
@@ -2978,13 +2789,19 @@
               <w:rPr>
                 <w:sz w:val="17"/>
               </w:rPr>
+              <w:t xml:space="preserve">  </w:t>
+            </w:r>
+            <w:r>
+              <w:rPr>
+                <w:sz w:val="17"/>
+              </w:rPr>
               <w:t>[VALOR_PARCELA]</w:t>
             </w:r>
           </w:p>
         </w:tc>
         <w:tc>
           <w:tcPr>
-            <w:tcW w:w="1799" w:type="dxa"/>
+            <w:tcW w:w="1841" w:type="dxa"/>
             <w:tcBorders>
               <w:top w:val="single" w:sz="4" w:space="0" w:color="DDDDDD"/>
               <w:left w:val="single" w:sz="4" w:space="0" w:color="DDDDDD"/>
@@ -3079,7 +2896,7 @@
         </w:tc>
         <w:tc>
           <w:tcPr>
-            <w:tcW w:w="1701" w:type="dxa"/>
+            <w:tcW w:w="1839" w:type="dxa"/>
             <w:tcBorders>
               <w:top w:val="single" w:sz="4" w:space="0" w:color="DDDDDD"/>
               <w:left w:val="single" w:sz="4" w:space="0" w:color="DDDDDD"/>
@@ -3113,7 +2930,7 @@
         </w:tc>
         <w:tc>
           <w:tcPr>
-            <w:tcW w:w="1830" w:type="dxa"/>
+            <w:tcW w:w="1740" w:type="dxa"/>
             <w:gridSpan w:val="2"/>
             <w:tcBorders>
               <w:top w:val="single" w:sz="4" w:space="0" w:color="DDDDDD"/>
@@ -3142,7 +2959,7 @@
         </w:tc>
         <w:tc>
           <w:tcPr>
-            <w:tcW w:w="1506" w:type="dxa"/>
+            <w:tcW w:w="1676" w:type="dxa"/>
             <w:tcBorders>
               <w:top w:val="single" w:sz="4" w:space="0" w:color="DDDDDD"/>
               <w:left w:val="single" w:sz="4" w:space="0" w:color="DDDDDD"/>
@@ -3164,13 +2981,19 @@
               <w:rPr>
                 <w:sz w:val="17"/>
               </w:rPr>
+              <w:t xml:space="preserve">  </w:t>
+            </w:r>
+            <w:r>
+              <w:rPr>
+                <w:sz w:val="17"/>
+              </w:rPr>
               <w:t>[VALOR_PARCELA]</w:t>
             </w:r>
           </w:p>
         </w:tc>
         <w:tc>
           <w:tcPr>
-            <w:tcW w:w="1799" w:type="dxa"/>
+            <w:tcW w:w="1841" w:type="dxa"/>
             <w:tcBorders>
               <w:top w:val="single" w:sz="4" w:space="0" w:color="DDDDDD"/>
               <w:left w:val="single" w:sz="4" w:space="0" w:color="DDDDDD"/>
@@ -3265,7 +3088,7 @@
         </w:tc>
         <w:tc>
           <w:tcPr>
-            <w:tcW w:w="1701" w:type="dxa"/>
+            <w:tcW w:w="1839" w:type="dxa"/>
             <w:tcBorders>
               <w:top w:val="single" w:sz="4" w:space="0" w:color="DDDDDD"/>
               <w:left w:val="single" w:sz="4" w:space="0" w:color="DDDDDD"/>
@@ -3299,7 +3122,7 @@
         </w:tc>
         <w:tc>
           <w:tcPr>
-            <w:tcW w:w="1830" w:type="dxa"/>
+            <w:tcW w:w="1740" w:type="dxa"/>
             <w:gridSpan w:val="2"/>
             <w:tcBorders>
               <w:top w:val="single" w:sz="4" w:space="0" w:color="DDDDDD"/>
@@ -3328,7 +3151,7 @@
         </w:tc>
         <w:tc>
           <w:tcPr>
-            <w:tcW w:w="1506" w:type="dxa"/>
+            <w:tcW w:w="1676" w:type="dxa"/>
             <w:tcBorders>
               <w:top w:val="single" w:sz="4" w:space="0" w:color="DDDDDD"/>
               <w:left w:val="single" w:sz="4" w:space="0" w:color="DDDDDD"/>
@@ -3350,13 +3173,19 @@
               <w:rPr>
                 <w:sz w:val="17"/>
               </w:rPr>
+              <w:t xml:space="preserve">  </w:t>
+            </w:r>
+            <w:r>
+              <w:rPr>
+                <w:sz w:val="17"/>
+              </w:rPr>
               <w:t>[VALOR_PARCELA]</w:t>
             </w:r>
           </w:p>
         </w:tc>
         <w:tc>
           <w:tcPr>
-            <w:tcW w:w="1799" w:type="dxa"/>
+            <w:tcW w:w="1841" w:type="dxa"/>
             <w:tcBorders>
               <w:top w:val="single" w:sz="4" w:space="0" w:color="DDDDDD"/>
               <w:left w:val="single" w:sz="4" w:space="0" w:color="DDDDDD"/>
@@ -3451,7 +3280,7 @@
         </w:tc>
         <w:tc>
           <w:tcPr>
-            <w:tcW w:w="1701" w:type="dxa"/>
+            <w:tcW w:w="1839" w:type="dxa"/>
             <w:tcBorders>
               <w:top w:val="single" w:sz="4" w:space="0" w:color="DDDDDD"/>
               <w:left w:val="single" w:sz="4" w:space="0" w:color="DDDDDD"/>
@@ -3485,7 +3314,7 @@
         </w:tc>
         <w:tc>
           <w:tcPr>
-            <w:tcW w:w="1830" w:type="dxa"/>
+            <w:tcW w:w="1740" w:type="dxa"/>
             <w:gridSpan w:val="2"/>
             <w:tcBorders>
               <w:top w:val="single" w:sz="4" w:space="0" w:color="DDDDDD"/>
@@ -3514,7 +3343,7 @@
         </w:tc>
         <w:tc>
           <w:tcPr>
-            <w:tcW w:w="1506" w:type="dxa"/>
+            <w:tcW w:w="1676" w:type="dxa"/>
             <w:tcBorders>
               <w:top w:val="single" w:sz="4" w:space="0" w:color="DDDDDD"/>
               <w:left w:val="single" w:sz="4" w:space="0" w:color="DDDDDD"/>
@@ -3536,13 +3365,19 @@
               <w:rPr>
                 <w:sz w:val="17"/>
               </w:rPr>
+              <w:t xml:space="preserve">  </w:t>
+            </w:r>
+            <w:r>
+              <w:rPr>
+                <w:sz w:val="17"/>
+              </w:rPr>
               <w:t>[VALOR_PARCELA]</w:t>
             </w:r>
           </w:p>
         </w:tc>
         <w:tc>
           <w:tcPr>
-            <w:tcW w:w="1799" w:type="dxa"/>
+            <w:tcW w:w="1841" w:type="dxa"/>
             <w:tcBorders>
               <w:top w:val="single" w:sz="4" w:space="0" w:color="DDDDDD"/>
               <w:left w:val="single" w:sz="4" w:space="0" w:color="DDDDDD"/>
@@ -3578,11 +3413,11 @@
           <w:sz w:val="18"/>
         </w:rPr>
         <w:sectPr>
-          <w:headerReference w:type="default" r:id="rId10"/>
-          <w:footerReference w:type="default" r:id="rId11"/>
+          <w:headerReference w:type="default" r:id="rId8"/>
+          <w:footerReference w:type="default" r:id="rId9"/>
           <w:type w:val="continuous"/>
           <w:pgSz w:w="11910" w:h="16840"/>
-          <w:pgMar w:top="900" w:right="141" w:bottom="560" w:left="141" w:header="376" w:footer="363" w:gutter="0"/>
+          <w:pgMar w:top="900" w:right="567" w:bottom="560" w:left="567" w:header="376" w:footer="363" w:gutter="0"/>
           <w:pgNumType w:start="1"/>
           <w:cols w:space="720"/>
         </w:sectPr>
@@ -4821,7 +4656,7 @@
         <w:tabs>
           <w:tab w:val="left" w:pos="507"/>
         </w:tabs>
-        <w:ind w:left="507" w:right="0" w:hanging="350"/>
+        <w:ind w:right="0" w:hanging="350"/>
         <w:rPr>
           <w:sz w:val="20"/>
           <w:szCs w:val="20"/>
@@ -6625,7 +6460,7 @@
         <w:tabs>
           <w:tab w:val="left" w:pos="715"/>
         </w:tabs>
-        <w:ind w:left="715" w:right="0" w:hanging="558"/>
+        <w:ind w:right="0" w:hanging="558"/>
         <w:rPr>
           <w:sz w:val="20"/>
           <w:szCs w:val="20"/>
@@ -7144,7 +6979,7 @@
         <w:tabs>
           <w:tab w:val="left" w:pos="852"/>
         </w:tabs>
-        <w:ind w:left="852" w:right="0" w:hanging="695"/>
+        <w:ind w:right="0" w:hanging="695"/>
         <w:rPr>
           <w:sz w:val="20"/>
           <w:szCs w:val="20"/>
@@ -7922,7 +7757,7 @@
         <w:tabs>
           <w:tab w:val="left" w:pos="607"/>
         </w:tabs>
-        <w:ind w:left="607" w:right="0" w:hanging="450"/>
+        <w:ind w:right="0" w:hanging="450"/>
         <w:rPr>
           <w:sz w:val="20"/>
           <w:szCs w:val="20"/>
@@ -8272,7 +8107,7 @@
         <w:tabs>
           <w:tab w:val="left" w:pos="367"/>
         </w:tabs>
-        <w:ind w:left="367" w:right="0" w:hanging="210"/>
+        <w:ind w:right="0" w:hanging="210"/>
         <w:rPr>
           <w:sz w:val="20"/>
           <w:szCs w:val="20"/>
@@ -8304,7 +8139,7 @@
         <w:tabs>
           <w:tab w:val="left" w:pos="376"/>
         </w:tabs>
-        <w:ind w:left="376" w:right="0" w:hanging="219"/>
+        <w:ind w:right="0" w:hanging="219"/>
         <w:rPr>
           <w:sz w:val="20"/>
           <w:szCs w:val="20"/>
@@ -8336,7 +8171,7 @@
         <w:tabs>
           <w:tab w:val="left" w:pos="607"/>
         </w:tabs>
-        <w:ind w:left="607" w:right="0" w:hanging="450"/>
+        <w:ind w:right="0" w:hanging="450"/>
         <w:rPr>
           <w:sz w:val="20"/>
           <w:szCs w:val="20"/>
@@ -8707,7 +8542,7 @@
         <w:tabs>
           <w:tab w:val="left" w:pos="376"/>
         </w:tabs>
-        <w:ind w:left="376" w:right="0" w:hanging="219"/>
+        <w:ind w:right="0" w:hanging="219"/>
         <w:rPr>
           <w:sz w:val="20"/>
           <w:szCs w:val="20"/>
@@ -8739,7 +8574,7 @@
         <w:tabs>
           <w:tab w:val="left" w:pos="435"/>
         </w:tabs>
-        <w:ind w:left="435" w:right="0" w:hanging="278"/>
+        <w:ind w:right="0" w:hanging="278"/>
         <w:rPr>
           <w:sz w:val="20"/>
           <w:szCs w:val="20"/>
@@ -9389,7 +9224,7 @@
         <w:tabs>
           <w:tab w:val="left" w:pos="507"/>
         </w:tabs>
-        <w:ind w:left="507" w:right="0" w:hanging="350"/>
+        <w:ind w:right="0" w:hanging="350"/>
         <w:rPr>
           <w:sz w:val="20"/>
           <w:szCs w:val="20"/>
@@ -10137,7 +9972,7 @@
         <w:tabs>
           <w:tab w:val="left" w:pos="507"/>
         </w:tabs>
-        <w:ind w:left="507" w:right="0" w:hanging="350"/>
+        <w:ind w:right="0" w:hanging="350"/>
         <w:rPr>
           <w:sz w:val="20"/>
           <w:szCs w:val="20"/>
@@ -10374,7 +10209,7 @@
         </w:rPr>
         <w:sectPr>
           <w:pgSz w:w="11910" w:h="16840"/>
-          <w:pgMar w:top="900" w:right="141" w:bottom="560" w:left="141" w:header="397" w:footer="0" w:gutter="0"/>
+          <w:pgMar w:top="900" w:right="567" w:bottom="560" w:left="567" w:header="397" w:footer="0" w:gutter="0"/>
           <w:cols w:space="720"/>
           <w:docGrid w:linePitch="299"/>
         </w:sectPr>
@@ -10573,7 +10408,7 @@
         <w:sectPr>
           <w:type w:val="continuous"/>
           <w:pgSz w:w="11910" w:h="16840"/>
-          <w:pgMar w:top="900" w:right="141" w:bottom="560" w:left="141" w:header="376" w:footer="363" w:gutter="0"/>
+          <w:pgMar w:top="900" w:right="567" w:bottom="560" w:left="567" w:header="376" w:footer="363" w:gutter="0"/>
           <w:cols w:space="720"/>
         </w:sectPr>
       </w:pPr>
@@ -10845,7 +10680,7 @@
         <w:sectPr>
           <w:type w:val="continuous"/>
           <w:pgSz w:w="11910" w:h="16840"/>
-          <w:pgMar w:top="900" w:right="141" w:bottom="560" w:left="141" w:header="376" w:footer="363" w:gutter="0"/>
+          <w:pgMar w:top="900" w:right="567" w:bottom="560" w:left="567" w:header="376" w:footer="363" w:gutter="0"/>
           <w:cols w:space="720"/>
         </w:sectPr>
       </w:pPr>
@@ -10877,7 +10712,7 @@
         <w:sectPr>
           <w:type w:val="continuous"/>
           <w:pgSz w:w="11910" w:h="16840"/>
-          <w:pgMar w:top="900" w:right="141" w:bottom="560" w:left="141" w:header="376" w:footer="363" w:gutter="0"/>
+          <w:pgMar w:top="900" w:right="567" w:bottom="560" w:left="567" w:header="376" w:footer="363" w:gutter="0"/>
           <w:cols w:space="4972"/>
         </w:sectPr>
       </w:pPr>
@@ -10910,7 +10745,7 @@
     <w:sectPr>
       <w:type w:val="continuous"/>
       <w:pgSz w:w="11910" w:h="16840"/>
-      <w:pgMar w:top="900" w:right="141" w:bottom="560" w:left="141" w:header="376" w:footer="363" w:gutter="0"/>
+      <w:pgMar w:top="900" w:right="567" w:bottom="560" w:left="567" w:header="376" w:footer="363" w:gutter="0"/>
       <w:cols w:space="4972"/>
     </w:sectPr>
   </w:body>
@@ -11032,7 +10867,7 @@
         </mc:Choice>
         <mc:Fallback>
           <w:pict>
-            <v:shape w14:anchorId="5B71AAB1" id="Graphic 3" o:spid="_x0000_s1026" style="position:absolute;margin-left:14.2pt;margin-top:821.85pt;width:566.95pt;height:1.5pt;z-index:-15969280;visibility:visible;mso-wrap-style:square;mso-wrap-distance-left:0;mso-wrap-distance-top:0;mso-wrap-distance-right:0;mso-wrap-distance-bottom:0;mso-position-horizontal:absolute;mso-position-horizontal-relative:page;mso-position-vertical:absolute;mso-position-vertical-relative:page;v-text-anchor:top" coordsize="7200265,19050" o:gfxdata="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" path="m7199884,l,,,19049r7199884,l7199884,xe" fillcolor="black" stroked="f">
+            <v:shape w14:anchorId="6D162666" id="Graphic 3" o:spid="_x0000_s1026" style="position:absolute;margin-left:14.2pt;margin-top:821.85pt;width:566.95pt;height:1.5pt;z-index:-15969280;visibility:visible;mso-wrap-style:square;mso-wrap-distance-left:0;mso-wrap-distance-top:0;mso-wrap-distance-right:0;mso-wrap-distance-bottom:0;mso-position-horizontal:absolute;mso-position-horizontal-relative:page;mso-position-vertical:absolute;mso-position-vertical-relative:page;v-text-anchor:top" coordsize="7200265,19050" o:gfxdata="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" path="m7199884,l,,,19049r7199884,l7199884,xe" fillcolor="black" stroked="f">
               <v:path arrowok="t"/>
               <w10:wrap anchorx="page" anchory="page"/>
             </v:shape>
@@ -11191,7 +11026,7 @@
               <v:stroke joinstyle="miter"/>
               <v:path gradientshapeok="t" o:connecttype="rect"/>
             </v:shapetype>
-            <v:shape id="Textbox 4" o:spid="_x0000_s1029" type="#_x0000_t202" style="position:absolute;margin-left:558.05pt;margin-top:812.7pt;width:24.1pt;height:10.05pt;z-index:-15968768;visibility:visible;mso-wrap-style:square;mso-wrap-distance-left:0;mso-wrap-distance-top:0;mso-wrap-distance-right:0;mso-wrap-distance-bottom:0;mso-position-horizontal:absolute;mso-position-horizontal-relative:page;mso-position-vertical:absolute;mso-position-vertical-relative:page;v-text-anchor:top" o:gfxdata="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" filled="f" stroked="f">
+            <v:shape id="Textbox 4" o:spid="_x0000_s1028" type="#_x0000_t202" style="position:absolute;margin-left:558.05pt;margin-top:812.7pt;width:24.1pt;height:10.05pt;z-index:-15968768;visibility:visible;mso-wrap-style:square;mso-wrap-distance-left:0;mso-wrap-distance-top:0;mso-wrap-distance-right:0;mso-wrap-distance-bottom:0;mso-position-horizontal:absolute;mso-position-horizontal-relative:page;mso-position-vertical:absolute;mso-position-vertical-relative:page;v-text-anchor:top" o:gfxdata="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" filled="f" stroked="f">
               <v:textbox inset="0,0,0,0">
                 <w:txbxContent>
                   <w:p>
@@ -11399,7 +11234,7 @@
               <v:stroke joinstyle="miter"/>
               <v:path gradientshapeok="t" o:connecttype="rect"/>
             </v:shapetype>
-            <v:shape id="Textbox 1" o:spid="_x0000_s1027" type="#_x0000_t202" style="position:absolute;margin-left:426.4pt;margin-top:25.75pt;width:146.15pt;height:15.1pt;z-index:-251659264;visibility:visible;mso-wrap-style:square;mso-wrap-distance-left:0;mso-wrap-distance-top:0;mso-wrap-distance-right:0;mso-wrap-distance-bottom:0;mso-position-horizontal:absolute;mso-position-horizontal-relative:page;mso-position-vertical:absolute;mso-position-vertical-relative:page;v-text-anchor:top" o:gfxdata="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" filled="f" stroked="f">
+            <v:shape id="Textbox 1" o:spid="_x0000_s1026" type="#_x0000_t202" style="position:absolute;margin-left:426.4pt;margin-top:25.75pt;width:146.15pt;height:15.1pt;z-index:-251659264;visibility:visible;mso-wrap-style:square;mso-wrap-distance-left:0;mso-wrap-distance-top:0;mso-wrap-distance-right:0;mso-wrap-distance-bottom:0;mso-position-horizontal:absolute;mso-position-horizontal-relative:page;mso-position-vertical:absolute;mso-position-vertical-relative:page;v-text-anchor:top" o:gfxdata="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" filled="f" stroked="f">
               <v:textbox inset="0,0,0,0">
                 <w:txbxContent>
                   <w:p>
@@ -11514,7 +11349,7 @@
         </mc:Choice>
         <mc:Fallback>
           <w:pict>
-            <v:shape w14:anchorId="4F6B44B4" id="Textbox 2" o:spid="_x0000_s1028" type="#_x0000_t202" style="position:absolute;margin-left:471.5pt;margin-top:41pt;width:65.05pt;height:10.5pt;z-index:-251661824;visibility:visible;mso-wrap-style:square;mso-width-percent:0;mso-height-percent:0;mso-wrap-distance-left:0;mso-wrap-distance-top:0;mso-wrap-distance-right:0;mso-wrap-distance-bottom:0;mso-position-horizontal:absolute;mso-position-horizontal-relative:page;mso-position-vertical:absolute;mso-position-vertical-relative:page;mso-width-percent:0;mso-height-percent:0;mso-width-relative:margin;mso-height-relative:margin;v-text-anchor:top" o:gfxdata="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" filled="f" stroked="f">
+            <v:shape w14:anchorId="4F6B44B4" id="Textbox 2" o:spid="_x0000_s1027" type="#_x0000_t202" style="position:absolute;margin-left:471.5pt;margin-top:41pt;width:65.05pt;height:10.5pt;z-index:-251661824;visibility:visible;mso-wrap-style:square;mso-width-percent:0;mso-height-percent:0;mso-wrap-distance-left:0;mso-wrap-distance-top:0;mso-wrap-distance-right:0;mso-wrap-distance-bottom:0;mso-position-horizontal:absolute;mso-position-horizontal-relative:page;mso-position-vertical:absolute;mso-position-vertical-relative:page;mso-width-percent:0;mso-height-percent:0;mso-width-relative:margin;mso-height-relative:margin;v-text-anchor:top" o:gfxdata="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" filled="f" stroked="f">
               <v:textbox inset="0,0,0,0">
                 <w:txbxContent>
                   <w:p>
@@ -11604,7 +11439,7 @@
   <w:p>
     <w:pPr>
       <w:pStyle w:val="Header"/>
-      <w:ind w:left="-454" w:firstLine="454"/>
+      <w:ind w:left="0" w:firstLine="0"/>
       <w:rPr>
         <w:sz w:val="18"/>
         <w:szCs w:val="18"/>
@@ -11694,7 +11529,7 @@
         </mc:Choice>
         <mc:Fallback>
           <w:pict>
-            <v:line w14:anchorId="51FD8660" id="Straight Connector 1" o:spid="_x0000_s1026" style="position:absolute;z-index:251658752;visibility:visible;mso-wrap-style:square;mso-width-percent:0;mso-height-percent:0;mso-wrap-distance-left:9pt;mso-wrap-distance-top:0;mso-wrap-distance-right:9pt;mso-wrap-distance-bottom:0;mso-position-horizontal:absolute;mso-position-horizontal-relative:margin;mso-position-vertical:absolute;mso-position-vertical-relative:text;mso-width-percent:0;mso-height-percent:0;mso-width-relative:margin;mso-height-relative:margin" from="-.05pt,2.05pt" to="579.45pt,2.05pt" o:gfxdata="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" strokecolor="black [3213]" strokeweight="2pt">
+            <v:line w14:anchorId="00327B78" id="Straight Connector 1" o:spid="_x0000_s1026" style="position:absolute;z-index:251658752;visibility:visible;mso-wrap-style:square;mso-width-percent:0;mso-height-percent:0;mso-wrap-distance-left:9pt;mso-wrap-distance-top:0;mso-wrap-distance-right:9pt;mso-wrap-distance-bottom:0;mso-position-horizontal:absolute;mso-position-horizontal-relative:margin;mso-position-vertical:absolute;mso-position-vertical-relative:text;mso-width-percent:0;mso-height-percent:0;mso-width-relative:margin;mso-height-relative:margin" from="-.05pt,2.05pt" to="579.45pt,2.05pt" o:gfxdata="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" strokecolor="black [3213]" strokeweight="2pt">
               <v:shadow on="t" color="black" opacity="24903f" origin=",.5" offset="0,.55556mm"/>
               <w10:wrap anchorx="margin"/>
             </v:line>
@@ -13670,6 +13505,7 @@
   <w:style w:type="paragraph" w:default="1" w:styleId="Normal">
     <w:name w:val="Normal"/>
     <w:qFormat/>
+    <w:rsid w:val="001A2BF9"/>
     <w:rPr>
       <w:rFonts w:ascii="Arial MT" w:eastAsia="Arial MT" w:hAnsi="Arial MT" w:cs="Arial MT"/>
       <w:lang w:val="pt-PT"/>
